--- a/Dokkumentáció.docx
+++ b/Dokkumentáció.docx
@@ -4,16 +4,917 @@
   <w:body>
     <w:p>
       <w:pPr>
+        <w:spacing w:after="0" w:line="240" w:lineRule="auto"/>
+        <w:ind w:left="0" w:firstLine="0"/>
+        <w:jc w:val="both"/>
+        <w:textAlignment w:val="baseline"/>
+        <w:rPr>
+          <w:rFonts w:ascii="Segoe UI" w:eastAsia="Times New Roman" w:hAnsi="Segoe UI" w:cs="Segoe UI"/>
+          <w:sz w:val="18"/>
+          <w:szCs w:val="18"/>
+          <w:lang w:eastAsia="hu-HU"/>
+        </w:rPr>
+      </w:pPr>
+      <w:r>
+        <w:rPr>
+          <w:rFonts w:ascii="Times New Roman" w:eastAsia="Times New Roman" w:hAnsi="Times New Roman" w:cs="Times New Roman"/>
+          <w:sz w:val="24"/>
+          <w:szCs w:val="24"/>
+          <w:lang w:eastAsia="hu-HU"/>
+        </w:rPr>
+        <w:t> </w:t>
+      </w:r>
+    </w:p>
+    <w:p>
+      <w:pPr>
+        <w:spacing w:after="0" w:line="240" w:lineRule="auto"/>
+        <w:ind w:firstLine="555"/>
+        <w:jc w:val="both"/>
+        <w:textAlignment w:val="baseline"/>
+        <w:rPr>
+          <w:rFonts w:ascii="Segoe UI" w:eastAsia="Times New Roman" w:hAnsi="Segoe UI" w:cs="Segoe UI"/>
+          <w:sz w:val="18"/>
+          <w:szCs w:val="18"/>
+          <w:lang w:eastAsia="hu-HU"/>
+        </w:rPr>
+      </w:pPr>
+      <w:r>
+        <w:rPr>
+          <w:rFonts w:ascii="Times New Roman" w:eastAsia="Times New Roman" w:hAnsi="Times New Roman" w:cs="Times New Roman"/>
+          <w:sz w:val="24"/>
+          <w:szCs w:val="24"/>
+          <w:lang w:eastAsia="hu-HU"/>
+        </w:rPr>
+        <w:t>A technikum megnevezése: Szoftverfejlesztő és -tesztelő </w:t>
+      </w:r>
+    </w:p>
+    <w:p>
+      <w:pPr>
+        <w:spacing w:after="0" w:line="240" w:lineRule="auto"/>
+        <w:ind w:firstLine="555"/>
+        <w:jc w:val="both"/>
+        <w:textAlignment w:val="baseline"/>
+        <w:rPr>
+          <w:rFonts w:ascii="Segoe UI" w:eastAsia="Times New Roman" w:hAnsi="Segoe UI" w:cs="Segoe UI"/>
+          <w:sz w:val="18"/>
+          <w:szCs w:val="18"/>
+          <w:lang w:eastAsia="hu-HU"/>
+        </w:rPr>
+      </w:pPr>
+      <w:r>
+        <w:rPr>
+          <w:rFonts w:ascii="Times New Roman" w:eastAsia="Times New Roman" w:hAnsi="Times New Roman" w:cs="Times New Roman"/>
+          <w:color w:val="212529"/>
+          <w:sz w:val="24"/>
+          <w:szCs w:val="24"/>
+          <w:shd w:val="clear" w:color="auto" w:fill="FFFFFF"/>
+          <w:lang w:eastAsia="hu-HU"/>
+        </w:rPr>
+        <w:t>Informatika és távközlés ágazat, szakma száma: </w:t>
+      </w:r>
+      <w:r>
+        <w:rPr>
+          <w:rFonts w:ascii="Times New Roman" w:eastAsia="Times New Roman" w:hAnsi="Times New Roman" w:cs="Times New Roman"/>
+          <w:sz w:val="24"/>
+          <w:szCs w:val="24"/>
+          <w:lang w:eastAsia="hu-HU"/>
+        </w:rPr>
+        <w:t>5 0613 12 03 </w:t>
+      </w:r>
+    </w:p>
+    <w:p>
+      <w:pPr>
+        <w:spacing w:after="0" w:line="240" w:lineRule="auto"/>
+        <w:ind w:firstLine="555"/>
+        <w:jc w:val="center"/>
+        <w:textAlignment w:val="baseline"/>
+        <w:rPr>
+          <w:rFonts w:ascii="Times New Roman" w:eastAsia="Times New Roman" w:hAnsi="Times New Roman" w:cs="Times New Roman"/>
+          <w:b/>
+          <w:bCs/>
+          <w:sz w:val="72"/>
+          <w:szCs w:val="72"/>
+          <w:lang w:eastAsia="hu-HU"/>
+        </w:rPr>
+      </w:pPr>
+    </w:p>
+    <w:p>
+      <w:pPr>
+        <w:spacing w:after="0" w:line="240" w:lineRule="auto"/>
+        <w:ind w:firstLine="555"/>
+        <w:jc w:val="center"/>
+        <w:textAlignment w:val="baseline"/>
+        <w:rPr>
+          <w:rFonts w:ascii="Times New Roman" w:eastAsia="Times New Roman" w:hAnsi="Times New Roman" w:cs="Times New Roman"/>
+          <w:b/>
+          <w:bCs/>
+          <w:sz w:val="72"/>
+          <w:szCs w:val="72"/>
+          <w:lang w:eastAsia="hu-HU"/>
+        </w:rPr>
+      </w:pPr>
+    </w:p>
+    <w:p>
+      <w:pPr>
+        <w:spacing w:after="0" w:line="240" w:lineRule="auto"/>
+        <w:ind w:firstLine="555"/>
+        <w:jc w:val="center"/>
+        <w:textAlignment w:val="baseline"/>
+        <w:rPr>
+          <w:rFonts w:ascii="Times New Roman" w:eastAsia="Times New Roman" w:hAnsi="Times New Roman" w:cs="Times New Roman"/>
+          <w:b/>
+          <w:bCs/>
+          <w:sz w:val="72"/>
+          <w:szCs w:val="72"/>
+          <w:lang w:eastAsia="hu-HU"/>
+        </w:rPr>
+      </w:pPr>
+    </w:p>
+    <w:p>
+      <w:pPr>
+        <w:spacing w:after="0" w:line="240" w:lineRule="auto"/>
+        <w:ind w:firstLine="555"/>
+        <w:jc w:val="center"/>
+        <w:textAlignment w:val="baseline"/>
+        <w:rPr>
+          <w:rFonts w:ascii="Segoe UI" w:eastAsia="Times New Roman" w:hAnsi="Segoe UI" w:cs="Segoe UI"/>
+          <w:sz w:val="18"/>
+          <w:szCs w:val="18"/>
+          <w:lang w:eastAsia="hu-HU"/>
+        </w:rPr>
+      </w:pPr>
+      <w:r>
+        <w:rPr>
+          <w:rFonts w:ascii="Times New Roman" w:eastAsia="Times New Roman" w:hAnsi="Times New Roman" w:cs="Times New Roman"/>
+          <w:b/>
+          <w:bCs/>
+          <w:sz w:val="72"/>
+          <w:szCs w:val="72"/>
+          <w:lang w:eastAsia="hu-HU"/>
+        </w:rPr>
+        <w:t>VIZSGAREMEK</w:t>
+      </w:r>
+      <w:r>
+        <w:rPr>
+          <w:rFonts w:ascii="Times New Roman" w:eastAsia="Times New Roman" w:hAnsi="Times New Roman" w:cs="Times New Roman"/>
+          <w:sz w:val="72"/>
+          <w:szCs w:val="72"/>
+          <w:lang w:eastAsia="hu-HU"/>
+        </w:rPr>
+        <w:t> </w:t>
+      </w:r>
+    </w:p>
+    <w:p>
+      <w:pPr>
+        <w:spacing w:after="0" w:line="240" w:lineRule="auto"/>
+        <w:ind w:firstLine="555"/>
+        <w:jc w:val="center"/>
+        <w:textAlignment w:val="baseline"/>
+        <w:rPr>
+          <w:rFonts w:ascii="Segoe UI" w:eastAsia="Times New Roman" w:hAnsi="Segoe UI" w:cs="Segoe UI"/>
+          <w:sz w:val="18"/>
+          <w:szCs w:val="18"/>
+          <w:lang w:eastAsia="hu-HU"/>
+        </w:rPr>
+      </w:pPr>
+      <w:r>
+        <w:rPr>
+          <w:rFonts w:ascii="Times New Roman" w:eastAsia="Times New Roman" w:hAnsi="Times New Roman" w:cs="Times New Roman"/>
+          <w:b/>
+          <w:bCs/>
+          <w:sz w:val="72"/>
+          <w:szCs w:val="72"/>
+          <w:lang w:eastAsia="hu-HU"/>
+        </w:rPr>
+        <w:t>202</w:t>
+      </w:r>
+      <w:r>
+        <w:rPr>
+          <w:rFonts w:ascii="Times New Roman" w:eastAsia="Times New Roman" w:hAnsi="Times New Roman" w:cs="Times New Roman"/>
+          <w:b/>
+          <w:bCs/>
+          <w:sz w:val="72"/>
+          <w:szCs w:val="72"/>
+          <w:lang w:eastAsia="hu-HU"/>
+        </w:rPr>
+        <w:t>6</w:t>
+      </w:r>
+      <w:r>
+        <w:rPr>
+          <w:rFonts w:ascii="Times New Roman" w:eastAsia="Times New Roman" w:hAnsi="Times New Roman" w:cs="Times New Roman"/>
+          <w:sz w:val="72"/>
+          <w:szCs w:val="72"/>
+          <w:lang w:eastAsia="hu-HU"/>
+        </w:rPr>
+        <w:t> </w:t>
+      </w:r>
+    </w:p>
+    <w:p>
+      <w:pPr>
+        <w:spacing w:after="0" w:line="240" w:lineRule="auto"/>
+        <w:ind w:firstLine="840"/>
+        <w:jc w:val="center"/>
+        <w:textAlignment w:val="baseline"/>
+        <w:rPr>
+          <w:rFonts w:ascii="Arial" w:eastAsia="Times New Roman" w:hAnsi="Arial" w:cs="Arial"/>
+          <w:sz w:val="18"/>
+          <w:szCs w:val="18"/>
+          <w:lang w:eastAsia="hu-HU"/>
+        </w:rPr>
+      </w:pPr>
+      <w:r>
+        <w:rPr>
+          <w:rFonts w:ascii="Arial" w:eastAsia="Times New Roman" w:hAnsi="Arial" w:cs="Arial"/>
+          <w:sz w:val="18"/>
+          <w:szCs w:val="18"/>
+          <w:lang w:eastAsia="hu-HU"/>
+        </w:rPr>
+        <w:t> </w:t>
+      </w:r>
+    </w:p>
+    <w:p>
+      <w:pPr>
+        <w:spacing w:after="0" w:line="240" w:lineRule="auto"/>
+        <w:ind w:firstLine="840"/>
+        <w:jc w:val="center"/>
+        <w:textAlignment w:val="baseline"/>
+        <w:rPr>
+          <w:rFonts w:ascii="Segoe UI" w:eastAsia="Times New Roman" w:hAnsi="Segoe UI" w:cs="Segoe UI"/>
+          <w:sz w:val="18"/>
+          <w:szCs w:val="18"/>
+          <w:lang w:eastAsia="hu-HU"/>
+        </w:rPr>
+      </w:pPr>
+    </w:p>
+    <w:p>
+      <w:pPr>
+        <w:spacing w:after="0" w:line="240" w:lineRule="auto"/>
+        <w:ind w:firstLine="840"/>
+        <w:jc w:val="center"/>
+        <w:textAlignment w:val="baseline"/>
+        <w:rPr>
+          <w:rFonts w:ascii="Segoe UI" w:eastAsia="Times New Roman" w:hAnsi="Segoe UI" w:cs="Segoe UI"/>
+          <w:sz w:val="18"/>
+          <w:szCs w:val="18"/>
+          <w:lang w:eastAsia="hu-HU"/>
+        </w:rPr>
+      </w:pPr>
+    </w:p>
+    <w:p>
+      <w:pPr>
+        <w:spacing w:after="0" w:line="240" w:lineRule="auto"/>
+        <w:ind w:firstLine="840"/>
+        <w:jc w:val="center"/>
+        <w:textAlignment w:val="baseline"/>
+        <w:rPr>
+          <w:rFonts w:ascii="Segoe UI" w:eastAsia="Times New Roman" w:hAnsi="Segoe UI" w:cs="Segoe UI"/>
+          <w:sz w:val="18"/>
+          <w:szCs w:val="18"/>
+          <w:lang w:eastAsia="hu-HU"/>
+        </w:rPr>
+      </w:pPr>
+    </w:p>
+    <w:p>
+      <w:pPr>
+        <w:spacing w:after="0" w:line="240" w:lineRule="auto"/>
+        <w:ind w:firstLine="840"/>
+        <w:jc w:val="center"/>
+        <w:textAlignment w:val="baseline"/>
+        <w:rPr>
+          <w:rFonts w:ascii="Segoe UI" w:eastAsia="Times New Roman" w:hAnsi="Segoe UI" w:cs="Segoe UI"/>
+          <w:sz w:val="18"/>
+          <w:szCs w:val="18"/>
+          <w:lang w:eastAsia="hu-HU"/>
+        </w:rPr>
+      </w:pPr>
+    </w:p>
+    <w:p>
+      <w:pPr>
+        <w:spacing w:after="0" w:line="240" w:lineRule="auto"/>
+        <w:ind w:firstLine="840"/>
+        <w:jc w:val="center"/>
+        <w:textAlignment w:val="baseline"/>
+        <w:rPr>
+          <w:rFonts w:ascii="Segoe UI" w:eastAsia="Times New Roman" w:hAnsi="Segoe UI" w:cs="Segoe UI"/>
+          <w:sz w:val="18"/>
+          <w:szCs w:val="18"/>
+          <w:lang w:eastAsia="hu-HU"/>
+        </w:rPr>
+      </w:pPr>
+    </w:p>
+    <w:p>
+      <w:pPr>
+        <w:spacing w:after="0" w:line="240" w:lineRule="auto"/>
+        <w:ind w:firstLine="840"/>
+        <w:jc w:val="center"/>
+        <w:textAlignment w:val="baseline"/>
+        <w:rPr>
+          <w:rFonts w:ascii="Segoe UI" w:eastAsia="Times New Roman" w:hAnsi="Segoe UI" w:cs="Segoe UI"/>
+          <w:sz w:val="18"/>
+          <w:szCs w:val="18"/>
+          <w:lang w:eastAsia="hu-HU"/>
+        </w:rPr>
+      </w:pPr>
+    </w:p>
+    <w:p>
+      <w:pPr>
+        <w:spacing w:after="0" w:line="240" w:lineRule="auto"/>
+        <w:ind w:firstLine="840"/>
+        <w:jc w:val="center"/>
+        <w:textAlignment w:val="baseline"/>
+        <w:rPr>
+          <w:rFonts w:ascii="Segoe UI" w:eastAsia="Times New Roman" w:hAnsi="Segoe UI" w:cs="Segoe UI"/>
+          <w:sz w:val="18"/>
+          <w:szCs w:val="18"/>
+          <w:lang w:eastAsia="hu-HU"/>
+        </w:rPr>
+      </w:pPr>
+    </w:p>
+    <w:p>
+      <w:pPr>
+        <w:spacing w:after="0" w:line="240" w:lineRule="auto"/>
+        <w:ind w:firstLine="840"/>
+        <w:jc w:val="center"/>
+        <w:textAlignment w:val="baseline"/>
+        <w:rPr>
+          <w:rFonts w:ascii="Segoe UI" w:eastAsia="Times New Roman" w:hAnsi="Segoe UI" w:cs="Segoe UI"/>
+          <w:sz w:val="18"/>
+          <w:szCs w:val="18"/>
+          <w:lang w:eastAsia="hu-HU"/>
+        </w:rPr>
+      </w:pPr>
+    </w:p>
+    <w:p>
+      <w:pPr>
+        <w:spacing w:after="0" w:line="240" w:lineRule="auto"/>
+        <w:ind w:firstLine="840"/>
+        <w:jc w:val="center"/>
+        <w:textAlignment w:val="baseline"/>
+        <w:rPr>
+          <w:rFonts w:ascii="Segoe UI" w:eastAsia="Times New Roman" w:hAnsi="Segoe UI" w:cs="Segoe UI"/>
+          <w:sz w:val="18"/>
+          <w:szCs w:val="18"/>
+          <w:lang w:eastAsia="hu-HU"/>
+        </w:rPr>
+      </w:pPr>
+    </w:p>
+    <w:p>
+      <w:pPr>
+        <w:spacing w:after="0" w:line="240" w:lineRule="auto"/>
+        <w:ind w:firstLine="840"/>
+        <w:jc w:val="center"/>
+        <w:textAlignment w:val="baseline"/>
+        <w:rPr>
+          <w:rFonts w:ascii="Segoe UI" w:eastAsia="Times New Roman" w:hAnsi="Segoe UI" w:cs="Segoe UI"/>
+          <w:sz w:val="18"/>
+          <w:szCs w:val="18"/>
+          <w:lang w:eastAsia="hu-HU"/>
+        </w:rPr>
+      </w:pPr>
+    </w:p>
+    <w:p>
+      <w:pPr>
+        <w:spacing w:after="0" w:line="240" w:lineRule="auto"/>
+        <w:ind w:firstLine="840"/>
+        <w:jc w:val="center"/>
+        <w:textAlignment w:val="baseline"/>
+        <w:rPr>
+          <w:rFonts w:ascii="Segoe UI" w:eastAsia="Times New Roman" w:hAnsi="Segoe UI" w:cs="Segoe UI"/>
+          <w:sz w:val="18"/>
+          <w:szCs w:val="18"/>
+          <w:lang w:eastAsia="hu-HU"/>
+        </w:rPr>
+      </w:pPr>
+    </w:p>
+    <w:p>
+      <w:pPr>
+        <w:spacing w:after="0" w:line="240" w:lineRule="auto"/>
+        <w:ind w:firstLine="840"/>
+        <w:jc w:val="center"/>
+        <w:textAlignment w:val="baseline"/>
+        <w:rPr>
+          <w:rFonts w:ascii="Segoe UI" w:eastAsia="Times New Roman" w:hAnsi="Segoe UI" w:cs="Segoe UI"/>
+          <w:sz w:val="18"/>
+          <w:szCs w:val="18"/>
+          <w:lang w:eastAsia="hu-HU"/>
+        </w:rPr>
+      </w:pPr>
+    </w:p>
+    <w:p>
+      <w:pPr>
+        <w:spacing w:after="0" w:line="240" w:lineRule="auto"/>
+        <w:ind w:firstLine="840"/>
+        <w:jc w:val="center"/>
+        <w:textAlignment w:val="baseline"/>
+        <w:rPr>
+          <w:rFonts w:ascii="Segoe UI" w:eastAsia="Times New Roman" w:hAnsi="Segoe UI" w:cs="Segoe UI"/>
+          <w:sz w:val="18"/>
+          <w:szCs w:val="18"/>
+          <w:lang w:eastAsia="hu-HU"/>
+        </w:rPr>
+      </w:pPr>
+    </w:p>
+    <w:p>
+      <w:pPr>
+        <w:spacing w:after="0" w:line="240" w:lineRule="auto"/>
+        <w:ind w:firstLine="840"/>
+        <w:jc w:val="center"/>
+        <w:textAlignment w:val="baseline"/>
+        <w:rPr>
+          <w:rFonts w:ascii="Segoe UI" w:eastAsia="Times New Roman" w:hAnsi="Segoe UI" w:cs="Segoe UI"/>
+          <w:sz w:val="18"/>
+          <w:szCs w:val="18"/>
+          <w:lang w:eastAsia="hu-HU"/>
+        </w:rPr>
+      </w:pPr>
+    </w:p>
+    <w:p>
+      <w:pPr>
+        <w:spacing w:after="0" w:line="240" w:lineRule="auto"/>
+        <w:ind w:firstLine="840"/>
+        <w:jc w:val="center"/>
+        <w:textAlignment w:val="baseline"/>
+        <w:rPr>
+          <w:rFonts w:ascii="Segoe UI" w:eastAsia="Times New Roman" w:hAnsi="Segoe UI" w:cs="Segoe UI"/>
+          <w:sz w:val="18"/>
+          <w:szCs w:val="18"/>
+          <w:lang w:eastAsia="hu-HU"/>
+        </w:rPr>
+      </w:pPr>
+    </w:p>
+    <w:p>
+      <w:pPr>
+        <w:spacing w:after="0" w:line="240" w:lineRule="auto"/>
+        <w:ind w:firstLine="840"/>
+        <w:jc w:val="center"/>
+        <w:textAlignment w:val="baseline"/>
+        <w:rPr>
+          <w:rFonts w:ascii="Segoe UI" w:eastAsia="Times New Roman" w:hAnsi="Segoe UI" w:cs="Segoe UI"/>
+          <w:sz w:val="18"/>
+          <w:szCs w:val="18"/>
+          <w:lang w:eastAsia="hu-HU"/>
+        </w:rPr>
+      </w:pPr>
+    </w:p>
+    <w:p>
+      <w:pPr>
+        <w:spacing w:after="0" w:line="240" w:lineRule="auto"/>
+        <w:ind w:firstLine="840"/>
+        <w:jc w:val="center"/>
+        <w:textAlignment w:val="baseline"/>
+        <w:rPr>
+          <w:rFonts w:ascii="Segoe UI" w:eastAsia="Times New Roman" w:hAnsi="Segoe UI" w:cs="Segoe UI"/>
+          <w:sz w:val="18"/>
+          <w:szCs w:val="18"/>
+          <w:lang w:eastAsia="hu-HU"/>
+        </w:rPr>
+      </w:pPr>
+    </w:p>
+    <w:p>
+      <w:pPr>
+        <w:spacing w:after="0" w:line="240" w:lineRule="auto"/>
+        <w:ind w:firstLine="840"/>
+        <w:jc w:val="center"/>
+        <w:textAlignment w:val="baseline"/>
+        <w:rPr>
+          <w:rFonts w:ascii="Segoe UI" w:eastAsia="Times New Roman" w:hAnsi="Segoe UI" w:cs="Segoe UI"/>
+          <w:sz w:val="18"/>
+          <w:szCs w:val="18"/>
+          <w:lang w:eastAsia="hu-HU"/>
+        </w:rPr>
+      </w:pPr>
+    </w:p>
+    <w:p>
+      <w:pPr>
+        <w:spacing w:after="0" w:line="240" w:lineRule="auto"/>
+        <w:ind w:firstLine="840"/>
+        <w:jc w:val="center"/>
+        <w:textAlignment w:val="baseline"/>
+        <w:rPr>
+          <w:rFonts w:ascii="Segoe UI" w:eastAsia="Times New Roman" w:hAnsi="Segoe UI" w:cs="Segoe UI"/>
+          <w:sz w:val="18"/>
+          <w:szCs w:val="18"/>
+          <w:lang w:eastAsia="hu-HU"/>
+        </w:rPr>
+      </w:pPr>
+    </w:p>
+    <w:p>
+      <w:pPr>
+        <w:spacing w:after="0" w:line="240" w:lineRule="auto"/>
+        <w:ind w:firstLine="840"/>
+        <w:jc w:val="center"/>
+        <w:textAlignment w:val="baseline"/>
+        <w:rPr>
+          <w:rFonts w:ascii="Segoe UI" w:eastAsia="Times New Roman" w:hAnsi="Segoe UI" w:cs="Segoe UI"/>
+          <w:sz w:val="18"/>
+          <w:szCs w:val="18"/>
+          <w:lang w:eastAsia="hu-HU"/>
+        </w:rPr>
+      </w:pPr>
+    </w:p>
+    <w:p>
+      <w:pPr>
+        <w:spacing w:after="0" w:line="240" w:lineRule="auto"/>
+        <w:ind w:firstLine="840"/>
+        <w:jc w:val="center"/>
+        <w:textAlignment w:val="baseline"/>
+        <w:rPr>
+          <w:rFonts w:ascii="Segoe UI" w:eastAsia="Times New Roman" w:hAnsi="Segoe UI" w:cs="Segoe UI"/>
+          <w:sz w:val="18"/>
+          <w:szCs w:val="18"/>
+          <w:lang w:eastAsia="hu-HU"/>
+        </w:rPr>
+      </w:pPr>
+    </w:p>
+    <w:p>
+      <w:pPr>
+        <w:spacing w:after="0" w:line="240" w:lineRule="auto"/>
+        <w:ind w:firstLine="840"/>
+        <w:jc w:val="center"/>
+        <w:textAlignment w:val="baseline"/>
+        <w:rPr>
+          <w:rFonts w:ascii="Segoe UI" w:eastAsia="Times New Roman" w:hAnsi="Segoe UI" w:cs="Segoe UI"/>
+          <w:sz w:val="18"/>
+          <w:szCs w:val="18"/>
+          <w:lang w:eastAsia="hu-HU"/>
+        </w:rPr>
+      </w:pPr>
+    </w:p>
+    <w:p>
+      <w:pPr>
+        <w:spacing w:after="0" w:line="240" w:lineRule="auto"/>
+        <w:ind w:firstLine="840"/>
+        <w:jc w:val="center"/>
+        <w:textAlignment w:val="baseline"/>
+        <w:rPr>
+          <w:rFonts w:ascii="Segoe UI" w:eastAsia="Times New Roman" w:hAnsi="Segoe UI" w:cs="Segoe UI"/>
+          <w:sz w:val="18"/>
+          <w:szCs w:val="18"/>
+          <w:lang w:eastAsia="hu-HU"/>
+        </w:rPr>
+      </w:pPr>
+    </w:p>
+    <w:p>
+      <w:pPr>
+        <w:spacing w:after="0" w:line="240" w:lineRule="auto"/>
+        <w:ind w:firstLine="840"/>
+        <w:jc w:val="right"/>
+        <w:textAlignment w:val="baseline"/>
+        <w:rPr>
+          <w:rFonts w:ascii="Segoe UI" w:eastAsia="Times New Roman" w:hAnsi="Segoe UI" w:cs="Segoe UI"/>
+          <w:sz w:val="18"/>
+          <w:szCs w:val="18"/>
+          <w:lang w:eastAsia="hu-HU"/>
+        </w:rPr>
+      </w:pPr>
+      <w:r>
+        <w:rPr>
+          <w:rFonts w:ascii="Times New Roman" w:eastAsia="Times New Roman" w:hAnsi="Times New Roman" w:cs="Times New Roman"/>
+          <w:b/>
+          <w:bCs/>
+          <w:sz w:val="32"/>
+          <w:szCs w:val="32"/>
+          <w:lang w:eastAsia="hu-HU"/>
+        </w:rPr>
+        <w:t>Slajkó Mátyás</w:t>
+      </w:r>
+    </w:p>
+    <w:p>
+      <w:pPr>
+        <w:spacing w:after="0" w:line="240" w:lineRule="auto"/>
+        <w:ind w:firstLine="840"/>
+        <w:jc w:val="right"/>
+        <w:textAlignment w:val="baseline"/>
+        <w:rPr>
+          <w:rFonts w:ascii="Segoe UI" w:eastAsia="Times New Roman" w:hAnsi="Segoe UI" w:cs="Segoe UI"/>
+          <w:sz w:val="18"/>
+          <w:szCs w:val="18"/>
+          <w:lang w:eastAsia="hu-HU"/>
+        </w:rPr>
+      </w:pPr>
+      <w:r>
+        <w:rPr>
+          <w:rFonts w:ascii="Times New Roman" w:eastAsia="Times New Roman" w:hAnsi="Times New Roman" w:cs="Times New Roman"/>
+          <w:b/>
+          <w:bCs/>
+          <w:sz w:val="32"/>
+          <w:szCs w:val="32"/>
+          <w:lang w:eastAsia="hu-HU"/>
+        </w:rPr>
+        <w:t>Bencze Dominik</w:t>
+      </w:r>
+    </w:p>
+    <w:p>
+      <w:pPr>
+        <w:spacing w:after="0" w:line="240" w:lineRule="auto"/>
+        <w:ind w:firstLine="840"/>
+        <w:jc w:val="right"/>
+        <w:textAlignment w:val="baseline"/>
+        <w:rPr>
+          <w:rFonts w:ascii="Times New Roman" w:eastAsia="Times New Roman" w:hAnsi="Times New Roman" w:cs="Times New Roman"/>
+          <w:sz w:val="32"/>
+          <w:szCs w:val="32"/>
+          <w:lang w:eastAsia="hu-HU"/>
+        </w:rPr>
+      </w:pPr>
+      <w:proofErr w:type="spellStart"/>
+      <w:r>
+        <w:rPr>
+          <w:rFonts w:ascii="Times New Roman" w:eastAsia="Times New Roman" w:hAnsi="Times New Roman" w:cs="Times New Roman"/>
+          <w:b/>
+          <w:bCs/>
+          <w:sz w:val="32"/>
+          <w:szCs w:val="32"/>
+          <w:lang w:eastAsia="hu-HU"/>
+        </w:rPr>
+        <w:t>Heil</w:t>
+      </w:r>
+      <w:proofErr w:type="spellEnd"/>
+      <w:r>
+        <w:rPr>
+          <w:rFonts w:ascii="Times New Roman" w:eastAsia="Times New Roman" w:hAnsi="Times New Roman" w:cs="Times New Roman"/>
+          <w:b/>
+          <w:bCs/>
+          <w:sz w:val="32"/>
+          <w:szCs w:val="32"/>
+          <w:lang w:eastAsia="hu-HU"/>
+        </w:rPr>
+        <w:t xml:space="preserve"> Kristóf</w:t>
+      </w:r>
+    </w:p>
+    <w:p>
+      <w:pPr>
+        <w:ind w:left="0" w:firstLine="0"/>
+        <w:rPr>
+          <w:rFonts w:ascii="Times New Roman" w:eastAsiaTheme="majorEastAsia" w:hAnsi="Times New Roman" w:cs="Times New Roman"/>
+          <w:b/>
+          <w:spacing w:val="-10"/>
+          <w:kern w:val="28"/>
+          <w:sz w:val="36"/>
+          <w:szCs w:val="56"/>
+        </w:rPr>
+      </w:pPr>
+      <w:r>
+        <w:rPr>
+          <w:rFonts w:ascii="Times New Roman" w:eastAsiaTheme="majorEastAsia" w:hAnsi="Times New Roman" w:cs="Times New Roman"/>
+          <w:b/>
+          <w:spacing w:val="-10"/>
+          <w:kern w:val="28"/>
+          <w:sz w:val="36"/>
+          <w:szCs w:val="56"/>
+        </w:rPr>
+        <w:br w:type="page"/>
+      </w:r>
+    </w:p>
+    <w:p>
+      <w:pPr>
+        <w:spacing w:after="0" w:line="240" w:lineRule="auto"/>
+        <w:ind w:firstLine="840"/>
+        <w:jc w:val="right"/>
+        <w:textAlignment w:val="baseline"/>
+        <w:rPr>
+          <w:rFonts w:ascii="Segoe UI" w:eastAsia="Times New Roman" w:hAnsi="Segoe UI" w:cs="Segoe UI"/>
+          <w:sz w:val="18"/>
+          <w:szCs w:val="18"/>
+          <w:lang w:eastAsia="hu-HU"/>
+        </w:rPr>
+      </w:pPr>
+    </w:p>
+    <w:p>
+      <w:pPr>
+        <w:spacing w:after="0" w:line="240" w:lineRule="auto"/>
+        <w:ind w:firstLine="840"/>
+        <w:jc w:val="right"/>
+        <w:textAlignment w:val="baseline"/>
+        <w:rPr>
+          <w:rFonts w:ascii="Segoe UI" w:eastAsia="Times New Roman" w:hAnsi="Segoe UI" w:cs="Segoe UI"/>
+          <w:sz w:val="18"/>
+          <w:szCs w:val="18"/>
+          <w:lang w:eastAsia="hu-HU"/>
+        </w:rPr>
+      </w:pPr>
+    </w:p>
+    <w:p>
+      <w:pPr>
+        <w:spacing w:after="0" w:line="240" w:lineRule="auto"/>
+        <w:ind w:firstLine="840"/>
+        <w:jc w:val="right"/>
+        <w:textAlignment w:val="baseline"/>
+        <w:rPr>
+          <w:rFonts w:ascii="Segoe UI" w:eastAsia="Times New Roman" w:hAnsi="Segoe UI" w:cs="Segoe UI"/>
+          <w:sz w:val="18"/>
+          <w:szCs w:val="18"/>
+          <w:lang w:eastAsia="hu-HU"/>
+        </w:rPr>
+      </w:pPr>
+    </w:p>
+    <w:p>
+      <w:pPr>
+        <w:spacing w:after="0" w:line="240" w:lineRule="auto"/>
+        <w:ind w:firstLine="840"/>
+        <w:jc w:val="right"/>
+        <w:textAlignment w:val="baseline"/>
+        <w:rPr>
+          <w:rFonts w:ascii="Segoe UI" w:eastAsia="Times New Roman" w:hAnsi="Segoe UI" w:cs="Segoe UI"/>
+          <w:sz w:val="18"/>
+          <w:szCs w:val="18"/>
+          <w:lang w:eastAsia="hu-HU"/>
+        </w:rPr>
+      </w:pPr>
+    </w:p>
+    <w:p>
+      <w:pPr>
+        <w:spacing w:after="0" w:line="240" w:lineRule="auto"/>
+        <w:ind w:firstLine="840"/>
+        <w:jc w:val="right"/>
+        <w:textAlignment w:val="baseline"/>
+        <w:rPr>
+          <w:rFonts w:ascii="Segoe UI" w:eastAsia="Times New Roman" w:hAnsi="Segoe UI" w:cs="Segoe UI"/>
+          <w:sz w:val="18"/>
+          <w:szCs w:val="18"/>
+          <w:lang w:eastAsia="hu-HU"/>
+        </w:rPr>
+      </w:pPr>
+    </w:p>
+    <w:p>
+      <w:pPr>
+        <w:spacing w:after="0" w:line="240" w:lineRule="auto"/>
+        <w:ind w:firstLine="840"/>
+        <w:jc w:val="right"/>
+        <w:textAlignment w:val="baseline"/>
+        <w:rPr>
+          <w:rFonts w:ascii="Segoe UI" w:eastAsia="Times New Roman" w:hAnsi="Segoe UI" w:cs="Segoe UI"/>
+          <w:sz w:val="18"/>
+          <w:szCs w:val="18"/>
+          <w:lang w:eastAsia="hu-HU"/>
+        </w:rPr>
+      </w:pPr>
+    </w:p>
+    <w:p>
+      <w:pPr>
+        <w:spacing w:after="0" w:line="240" w:lineRule="auto"/>
+        <w:ind w:firstLine="840"/>
+        <w:jc w:val="right"/>
+        <w:textAlignment w:val="baseline"/>
+        <w:rPr>
+          <w:rFonts w:ascii="Segoe UI" w:eastAsia="Times New Roman" w:hAnsi="Segoe UI" w:cs="Segoe UI"/>
+          <w:sz w:val="18"/>
+          <w:szCs w:val="18"/>
+          <w:lang w:eastAsia="hu-HU"/>
+        </w:rPr>
+      </w:pPr>
+    </w:p>
+    <w:p>
+      <w:pPr>
+        <w:spacing w:after="0" w:line="240" w:lineRule="auto"/>
+        <w:ind w:firstLine="840"/>
+        <w:jc w:val="right"/>
+        <w:textAlignment w:val="baseline"/>
+        <w:rPr>
+          <w:rFonts w:ascii="Segoe UI" w:eastAsia="Times New Roman" w:hAnsi="Segoe UI" w:cs="Segoe UI"/>
+          <w:sz w:val="18"/>
+          <w:szCs w:val="18"/>
+          <w:lang w:eastAsia="hu-HU"/>
+        </w:rPr>
+      </w:pPr>
+    </w:p>
+    <w:p>
+      <w:pPr>
+        <w:spacing w:after="0" w:line="240" w:lineRule="auto"/>
+        <w:ind w:firstLine="840"/>
+        <w:jc w:val="right"/>
+        <w:textAlignment w:val="baseline"/>
+        <w:rPr>
+          <w:rFonts w:ascii="Segoe UI" w:eastAsia="Times New Roman" w:hAnsi="Segoe UI" w:cs="Segoe UI"/>
+          <w:sz w:val="18"/>
+          <w:szCs w:val="18"/>
+          <w:lang w:eastAsia="hu-HU"/>
+        </w:rPr>
+      </w:pPr>
+    </w:p>
+    <w:p>
+      <w:pPr>
+        <w:spacing w:after="0" w:line="240" w:lineRule="auto"/>
+        <w:jc w:val="both"/>
+        <w:textAlignment w:val="baseline"/>
+        <w:rPr>
+          <w:rFonts w:ascii="Segoe UI" w:eastAsia="Times New Roman" w:hAnsi="Segoe UI" w:cs="Segoe UI"/>
+          <w:sz w:val="18"/>
+          <w:szCs w:val="18"/>
+          <w:lang w:eastAsia="hu-HU"/>
+        </w:rPr>
+      </w:pPr>
+      <w:r>
+        <w:rPr>
+          <w:rFonts w:ascii="Times New Roman" w:eastAsia="Times New Roman" w:hAnsi="Times New Roman" w:cs="Times New Roman"/>
+          <w:sz w:val="24"/>
+          <w:szCs w:val="24"/>
+          <w:lang w:eastAsia="hu-HU"/>
+        </w:rPr>
+        <w:t> </w:t>
+      </w:r>
+    </w:p>
+    <w:p>
+      <w:pPr>
+        <w:spacing w:after="0" w:line="240" w:lineRule="auto"/>
+        <w:jc w:val="both"/>
+        <w:textAlignment w:val="baseline"/>
+        <w:rPr>
+          <w:rFonts w:ascii="Segoe UI" w:eastAsia="Times New Roman" w:hAnsi="Segoe UI" w:cs="Segoe UI"/>
+          <w:sz w:val="18"/>
+          <w:szCs w:val="18"/>
+          <w:lang w:eastAsia="hu-HU"/>
+        </w:rPr>
+      </w:pPr>
+      <w:r>
+        <w:rPr>
+          <w:rFonts w:ascii="Times New Roman" w:eastAsia="Times New Roman" w:hAnsi="Times New Roman" w:cs="Times New Roman"/>
+          <w:sz w:val="24"/>
+          <w:szCs w:val="24"/>
+          <w:lang w:eastAsia="hu-HU"/>
+        </w:rPr>
+        <w:t> </w:t>
+      </w:r>
+    </w:p>
+    <w:p>
+      <w:pPr>
+        <w:spacing w:after="0" w:line="240" w:lineRule="auto"/>
+        <w:jc w:val="center"/>
+        <w:textAlignment w:val="baseline"/>
+        <w:rPr>
+          <w:rFonts w:ascii="Segoe UI" w:eastAsia="Times New Roman" w:hAnsi="Segoe UI" w:cs="Segoe UI"/>
+          <w:sz w:val="18"/>
+          <w:szCs w:val="18"/>
+          <w:lang w:eastAsia="hu-HU"/>
+        </w:rPr>
+      </w:pPr>
+      <w:proofErr w:type="spellStart"/>
+      <w:r>
+        <w:rPr>
+          <w:rFonts w:ascii="Times New Roman" w:eastAsia="Times New Roman" w:hAnsi="Times New Roman" w:cs="Times New Roman"/>
+          <w:b/>
+          <w:bCs/>
+          <w:sz w:val="72"/>
+          <w:szCs w:val="72"/>
+          <w:lang w:eastAsia="hu-HU"/>
+        </w:rPr>
+        <w:t>BarberBooker</w:t>
+      </w:r>
+      <w:proofErr w:type="spellEnd"/>
+      <w:r>
+        <w:rPr>
+          <w:rFonts w:ascii="Times New Roman" w:eastAsia="Times New Roman" w:hAnsi="Times New Roman" w:cs="Times New Roman"/>
+          <w:b/>
+          <w:bCs/>
+          <w:sz w:val="72"/>
+          <w:szCs w:val="72"/>
+          <w:lang w:eastAsia="hu-HU"/>
+        </w:rPr>
+        <w:t xml:space="preserve"> System</w:t>
+      </w:r>
+    </w:p>
+    <w:p>
+      <w:pPr>
+        <w:ind w:left="0" w:firstLine="0"/>
+        <w:rPr>
+          <w:rFonts w:ascii="Times New Roman" w:eastAsiaTheme="majorEastAsia" w:hAnsi="Times New Roman" w:cs="Times New Roman"/>
+          <w:b/>
+          <w:spacing w:val="-10"/>
+          <w:kern w:val="28"/>
+          <w:sz w:val="36"/>
+          <w:szCs w:val="56"/>
+        </w:rPr>
+      </w:pPr>
+      <w:r>
+        <w:rPr>
+          <w:rFonts w:ascii="Times New Roman" w:eastAsiaTheme="majorEastAsia" w:hAnsi="Times New Roman" w:cs="Times New Roman"/>
+          <w:b/>
+          <w:spacing w:val="-10"/>
+          <w:kern w:val="28"/>
+          <w:sz w:val="36"/>
+          <w:szCs w:val="56"/>
+        </w:rPr>
+        <w:br w:type="page"/>
+      </w:r>
+    </w:p>
+    <w:p>
+      <w:pPr>
+        <w:ind w:left="0" w:firstLine="0"/>
+        <w:rPr>
+          <w:rFonts w:ascii="Times New Roman" w:eastAsiaTheme="majorEastAsia" w:hAnsi="Times New Roman" w:cs="Times New Roman"/>
+          <w:b/>
+          <w:spacing w:val="-10"/>
+          <w:kern w:val="28"/>
+          <w:sz w:val="36"/>
+          <w:szCs w:val="56"/>
+        </w:rPr>
+      </w:pPr>
+    </w:p>
+    <w:p>
+      <w:pPr>
         <w:pStyle w:val="Cm"/>
-        <w:jc w:val="both"/>
-        <w:rPr>
-          <w:rFonts w:cs="Times New Roman"/>
-        </w:rPr>
-      </w:pPr>
-      <w:r>
-        <w:rPr>
-          <w:rFonts w:cs="Times New Roman"/>
-        </w:rPr>
+      </w:pPr>
+      <w:r>
         <w:t>Tartalomjegyzék:</w:t>
       </w:r>
     </w:p>
@@ -7525,7 +8426,8 @@
           <w:rFonts w:ascii="Times New Roman" w:hAnsi="Times New Roman" w:cs="Times New Roman"/>
         </w:rPr>
         <w:sectPr>
-          <w:footerReference w:type="default" r:id="rId8"/>
+          <w:headerReference w:type="default" r:id="rId8"/>
+          <w:footerReference w:type="default" r:id="rId9"/>
           <w:pgSz w:w="11906" w:h="16838" w:code="9"/>
           <w:pgMar w:top="1418" w:right="1418" w:bottom="1418" w:left="1418" w:header="709" w:footer="709" w:gutter="0"/>
           <w:cols w:space="708"/>
@@ -7757,173 +8659,6 @@
             <wp:extent cx="5759450" cy="1275080"/>
             <wp:effectExtent l="0" t="0" r="0" b="1270"/>
             <wp:docPr id="4" name="Kép 4"/>
-            <wp:cNvGraphicFramePr>
-              <a:graphicFrameLocks xmlns:a="http://schemas.openxmlformats.org/drawingml/2006/main" noChangeAspect="1"/>
-            </wp:cNvGraphicFramePr>
-            <a:graphic xmlns:a="http://schemas.openxmlformats.org/drawingml/2006/main">
-              <a:graphicData uri="http://schemas.openxmlformats.org/drawingml/2006/picture">
-                <pic:pic xmlns:pic="http://schemas.openxmlformats.org/drawingml/2006/picture">
-                  <pic:nvPicPr>
-                    <pic:cNvPr id="1" name=""/>
-                    <pic:cNvPicPr/>
-                  </pic:nvPicPr>
-                  <pic:blipFill>
-                    <a:blip r:embed="rId9"/>
-                    <a:stretch>
-                      <a:fillRect/>
-                    </a:stretch>
-                  </pic:blipFill>
-                  <pic:spPr>
-                    <a:xfrm>
-                      <a:off x="0" y="0"/>
-                      <a:ext cx="5759450" cy="1275080"/>
-                    </a:xfrm>
-                    <a:prstGeom prst="rect">
-                      <a:avLst/>
-                    </a:prstGeom>
-                  </pic:spPr>
-                </pic:pic>
-              </a:graphicData>
-            </a:graphic>
-          </wp:inline>
-        </w:drawing>
-      </w:r>
-    </w:p>
-    <w:p>
-      <w:pPr>
-        <w:pStyle w:val="lers"/>
-        <w:rPr>
-          <w:rFonts w:ascii="Times New Roman" w:hAnsi="Times New Roman" w:cs="Times New Roman"/>
-        </w:rPr>
-      </w:pPr>
-      <w:proofErr w:type="spellStart"/>
-      <w:r>
-        <w:rPr>
-          <w:rFonts w:ascii="Times New Roman" w:hAnsi="Times New Roman" w:cs="Times New Roman"/>
-        </w:rPr>
-        <w:t>Discord</w:t>
-      </w:r>
-      <w:proofErr w:type="spellEnd"/>
-      <w:r>
-        <w:rPr>
-          <w:rFonts w:ascii="Times New Roman" w:hAnsi="Times New Roman" w:cs="Times New Roman"/>
-        </w:rPr>
-        <w:t xml:space="preserve"> szerver, amelyet a vizsgaremek elkészítése közben használtunk.</w:t>
-      </w:r>
-    </w:p>
-    <w:p>
-      <w:pPr>
-        <w:pStyle w:val="Cmsor2"/>
-        <w:numPr>
-          <w:ilvl w:val="1"/>
-          <w:numId w:val="8"/>
-        </w:numPr>
-        <w:jc w:val="both"/>
-        <w:rPr>
-          <w:rFonts w:ascii="Times New Roman" w:hAnsi="Times New Roman" w:cs="Times New Roman"/>
-        </w:rPr>
-      </w:pPr>
-      <w:bookmarkStart w:id="8" w:name="_Toc224887704"/>
-      <w:bookmarkStart w:id="9" w:name="_Toc225243669"/>
-      <w:proofErr w:type="spellStart"/>
-      <w:r>
-        <w:rPr>
-          <w:rFonts w:ascii="Times New Roman" w:hAnsi="Times New Roman" w:cs="Times New Roman"/>
-        </w:rPr>
-        <w:t>Youtube</w:t>
-      </w:r>
-      <w:proofErr w:type="spellEnd"/>
-      <w:r>
-        <w:rPr>
-          <w:rFonts w:ascii="Times New Roman" w:hAnsi="Times New Roman" w:cs="Times New Roman"/>
-        </w:rPr>
-        <w:t>:</w:t>
-      </w:r>
-      <w:bookmarkEnd w:id="8"/>
-      <w:bookmarkEnd w:id="9"/>
-    </w:p>
-    <w:p>
-      <w:pPr>
-        <w:jc w:val="both"/>
-        <w:rPr>
-          <w:rFonts w:ascii="Times New Roman" w:hAnsi="Times New Roman" w:cs="Times New Roman"/>
-        </w:rPr>
-      </w:pPr>
-      <w:r>
-        <w:rPr>
-          <w:rFonts w:ascii="Times New Roman" w:hAnsi="Times New Roman" w:cs="Times New Roman"/>
-        </w:rPr>
-        <w:t xml:space="preserve">Az ismereteink bővítéséhez és a felmerülő technikai akadályok leküzdéséhez a YouTube szolgált forrásként; az ott található </w:t>
-      </w:r>
-      <w:proofErr w:type="spellStart"/>
-      <w:r>
-        <w:rPr>
-          <w:rFonts w:ascii="Times New Roman" w:hAnsi="Times New Roman" w:cs="Times New Roman"/>
-        </w:rPr>
-        <w:t>tutorialokat</w:t>
-      </w:r>
-      <w:proofErr w:type="spellEnd"/>
-      <w:r>
-        <w:rPr>
-          <w:rFonts w:ascii="Times New Roman" w:hAnsi="Times New Roman" w:cs="Times New Roman"/>
-        </w:rPr>
-        <w:t xml:space="preserve"> és esettanulmányokat hívtuk segítségül a fejlesztés során.</w:t>
-      </w:r>
-    </w:p>
-    <w:p>
-      <w:pPr>
-        <w:pStyle w:val="Cmsor2"/>
-        <w:numPr>
-          <w:ilvl w:val="1"/>
-          <w:numId w:val="8"/>
-        </w:numPr>
-        <w:jc w:val="both"/>
-        <w:rPr>
-          <w:rFonts w:ascii="Times New Roman" w:hAnsi="Times New Roman" w:cs="Times New Roman"/>
-        </w:rPr>
-      </w:pPr>
-      <w:bookmarkStart w:id="10" w:name="_Toc224887705"/>
-      <w:bookmarkStart w:id="11" w:name="_Toc225243670"/>
-      <w:r>
-        <w:rPr>
-          <w:rFonts w:ascii="Times New Roman" w:hAnsi="Times New Roman" w:cs="Times New Roman"/>
-        </w:rPr>
-        <w:t>GitHub:</w:t>
-      </w:r>
-      <w:bookmarkEnd w:id="10"/>
-      <w:bookmarkEnd w:id="11"/>
-    </w:p>
-    <w:p>
-      <w:pPr>
-        <w:jc w:val="both"/>
-        <w:rPr>
-          <w:rFonts w:ascii="Times New Roman" w:hAnsi="Times New Roman" w:cs="Times New Roman"/>
-        </w:rPr>
-      </w:pPr>
-      <w:r>
-        <w:rPr>
-          <w:rFonts w:ascii="Times New Roman" w:hAnsi="Times New Roman" w:cs="Times New Roman"/>
-        </w:rPr>
-        <w:t>A szoftver fejlesztése során a GitHub felületét alkalmaztuk a forráskód tárolására és a verziókövetésre.</w:t>
-      </w:r>
-    </w:p>
-    <w:p>
-      <w:pPr>
-        <w:jc w:val="both"/>
-        <w:rPr>
-          <w:rFonts w:ascii="Times New Roman" w:hAnsi="Times New Roman" w:cs="Times New Roman"/>
-        </w:rPr>
-      </w:pPr>
-      <w:r>
-        <w:rPr>
-          <w:rFonts w:ascii="Times New Roman" w:hAnsi="Times New Roman" w:cs="Times New Roman"/>
-          <w:noProof/>
-        </w:rPr>
-        <w:drawing>
-          <wp:inline distT="0" distB="0" distL="0" distR="0" wp14:anchorId="36FE0370" wp14:editId="5C6B14D7">
-            <wp:extent cx="5759450" cy="3296285"/>
-            <wp:effectExtent l="0" t="0" r="0" b="0"/>
-            <wp:docPr id="5" name="Kép 5"/>
             <wp:cNvGraphicFramePr>
               <a:graphicFrameLocks xmlns:a="http://schemas.openxmlformats.org/drawingml/2006/main" noChangeAspect="1"/>
             </wp:cNvGraphicFramePr>
@@ -7943,7 +8678,7 @@
                   <pic:spPr>
                     <a:xfrm>
                       <a:off x="0" y="0"/>
-                      <a:ext cx="5759450" cy="3296285"/>
+                      <a:ext cx="5759450" cy="1275080"/>
                     </a:xfrm>
                     <a:prstGeom prst="rect">
                       <a:avLst/>
@@ -7959,17 +8694,29 @@
     <w:p>
       <w:pPr>
         <w:pStyle w:val="lers"/>
-      </w:pPr>
-      <w:r>
-        <w:t xml:space="preserve">GitHub </w:t>
+        <w:rPr>
+          <w:rFonts w:ascii="Times New Roman" w:hAnsi="Times New Roman" w:cs="Times New Roman"/>
+        </w:rPr>
+      </w:pPr>
+      <w:r>
+        <w:rPr>
+          <w:rFonts w:ascii="Times New Roman" w:hAnsi="Times New Roman" w:cs="Times New Roman"/>
+        </w:rPr>
+        <w:t xml:space="preserve">1.ábra </w:t>
       </w:r>
       <w:proofErr w:type="spellStart"/>
       <w:r>
-        <w:t>repositorie</w:t>
+        <w:rPr>
+          <w:rFonts w:ascii="Times New Roman" w:hAnsi="Times New Roman" w:cs="Times New Roman"/>
+        </w:rPr>
+        <w:t>Discord</w:t>
       </w:r>
       <w:proofErr w:type="spellEnd"/>
       <w:r>
-        <w:t>.</w:t>
+        <w:rPr>
+          <w:rFonts w:ascii="Times New Roman" w:hAnsi="Times New Roman" w:cs="Times New Roman"/>
+        </w:rPr>
+        <w:t xml:space="preserve"> szerver, amelyet a vizsgaremek elkészítése közben használtunk.</w:t>
       </w:r>
     </w:p>
     <w:p>
@@ -7984,21 +8731,14 @@
           <w:rFonts w:ascii="Times New Roman" w:hAnsi="Times New Roman" w:cs="Times New Roman"/>
         </w:rPr>
       </w:pPr>
-      <w:bookmarkStart w:id="12" w:name="_Toc224887706"/>
-      <w:bookmarkStart w:id="13" w:name="_Toc225243671"/>
-      <w:r>
-        <w:rPr>
-          <w:rFonts w:ascii="Times New Roman" w:hAnsi="Times New Roman" w:cs="Times New Roman"/>
-        </w:rPr>
-        <w:lastRenderedPageBreak/>
-        <w:t xml:space="preserve">GitHub </w:t>
-      </w:r>
+      <w:bookmarkStart w:id="8" w:name="_Toc224887704"/>
+      <w:bookmarkStart w:id="9" w:name="_Toc225243669"/>
       <w:proofErr w:type="spellStart"/>
       <w:r>
         <w:rPr>
           <w:rFonts w:ascii="Times New Roman" w:hAnsi="Times New Roman" w:cs="Times New Roman"/>
         </w:rPr>
-        <w:t>Desktop</w:t>
+        <w:t>Youtube</w:t>
       </w:r>
       <w:proofErr w:type="spellEnd"/>
       <w:r>
@@ -8007,67 +8747,91 @@
         </w:rPr>
         <w:t>:</w:t>
       </w:r>
-      <w:bookmarkEnd w:id="12"/>
-      <w:bookmarkEnd w:id="13"/>
-    </w:p>
-    <w:p>
-      <w:pPr>
-        <w:jc w:val="both"/>
-        <w:rPr>
-          <w:rFonts w:ascii="Times New Roman" w:hAnsi="Times New Roman" w:cs="Times New Roman"/>
-        </w:rPr>
-      </w:pPr>
-      <w:r>
-        <w:rPr>
-          <w:rFonts w:ascii="Times New Roman" w:hAnsi="Times New Roman" w:cs="Times New Roman"/>
-        </w:rPr>
-        <w:t xml:space="preserve">A projekt verziókövetéséhez a GitHub </w:t>
+      <w:bookmarkEnd w:id="8"/>
+      <w:bookmarkEnd w:id="9"/>
+    </w:p>
+    <w:p>
+      <w:pPr>
+        <w:jc w:val="both"/>
+        <w:rPr>
+          <w:rFonts w:ascii="Times New Roman" w:hAnsi="Times New Roman" w:cs="Times New Roman"/>
+        </w:rPr>
+      </w:pPr>
+      <w:r>
+        <w:rPr>
+          <w:rFonts w:ascii="Times New Roman" w:hAnsi="Times New Roman" w:cs="Times New Roman"/>
+        </w:rPr>
+        <w:t xml:space="preserve">Az ismereteink bővítéséhez és a felmerülő technikai akadályok leküzdéséhez a YouTube szolgált forrásként; az ott található </w:t>
       </w:r>
       <w:proofErr w:type="spellStart"/>
       <w:r>
         <w:rPr>
           <w:rFonts w:ascii="Times New Roman" w:hAnsi="Times New Roman" w:cs="Times New Roman"/>
         </w:rPr>
-        <w:t>Desktop</w:t>
+        <w:t>tutorialokat</w:t>
       </w:r>
       <w:proofErr w:type="spellEnd"/>
       <w:r>
         <w:rPr>
           <w:rFonts w:ascii="Times New Roman" w:hAnsi="Times New Roman" w:cs="Times New Roman"/>
         </w:rPr>
-        <w:t xml:space="preserve"> alkalmazást használtuk. Ez a grafikus felülettel rendelkező eszköz lehetővé tette számunkra a </w:t>
-      </w:r>
-      <w:proofErr w:type="spellStart"/>
-      <w:r>
-        <w:rPr>
-          <w:rFonts w:ascii="Times New Roman" w:hAnsi="Times New Roman" w:cs="Times New Roman"/>
-        </w:rPr>
-        <w:t>Git</w:t>
-      </w:r>
-      <w:proofErr w:type="spellEnd"/>
-      <w:r>
-        <w:rPr>
-          <w:rFonts w:ascii="Times New Roman" w:hAnsi="Times New Roman" w:cs="Times New Roman"/>
-        </w:rPr>
-        <w:t xml:space="preserve"> funkcióinak egyszerű és átlátható kezelését.</w:t>
-      </w:r>
-    </w:p>
-    <w:p>
-      <w:pPr>
-        <w:jc w:val="both"/>
-        <w:rPr>
-          <w:rFonts w:ascii="Times New Roman" w:hAnsi="Times New Roman" w:cs="Times New Roman"/>
-        </w:rPr>
-      </w:pPr>
-      <w:r>
-        <w:rPr>
-          <w:rFonts w:ascii="Times New Roman" w:hAnsi="Times New Roman" w:cs="Times New Roman"/>
+        <w:t xml:space="preserve"> és esettanulmányokat hívtuk segítségül a fejlesztés során.</w:t>
+      </w:r>
+    </w:p>
+    <w:p>
+      <w:pPr>
+        <w:pStyle w:val="Cmsor2"/>
+        <w:numPr>
+          <w:ilvl w:val="1"/>
+          <w:numId w:val="8"/>
+        </w:numPr>
+        <w:jc w:val="both"/>
+        <w:rPr>
+          <w:rFonts w:ascii="Times New Roman" w:hAnsi="Times New Roman" w:cs="Times New Roman"/>
+        </w:rPr>
+      </w:pPr>
+      <w:bookmarkStart w:id="10" w:name="_Toc224887705"/>
+      <w:bookmarkStart w:id="11" w:name="_Toc225243670"/>
+      <w:r>
+        <w:rPr>
+          <w:rFonts w:ascii="Times New Roman" w:hAnsi="Times New Roman" w:cs="Times New Roman"/>
+        </w:rPr>
+        <w:t>GitHub:</w:t>
+      </w:r>
+      <w:bookmarkEnd w:id="10"/>
+      <w:bookmarkEnd w:id="11"/>
+    </w:p>
+    <w:p>
+      <w:pPr>
+        <w:jc w:val="both"/>
+        <w:rPr>
+          <w:rFonts w:ascii="Times New Roman" w:hAnsi="Times New Roman" w:cs="Times New Roman"/>
+        </w:rPr>
+      </w:pPr>
+      <w:r>
+        <w:rPr>
+          <w:rFonts w:ascii="Times New Roman" w:hAnsi="Times New Roman" w:cs="Times New Roman"/>
+        </w:rPr>
+        <w:t>A szoftver fejlesztése során a GitHub felületét alkalmaztuk a forráskód tárolására és a verziókövetésre.</w:t>
+      </w:r>
+    </w:p>
+    <w:p>
+      <w:pPr>
+        <w:jc w:val="both"/>
+        <w:rPr>
+          <w:rFonts w:ascii="Times New Roman" w:hAnsi="Times New Roman" w:cs="Times New Roman"/>
+        </w:rPr>
+      </w:pPr>
+      <w:r>
+        <w:rPr>
+          <w:rFonts w:ascii="Times New Roman" w:hAnsi="Times New Roman" w:cs="Times New Roman"/>
+          <w:noProof/>
         </w:rPr>
         <w:drawing>
-          <wp:inline distT="0" distB="0" distL="0" distR="0" wp14:anchorId="1124E047" wp14:editId="4A373253">
-            <wp:extent cx="5759450" cy="3918585"/>
-            <wp:effectExtent l="0" t="0" r="0" b="5715"/>
-            <wp:docPr id="6" name="Kép 6"/>
+          <wp:inline distT="0" distB="0" distL="0" distR="0" wp14:anchorId="36FE0370" wp14:editId="5C6B14D7">
+            <wp:extent cx="5759450" cy="3296285"/>
+            <wp:effectExtent l="0" t="0" r="0" b="0"/>
+            <wp:docPr id="5" name="Kép 5"/>
             <wp:cNvGraphicFramePr>
               <a:graphicFrameLocks xmlns:a="http://schemas.openxmlformats.org/drawingml/2006/main" noChangeAspect="1"/>
             </wp:cNvGraphicFramePr>
@@ -8087,6 +8851,166 @@
                   <pic:spPr>
                     <a:xfrm>
                       <a:off x="0" y="0"/>
+                      <a:ext cx="5759450" cy="3296285"/>
+                    </a:xfrm>
+                    <a:prstGeom prst="rect">
+                      <a:avLst/>
+                    </a:prstGeom>
+                  </pic:spPr>
+                </pic:pic>
+              </a:graphicData>
+            </a:graphic>
+          </wp:inline>
+        </w:drawing>
+      </w:r>
+    </w:p>
+    <w:p>
+      <w:pPr>
+        <w:pStyle w:val="lers"/>
+      </w:pPr>
+      <w:r>
+        <w:lastRenderedPageBreak/>
+        <w:t>2.</w:t>
+      </w:r>
+      <w:r>
+        <w:rPr>
+          <w:rFonts w:ascii="Times New Roman" w:hAnsi="Times New Roman" w:cs="Times New Roman"/>
+        </w:rPr>
+        <w:t xml:space="preserve"> </w:t>
+      </w:r>
+      <w:r>
+        <w:rPr>
+          <w:rFonts w:ascii="Times New Roman" w:hAnsi="Times New Roman" w:cs="Times New Roman"/>
+        </w:rPr>
+        <w:t xml:space="preserve">ábra </w:t>
+      </w:r>
+      <w:r>
+        <w:t xml:space="preserve">GitHub </w:t>
+      </w:r>
+      <w:proofErr w:type="spellStart"/>
+      <w:r>
+        <w:t>repositorie</w:t>
+      </w:r>
+      <w:proofErr w:type="spellEnd"/>
+      <w:r>
+        <w:t>.</w:t>
+      </w:r>
+    </w:p>
+    <w:p>
+      <w:pPr>
+        <w:pStyle w:val="Cmsor2"/>
+        <w:numPr>
+          <w:ilvl w:val="1"/>
+          <w:numId w:val="8"/>
+        </w:numPr>
+        <w:jc w:val="both"/>
+        <w:rPr>
+          <w:rFonts w:ascii="Times New Roman" w:hAnsi="Times New Roman" w:cs="Times New Roman"/>
+        </w:rPr>
+      </w:pPr>
+      <w:bookmarkStart w:id="12" w:name="_Toc224887706"/>
+      <w:bookmarkStart w:id="13" w:name="_Toc225243671"/>
+      <w:r>
+        <w:rPr>
+          <w:rFonts w:ascii="Times New Roman" w:hAnsi="Times New Roman" w:cs="Times New Roman"/>
+        </w:rPr>
+        <w:t xml:space="preserve">GitHub </w:t>
+      </w:r>
+      <w:proofErr w:type="spellStart"/>
+      <w:r>
+        <w:rPr>
+          <w:rFonts w:ascii="Times New Roman" w:hAnsi="Times New Roman" w:cs="Times New Roman"/>
+        </w:rPr>
+        <w:t>Desktop</w:t>
+      </w:r>
+      <w:proofErr w:type="spellEnd"/>
+      <w:r>
+        <w:rPr>
+          <w:rFonts w:ascii="Times New Roman" w:hAnsi="Times New Roman" w:cs="Times New Roman"/>
+        </w:rPr>
+        <w:t>:</w:t>
+      </w:r>
+      <w:bookmarkEnd w:id="12"/>
+      <w:bookmarkEnd w:id="13"/>
+    </w:p>
+    <w:p>
+      <w:pPr>
+        <w:jc w:val="both"/>
+        <w:rPr>
+          <w:rFonts w:ascii="Times New Roman" w:hAnsi="Times New Roman" w:cs="Times New Roman"/>
+        </w:rPr>
+      </w:pPr>
+      <w:r>
+        <w:rPr>
+          <w:rFonts w:ascii="Times New Roman" w:hAnsi="Times New Roman" w:cs="Times New Roman"/>
+        </w:rPr>
+        <w:t xml:space="preserve">A projekt verziókövetéséhez a GitHub </w:t>
+      </w:r>
+      <w:proofErr w:type="spellStart"/>
+      <w:r>
+        <w:rPr>
+          <w:rFonts w:ascii="Times New Roman" w:hAnsi="Times New Roman" w:cs="Times New Roman"/>
+        </w:rPr>
+        <w:t>Desktop</w:t>
+      </w:r>
+      <w:proofErr w:type="spellEnd"/>
+      <w:r>
+        <w:rPr>
+          <w:rFonts w:ascii="Times New Roman" w:hAnsi="Times New Roman" w:cs="Times New Roman"/>
+        </w:rPr>
+        <w:t xml:space="preserve"> alkalmazást használtuk. Ez a grafikus felülettel rendelkező eszköz lehetővé tette számunkra a </w:t>
+      </w:r>
+      <w:proofErr w:type="spellStart"/>
+      <w:r>
+        <w:rPr>
+          <w:rFonts w:ascii="Times New Roman" w:hAnsi="Times New Roman" w:cs="Times New Roman"/>
+        </w:rPr>
+        <w:t>Git</w:t>
+      </w:r>
+      <w:proofErr w:type="spellEnd"/>
+      <w:r>
+        <w:rPr>
+          <w:rFonts w:ascii="Times New Roman" w:hAnsi="Times New Roman" w:cs="Times New Roman"/>
+        </w:rPr>
+        <w:t xml:space="preserve"> funkcióinak egyszerű és átlátható kezelését.</w:t>
+      </w:r>
+    </w:p>
+    <w:p>
+      <w:pPr>
+        <w:jc w:val="both"/>
+        <w:rPr>
+          <w:rFonts w:ascii="Times New Roman" w:hAnsi="Times New Roman" w:cs="Times New Roman"/>
+        </w:rPr>
+      </w:pPr>
+      <w:r>
+        <w:rPr>
+          <w:rFonts w:ascii="Times New Roman" w:hAnsi="Times New Roman" w:cs="Times New Roman"/>
+          <w:noProof/>
+        </w:rPr>
+        <w:drawing>
+          <wp:inline distT="0" distB="0" distL="0" distR="0" wp14:anchorId="1124E047" wp14:editId="4A373253">
+            <wp:extent cx="5759450" cy="3918585"/>
+            <wp:effectExtent l="0" t="0" r="0" b="5715"/>
+            <wp:docPr id="6" name="Kép 6"/>
+            <wp:cNvGraphicFramePr>
+              <a:graphicFrameLocks xmlns:a="http://schemas.openxmlformats.org/drawingml/2006/main" noChangeAspect="1"/>
+            </wp:cNvGraphicFramePr>
+            <a:graphic xmlns:a="http://schemas.openxmlformats.org/drawingml/2006/main">
+              <a:graphicData uri="http://schemas.openxmlformats.org/drawingml/2006/picture">
+                <pic:pic xmlns:pic="http://schemas.openxmlformats.org/drawingml/2006/picture">
+                  <pic:nvPicPr>
+                    <pic:cNvPr id="1" name=""/>
+                    <pic:cNvPicPr/>
+                  </pic:nvPicPr>
+                  <pic:blipFill>
+                    <a:blip r:embed="rId12"/>
+                    <a:stretch>
+                      <a:fillRect/>
+                    </a:stretch>
+                  </pic:blipFill>
+                  <pic:spPr>
+                    <a:xfrm>
+                      <a:off x="0" y="0"/>
                       <a:ext cx="5759450" cy="3918585"/>
                     </a:xfrm>
                     <a:prstGeom prst="rect">
@@ -8105,6 +9029,24 @@
         <w:pStyle w:val="lers"/>
       </w:pPr>
       <w:r>
+        <w:t>3</w:t>
+      </w:r>
+      <w:r>
+        <w:t>.</w:t>
+      </w:r>
+      <w:r>
+        <w:rPr>
+          <w:rFonts w:ascii="Times New Roman" w:hAnsi="Times New Roman" w:cs="Times New Roman"/>
+        </w:rPr>
+        <w:t xml:space="preserve"> </w:t>
+      </w:r>
+      <w:r>
+        <w:rPr>
+          <w:rFonts w:ascii="Times New Roman" w:hAnsi="Times New Roman" w:cs="Times New Roman"/>
+        </w:rPr>
+        <w:t xml:space="preserve">ábra </w:t>
+      </w:r>
+      <w:r>
         <w:t xml:space="preserve">GitHub </w:t>
       </w:r>
       <w:proofErr w:type="spellStart"/>
@@ -8283,6 +9225,7 @@
         <w:rPr>
           <w:rFonts w:ascii="Times New Roman" w:hAnsi="Times New Roman" w:cs="Times New Roman"/>
         </w:rPr>
+        <w:lastRenderedPageBreak/>
         <w:t>Dia:</w:t>
       </w:r>
       <w:bookmarkEnd w:id="18"/>
@@ -8321,7 +9264,6 @@
         <w:rPr>
           <w:rFonts w:ascii="Times New Roman" w:hAnsi="Times New Roman" w:cs="Times New Roman"/>
         </w:rPr>
-        <w:lastRenderedPageBreak/>
         <w:t>Cloudflare</w:t>
       </w:r>
       <w:proofErr w:type="spellEnd"/>
@@ -9410,6 +10352,7 @@
           <w:b/>
           <w:bCs/>
         </w:rPr>
+        <w:lastRenderedPageBreak/>
         <w:t>fodrasz_id</w:t>
       </w:r>
       <w:proofErr w:type="spellEnd"/>
@@ -9605,7 +10548,6 @@
           <w:b/>
           <w:bCs/>
         </w:rPr>
-        <w:lastRenderedPageBreak/>
         <w:t>allapot</w:t>
       </w:r>
       <w:r>
@@ -10524,6 +11466,7 @@
         <w:rPr>
           <w:rFonts w:ascii="Times New Roman" w:hAnsi="Times New Roman" w:cs="Times New Roman"/>
         </w:rPr>
+        <w:lastRenderedPageBreak/>
         <w:t xml:space="preserve">Kapcsolódik az </w:t>
       </w:r>
       <w:proofErr w:type="spellStart"/>
@@ -10558,7 +11501,6 @@
         <w:rPr>
           <w:rFonts w:ascii="Times New Roman" w:hAnsi="Times New Roman" w:cs="Times New Roman"/>
         </w:rPr>
-        <w:lastRenderedPageBreak/>
         <w:t>Adatbázis felépítése</w:t>
       </w:r>
       <w:bookmarkEnd w:id="41"/>
@@ -10593,7 +11535,7 @@
                     </pic:cNvPicPr>
                   </pic:nvPicPr>
                   <pic:blipFill>
-                    <a:blip r:embed="rId12">
+                    <a:blip r:embed="rId13">
                       <a:extLst>
                         <a:ext uri="{28A0092B-C50C-407E-A947-70E740481C1C}">
                           <a14:useLocalDpi xmlns:a14="http://schemas.microsoft.com/office/drawing/2010/main" val="0"/>
@@ -10630,6 +11572,21 @@
         <w:pStyle w:val="lers"/>
       </w:pPr>
       <w:r>
+        <w:t>4.</w:t>
+      </w:r>
+      <w:r>
+        <w:rPr>
+          <w:rFonts w:ascii="Times New Roman" w:hAnsi="Times New Roman" w:cs="Times New Roman"/>
+        </w:rPr>
+        <w:t xml:space="preserve"> </w:t>
+      </w:r>
+      <w:r>
+        <w:rPr>
+          <w:rFonts w:ascii="Times New Roman" w:hAnsi="Times New Roman" w:cs="Times New Roman"/>
+        </w:rPr>
+        <w:t xml:space="preserve">ábra </w:t>
+      </w:r>
+      <w:r>
         <w:t>kép: https://</w:t>
       </w:r>
       <w:r>
@@ -11063,6 +12020,7 @@
           <w:rFonts w:ascii="Times New Roman" w:hAnsi="Times New Roman" w:cs="Times New Roman"/>
           <w:noProof/>
         </w:rPr>
+        <w:lastRenderedPageBreak/>
         <w:drawing>
           <wp:inline distT="0" distB="0" distL="0" distR="0" wp14:anchorId="265445AE" wp14:editId="0B983878">
             <wp:extent cx="5753100" cy="3181350"/>
@@ -11081,7 +12039,7 @@
                     </pic:cNvPicPr>
                   </pic:nvPicPr>
                   <pic:blipFill>
-                    <a:blip r:embed="rId13">
+                    <a:blip r:embed="rId14">
                       <a:extLst>
                         <a:ext uri="{28A0092B-C50C-407E-A947-70E740481C1C}">
                           <a14:useLocalDpi xmlns:a14="http://schemas.microsoft.com/office/drawing/2010/main" val="0"/>
@@ -11118,6 +12076,24 @@
         <w:pStyle w:val="lers"/>
       </w:pPr>
       <w:r>
+        <w:t>5</w:t>
+      </w:r>
+      <w:r>
+        <w:t>.</w:t>
+      </w:r>
+      <w:r>
+        <w:rPr>
+          <w:rFonts w:ascii="Times New Roman" w:hAnsi="Times New Roman" w:cs="Times New Roman"/>
+        </w:rPr>
+        <w:t xml:space="preserve"> </w:t>
+      </w:r>
+      <w:r>
+        <w:rPr>
+          <w:rFonts w:ascii="Times New Roman" w:hAnsi="Times New Roman" w:cs="Times New Roman"/>
+        </w:rPr>
+        <w:t xml:space="preserve">ábra </w:t>
+      </w:r>
+      <w:r>
         <w:t>Backend</w:t>
       </w:r>
       <w:r>
@@ -11140,7 +12116,6 @@
         <w:rPr>
           <w:rFonts w:ascii="Times New Roman" w:hAnsi="Times New Roman" w:cs="Times New Roman"/>
         </w:rPr>
-        <w:lastRenderedPageBreak/>
         <w:t xml:space="preserve"> </w:t>
       </w:r>
       <w:bookmarkStart w:id="47" w:name="_Toc225243694"/>
@@ -11463,6 +12438,7 @@
           <w:b/>
           <w:bCs/>
         </w:rPr>
+        <w:lastRenderedPageBreak/>
         <w:t>POST /</w:t>
       </w:r>
       <w:proofErr w:type="spellStart"/>
@@ -12080,7 +13056,6 @@
           <w:b/>
           <w:bCs/>
         </w:rPr>
-        <w:lastRenderedPageBreak/>
         <w:t>GET /:</w:t>
       </w:r>
       <w:r>
@@ -12369,6 +13344,7 @@
           <w:b/>
           <w:bCs/>
         </w:rPr>
+        <w:lastRenderedPageBreak/>
         <w:t>Foglalás és Validáció:</w:t>
       </w:r>
       <w:r>
@@ -12942,6 +13918,98 @@
     </w:p>
     <w:p>
       <w:pPr>
+        <w:ind w:left="360"/>
+        <w:jc w:val="both"/>
+        <w:rPr>
+          <w:rFonts w:ascii="Times New Roman" w:hAnsi="Times New Roman" w:cs="Times New Roman"/>
+        </w:rPr>
+      </w:pPr>
+      <w:r>
+        <w:rPr>
+          <w:rFonts w:ascii="Times New Roman" w:hAnsi="Times New Roman" w:cs="Times New Roman"/>
+        </w:rPr>
+        <w:drawing>
+          <wp:inline distT="0" distB="0" distL="0" distR="0" wp14:anchorId="7A8E7844" wp14:editId="368AE57D">
+            <wp:extent cx="5759450" cy="2294255"/>
+            <wp:effectExtent l="0" t="0" r="0" b="0"/>
+            <wp:docPr id="8" name="Kép 8"/>
+            <wp:cNvGraphicFramePr>
+              <a:graphicFrameLocks xmlns:a="http://schemas.openxmlformats.org/drawingml/2006/main" noChangeAspect="1"/>
+            </wp:cNvGraphicFramePr>
+            <a:graphic xmlns:a="http://schemas.openxmlformats.org/drawingml/2006/main">
+              <a:graphicData uri="http://schemas.openxmlformats.org/drawingml/2006/picture">
+                <pic:pic xmlns:pic="http://schemas.openxmlformats.org/drawingml/2006/picture">
+                  <pic:nvPicPr>
+                    <pic:cNvPr id="1" name=""/>
+                    <pic:cNvPicPr/>
+                  </pic:nvPicPr>
+                  <pic:blipFill>
+                    <a:blip r:embed="rId15"/>
+                    <a:stretch>
+                      <a:fillRect/>
+                    </a:stretch>
+                  </pic:blipFill>
+                  <pic:spPr>
+                    <a:xfrm>
+                      <a:off x="0" y="0"/>
+                      <a:ext cx="5759450" cy="2294255"/>
+                    </a:xfrm>
+                    <a:prstGeom prst="rect">
+                      <a:avLst/>
+                    </a:prstGeom>
+                  </pic:spPr>
+                </pic:pic>
+              </a:graphicData>
+            </a:graphic>
+          </wp:inline>
+        </w:drawing>
+      </w:r>
+    </w:p>
+    <w:p>
+      <w:pPr>
+        <w:pStyle w:val="lers"/>
+      </w:pPr>
+      <w:r>
+        <w:t>6</w:t>
+      </w:r>
+      <w:r>
+        <w:t>.</w:t>
+      </w:r>
+      <w:r>
+        <w:rPr>
+          <w:rFonts w:ascii="Times New Roman" w:hAnsi="Times New Roman" w:cs="Times New Roman"/>
+        </w:rPr>
+        <w:t xml:space="preserve"> </w:t>
+      </w:r>
+      <w:r>
+        <w:rPr>
+          <w:rFonts w:ascii="Times New Roman" w:hAnsi="Times New Roman" w:cs="Times New Roman"/>
+        </w:rPr>
+        <w:t>ábra</w:t>
+      </w:r>
+      <w:r>
+        <w:rPr>
+          <w:rFonts w:ascii="Times New Roman" w:hAnsi="Times New Roman" w:cs="Times New Roman"/>
+        </w:rPr>
+        <w:t xml:space="preserve"> </w:t>
+      </w:r>
+      <w:proofErr w:type="spellStart"/>
+      <w:r>
+        <w:rPr>
+          <w:rFonts w:ascii="Times New Roman" w:hAnsi="Times New Roman" w:cs="Times New Roman"/>
+        </w:rPr>
+        <w:t>src</w:t>
+      </w:r>
+      <w:proofErr w:type="spellEnd"/>
+      <w:r>
+        <w:rPr>
+          <w:rFonts w:ascii="Times New Roman" w:hAnsi="Times New Roman" w:cs="Times New Roman"/>
+        </w:rPr>
+        <w:t xml:space="preserve"> mappa.</w:t>
+      </w:r>
+    </w:p>
+    <w:p>
+      <w:pPr>
         <w:pStyle w:val="Cmsor3"/>
         <w:numPr>
           <w:ilvl w:val="2"/>
@@ -13104,6 +14172,7 @@
         <w:rPr>
           <w:rFonts w:ascii="Times New Roman" w:hAnsi="Times New Roman" w:cs="Times New Roman"/>
         </w:rPr>
+        <w:lastRenderedPageBreak/>
         <w:t>head-foot.css</w:t>
       </w:r>
       <w:bookmarkEnd w:id="69"/>
@@ -13498,7 +14567,6 @@
           <w:b/>
           <w:bCs/>
         </w:rPr>
-        <w:lastRenderedPageBreak/>
         <w:t>Aloldalak specifikus stílusai:</w:t>
       </w:r>
     </w:p>
@@ -13950,6 +15018,7 @@
           <w:b/>
           <w:bCs/>
         </w:rPr>
+        <w:lastRenderedPageBreak/>
         <w:t xml:space="preserve">API kommunikáció: </w:t>
       </w:r>
       <w:r>
@@ -14143,6 +15212,94 @@
     </w:p>
     <w:p>
       <w:pPr>
+        <w:pStyle w:val="Listaszerbekezds"/>
+        <w:spacing w:line="256" w:lineRule="auto"/>
+        <w:ind w:left="360" w:firstLine="0"/>
+        <w:jc w:val="both"/>
+        <w:rPr>
+          <w:rFonts w:ascii="Times New Roman" w:hAnsi="Times New Roman" w:cs="Times New Roman"/>
+        </w:rPr>
+      </w:pPr>
+      <w:r>
+        <w:rPr>
+          <w:rFonts w:ascii="Times New Roman" w:hAnsi="Times New Roman" w:cs="Times New Roman"/>
+        </w:rPr>
+        <w:drawing>
+          <wp:inline distT="0" distB="0" distL="0" distR="0" wp14:anchorId="7066416D" wp14:editId="1DE8F31A">
+            <wp:extent cx="5039428" cy="3629532"/>
+            <wp:effectExtent l="0" t="0" r="0" b="9525"/>
+            <wp:docPr id="9" name="Kép 9"/>
+            <wp:cNvGraphicFramePr>
+              <a:graphicFrameLocks xmlns:a="http://schemas.openxmlformats.org/drawingml/2006/main" noChangeAspect="1"/>
+            </wp:cNvGraphicFramePr>
+            <a:graphic xmlns:a="http://schemas.openxmlformats.org/drawingml/2006/main">
+              <a:graphicData uri="http://schemas.openxmlformats.org/drawingml/2006/picture">
+                <pic:pic xmlns:pic="http://schemas.openxmlformats.org/drawingml/2006/picture">
+                  <pic:nvPicPr>
+                    <pic:cNvPr id="1" name=""/>
+                    <pic:cNvPicPr/>
+                  </pic:nvPicPr>
+                  <pic:blipFill>
+                    <a:blip r:embed="rId16"/>
+                    <a:stretch>
+                      <a:fillRect/>
+                    </a:stretch>
+                  </pic:blipFill>
+                  <pic:spPr>
+                    <a:xfrm>
+                      <a:off x="0" y="0"/>
+                      <a:ext cx="5039428" cy="3629532"/>
+                    </a:xfrm>
+                    <a:prstGeom prst="rect">
+                      <a:avLst/>
+                    </a:prstGeom>
+                  </pic:spPr>
+                </pic:pic>
+              </a:graphicData>
+            </a:graphic>
+          </wp:inline>
+        </w:drawing>
+      </w:r>
+    </w:p>
+    <w:p>
+      <w:pPr>
+        <w:pStyle w:val="lers"/>
+      </w:pPr>
+      <w:r>
+        <w:t>7</w:t>
+      </w:r>
+      <w:r>
+        <w:t>.</w:t>
+      </w:r>
+      <w:r>
+        <w:rPr>
+          <w:rFonts w:ascii="Times New Roman" w:hAnsi="Times New Roman" w:cs="Times New Roman"/>
+        </w:rPr>
+        <w:t xml:space="preserve"> </w:t>
+      </w:r>
+      <w:r>
+        <w:rPr>
+          <w:rFonts w:ascii="Times New Roman" w:hAnsi="Times New Roman" w:cs="Times New Roman"/>
+        </w:rPr>
+        <w:t>ábra</w:t>
+      </w:r>
+      <w:r>
+        <w:rPr>
+          <w:rFonts w:ascii="Times New Roman" w:hAnsi="Times New Roman" w:cs="Times New Roman"/>
+        </w:rPr>
+        <w:t xml:space="preserve"> </w:t>
+      </w:r>
+      <w:proofErr w:type="spellStart"/>
+      <w:r>
+        <w:rPr>
+          <w:rFonts w:ascii="Times New Roman" w:hAnsi="Times New Roman" w:cs="Times New Roman"/>
+        </w:rPr>
+        <w:t>register.jsx</w:t>
+      </w:r>
+      <w:proofErr w:type="spellEnd"/>
+    </w:p>
+    <w:p>
+      <w:pPr>
         <w:pStyle w:val="Cmsor3"/>
         <w:numPr>
           <w:ilvl w:val="2"/>
@@ -14357,6 +15514,95 @@
     </w:p>
     <w:p>
       <w:pPr>
+        <w:pStyle w:val="Listaszerbekezds"/>
+        <w:spacing w:line="256" w:lineRule="auto"/>
+        <w:ind w:left="360" w:firstLine="0"/>
+        <w:jc w:val="both"/>
+        <w:rPr>
+          <w:rFonts w:ascii="Times New Roman" w:hAnsi="Times New Roman" w:cs="Times New Roman"/>
+        </w:rPr>
+      </w:pPr>
+      <w:r>
+        <w:rPr>
+          <w:rFonts w:ascii="Times New Roman" w:hAnsi="Times New Roman" w:cs="Times New Roman"/>
+        </w:rPr>
+        <w:lastRenderedPageBreak/>
+        <w:drawing>
+          <wp:inline distT="0" distB="0" distL="0" distR="0" wp14:anchorId="52A7688C" wp14:editId="7B62AE4E">
+            <wp:extent cx="4753638" cy="2867425"/>
+            <wp:effectExtent l="0" t="0" r="8890" b="9525"/>
+            <wp:docPr id="10" name="Kép 10"/>
+            <wp:cNvGraphicFramePr>
+              <a:graphicFrameLocks xmlns:a="http://schemas.openxmlformats.org/drawingml/2006/main" noChangeAspect="1"/>
+            </wp:cNvGraphicFramePr>
+            <a:graphic xmlns:a="http://schemas.openxmlformats.org/drawingml/2006/main">
+              <a:graphicData uri="http://schemas.openxmlformats.org/drawingml/2006/picture">
+                <pic:pic xmlns:pic="http://schemas.openxmlformats.org/drawingml/2006/picture">
+                  <pic:nvPicPr>
+                    <pic:cNvPr id="1" name=""/>
+                    <pic:cNvPicPr/>
+                  </pic:nvPicPr>
+                  <pic:blipFill>
+                    <a:blip r:embed="rId17"/>
+                    <a:stretch>
+                      <a:fillRect/>
+                    </a:stretch>
+                  </pic:blipFill>
+                  <pic:spPr>
+                    <a:xfrm>
+                      <a:off x="0" y="0"/>
+                      <a:ext cx="4753638" cy="2867425"/>
+                    </a:xfrm>
+                    <a:prstGeom prst="rect">
+                      <a:avLst/>
+                    </a:prstGeom>
+                  </pic:spPr>
+                </pic:pic>
+              </a:graphicData>
+            </a:graphic>
+          </wp:inline>
+        </w:drawing>
+      </w:r>
+    </w:p>
+    <w:p>
+      <w:pPr>
+        <w:pStyle w:val="lers"/>
+      </w:pPr>
+      <w:r>
+        <w:t>8</w:t>
+      </w:r>
+      <w:r>
+        <w:t>.</w:t>
+      </w:r>
+      <w:r>
+        <w:rPr>
+          <w:rFonts w:ascii="Times New Roman" w:hAnsi="Times New Roman" w:cs="Times New Roman"/>
+        </w:rPr>
+        <w:t xml:space="preserve"> </w:t>
+      </w:r>
+      <w:r>
+        <w:rPr>
+          <w:rFonts w:ascii="Times New Roman" w:hAnsi="Times New Roman" w:cs="Times New Roman"/>
+        </w:rPr>
+        <w:t>ábra</w:t>
+      </w:r>
+      <w:r>
+        <w:rPr>
+          <w:rFonts w:ascii="Times New Roman" w:hAnsi="Times New Roman" w:cs="Times New Roman"/>
+        </w:rPr>
+        <w:t xml:space="preserve"> </w:t>
+      </w:r>
+      <w:proofErr w:type="spellStart"/>
+      <w:r>
+        <w:rPr>
+          <w:rFonts w:ascii="Times New Roman" w:hAnsi="Times New Roman" w:cs="Times New Roman"/>
+        </w:rPr>
+        <w:t>login.jsx</w:t>
+      </w:r>
+      <w:proofErr w:type="spellEnd"/>
+    </w:p>
+    <w:p>
+      <w:pPr>
         <w:pStyle w:val="Cmsor3"/>
         <w:numPr>
           <w:ilvl w:val="2"/>
@@ -14453,7 +15699,6 @@
           <w:b/>
           <w:bCs/>
         </w:rPr>
-        <w:lastRenderedPageBreak/>
         <w:t>Üzleti logika (24 órás szabály):</w:t>
       </w:r>
       <w:r>
@@ -14507,6 +15752,90 @@
     </w:p>
     <w:p>
       <w:pPr>
+        <w:spacing w:line="256" w:lineRule="auto"/>
+        <w:ind w:left="0" w:firstLine="0"/>
+        <w:jc w:val="both"/>
+        <w:rPr>
+          <w:rFonts w:ascii="Times New Roman" w:hAnsi="Times New Roman" w:cs="Times New Roman"/>
+        </w:rPr>
+      </w:pPr>
+      <w:r>
+        <w:drawing>
+          <wp:inline distT="0" distB="0" distL="0" distR="0" wp14:anchorId="19FC3409" wp14:editId="16B9F772">
+            <wp:extent cx="5759450" cy="1596390"/>
+            <wp:effectExtent l="0" t="0" r="0" b="3810"/>
+            <wp:docPr id="11" name="Kép 11"/>
+            <wp:cNvGraphicFramePr>
+              <a:graphicFrameLocks xmlns:a="http://schemas.openxmlformats.org/drawingml/2006/main" noChangeAspect="1"/>
+            </wp:cNvGraphicFramePr>
+            <a:graphic xmlns:a="http://schemas.openxmlformats.org/drawingml/2006/main">
+              <a:graphicData uri="http://schemas.openxmlformats.org/drawingml/2006/picture">
+                <pic:pic xmlns:pic="http://schemas.openxmlformats.org/drawingml/2006/picture">
+                  <pic:nvPicPr>
+                    <pic:cNvPr id="1" name=""/>
+                    <pic:cNvPicPr/>
+                  </pic:nvPicPr>
+                  <pic:blipFill>
+                    <a:blip r:embed="rId18"/>
+                    <a:stretch>
+                      <a:fillRect/>
+                    </a:stretch>
+                  </pic:blipFill>
+                  <pic:spPr>
+                    <a:xfrm>
+                      <a:off x="0" y="0"/>
+                      <a:ext cx="5759450" cy="1596390"/>
+                    </a:xfrm>
+                    <a:prstGeom prst="rect">
+                      <a:avLst/>
+                    </a:prstGeom>
+                  </pic:spPr>
+                </pic:pic>
+              </a:graphicData>
+            </a:graphic>
+          </wp:inline>
+        </w:drawing>
+      </w:r>
+    </w:p>
+    <w:p>
+      <w:pPr>
+        <w:pStyle w:val="lers"/>
+      </w:pPr>
+      <w:r>
+        <w:t>9</w:t>
+      </w:r>
+      <w:r>
+        <w:t>.</w:t>
+      </w:r>
+      <w:r>
+        <w:rPr>
+          <w:rFonts w:ascii="Times New Roman" w:hAnsi="Times New Roman" w:cs="Times New Roman"/>
+        </w:rPr>
+        <w:t xml:space="preserve"> </w:t>
+      </w:r>
+      <w:r>
+        <w:rPr>
+          <w:rFonts w:ascii="Times New Roman" w:hAnsi="Times New Roman" w:cs="Times New Roman"/>
+        </w:rPr>
+        <w:t>ábra</w:t>
+      </w:r>
+      <w:r>
+        <w:rPr>
+          <w:rFonts w:ascii="Times New Roman" w:hAnsi="Times New Roman" w:cs="Times New Roman"/>
+        </w:rPr>
+        <w:t xml:space="preserve"> </w:t>
+      </w:r>
+      <w:proofErr w:type="spellStart"/>
+      <w:r>
+        <w:rPr>
+          <w:rFonts w:ascii="Times New Roman" w:hAnsi="Times New Roman" w:cs="Times New Roman"/>
+        </w:rPr>
+        <w:t>profile.jsx</w:t>
+      </w:r>
+      <w:proofErr w:type="spellEnd"/>
+    </w:p>
+    <w:p>
+      <w:pPr>
         <w:pStyle w:val="Cmsor3"/>
         <w:numPr>
           <w:ilvl w:val="2"/>
@@ -14565,6 +15894,7 @@
           <w:b/>
           <w:bCs/>
         </w:rPr>
+        <w:lastRenderedPageBreak/>
         <w:t>20 perces egységek:</w:t>
       </w:r>
       <w:r>
@@ -14915,6 +16245,94 @@
     </w:p>
     <w:p>
       <w:pPr>
+        <w:spacing w:line="256" w:lineRule="auto"/>
+        <w:ind w:left="720" w:firstLine="0"/>
+        <w:jc w:val="both"/>
+        <w:rPr>
+          <w:rFonts w:ascii="Times New Roman" w:hAnsi="Times New Roman" w:cs="Times New Roman"/>
+        </w:rPr>
+      </w:pPr>
+      <w:r>
+        <w:rPr>
+          <w:rFonts w:ascii="Times New Roman" w:hAnsi="Times New Roman" w:cs="Times New Roman"/>
+        </w:rPr>
+        <w:lastRenderedPageBreak/>
+        <w:drawing>
+          <wp:inline distT="0" distB="0" distL="0" distR="0" wp14:anchorId="1E4964FC" wp14:editId="00B3D3CB">
+            <wp:extent cx="4505954" cy="4486901"/>
+            <wp:effectExtent l="0" t="0" r="9525" b="9525"/>
+            <wp:docPr id="13" name="Kép 13"/>
+            <wp:cNvGraphicFramePr>
+              <a:graphicFrameLocks xmlns:a="http://schemas.openxmlformats.org/drawingml/2006/main" noChangeAspect="1"/>
+            </wp:cNvGraphicFramePr>
+            <a:graphic xmlns:a="http://schemas.openxmlformats.org/drawingml/2006/main">
+              <a:graphicData uri="http://schemas.openxmlformats.org/drawingml/2006/picture">
+                <pic:pic xmlns:pic="http://schemas.openxmlformats.org/drawingml/2006/picture">
+                  <pic:nvPicPr>
+                    <pic:cNvPr id="1" name=""/>
+                    <pic:cNvPicPr/>
+                  </pic:nvPicPr>
+                  <pic:blipFill>
+                    <a:blip r:embed="rId19"/>
+                    <a:stretch>
+                      <a:fillRect/>
+                    </a:stretch>
+                  </pic:blipFill>
+                  <pic:spPr>
+                    <a:xfrm>
+                      <a:off x="0" y="0"/>
+                      <a:ext cx="4505954" cy="4486901"/>
+                    </a:xfrm>
+                    <a:prstGeom prst="rect">
+                      <a:avLst/>
+                    </a:prstGeom>
+                  </pic:spPr>
+                </pic:pic>
+              </a:graphicData>
+            </a:graphic>
+          </wp:inline>
+        </w:drawing>
+      </w:r>
+    </w:p>
+    <w:p>
+      <w:pPr>
+        <w:pStyle w:val="lers"/>
+      </w:pPr>
+      <w:r>
+        <w:t>10</w:t>
+      </w:r>
+      <w:r>
+        <w:t>.</w:t>
+      </w:r>
+      <w:r>
+        <w:rPr>
+          <w:rFonts w:ascii="Times New Roman" w:hAnsi="Times New Roman" w:cs="Times New Roman"/>
+        </w:rPr>
+        <w:t xml:space="preserve"> </w:t>
+      </w:r>
+      <w:r>
+        <w:rPr>
+          <w:rFonts w:ascii="Times New Roman" w:hAnsi="Times New Roman" w:cs="Times New Roman"/>
+        </w:rPr>
+        <w:t>ábra</w:t>
+      </w:r>
+      <w:r>
+        <w:rPr>
+          <w:rFonts w:ascii="Times New Roman" w:hAnsi="Times New Roman" w:cs="Times New Roman"/>
+        </w:rPr>
+        <w:t xml:space="preserve"> </w:t>
+      </w:r>
+      <w:proofErr w:type="spellStart"/>
+      <w:r>
+        <w:rPr>
+          <w:rFonts w:ascii="Times New Roman" w:hAnsi="Times New Roman" w:cs="Times New Roman"/>
+        </w:rPr>
+        <w:t>naptar.jsx</w:t>
+      </w:r>
+      <w:proofErr w:type="spellEnd"/>
+    </w:p>
+    <w:p>
+      <w:pPr>
         <w:pStyle w:val="Cmsor1"/>
         <w:numPr>
           <w:ilvl w:val="0"/>
@@ -14931,6 +16349,7 @@
         <w:rPr>
           <w:rFonts w:ascii="Times New Roman" w:hAnsi="Times New Roman" w:cs="Times New Roman"/>
         </w:rPr>
+        <w:lastRenderedPageBreak/>
         <w:t>Admin</w:t>
       </w:r>
       <w:proofErr w:type="spellEnd"/>
@@ -14941,6 +16360,61 @@
         <w:t xml:space="preserve"> felület</w:t>
       </w:r>
       <w:bookmarkEnd w:id="77"/>
+    </w:p>
+    <w:p>
+      <w:r>
+        <w:drawing>
+          <wp:inline distT="0" distB="0" distL="0" distR="0" wp14:anchorId="2AEFD9E8" wp14:editId="79093B3D">
+            <wp:extent cx="5759450" cy="2851150"/>
+            <wp:effectExtent l="0" t="0" r="0" b="6350"/>
+            <wp:docPr id="7" name="Kép 7"/>
+            <wp:cNvGraphicFramePr>
+              <a:graphicFrameLocks xmlns:a="http://schemas.openxmlformats.org/drawingml/2006/main" noChangeAspect="1"/>
+            </wp:cNvGraphicFramePr>
+            <a:graphic xmlns:a="http://schemas.openxmlformats.org/drawingml/2006/main">
+              <a:graphicData uri="http://schemas.openxmlformats.org/drawingml/2006/picture">
+                <pic:pic xmlns:pic="http://schemas.openxmlformats.org/drawingml/2006/picture">
+                  <pic:nvPicPr>
+                    <pic:cNvPr id="1" name=""/>
+                    <pic:cNvPicPr/>
+                  </pic:nvPicPr>
+                  <pic:blipFill>
+                    <a:blip r:embed="rId20"/>
+                    <a:stretch>
+                      <a:fillRect/>
+                    </a:stretch>
+                  </pic:blipFill>
+                  <pic:spPr>
+                    <a:xfrm>
+                      <a:off x="0" y="0"/>
+                      <a:ext cx="5759450" cy="2851150"/>
+                    </a:xfrm>
+                    <a:prstGeom prst="rect">
+                      <a:avLst/>
+                    </a:prstGeom>
+                  </pic:spPr>
+                </pic:pic>
+              </a:graphicData>
+            </a:graphic>
+          </wp:inline>
+        </w:drawing>
+      </w:r>
+    </w:p>
+    <w:p>
+      <w:pPr>
+        <w:pStyle w:val="lers"/>
+      </w:pPr>
+      <w:r>
+        <w:t xml:space="preserve">11. ábra </w:t>
+      </w:r>
+      <w:proofErr w:type="spellStart"/>
+      <w:r>
+        <w:t>admin</w:t>
+      </w:r>
+      <w:proofErr w:type="spellEnd"/>
+      <w:r>
+        <w:t xml:space="preserve"> felület.</w:t>
+      </w:r>
     </w:p>
     <w:p>
       <w:pPr>
@@ -15089,7 +16563,6 @@
         <w:rPr>
           <w:rFonts w:ascii="Times New Roman" w:hAnsi="Times New Roman" w:cs="Times New Roman"/>
         </w:rPr>
-        <w:lastRenderedPageBreak/>
         <w:t>Időpontok felügyelete (</w:t>
       </w:r>
       <w:proofErr w:type="spellStart"/>
@@ -15264,6 +16737,7 @@
         <w:pStyle w:val="lers"/>
       </w:pPr>
       <w:r>
+        <w:lastRenderedPageBreak/>
         <w:t xml:space="preserve">Valós idejű visszajelzés: Minden sikeres mentésről vagy </w:t>
       </w:r>
       <w:r>
@@ -16040,6 +17514,7 @@
           <w:b/>
           <w:bCs/>
         </w:rPr>
+        <w:lastRenderedPageBreak/>
         <w:t>Tényleges eredmény:</w:t>
       </w:r>
       <w:r>
@@ -16171,7 +17646,6 @@
           <w:b/>
           <w:bCs/>
         </w:rPr>
-        <w:lastRenderedPageBreak/>
         <w:t>Tesztlépés / Bemenet:</w:t>
       </w:r>
       <w:r>
@@ -16802,6 +18276,7 @@
           <w:rFonts w:ascii="Times New Roman" w:hAnsi="Times New Roman" w:cs="Times New Roman"/>
           <w:noProof/>
         </w:rPr>
+        <w:lastRenderedPageBreak/>
         <w:drawing>
           <wp:inline distT="0" distB="0" distL="0" distR="0" wp14:anchorId="473E58C6" wp14:editId="0FC6B9B5">
             <wp:extent cx="5759450" cy="1697990"/>
@@ -16818,7 +18293,7 @@
                     <pic:cNvPicPr/>
                   </pic:nvPicPr>
                   <pic:blipFill>
-                    <a:blip r:embed="rId14">
+                    <a:blip r:embed="rId21">
                       <a:extLst>
                         <a:ext uri="{28A0092B-C50C-407E-A947-70E740481C1C}">
                           <a14:useLocalDpi xmlns:a14="http://schemas.microsoft.com/office/drawing/2010/main" val="0"/>
@@ -16850,6 +18325,24 @@
         <w:pStyle w:val="lers"/>
       </w:pPr>
       <w:r>
+        <w:t>12</w:t>
+      </w:r>
+      <w:r>
+        <w:t>.</w:t>
+      </w:r>
+      <w:r>
+        <w:rPr>
+          <w:rFonts w:ascii="Times New Roman" w:hAnsi="Times New Roman" w:cs="Times New Roman"/>
+        </w:rPr>
+        <w:t xml:space="preserve"> </w:t>
+      </w:r>
+      <w:r>
+        <w:rPr>
+          <w:rFonts w:ascii="Times New Roman" w:hAnsi="Times New Roman" w:cs="Times New Roman"/>
+        </w:rPr>
+        <w:t xml:space="preserve">ábra </w:t>
+      </w:r>
+      <w:r>
         <w:t xml:space="preserve">Postman </w:t>
       </w:r>
       <w:proofErr w:type="gramStart"/>
@@ -16979,7 +18472,6 @@
         <w:rPr>
           <w:rFonts w:ascii="Times New Roman" w:hAnsi="Times New Roman" w:cs="Times New Roman"/>
         </w:rPr>
-        <w:lastRenderedPageBreak/>
         <w:t>•</w:t>
       </w:r>
       <w:r>
@@ -17455,25 +18947,8 @@
         <w:t>) létrehozni a vezetőség számára. Ezen a felületen a fodrászok nyomon követhetnék a legnépszerűbb szolgáltatásokat, a legforgalmasabb napszakokat, valamint a havi bevételek alakulását. A vendégkör megtartása érdekében pedig egy beépített hűségprogram is kialakítható lenne, ahol a visszatérő profilok kedvezményeket kaphatnak.</w:t>
       </w:r>
     </w:p>
-    <w:p>
-      <w:pPr>
-        <w:ind w:left="0" w:firstLine="0"/>
-        <w:jc w:val="both"/>
-        <w:rPr>
-          <w:rFonts w:ascii="Times New Roman" w:hAnsi="Times New Roman" w:cs="Times New Roman"/>
-        </w:rPr>
-      </w:pPr>
-    </w:p>
-    <w:p>
-      <w:pPr>
-        <w:jc w:val="both"/>
-        <w:rPr>
-          <w:rFonts w:ascii="Times New Roman" w:hAnsi="Times New Roman" w:cs="Times New Roman"/>
-        </w:rPr>
-      </w:pPr>
-    </w:p>
     <w:sectPr>
-      <w:footerReference w:type="default" r:id="rId15"/>
+      <w:footerReference w:type="default" r:id="rId22"/>
       <w:pgSz w:w="11906" w:h="16838" w:code="9"/>
       <w:pgMar w:top="1418" w:right="1418" w:bottom="1418" w:left="1418" w:header="709" w:footer="709" w:gutter="0"/>
       <w:pgNumType w:start="1"/>
@@ -17591,6 +19066,84 @@
     </w:p>
   </w:footnote>
 </w:footnotes>
+</file>
+
+<file path=word/header1.xml><?xml version="1.0" encoding="utf-8"?>
+<w:hdr xmlns:wpc="http://schemas.microsoft.com/office/word/2010/wordprocessingCanvas" xmlns:cx="http://schemas.microsoft.com/office/drawing/2014/chartex" xmlns:cx1="http://schemas.microsoft.com/office/drawing/2015/9/8/chartex" xmlns:cx2="http://schemas.microsoft.com/office/drawing/2015/10/21/chartex" xmlns:cx3="http://schemas.microsoft.com/office/drawing/2016/5/9/chartex" xmlns:cx4="http://schemas.microsoft.com/office/drawing/2016/5/10/chartex" xmlns:cx5="http://schemas.microsoft.com/office/drawing/2016/5/11/chartex" xmlns:cx6="http://schemas.microsoft.com/office/drawing/2016/5/12/chartex" xmlns:cx7="http://schemas.microsoft.com/office/drawing/2016/5/13/chartex" xmlns:cx8="http://schemas.microsoft.com/office/drawing/2016/5/14/chartex" xmlns:mc="http://schemas.openxmlformats.org/markup-compatibility/2006" xmlns:aink="http://schemas.microsoft.com/office/drawing/2016/ink" xmlns:am3d="http://schemas.microsoft.com/office/drawing/2017/model3d" xmlns:o="urn:schemas-microsoft-com:office:office" xmlns:r="http://schemas.openxmlformats.org/officeDocument/2006/relationships" xmlns:m="http://schemas.openxmlformats.org/officeDocument/2006/math" xmlns:v="urn:schemas-microsoft-com:vml" xmlns:wp14="http://schemas.microsoft.com/office/word/2010/wordprocessingDrawing" xmlns:wp="http://schemas.openxmlformats.org/drawingml/2006/wordprocessingDrawing" xmlns:w10="urn:schemas-microsoft-com:office:word" xmlns:w="http://schemas.openxmlformats.org/wordprocessingml/2006/main" xmlns:w14="http://schemas.microsoft.com/office/word/2010/wordml" xmlns:w15="http://schemas.microsoft.com/office/word/2012/wordml" xmlns:w16cex="http://schemas.microsoft.com/office/word/2018/wordml/cex" xmlns:w16cid="http://schemas.microsoft.com/office/word/2016/wordml/cid" xmlns:w16="http://schemas.microsoft.com/office/word/2018/wordml" xmlns:w16sdtdh="http://schemas.microsoft.com/office/word/2020/wordml/sdtdatahash" xmlns:w16se="http://schemas.microsoft.com/office/word/2015/wordml/symex" xmlns:wpg="http://schemas.microsoft.com/office/word/2010/wordprocessingGroup" xmlns:wpi="http://schemas.microsoft.com/office/word/2010/wordprocessingInk" xmlns:wne="http://schemas.microsoft.com/office/word/2006/wordml" xmlns:wps="http://schemas.microsoft.com/office/word/2010/wordprocessingShape" mc:Ignorable="w14 w15 w16se w16cid w16 w16cex w16sdtdh wp14">
+  <w:p>
+    <w:pPr>
+      <w:pStyle w:val="lfej"/>
+      <w:jc w:val="center"/>
+    </w:pPr>
+    <w:r>
+      <w:rPr>
+        <w:noProof/>
+      </w:rPr>
+      <w:drawing>
+        <wp:anchor distT="0" distB="0" distL="114300" distR="114300" simplePos="0" relativeHeight="251658240" behindDoc="0" locked="0" layoutInCell="1" allowOverlap="1" wp14:anchorId="1F5E6F37" wp14:editId="197EF304">
+          <wp:simplePos x="0" y="0"/>
+          <wp:positionH relativeFrom="margin">
+            <wp:align>right</wp:align>
+          </wp:positionH>
+          <wp:positionV relativeFrom="paragraph">
+            <wp:posOffset>-381635</wp:posOffset>
+          </wp:positionV>
+          <wp:extent cx="5760000" cy="1566000"/>
+          <wp:effectExtent l="0" t="0" r="0" b="0"/>
+          <wp:wrapSquare wrapText="bothSides"/>
+          <wp:docPr id="14" name="Kép 14" descr="C:\Users\grizakakos\AppData\Local\Microsoft\Windows\INetCache\Content.MSO\14626EDD.tmp"/>
+          <wp:cNvGraphicFramePr>
+            <a:graphicFrameLocks xmlns:a="http://schemas.openxmlformats.org/drawingml/2006/main" noChangeAspect="1"/>
+          </wp:cNvGraphicFramePr>
+          <a:graphic xmlns:a="http://schemas.openxmlformats.org/drawingml/2006/main">
+            <a:graphicData uri="http://schemas.openxmlformats.org/drawingml/2006/picture">
+              <pic:pic xmlns:pic="http://schemas.openxmlformats.org/drawingml/2006/picture">
+                <pic:nvPicPr>
+                  <pic:cNvPr id="0" name="Picture 10" descr="C:\Users\grizakakos\AppData\Local\Microsoft\Windows\INetCache\Content.MSO\14626EDD.tmp"/>
+                  <pic:cNvPicPr>
+                    <a:picLocks noChangeAspect="1" noChangeArrowheads="1"/>
+                  </pic:cNvPicPr>
+                </pic:nvPicPr>
+                <pic:blipFill>
+                  <a:blip r:embed="rId1">
+                    <a:extLst>
+                      <a:ext uri="{28A0092B-C50C-407E-A947-70E740481C1C}">
+                        <a14:useLocalDpi xmlns:a14="http://schemas.microsoft.com/office/drawing/2010/main" val="0"/>
+                      </a:ext>
+                    </a:extLst>
+                  </a:blip>
+                  <a:srcRect/>
+                  <a:stretch>
+                    <a:fillRect/>
+                  </a:stretch>
+                </pic:blipFill>
+                <pic:spPr bwMode="auto">
+                  <a:xfrm>
+                    <a:off x="0" y="0"/>
+                    <a:ext cx="5760000" cy="1566000"/>
+                  </a:xfrm>
+                  <a:prstGeom prst="rect">
+                    <a:avLst/>
+                  </a:prstGeom>
+                  <a:noFill/>
+                  <a:ln>
+                    <a:noFill/>
+                  </a:ln>
+                </pic:spPr>
+              </pic:pic>
+            </a:graphicData>
+          </a:graphic>
+          <wp14:sizeRelH relativeFrom="margin">
+            <wp14:pctWidth>0</wp14:pctWidth>
+          </wp14:sizeRelH>
+          <wp14:sizeRelV relativeFrom="margin">
+            <wp14:pctHeight>0</wp14:pctHeight>
+          </wp14:sizeRelV>
+        </wp:anchor>
+      </w:drawing>
+    </w:r>
+  </w:p>
+</w:hdr>
 </file>
 
 <file path=word/numbering.xml><?xml version="1.0" encoding="utf-8"?>

--- a/Dokkumentáció.docx
+++ b/Dokkumentáció.docx
@@ -27,6 +27,7 @@
       <w:pPr>
         <w:spacing w:line="240" w:lineRule="auto"/>
         <w:ind w:firstLine="555"/>
+        <w:jc w:val="center"/>
         <w:textAlignment w:val="baseline"/>
         <w:rPr>
           <w:rFonts w:ascii="Segoe UI" w:eastAsia="Times New Roman" w:hAnsi="Segoe UI" w:cs="Segoe UI"/>
@@ -41,13 +42,14 @@
           <w:szCs w:val="24"/>
           <w:lang w:eastAsia="hu-HU"/>
         </w:rPr>
-        <w:t>A technikum megnevezése: Szoftverfejlesztő és -tesztelő </w:t>
+        <w:t>A technikum megnevezése: Szoftverfejlesztő és -tesztelő</w:t>
       </w:r>
     </w:p>
     <w:p>
       <w:pPr>
         <w:spacing w:line="240" w:lineRule="auto"/>
         <w:ind w:firstLine="555"/>
+        <w:jc w:val="center"/>
         <w:textAlignment w:val="baseline"/>
         <w:rPr>
           <w:rFonts w:ascii="Segoe UI" w:eastAsia="Times New Roman" w:hAnsi="Segoe UI" w:cs="Segoe UI"/>
@@ -72,7 +74,7 @@
           <w:szCs w:val="24"/>
           <w:lang w:eastAsia="hu-HU"/>
         </w:rPr>
-        <w:t>5 0613 12 03 </w:t>
+        <w:t>5 0613 12 03</w:t>
       </w:r>
     </w:p>
     <w:p>
@@ -560,6 +562,7 @@
           <w:lang w:eastAsia="hu-HU"/>
         </w:rPr>
       </w:pPr>
+      <w:proofErr w:type="spellStart"/>
       <w:r>
         <w:rPr>
           <w:rFonts w:eastAsia="Times New Roman" w:cs="Times New Roman"/>
@@ -569,22 +572,9 @@
           <w:szCs w:val="32"/>
           <w:lang w:eastAsia="hu-HU"/>
         </w:rPr>
-        <w:t>Slajkó Mátyás</w:t>
-      </w:r>
-    </w:p>
-    <w:p>
-      <w:pPr>
-        <w:spacing w:line="240" w:lineRule="auto"/>
-        <w:ind w:firstLine="840"/>
-        <w:jc w:val="right"/>
-        <w:textAlignment w:val="baseline"/>
-        <w:rPr>
-          <w:rFonts w:ascii="Segoe UI" w:eastAsia="Times New Roman" w:hAnsi="Segoe UI" w:cs="Segoe UI"/>
-          <w:sz w:val="18"/>
-          <w:szCs w:val="18"/>
-          <w:lang w:eastAsia="hu-HU"/>
-        </w:rPr>
-      </w:pPr>
+        <w:t>Slajkó</w:t>
+      </w:r>
+      <w:proofErr w:type="spellEnd"/>
       <w:r>
         <w:rPr>
           <w:rFonts w:eastAsia="Times New Roman" w:cs="Times New Roman"/>
@@ -594,7 +584,7 @@
           <w:szCs w:val="32"/>
           <w:lang w:eastAsia="hu-HU"/>
         </w:rPr>
-        <w:t>Bencze Dominik</w:t>
+        <w:t xml:space="preserve"> Mátyás</w:t>
       </w:r>
     </w:p>
     <w:p>
@@ -604,9 +594,9 @@
         <w:jc w:val="right"/>
         <w:textAlignment w:val="baseline"/>
         <w:rPr>
-          <w:rFonts w:eastAsia="Times New Roman" w:cs="Times New Roman"/>
-          <w:sz w:val="32"/>
-          <w:szCs w:val="32"/>
+          <w:rFonts w:ascii="Segoe UI" w:eastAsia="Times New Roman" w:hAnsi="Segoe UI" w:cs="Segoe UI"/>
+          <w:sz w:val="18"/>
+          <w:szCs w:val="18"/>
           <w:lang w:eastAsia="hu-HU"/>
         </w:rPr>
       </w:pPr>
@@ -619,7 +609,45 @@
           <w:szCs w:val="32"/>
           <w:lang w:eastAsia="hu-HU"/>
         </w:rPr>
-        <w:t>Heil Kristóf</w:t>
+        <w:t>Bencze Dominik</w:t>
+      </w:r>
+    </w:p>
+    <w:p>
+      <w:pPr>
+        <w:spacing w:line="240" w:lineRule="auto"/>
+        <w:ind w:firstLine="840"/>
+        <w:jc w:val="right"/>
+        <w:textAlignment w:val="baseline"/>
+        <w:rPr>
+          <w:rFonts w:eastAsia="Times New Roman" w:cs="Times New Roman"/>
+          <w:sz w:val="32"/>
+          <w:szCs w:val="32"/>
+          <w:lang w:eastAsia="hu-HU"/>
+        </w:rPr>
+      </w:pPr>
+      <w:proofErr w:type="spellStart"/>
+      <w:r>
+        <w:rPr>
+          <w:rFonts w:eastAsia="Times New Roman" w:cs="Times New Roman"/>
+          <w:b/>
+          <w:bCs/>
+          <w:sz w:val="32"/>
+          <w:szCs w:val="32"/>
+          <w:lang w:eastAsia="hu-HU"/>
+        </w:rPr>
+        <w:t>Heil</w:t>
+      </w:r>
+      <w:proofErr w:type="spellEnd"/>
+      <w:r>
+        <w:rPr>
+          <w:rFonts w:eastAsia="Times New Roman" w:cs="Times New Roman"/>
+          <w:b/>
+          <w:bCs/>
+          <w:sz w:val="32"/>
+          <w:szCs w:val="32"/>
+          <w:lang w:eastAsia="hu-HU"/>
+        </w:rPr>
+        <w:t xml:space="preserve"> Kristóf</w:t>
       </w:r>
     </w:p>
     <w:p>
@@ -824,6 +852,7 @@
           <w:lang w:eastAsia="hu-HU"/>
         </w:rPr>
       </w:pPr>
+      <w:proofErr w:type="spellStart"/>
       <w:r>
         <w:rPr>
           <w:rFonts w:eastAsia="Times New Roman" w:cs="Times New Roman"/>
@@ -833,7 +862,19 @@
           <w:szCs w:val="72"/>
           <w:lang w:eastAsia="hu-HU"/>
         </w:rPr>
-        <w:t>BarberBooker System</w:t>
+        <w:t>BarberBooker</w:t>
+      </w:r>
+      <w:proofErr w:type="spellEnd"/>
+      <w:r>
+        <w:rPr>
+          <w:rFonts w:eastAsia="Times New Roman" w:cs="Times New Roman"/>
+          <w:b/>
+          <w:bCs/>
+          <w:sz w:val="72"/>
+          <w:szCs w:val="72"/>
+          <w:lang w:eastAsia="hu-HU"/>
+        </w:rPr>
+        <w:t xml:space="preserve"> System</w:t>
       </w:r>
     </w:p>
     <w:p>
@@ -866,7 +907,7 @@
       </w:pPr>
       <w:r>
         <w:lastRenderedPageBreak/>
-        <w:t>Tartalomjegyzék:</w:t>
+        <w:t>Tartalomjegyzék</w:t>
       </w:r>
     </w:p>
     <w:p>
@@ -896,7 +937,7 @@
         </w:rPr>
         <w:fldChar w:fldCharType="separate"/>
       </w:r>
-      <w:hyperlink w:anchor="_Toc225766072" w:history="1">
+      <w:hyperlink w:anchor="_Toc225838730" w:history="1">
         <w:r>
           <w:rPr>
             <w:rStyle w:val="Hiperhivatkozs"/>
@@ -940,7 +981,7 @@
             <w:noProof/>
             <w:webHidden/>
           </w:rPr>
-          <w:instrText xml:space="preserve"> PAGEREF _Toc225766072 \h </w:instrText>
+          <w:instrText xml:space="preserve"> PAGEREF _Toc225838730 \h </w:instrText>
         </w:r>
         <w:r>
           <w:rPr>
@@ -984,7 +1025,7 @@
           <w:lang w:eastAsia="hu-HU"/>
         </w:rPr>
       </w:pPr>
-      <w:hyperlink w:anchor="_Toc225766073" w:history="1">
+      <w:hyperlink w:anchor="_Toc225838731" w:history="1">
         <w:r>
           <w:rPr>
             <w:rStyle w:val="Hiperhivatkozs"/>
@@ -1028,7 +1069,7 @@
             <w:noProof/>
             <w:webHidden/>
           </w:rPr>
-          <w:instrText xml:space="preserve"> PAGEREF _Toc225766073 \h </w:instrText>
+          <w:instrText xml:space="preserve"> PAGEREF _Toc225838731 \h </w:instrText>
         </w:r>
         <w:r>
           <w:rPr>
@@ -1068,7 +1109,7 @@
           <w:lang w:eastAsia="hu-HU"/>
         </w:rPr>
       </w:pPr>
-      <w:hyperlink w:anchor="_Toc225766074" w:history="1">
+      <w:hyperlink w:anchor="_Toc225838732" w:history="1">
         <w:r>
           <w:rPr>
             <w:rStyle w:val="Hiperhivatkozs"/>
@@ -1112,7 +1153,7 @@
             <w:noProof/>
             <w:webHidden/>
           </w:rPr>
-          <w:instrText xml:space="preserve"> PAGEREF _Toc225766074 \h </w:instrText>
+          <w:instrText xml:space="preserve"> PAGEREF _Toc225838732 \h </w:instrText>
         </w:r>
         <w:r>
           <w:rPr>
@@ -1156,7 +1197,7 @@
           <w:lang w:eastAsia="hu-HU"/>
         </w:rPr>
       </w:pPr>
-      <w:hyperlink w:anchor="_Toc225766075" w:history="1">
+      <w:hyperlink w:anchor="_Toc225838733" w:history="1">
         <w:r>
           <w:rPr>
             <w:rStyle w:val="Hiperhivatkozs"/>
@@ -1200,7 +1241,7 @@
             <w:noProof/>
             <w:webHidden/>
           </w:rPr>
-          <w:instrText xml:space="preserve"> PAGEREF _Toc225766075 \h </w:instrText>
+          <w:instrText xml:space="preserve"> PAGEREF _Toc225838733 \h </w:instrText>
         </w:r>
         <w:r>
           <w:rPr>
@@ -1244,7 +1285,7 @@
           <w:lang w:eastAsia="hu-HU"/>
         </w:rPr>
       </w:pPr>
-      <w:hyperlink w:anchor="_Toc225766076" w:history="1">
+      <w:hyperlink w:anchor="_Toc225838734" w:history="1">
         <w:r>
           <w:rPr>
             <w:rStyle w:val="Hiperhivatkozs"/>
@@ -1288,7 +1329,7 @@
             <w:noProof/>
             <w:webHidden/>
           </w:rPr>
-          <w:instrText xml:space="preserve"> PAGEREF _Toc225766076 \h </w:instrText>
+          <w:instrText xml:space="preserve"> PAGEREF _Toc225838734 \h </w:instrText>
         </w:r>
         <w:r>
           <w:rPr>
@@ -1332,7 +1373,7 @@
           <w:lang w:eastAsia="hu-HU"/>
         </w:rPr>
       </w:pPr>
-      <w:hyperlink w:anchor="_Toc225766077" w:history="1">
+      <w:hyperlink w:anchor="_Toc225838735" w:history="1">
         <w:r>
           <w:rPr>
             <w:rStyle w:val="Hiperhivatkozs"/>
@@ -1376,7 +1417,7 @@
             <w:noProof/>
             <w:webHidden/>
           </w:rPr>
-          <w:instrText xml:space="preserve"> PAGEREF _Toc225766077 \h </w:instrText>
+          <w:instrText xml:space="preserve"> PAGEREF _Toc225838735 \h </w:instrText>
         </w:r>
         <w:r>
           <w:rPr>
@@ -1420,7 +1461,7 @@
           <w:lang w:eastAsia="hu-HU"/>
         </w:rPr>
       </w:pPr>
-      <w:hyperlink w:anchor="_Toc225766078" w:history="1">
+      <w:hyperlink w:anchor="_Toc225838736" w:history="1">
         <w:r>
           <w:rPr>
             <w:rStyle w:val="Hiperhivatkozs"/>
@@ -1464,7 +1505,7 @@
             <w:noProof/>
             <w:webHidden/>
           </w:rPr>
-          <w:instrText xml:space="preserve"> PAGEREF _Toc225766078 \h </w:instrText>
+          <w:instrText xml:space="preserve"> PAGEREF _Toc225838736 \h </w:instrText>
         </w:r>
         <w:r>
           <w:rPr>
@@ -1508,7 +1549,7 @@
           <w:lang w:eastAsia="hu-HU"/>
         </w:rPr>
       </w:pPr>
-      <w:hyperlink w:anchor="_Toc225766079" w:history="1">
+      <w:hyperlink w:anchor="_Toc225838737" w:history="1">
         <w:r>
           <w:rPr>
             <w:rStyle w:val="Hiperhivatkozs"/>
@@ -1552,7 +1593,7 @@
             <w:noProof/>
             <w:webHidden/>
           </w:rPr>
-          <w:instrText xml:space="preserve"> PAGEREF _Toc225766079 \h </w:instrText>
+          <w:instrText xml:space="preserve"> PAGEREF _Toc225838737 \h </w:instrText>
         </w:r>
         <w:r>
           <w:rPr>
@@ -1572,7 +1613,7 @@
             <w:noProof/>
             <w:webHidden/>
           </w:rPr>
-          <w:t>8</w:t>
+          <w:t>9</w:t>
         </w:r>
         <w:r>
           <w:rPr>
@@ -1596,7 +1637,7 @@
           <w:lang w:eastAsia="hu-HU"/>
         </w:rPr>
       </w:pPr>
-      <w:hyperlink w:anchor="_Toc225766080" w:history="1">
+      <w:hyperlink w:anchor="_Toc225838738" w:history="1">
         <w:r>
           <w:rPr>
             <w:rStyle w:val="Hiperhivatkozs"/>
@@ -1640,7 +1681,7 @@
             <w:noProof/>
             <w:webHidden/>
           </w:rPr>
-          <w:instrText xml:space="preserve"> PAGEREF _Toc225766080 \h </w:instrText>
+          <w:instrText xml:space="preserve"> PAGEREF _Toc225838738 \h </w:instrText>
         </w:r>
         <w:r>
           <w:rPr>
@@ -1660,7 +1701,7 @@
             <w:noProof/>
             <w:webHidden/>
           </w:rPr>
-          <w:t>8</w:t>
+          <w:t>9</w:t>
         </w:r>
         <w:r>
           <w:rPr>
@@ -1684,7 +1725,7 @@
           <w:lang w:eastAsia="hu-HU"/>
         </w:rPr>
       </w:pPr>
-      <w:hyperlink w:anchor="_Toc225766081" w:history="1">
+      <w:hyperlink w:anchor="_Toc225838739" w:history="1">
         <w:r>
           <w:rPr>
             <w:rStyle w:val="Hiperhivatkozs"/>
@@ -1728,7 +1769,7 @@
             <w:noProof/>
             <w:webHidden/>
           </w:rPr>
-          <w:instrText xml:space="preserve"> PAGEREF _Toc225766081 \h </w:instrText>
+          <w:instrText xml:space="preserve"> PAGEREF _Toc225838739 \h </w:instrText>
         </w:r>
         <w:r>
           <w:rPr>
@@ -1748,7 +1789,7 @@
             <w:noProof/>
             <w:webHidden/>
           </w:rPr>
-          <w:t>8</w:t>
+          <w:t>9</w:t>
         </w:r>
         <w:r>
           <w:rPr>
@@ -1772,7 +1813,7 @@
           <w:lang w:eastAsia="hu-HU"/>
         </w:rPr>
       </w:pPr>
-      <w:hyperlink w:anchor="_Toc225766082" w:history="1">
+      <w:hyperlink w:anchor="_Toc225838740" w:history="1">
         <w:r>
           <w:rPr>
             <w:rStyle w:val="Hiperhivatkozs"/>
@@ -1816,7 +1857,7 @@
             <w:noProof/>
             <w:webHidden/>
           </w:rPr>
-          <w:instrText xml:space="preserve"> PAGEREF _Toc225766082 \h </w:instrText>
+          <w:instrText xml:space="preserve"> PAGEREF _Toc225838740 \h </w:instrText>
         </w:r>
         <w:r>
           <w:rPr>
@@ -1856,7 +1897,7 @@
           <w:lang w:eastAsia="hu-HU"/>
         </w:rPr>
       </w:pPr>
-      <w:hyperlink w:anchor="_Toc225766083" w:history="1">
+      <w:hyperlink w:anchor="_Toc225838741" w:history="1">
         <w:r>
           <w:rPr>
             <w:rStyle w:val="Hiperhivatkozs"/>
@@ -1900,7 +1941,7 @@
             <w:noProof/>
             <w:webHidden/>
           </w:rPr>
-          <w:instrText xml:space="preserve"> PAGEREF _Toc225766083 \h </w:instrText>
+          <w:instrText xml:space="preserve"> PAGEREF _Toc225838741 \h </w:instrText>
         </w:r>
         <w:r>
           <w:rPr>
@@ -1944,7 +1985,7 @@
           <w:lang w:eastAsia="hu-HU"/>
         </w:rPr>
       </w:pPr>
-      <w:hyperlink w:anchor="_Toc225766084" w:history="1">
+      <w:hyperlink w:anchor="_Toc225838742" w:history="1">
         <w:r>
           <w:rPr>
             <w:rStyle w:val="Hiperhivatkozs"/>
@@ -1988,7 +2029,7 @@
             <w:noProof/>
             <w:webHidden/>
           </w:rPr>
-          <w:instrText xml:space="preserve"> PAGEREF _Toc225766084 \h </w:instrText>
+          <w:instrText xml:space="preserve"> PAGEREF _Toc225838742 \h </w:instrText>
         </w:r>
         <w:r>
           <w:rPr>
@@ -2031,7 +2072,7 @@
           <w:lang w:eastAsia="hu-HU"/>
         </w:rPr>
       </w:pPr>
-      <w:hyperlink w:anchor="_Toc225766085" w:history="1">
+      <w:hyperlink w:anchor="_Toc225838743" w:history="1">
         <w:r>
           <w:rPr>
             <w:rStyle w:val="Hiperhivatkozs"/>
@@ -2059,7 +2100,7 @@
             <w:noProof/>
             <w:webHidden/>
           </w:rPr>
-          <w:instrText xml:space="preserve"> PAGEREF _Toc225766085 \h </w:instrText>
+          <w:instrText xml:space="preserve"> PAGEREF _Toc225838743 \h </w:instrText>
         </w:r>
         <w:r>
           <w:rPr>
@@ -2102,7 +2143,7 @@
           <w:lang w:eastAsia="hu-HU"/>
         </w:rPr>
       </w:pPr>
-      <w:hyperlink w:anchor="_Toc225766086" w:history="1">
+      <w:hyperlink w:anchor="_Toc225838744" w:history="1">
         <w:r>
           <w:rPr>
             <w:rStyle w:val="Hiperhivatkozs"/>
@@ -2130,7 +2171,7 @@
             <w:noProof/>
             <w:webHidden/>
           </w:rPr>
-          <w:instrText xml:space="preserve"> PAGEREF _Toc225766086 \h </w:instrText>
+          <w:instrText xml:space="preserve"> PAGEREF _Toc225838744 \h </w:instrText>
         </w:r>
         <w:r>
           <w:rPr>
@@ -2173,7 +2214,7 @@
           <w:lang w:eastAsia="hu-HU"/>
         </w:rPr>
       </w:pPr>
-      <w:hyperlink w:anchor="_Toc225766087" w:history="1">
+      <w:hyperlink w:anchor="_Toc225838745" w:history="1">
         <w:r>
           <w:rPr>
             <w:rStyle w:val="Hiperhivatkozs"/>
@@ -2201,7 +2242,7 @@
             <w:noProof/>
             <w:webHidden/>
           </w:rPr>
-          <w:instrText xml:space="preserve"> PAGEREF _Toc225766087 \h </w:instrText>
+          <w:instrText xml:space="preserve"> PAGEREF _Toc225838745 \h </w:instrText>
         </w:r>
         <w:r>
           <w:rPr>
@@ -2241,7 +2282,7 @@
           <w:lang w:eastAsia="hu-HU"/>
         </w:rPr>
       </w:pPr>
-      <w:hyperlink w:anchor="_Toc225766088" w:history="1">
+      <w:hyperlink w:anchor="_Toc225838746" w:history="1">
         <w:r>
           <w:rPr>
             <w:rStyle w:val="Hiperhivatkozs"/>
@@ -2285,7 +2326,7 @@
             <w:noProof/>
             <w:webHidden/>
           </w:rPr>
-          <w:instrText xml:space="preserve"> PAGEREF _Toc225766088 \h </w:instrText>
+          <w:instrText xml:space="preserve"> PAGEREF _Toc225838746 \h </w:instrText>
         </w:r>
         <w:r>
           <w:rPr>
@@ -2329,7 +2370,7 @@
           <w:lang w:eastAsia="hu-HU"/>
         </w:rPr>
       </w:pPr>
-      <w:hyperlink w:anchor="_Toc225766089" w:history="1">
+      <w:hyperlink w:anchor="_Toc225838747" w:history="1">
         <w:r>
           <w:rPr>
             <w:rStyle w:val="Hiperhivatkozs"/>
@@ -2373,7 +2414,7 @@
             <w:noProof/>
             <w:webHidden/>
           </w:rPr>
-          <w:instrText xml:space="preserve"> PAGEREF _Toc225766089 \h </w:instrText>
+          <w:instrText xml:space="preserve"> PAGEREF _Toc225838747 \h </w:instrText>
         </w:r>
         <w:r>
           <w:rPr>
@@ -2417,7 +2458,7 @@
           <w:lang w:eastAsia="hu-HU"/>
         </w:rPr>
       </w:pPr>
-      <w:hyperlink w:anchor="_Toc225766090" w:history="1">
+      <w:hyperlink w:anchor="_Toc225838748" w:history="1">
         <w:r>
           <w:rPr>
             <w:rStyle w:val="Hiperhivatkozs"/>
@@ -2461,7 +2502,7 @@
             <w:noProof/>
             <w:webHidden/>
           </w:rPr>
-          <w:instrText xml:space="preserve"> PAGEREF _Toc225766090 \h </w:instrText>
+          <w:instrText xml:space="preserve"> PAGEREF _Toc225838748 \h </w:instrText>
         </w:r>
         <w:r>
           <w:rPr>
@@ -2505,7 +2546,7 @@
           <w:lang w:eastAsia="hu-HU"/>
         </w:rPr>
       </w:pPr>
-      <w:hyperlink w:anchor="_Toc225766091" w:history="1">
+      <w:hyperlink w:anchor="_Toc225838749" w:history="1">
         <w:r>
           <w:rPr>
             <w:rStyle w:val="Hiperhivatkozs"/>
@@ -2550,7 +2591,7 @@
             <w:noProof/>
             <w:webHidden/>
           </w:rPr>
-          <w:instrText xml:space="preserve"> PAGEREF _Toc225766091 \h </w:instrText>
+          <w:instrText xml:space="preserve"> PAGEREF _Toc225838749 \h </w:instrText>
         </w:r>
         <w:r>
           <w:rPr>
@@ -2594,7 +2635,7 @@
           <w:lang w:eastAsia="hu-HU"/>
         </w:rPr>
       </w:pPr>
-      <w:hyperlink w:anchor="_Toc225766092" w:history="1">
+      <w:hyperlink w:anchor="_Toc225838750" w:history="1">
         <w:r>
           <w:rPr>
             <w:rStyle w:val="Hiperhivatkozs"/>
@@ -2639,7 +2680,7 @@
             <w:noProof/>
             <w:webHidden/>
           </w:rPr>
-          <w:instrText xml:space="preserve"> PAGEREF _Toc225766092 \h </w:instrText>
+          <w:instrText xml:space="preserve"> PAGEREF _Toc225838750 \h </w:instrText>
         </w:r>
         <w:r>
           <w:rPr>
@@ -2683,7 +2724,7 @@
           <w:lang w:eastAsia="hu-HU"/>
         </w:rPr>
       </w:pPr>
-      <w:hyperlink w:anchor="_Toc225766093" w:history="1">
+      <w:hyperlink w:anchor="_Toc225838751" w:history="1">
         <w:r>
           <w:rPr>
             <w:rStyle w:val="Hiperhivatkozs"/>
@@ -2728,7 +2769,7 @@
             <w:noProof/>
             <w:webHidden/>
           </w:rPr>
-          <w:instrText xml:space="preserve"> PAGEREF _Toc225766093 \h </w:instrText>
+          <w:instrText xml:space="preserve"> PAGEREF _Toc225838751 \h </w:instrText>
         </w:r>
         <w:r>
           <w:rPr>
@@ -2772,7 +2813,7 @@
           <w:lang w:eastAsia="hu-HU"/>
         </w:rPr>
       </w:pPr>
-      <w:hyperlink w:anchor="_Toc225766094" w:history="1">
+      <w:hyperlink w:anchor="_Toc225838752" w:history="1">
         <w:r>
           <w:rPr>
             <w:rStyle w:val="Hiperhivatkozs"/>
@@ -2817,7 +2858,7 @@
             <w:noProof/>
             <w:webHidden/>
           </w:rPr>
-          <w:instrText xml:space="preserve"> PAGEREF _Toc225766094 \h </w:instrText>
+          <w:instrText xml:space="preserve"> PAGEREF _Toc225838752 \h </w:instrText>
         </w:r>
         <w:r>
           <w:rPr>
@@ -2861,7 +2902,7 @@
           <w:lang w:eastAsia="hu-HU"/>
         </w:rPr>
       </w:pPr>
-      <w:hyperlink w:anchor="_Toc225766095" w:history="1">
+      <w:hyperlink w:anchor="_Toc225838753" w:history="1">
         <w:r>
           <w:rPr>
             <w:rStyle w:val="Hiperhivatkozs"/>
@@ -2906,7 +2947,7 @@
             <w:noProof/>
             <w:webHidden/>
           </w:rPr>
-          <w:instrText xml:space="preserve"> PAGEREF _Toc225766095 \h </w:instrText>
+          <w:instrText xml:space="preserve"> PAGEREF _Toc225838753 \h </w:instrText>
         </w:r>
         <w:r>
           <w:rPr>
@@ -2926,7 +2967,7 @@
             <w:noProof/>
             <w:webHidden/>
           </w:rPr>
-          <w:t>12</w:t>
+          <w:t>13</w:t>
         </w:r>
         <w:r>
           <w:rPr>
@@ -2950,7 +2991,7 @@
           <w:lang w:eastAsia="hu-HU"/>
         </w:rPr>
       </w:pPr>
-      <w:hyperlink w:anchor="_Toc225766096" w:history="1">
+      <w:hyperlink w:anchor="_Toc225838754" w:history="1">
         <w:r>
           <w:rPr>
             <w:rStyle w:val="Hiperhivatkozs"/>
@@ -2995,7 +3036,7 @@
             <w:noProof/>
             <w:webHidden/>
           </w:rPr>
-          <w:instrText xml:space="preserve"> PAGEREF _Toc225766096 \h </w:instrText>
+          <w:instrText xml:space="preserve"> PAGEREF _Toc225838754 \h </w:instrText>
         </w:r>
         <w:r>
           <w:rPr>
@@ -3039,7 +3080,7 @@
           <w:lang w:eastAsia="hu-HU"/>
         </w:rPr>
       </w:pPr>
-      <w:hyperlink w:anchor="_Toc225766097" w:history="1">
+      <w:hyperlink w:anchor="_Toc225838755" w:history="1">
         <w:r>
           <w:rPr>
             <w:rStyle w:val="Hiperhivatkozs"/>
@@ -3083,7 +3124,7 @@
             <w:noProof/>
             <w:webHidden/>
           </w:rPr>
-          <w:instrText xml:space="preserve"> PAGEREF _Toc225766097 \h </w:instrText>
+          <w:instrText xml:space="preserve"> PAGEREF _Toc225838755 \h </w:instrText>
         </w:r>
         <w:r>
           <w:rPr>
@@ -3103,7 +3144,7 @@
             <w:noProof/>
             <w:webHidden/>
           </w:rPr>
-          <w:t>13</w:t>
+          <w:t>14</w:t>
         </w:r>
         <w:r>
           <w:rPr>
@@ -3123,7 +3164,7 @@
           <w:lang w:eastAsia="hu-HU"/>
         </w:rPr>
       </w:pPr>
-      <w:hyperlink w:anchor="_Toc225766098" w:history="1">
+      <w:hyperlink w:anchor="_Toc225838756" w:history="1">
         <w:r>
           <w:rPr>
             <w:rStyle w:val="Hiperhivatkozs"/>
@@ -3167,7 +3208,7 @@
             <w:noProof/>
             <w:webHidden/>
           </w:rPr>
-          <w:instrText xml:space="preserve"> PAGEREF _Toc225766098 \h </w:instrText>
+          <w:instrText xml:space="preserve"> PAGEREF _Toc225838756 \h </w:instrText>
         </w:r>
         <w:r>
           <w:rPr>
@@ -3187,7 +3228,7 @@
             <w:noProof/>
             <w:webHidden/>
           </w:rPr>
-          <w:t>14</w:t>
+          <w:t>15</w:t>
         </w:r>
         <w:r>
           <w:rPr>
@@ -3211,7 +3252,7 @@
           <w:lang w:eastAsia="hu-HU"/>
         </w:rPr>
       </w:pPr>
-      <w:hyperlink w:anchor="_Toc225766099" w:history="1">
+      <w:hyperlink w:anchor="_Toc225838757" w:history="1">
         <w:r>
           <w:rPr>
             <w:rStyle w:val="Hiperhivatkozs"/>
@@ -3255,7 +3296,7 @@
             <w:noProof/>
             <w:webHidden/>
           </w:rPr>
-          <w:instrText xml:space="preserve"> PAGEREF _Toc225766099 \h </w:instrText>
+          <w:instrText xml:space="preserve"> PAGEREF _Toc225838757 \h </w:instrText>
         </w:r>
         <w:r>
           <w:rPr>
@@ -3275,7 +3316,7 @@
             <w:noProof/>
             <w:webHidden/>
           </w:rPr>
-          <w:t>14</w:t>
+          <w:t>15</w:t>
         </w:r>
         <w:r>
           <w:rPr>
@@ -3299,7 +3340,7 @@
           <w:lang w:eastAsia="hu-HU"/>
         </w:rPr>
       </w:pPr>
-      <w:hyperlink w:anchor="_Toc225766100" w:history="1">
+      <w:hyperlink w:anchor="_Toc225838758" w:history="1">
         <w:r>
           <w:rPr>
             <w:rStyle w:val="Hiperhivatkozs"/>
@@ -3343,7 +3384,7 @@
             <w:noProof/>
             <w:webHidden/>
           </w:rPr>
-          <w:instrText xml:space="preserve"> PAGEREF _Toc225766100 \h </w:instrText>
+          <w:instrText xml:space="preserve"> PAGEREF _Toc225838758 \h </w:instrText>
         </w:r>
         <w:r>
           <w:rPr>
@@ -3363,7 +3404,7 @@
             <w:noProof/>
             <w:webHidden/>
           </w:rPr>
-          <w:t>14</w:t>
+          <w:t>15</w:t>
         </w:r>
         <w:r>
           <w:rPr>
@@ -3387,7 +3428,7 @@
           <w:lang w:eastAsia="hu-HU"/>
         </w:rPr>
       </w:pPr>
-      <w:hyperlink w:anchor="_Toc225766101" w:history="1">
+      <w:hyperlink w:anchor="_Toc225838759" w:history="1">
         <w:r>
           <w:rPr>
             <w:rStyle w:val="Hiperhivatkozs"/>
@@ -3431,7 +3472,7 @@
             <w:noProof/>
             <w:webHidden/>
           </w:rPr>
-          <w:instrText xml:space="preserve"> PAGEREF _Toc225766101 \h </w:instrText>
+          <w:instrText xml:space="preserve"> PAGEREF _Toc225838759 \h </w:instrText>
         </w:r>
         <w:r>
           <w:rPr>
@@ -3451,7 +3492,7 @@
             <w:noProof/>
             <w:webHidden/>
           </w:rPr>
-          <w:t>15</w:t>
+          <w:t>16</w:t>
         </w:r>
         <w:r>
           <w:rPr>
@@ -3475,7 +3516,7 @@
           <w:lang w:eastAsia="hu-HU"/>
         </w:rPr>
       </w:pPr>
-      <w:hyperlink w:anchor="_Toc225766102" w:history="1">
+      <w:hyperlink w:anchor="_Toc225838760" w:history="1">
         <w:r>
           <w:rPr>
             <w:rStyle w:val="Hiperhivatkozs"/>
@@ -3520,7 +3561,7 @@
             <w:noProof/>
             <w:webHidden/>
           </w:rPr>
-          <w:instrText xml:space="preserve"> PAGEREF _Toc225766102 \h </w:instrText>
+          <w:instrText xml:space="preserve"> PAGEREF _Toc225838760 \h </w:instrText>
         </w:r>
         <w:r>
           <w:rPr>
@@ -3540,7 +3581,7 @@
             <w:noProof/>
             <w:webHidden/>
           </w:rPr>
-          <w:t>15</w:t>
+          <w:t>16</w:t>
         </w:r>
         <w:r>
           <w:rPr>
@@ -3564,7 +3605,7 @@
           <w:lang w:eastAsia="hu-HU"/>
         </w:rPr>
       </w:pPr>
-      <w:hyperlink w:anchor="_Toc225766103" w:history="1">
+      <w:hyperlink w:anchor="_Toc225838761" w:history="1">
         <w:r>
           <w:rPr>
             <w:rStyle w:val="Hiperhivatkozs"/>
@@ -3609,7 +3650,7 @@
             <w:noProof/>
             <w:webHidden/>
           </w:rPr>
-          <w:instrText xml:space="preserve"> PAGEREF _Toc225766103 \h </w:instrText>
+          <w:instrText xml:space="preserve"> PAGEREF _Toc225838761 \h </w:instrText>
         </w:r>
         <w:r>
           <w:rPr>
@@ -3629,7 +3670,7 @@
             <w:noProof/>
             <w:webHidden/>
           </w:rPr>
-          <w:t>15</w:t>
+          <w:t>16</w:t>
         </w:r>
         <w:r>
           <w:rPr>
@@ -3653,7 +3694,7 @@
           <w:lang w:eastAsia="hu-HU"/>
         </w:rPr>
       </w:pPr>
-      <w:hyperlink w:anchor="_Toc225766104" w:history="1">
+      <w:hyperlink w:anchor="_Toc225838762" w:history="1">
         <w:r>
           <w:rPr>
             <w:rStyle w:val="Hiperhivatkozs"/>
@@ -3698,7 +3739,7 @@
             <w:noProof/>
             <w:webHidden/>
           </w:rPr>
-          <w:instrText xml:space="preserve"> PAGEREF _Toc225766104 \h </w:instrText>
+          <w:instrText xml:space="preserve"> PAGEREF _Toc225838762 \h </w:instrText>
         </w:r>
         <w:r>
           <w:rPr>
@@ -3718,7 +3759,7 @@
             <w:noProof/>
             <w:webHidden/>
           </w:rPr>
-          <w:t>15</w:t>
+          <w:t>16</w:t>
         </w:r>
         <w:r>
           <w:rPr>
@@ -3742,7 +3783,7 @@
           <w:lang w:eastAsia="hu-HU"/>
         </w:rPr>
       </w:pPr>
-      <w:hyperlink w:anchor="_Toc225766105" w:history="1">
+      <w:hyperlink w:anchor="_Toc225838763" w:history="1">
         <w:r>
           <w:rPr>
             <w:rStyle w:val="Hiperhivatkozs"/>
@@ -3787,7 +3828,7 @@
             <w:noProof/>
             <w:webHidden/>
           </w:rPr>
-          <w:instrText xml:space="preserve"> PAGEREF _Toc225766105 \h </w:instrText>
+          <w:instrText xml:space="preserve"> PAGEREF _Toc225838763 \h </w:instrText>
         </w:r>
         <w:r>
           <w:rPr>
@@ -3807,7 +3848,7 @@
             <w:noProof/>
             <w:webHidden/>
           </w:rPr>
-          <w:t>15</w:t>
+          <w:t>16</w:t>
         </w:r>
         <w:r>
           <w:rPr>
@@ -3831,7 +3872,7 @@
           <w:lang w:eastAsia="hu-HU"/>
         </w:rPr>
       </w:pPr>
-      <w:hyperlink w:anchor="_Toc225766106" w:history="1">
+      <w:hyperlink w:anchor="_Toc225838764" w:history="1">
         <w:r>
           <w:rPr>
             <w:rStyle w:val="Hiperhivatkozs"/>
@@ -3875,7 +3916,7 @@
             <w:noProof/>
             <w:webHidden/>
           </w:rPr>
-          <w:instrText xml:space="preserve"> PAGEREF _Toc225766106 \h </w:instrText>
+          <w:instrText xml:space="preserve"> PAGEREF _Toc225838764 \h </w:instrText>
         </w:r>
         <w:r>
           <w:rPr>
@@ -3895,7 +3936,7 @@
             <w:noProof/>
             <w:webHidden/>
           </w:rPr>
-          <w:t>15</w:t>
+          <w:t>17</w:t>
         </w:r>
         <w:r>
           <w:rPr>
@@ -3919,7 +3960,7 @@
           <w:lang w:eastAsia="hu-HU"/>
         </w:rPr>
       </w:pPr>
-      <w:hyperlink w:anchor="_Toc225766107" w:history="1">
+      <w:hyperlink w:anchor="_Toc225838765" w:history="1">
         <w:r>
           <w:rPr>
             <w:rStyle w:val="Hiperhivatkozs"/>
@@ -3964,7 +4005,7 @@
             <w:noProof/>
             <w:webHidden/>
           </w:rPr>
-          <w:instrText xml:space="preserve"> PAGEREF _Toc225766107 \h </w:instrText>
+          <w:instrText xml:space="preserve"> PAGEREF _Toc225838765 \h </w:instrText>
         </w:r>
         <w:r>
           <w:rPr>
@@ -3984,7 +4025,7 @@
             <w:noProof/>
             <w:webHidden/>
           </w:rPr>
-          <w:t>15</w:t>
+          <w:t>17</w:t>
         </w:r>
         <w:r>
           <w:rPr>
@@ -4008,7 +4049,7 @@
           <w:lang w:eastAsia="hu-HU"/>
         </w:rPr>
       </w:pPr>
-      <w:hyperlink w:anchor="_Toc225766108" w:history="1">
+      <w:hyperlink w:anchor="_Toc225838766" w:history="1">
         <w:r>
           <w:rPr>
             <w:rStyle w:val="Hiperhivatkozs"/>
@@ -4053,7 +4094,7 @@
             <w:noProof/>
             <w:webHidden/>
           </w:rPr>
-          <w:instrText xml:space="preserve"> PAGEREF _Toc225766108 \h </w:instrText>
+          <w:instrText xml:space="preserve"> PAGEREF _Toc225838766 \h </w:instrText>
         </w:r>
         <w:r>
           <w:rPr>
@@ -4073,7 +4114,7 @@
             <w:noProof/>
             <w:webHidden/>
           </w:rPr>
-          <w:t>16</w:t>
+          <w:t>17</w:t>
         </w:r>
         <w:r>
           <w:rPr>
@@ -4097,7 +4138,7 @@
           <w:lang w:eastAsia="hu-HU"/>
         </w:rPr>
       </w:pPr>
-      <w:hyperlink w:anchor="_Toc225766109" w:history="1">
+      <w:hyperlink w:anchor="_Toc225838767" w:history="1">
         <w:r>
           <w:rPr>
             <w:rStyle w:val="Hiperhivatkozs"/>
@@ -4142,7 +4183,7 @@
             <w:noProof/>
             <w:webHidden/>
           </w:rPr>
-          <w:instrText xml:space="preserve"> PAGEREF _Toc225766109 \h </w:instrText>
+          <w:instrText xml:space="preserve"> PAGEREF _Toc225838767 \h </w:instrText>
         </w:r>
         <w:r>
           <w:rPr>
@@ -4162,7 +4203,7 @@
             <w:noProof/>
             <w:webHidden/>
           </w:rPr>
-          <w:t>16</w:t>
+          <w:t>17</w:t>
         </w:r>
         <w:r>
           <w:rPr>
@@ -4186,7 +4227,7 @@
           <w:lang w:eastAsia="hu-HU"/>
         </w:rPr>
       </w:pPr>
-      <w:hyperlink w:anchor="_Toc225766110" w:history="1">
+      <w:hyperlink w:anchor="_Toc225838768" w:history="1">
         <w:r>
           <w:rPr>
             <w:rStyle w:val="Hiperhivatkozs"/>
@@ -4231,7 +4272,7 @@
             <w:noProof/>
             <w:webHidden/>
           </w:rPr>
-          <w:instrText xml:space="preserve"> PAGEREF _Toc225766110 \h </w:instrText>
+          <w:instrText xml:space="preserve"> PAGEREF _Toc225838768 \h </w:instrText>
         </w:r>
         <w:r>
           <w:rPr>
@@ -4251,7 +4292,7 @@
             <w:noProof/>
             <w:webHidden/>
           </w:rPr>
-          <w:t>16</w:t>
+          <w:t>17</w:t>
         </w:r>
         <w:r>
           <w:rPr>
@@ -4275,7 +4316,7 @@
           <w:lang w:eastAsia="hu-HU"/>
         </w:rPr>
       </w:pPr>
-      <w:hyperlink w:anchor="_Toc225766111" w:history="1">
+      <w:hyperlink w:anchor="_Toc225838769" w:history="1">
         <w:r>
           <w:rPr>
             <w:rStyle w:val="Hiperhivatkozs"/>
@@ -4320,7 +4361,7 @@
             <w:noProof/>
             <w:webHidden/>
           </w:rPr>
-          <w:instrText xml:space="preserve"> PAGEREF _Toc225766111 \h </w:instrText>
+          <w:instrText xml:space="preserve"> PAGEREF _Toc225838769 \h </w:instrText>
         </w:r>
         <w:r>
           <w:rPr>
@@ -4340,7 +4381,7 @@
             <w:noProof/>
             <w:webHidden/>
           </w:rPr>
-          <w:t>16</w:t>
+          <w:t>18</w:t>
         </w:r>
         <w:r>
           <w:rPr>
@@ -4364,7 +4405,7 @@
           <w:lang w:eastAsia="hu-HU"/>
         </w:rPr>
       </w:pPr>
-      <w:hyperlink w:anchor="_Toc225766112" w:history="1">
+      <w:hyperlink w:anchor="_Toc225838770" w:history="1">
         <w:r>
           <w:rPr>
             <w:rStyle w:val="Hiperhivatkozs"/>
@@ -4408,7 +4449,7 @@
             <w:noProof/>
             <w:webHidden/>
           </w:rPr>
-          <w:instrText xml:space="preserve"> PAGEREF _Toc225766112 \h </w:instrText>
+          <w:instrText xml:space="preserve"> PAGEREF _Toc225838770 \h </w:instrText>
         </w:r>
         <w:r>
           <w:rPr>
@@ -4428,7 +4469,7 @@
             <w:noProof/>
             <w:webHidden/>
           </w:rPr>
-          <w:t>16</w:t>
+          <w:t>18</w:t>
         </w:r>
         <w:r>
           <w:rPr>
@@ -4452,7 +4493,7 @@
           <w:lang w:eastAsia="hu-HU"/>
         </w:rPr>
       </w:pPr>
-      <w:hyperlink w:anchor="_Toc225766113" w:history="1">
+      <w:hyperlink w:anchor="_Toc225838771" w:history="1">
         <w:r>
           <w:rPr>
             <w:rStyle w:val="Hiperhivatkozs"/>
@@ -4497,7 +4538,7 @@
             <w:noProof/>
             <w:webHidden/>
           </w:rPr>
-          <w:instrText xml:space="preserve"> PAGEREF _Toc225766113 \h </w:instrText>
+          <w:instrText xml:space="preserve"> PAGEREF _Toc225838771 \h </w:instrText>
         </w:r>
         <w:r>
           <w:rPr>
@@ -4517,7 +4558,7 @@
             <w:noProof/>
             <w:webHidden/>
           </w:rPr>
-          <w:t>16</w:t>
+          <w:t>18</w:t>
         </w:r>
         <w:r>
           <w:rPr>
@@ -4541,7 +4582,7 @@
           <w:lang w:eastAsia="hu-HU"/>
         </w:rPr>
       </w:pPr>
-      <w:hyperlink w:anchor="_Toc225766114" w:history="1">
+      <w:hyperlink w:anchor="_Toc225838772" w:history="1">
         <w:r>
           <w:rPr>
             <w:rStyle w:val="Hiperhivatkozs"/>
@@ -4586,7 +4627,7 @@
             <w:noProof/>
             <w:webHidden/>
           </w:rPr>
-          <w:instrText xml:space="preserve"> PAGEREF _Toc225766114 \h </w:instrText>
+          <w:instrText xml:space="preserve"> PAGEREF _Toc225838772 \h </w:instrText>
         </w:r>
         <w:r>
           <w:rPr>
@@ -4606,7 +4647,7 @@
             <w:noProof/>
             <w:webHidden/>
           </w:rPr>
-          <w:t>17</w:t>
+          <w:t>18</w:t>
         </w:r>
         <w:r>
           <w:rPr>
@@ -4630,7 +4671,7 @@
           <w:lang w:eastAsia="hu-HU"/>
         </w:rPr>
       </w:pPr>
-      <w:hyperlink w:anchor="_Toc225766115" w:history="1">
+      <w:hyperlink w:anchor="_Toc225838773" w:history="1">
         <w:r>
           <w:rPr>
             <w:rStyle w:val="Hiperhivatkozs"/>
@@ -4675,7 +4716,7 @@
             <w:noProof/>
             <w:webHidden/>
           </w:rPr>
-          <w:instrText xml:space="preserve"> PAGEREF _Toc225766115 \h </w:instrText>
+          <w:instrText xml:space="preserve"> PAGEREF _Toc225838773 \h </w:instrText>
         </w:r>
         <w:r>
           <w:rPr>
@@ -4695,7 +4736,7 @@
             <w:noProof/>
             <w:webHidden/>
           </w:rPr>
-          <w:t>17</w:t>
+          <w:t>18</w:t>
         </w:r>
         <w:r>
           <w:rPr>
@@ -4719,7 +4760,7 @@
           <w:lang w:eastAsia="hu-HU"/>
         </w:rPr>
       </w:pPr>
-      <w:hyperlink w:anchor="_Toc225766116" w:history="1">
+      <w:hyperlink w:anchor="_Toc225838774" w:history="1">
         <w:r>
           <w:rPr>
             <w:rStyle w:val="Hiperhivatkozs"/>
@@ -4764,7 +4805,7 @@
             <w:noProof/>
             <w:webHidden/>
           </w:rPr>
-          <w:instrText xml:space="preserve"> PAGEREF _Toc225766116 \h </w:instrText>
+          <w:instrText xml:space="preserve"> PAGEREF _Toc225838774 \h </w:instrText>
         </w:r>
         <w:r>
           <w:rPr>
@@ -4784,7 +4825,7 @@
             <w:noProof/>
             <w:webHidden/>
           </w:rPr>
-          <w:t>17</w:t>
+          <w:t>19</w:t>
         </w:r>
         <w:r>
           <w:rPr>
@@ -4808,7 +4849,7 @@
           <w:lang w:eastAsia="hu-HU"/>
         </w:rPr>
       </w:pPr>
-      <w:hyperlink w:anchor="_Toc225766117" w:history="1">
+      <w:hyperlink w:anchor="_Toc225838775" w:history="1">
         <w:r>
           <w:rPr>
             <w:rStyle w:val="Hiperhivatkozs"/>
@@ -4853,7 +4894,7 @@
             <w:noProof/>
             <w:webHidden/>
           </w:rPr>
-          <w:instrText xml:space="preserve"> PAGEREF _Toc225766117 \h </w:instrText>
+          <w:instrText xml:space="preserve"> PAGEREF _Toc225838775 \h </w:instrText>
         </w:r>
         <w:r>
           <w:rPr>
@@ -4873,7 +4914,7 @@
             <w:noProof/>
             <w:webHidden/>
           </w:rPr>
-          <w:t>17</w:t>
+          <w:t>19</w:t>
         </w:r>
         <w:r>
           <w:rPr>
@@ -4893,7 +4934,7 @@
           <w:lang w:eastAsia="hu-HU"/>
         </w:rPr>
       </w:pPr>
-      <w:hyperlink w:anchor="_Toc225766118" w:history="1">
+      <w:hyperlink w:anchor="_Toc225838776" w:history="1">
         <w:r>
           <w:rPr>
             <w:rStyle w:val="Hiperhivatkozs"/>
@@ -4937,7 +4978,7 @@
             <w:noProof/>
             <w:webHidden/>
           </w:rPr>
-          <w:instrText xml:space="preserve"> PAGEREF _Toc225766118 \h </w:instrText>
+          <w:instrText xml:space="preserve"> PAGEREF _Toc225838776 \h </w:instrText>
         </w:r>
         <w:r>
           <w:rPr>
@@ -4957,7 +4998,7 @@
             <w:noProof/>
             <w:webHidden/>
           </w:rPr>
-          <w:t>18</w:t>
+          <w:t>20</w:t>
         </w:r>
         <w:r>
           <w:rPr>
@@ -4981,7 +5022,7 @@
           <w:lang w:eastAsia="hu-HU"/>
         </w:rPr>
       </w:pPr>
-      <w:hyperlink w:anchor="_Toc225766119" w:history="1">
+      <w:hyperlink w:anchor="_Toc225838777" w:history="1">
         <w:r>
           <w:rPr>
             <w:rStyle w:val="Hiperhivatkozs"/>
@@ -5025,7 +5066,7 @@
             <w:noProof/>
             <w:webHidden/>
           </w:rPr>
-          <w:instrText xml:space="preserve"> PAGEREF _Toc225766119 \h </w:instrText>
+          <w:instrText xml:space="preserve"> PAGEREF _Toc225838777 \h </w:instrText>
         </w:r>
         <w:r>
           <w:rPr>
@@ -5045,7 +5086,7 @@
             <w:noProof/>
             <w:webHidden/>
           </w:rPr>
-          <w:t>18</w:t>
+          <w:t>20</w:t>
         </w:r>
         <w:r>
           <w:rPr>
@@ -5069,7 +5110,7 @@
           <w:lang w:eastAsia="hu-HU"/>
         </w:rPr>
       </w:pPr>
-      <w:hyperlink w:anchor="_Toc225766120" w:history="1">
+      <w:hyperlink w:anchor="_Toc225838778" w:history="1">
         <w:r>
           <w:rPr>
             <w:rStyle w:val="Hiperhivatkozs"/>
@@ -5113,7 +5154,7 @@
             <w:noProof/>
             <w:webHidden/>
           </w:rPr>
-          <w:instrText xml:space="preserve"> PAGEREF _Toc225766120 \h </w:instrText>
+          <w:instrText xml:space="preserve"> PAGEREF _Toc225838778 \h </w:instrText>
         </w:r>
         <w:r>
           <w:rPr>
@@ -5133,7 +5174,7 @@
             <w:noProof/>
             <w:webHidden/>
           </w:rPr>
-          <w:t>18</w:t>
+          <w:t>20</w:t>
         </w:r>
         <w:r>
           <w:rPr>
@@ -5157,7 +5198,7 @@
           <w:lang w:eastAsia="hu-HU"/>
         </w:rPr>
       </w:pPr>
-      <w:hyperlink w:anchor="_Toc225766121" w:history="1">
+      <w:hyperlink w:anchor="_Toc225838779" w:history="1">
         <w:r>
           <w:rPr>
             <w:rStyle w:val="Hiperhivatkozs"/>
@@ -5201,7 +5242,7 @@
             <w:noProof/>
             <w:webHidden/>
           </w:rPr>
-          <w:instrText xml:space="preserve"> PAGEREF _Toc225766121 \h </w:instrText>
+          <w:instrText xml:space="preserve"> PAGEREF _Toc225838779 \h </w:instrText>
         </w:r>
         <w:r>
           <w:rPr>
@@ -5221,7 +5262,7 @@
             <w:noProof/>
             <w:webHidden/>
           </w:rPr>
-          <w:t>18</w:t>
+          <w:t>20</w:t>
         </w:r>
         <w:r>
           <w:rPr>
@@ -5245,7 +5286,7 @@
           <w:lang w:eastAsia="hu-HU"/>
         </w:rPr>
       </w:pPr>
-      <w:hyperlink w:anchor="_Toc225766122" w:history="1">
+      <w:hyperlink w:anchor="_Toc225838780" w:history="1">
         <w:r>
           <w:rPr>
             <w:rStyle w:val="Hiperhivatkozs"/>
@@ -5290,7 +5331,7 @@
             <w:noProof/>
             <w:webHidden/>
           </w:rPr>
-          <w:instrText xml:space="preserve"> PAGEREF _Toc225766122 \h </w:instrText>
+          <w:instrText xml:space="preserve"> PAGEREF _Toc225838780 \h </w:instrText>
         </w:r>
         <w:r>
           <w:rPr>
@@ -5310,7 +5351,7 @@
             <w:noProof/>
             <w:webHidden/>
           </w:rPr>
-          <w:t>18</w:t>
+          <w:t>21</w:t>
         </w:r>
         <w:r>
           <w:rPr>
@@ -5334,7 +5375,7 @@
           <w:lang w:eastAsia="hu-HU"/>
         </w:rPr>
       </w:pPr>
-      <w:hyperlink w:anchor="_Toc225766123" w:history="1">
+      <w:hyperlink w:anchor="_Toc225838781" w:history="1">
         <w:r>
           <w:rPr>
             <w:rStyle w:val="Hiperhivatkozs"/>
@@ -5379,7 +5420,7 @@
             <w:noProof/>
             <w:webHidden/>
           </w:rPr>
-          <w:instrText xml:space="preserve"> PAGEREF _Toc225766123 \h </w:instrText>
+          <w:instrText xml:space="preserve"> PAGEREF _Toc225838781 \h </w:instrText>
         </w:r>
         <w:r>
           <w:rPr>
@@ -5399,7 +5440,7 @@
             <w:noProof/>
             <w:webHidden/>
           </w:rPr>
-          <w:t>19</w:t>
+          <w:t>21</w:t>
         </w:r>
         <w:r>
           <w:rPr>
@@ -5423,7 +5464,7 @@
           <w:lang w:eastAsia="hu-HU"/>
         </w:rPr>
       </w:pPr>
-      <w:hyperlink w:anchor="_Toc225766124" w:history="1">
+      <w:hyperlink w:anchor="_Toc225838782" w:history="1">
         <w:r>
           <w:rPr>
             <w:rStyle w:val="Hiperhivatkozs"/>
@@ -5468,7 +5509,7 @@
             <w:noProof/>
             <w:webHidden/>
           </w:rPr>
-          <w:instrText xml:space="preserve"> PAGEREF _Toc225766124 \h </w:instrText>
+          <w:instrText xml:space="preserve"> PAGEREF _Toc225838782 \h </w:instrText>
         </w:r>
         <w:r>
           <w:rPr>
@@ -5488,7 +5529,7 @@
             <w:noProof/>
             <w:webHidden/>
           </w:rPr>
-          <w:t>19</w:t>
+          <w:t>21</w:t>
         </w:r>
         <w:r>
           <w:rPr>
@@ -5512,7 +5553,7 @@
           <w:lang w:eastAsia="hu-HU"/>
         </w:rPr>
       </w:pPr>
-      <w:hyperlink w:anchor="_Toc225766125" w:history="1">
+      <w:hyperlink w:anchor="_Toc225838783" w:history="1">
         <w:r>
           <w:rPr>
             <w:rStyle w:val="Hiperhivatkozs"/>
@@ -5556,7 +5597,7 @@
             <w:noProof/>
             <w:webHidden/>
           </w:rPr>
-          <w:instrText xml:space="preserve"> PAGEREF _Toc225766125 \h </w:instrText>
+          <w:instrText xml:space="preserve"> PAGEREF _Toc225838783 \h </w:instrText>
         </w:r>
         <w:r>
           <w:rPr>
@@ -5576,7 +5617,7 @@
             <w:noProof/>
             <w:webHidden/>
           </w:rPr>
-          <w:t>19</w:t>
+          <w:t>22</w:t>
         </w:r>
         <w:r>
           <w:rPr>
@@ -5600,7 +5641,7 @@
           <w:lang w:eastAsia="hu-HU"/>
         </w:rPr>
       </w:pPr>
-      <w:hyperlink w:anchor="_Toc225766126" w:history="1">
+      <w:hyperlink w:anchor="_Toc225838784" w:history="1">
         <w:r>
           <w:rPr>
             <w:rStyle w:val="Hiperhivatkozs"/>
@@ -5645,7 +5686,7 @@
             <w:noProof/>
             <w:webHidden/>
           </w:rPr>
-          <w:instrText xml:space="preserve"> PAGEREF _Toc225766126 \h </w:instrText>
+          <w:instrText xml:space="preserve"> PAGEREF _Toc225838784 \h </w:instrText>
         </w:r>
         <w:r>
           <w:rPr>
@@ -5665,7 +5706,7 @@
             <w:noProof/>
             <w:webHidden/>
           </w:rPr>
-          <w:t>19</w:t>
+          <w:t>22</w:t>
         </w:r>
         <w:r>
           <w:rPr>
@@ -5689,7 +5730,7 @@
           <w:lang w:eastAsia="hu-HU"/>
         </w:rPr>
       </w:pPr>
-      <w:hyperlink w:anchor="_Toc225766127" w:history="1">
+      <w:hyperlink w:anchor="_Toc225838785" w:history="1">
         <w:r>
           <w:rPr>
             <w:rStyle w:val="Hiperhivatkozs"/>
@@ -5734,7 +5775,7 @@
             <w:noProof/>
             <w:webHidden/>
           </w:rPr>
-          <w:instrText xml:space="preserve"> PAGEREF _Toc225766127 \h </w:instrText>
+          <w:instrText xml:space="preserve"> PAGEREF _Toc225838785 \h </w:instrText>
         </w:r>
         <w:r>
           <w:rPr>
@@ -5754,7 +5795,7 @@
             <w:noProof/>
             <w:webHidden/>
           </w:rPr>
-          <w:t>20</w:t>
+          <w:t>22</w:t>
         </w:r>
         <w:r>
           <w:rPr>
@@ -5778,7 +5819,7 @@
           <w:lang w:eastAsia="hu-HU"/>
         </w:rPr>
       </w:pPr>
-      <w:hyperlink w:anchor="_Toc225766128" w:history="1">
+      <w:hyperlink w:anchor="_Toc225838786" w:history="1">
         <w:r>
           <w:rPr>
             <w:rStyle w:val="Hiperhivatkozs"/>
@@ -5832,7 +5873,7 @@
             <w:noProof/>
             <w:webHidden/>
           </w:rPr>
-          <w:instrText xml:space="preserve"> PAGEREF _Toc225766128 \h </w:instrText>
+          <w:instrText xml:space="preserve"> PAGEREF _Toc225838786 \h </w:instrText>
         </w:r>
         <w:r>
           <w:rPr>
@@ -5852,7 +5893,7 @@
             <w:noProof/>
             <w:webHidden/>
           </w:rPr>
-          <w:t>20</w:t>
+          <w:t>23</w:t>
         </w:r>
         <w:r>
           <w:rPr>
@@ -5876,7 +5917,7 @@
           <w:lang w:eastAsia="hu-HU"/>
         </w:rPr>
       </w:pPr>
-      <w:hyperlink w:anchor="_Toc225766129" w:history="1">
+      <w:hyperlink w:anchor="_Toc225838787" w:history="1">
         <w:r>
           <w:rPr>
             <w:rStyle w:val="Hiperhivatkozs"/>
@@ -5921,7 +5962,7 @@
             <w:noProof/>
             <w:webHidden/>
           </w:rPr>
-          <w:instrText xml:space="preserve"> PAGEREF _Toc225766129 \h </w:instrText>
+          <w:instrText xml:space="preserve"> PAGEREF _Toc225838787 \h </w:instrText>
         </w:r>
         <w:r>
           <w:rPr>
@@ -5941,7 +5982,7 @@
             <w:noProof/>
             <w:webHidden/>
           </w:rPr>
-          <w:t>21</w:t>
+          <w:t>24</w:t>
         </w:r>
         <w:r>
           <w:rPr>
@@ -5965,7 +6006,7 @@
           <w:lang w:eastAsia="hu-HU"/>
         </w:rPr>
       </w:pPr>
-      <w:hyperlink w:anchor="_Toc225766130" w:history="1">
+      <w:hyperlink w:anchor="_Toc225838788" w:history="1">
         <w:r>
           <w:rPr>
             <w:rStyle w:val="Hiperhivatkozs"/>
@@ -6010,7 +6051,7 @@
             <w:noProof/>
             <w:webHidden/>
           </w:rPr>
-          <w:instrText xml:space="preserve"> PAGEREF _Toc225766130 \h </w:instrText>
+          <w:instrText xml:space="preserve"> PAGEREF _Toc225838788 \h </w:instrText>
         </w:r>
         <w:r>
           <w:rPr>
@@ -6030,7 +6071,7 @@
             <w:noProof/>
             <w:webHidden/>
           </w:rPr>
-          <w:t>22</w:t>
+          <w:t>25</w:t>
         </w:r>
         <w:r>
           <w:rPr>
@@ -6050,7 +6091,7 @@
           <w:lang w:eastAsia="hu-HU"/>
         </w:rPr>
       </w:pPr>
-      <w:hyperlink w:anchor="_Toc225766131" w:history="1">
+      <w:hyperlink w:anchor="_Toc225838789" w:history="1">
         <w:r>
           <w:rPr>
             <w:rStyle w:val="Hiperhivatkozs"/>
@@ -6094,7 +6135,7 @@
             <w:noProof/>
             <w:webHidden/>
           </w:rPr>
-          <w:instrText xml:space="preserve"> PAGEREF _Toc225766131 \h </w:instrText>
+          <w:instrText xml:space="preserve"> PAGEREF _Toc225838789 \h </w:instrText>
         </w:r>
         <w:r>
           <w:rPr>
@@ -6114,7 +6155,7 @@
             <w:noProof/>
             <w:webHidden/>
           </w:rPr>
-          <w:t>24</w:t>
+          <w:t>27</w:t>
         </w:r>
         <w:r>
           <w:rPr>
@@ -6138,7 +6179,7 @@
           <w:lang w:eastAsia="hu-HU"/>
         </w:rPr>
       </w:pPr>
-      <w:hyperlink w:anchor="_Toc225766132" w:history="1">
+      <w:hyperlink w:anchor="_Toc225838790" w:history="1">
         <w:r>
           <w:rPr>
             <w:rStyle w:val="Hiperhivatkozs"/>
@@ -6182,7 +6223,7 @@
             <w:noProof/>
             <w:webHidden/>
           </w:rPr>
-          <w:instrText xml:space="preserve"> PAGEREF _Toc225766132 \h </w:instrText>
+          <w:instrText xml:space="preserve"> PAGEREF _Toc225838790 \h </w:instrText>
         </w:r>
         <w:r>
           <w:rPr>
@@ -6202,7 +6243,7 @@
             <w:noProof/>
             <w:webHidden/>
           </w:rPr>
-          <w:t>24</w:t>
+          <w:t>27</w:t>
         </w:r>
         <w:r>
           <w:rPr>
@@ -6226,7 +6267,7 @@
           <w:lang w:eastAsia="hu-HU"/>
         </w:rPr>
       </w:pPr>
-      <w:hyperlink w:anchor="_Toc225766133" w:history="1">
+      <w:hyperlink w:anchor="_Toc225838791" w:history="1">
         <w:r>
           <w:rPr>
             <w:rStyle w:val="Hiperhivatkozs"/>
@@ -6270,7 +6311,7 @@
             <w:noProof/>
             <w:webHidden/>
           </w:rPr>
-          <w:instrText xml:space="preserve"> PAGEREF _Toc225766133 \h </w:instrText>
+          <w:instrText xml:space="preserve"> PAGEREF _Toc225838791 \h </w:instrText>
         </w:r>
         <w:r>
           <w:rPr>
@@ -6290,7 +6331,7 @@
             <w:noProof/>
             <w:webHidden/>
           </w:rPr>
-          <w:t>24</w:t>
+          <w:t>27</w:t>
         </w:r>
         <w:r>
           <w:rPr>
@@ -6314,7 +6355,7 @@
           <w:lang w:eastAsia="hu-HU"/>
         </w:rPr>
       </w:pPr>
-      <w:hyperlink w:anchor="_Toc225766134" w:history="1">
+      <w:hyperlink w:anchor="_Toc225838792" w:history="1">
         <w:r>
           <w:rPr>
             <w:rStyle w:val="Hiperhivatkozs"/>
@@ -6358,7 +6399,7 @@
             <w:noProof/>
             <w:webHidden/>
           </w:rPr>
-          <w:instrText xml:space="preserve"> PAGEREF _Toc225766134 \h </w:instrText>
+          <w:instrText xml:space="preserve"> PAGEREF _Toc225838792 \h </w:instrText>
         </w:r>
         <w:r>
           <w:rPr>
@@ -6378,7 +6419,7 @@
             <w:noProof/>
             <w:webHidden/>
           </w:rPr>
-          <w:t>24</w:t>
+          <w:t>28</w:t>
         </w:r>
         <w:r>
           <w:rPr>
@@ -6402,7 +6443,7 @@
           <w:lang w:eastAsia="hu-HU"/>
         </w:rPr>
       </w:pPr>
-      <w:hyperlink w:anchor="_Toc225766135" w:history="1">
+      <w:hyperlink w:anchor="_Toc225838793" w:history="1">
         <w:r>
           <w:rPr>
             <w:rStyle w:val="Hiperhivatkozs"/>
@@ -6446,7 +6487,7 @@
             <w:noProof/>
             <w:webHidden/>
           </w:rPr>
-          <w:instrText xml:space="preserve"> PAGEREF _Toc225766135 \h </w:instrText>
+          <w:instrText xml:space="preserve"> PAGEREF _Toc225838793 \h </w:instrText>
         </w:r>
         <w:r>
           <w:rPr>
@@ -6466,7 +6507,7 @@
             <w:noProof/>
             <w:webHidden/>
           </w:rPr>
-          <w:t>25</w:t>
+          <w:t>28</w:t>
         </w:r>
         <w:r>
           <w:rPr>
@@ -6486,7 +6527,7 @@
           <w:lang w:eastAsia="hu-HU"/>
         </w:rPr>
       </w:pPr>
-      <w:hyperlink w:anchor="_Toc225766136" w:history="1">
+      <w:hyperlink w:anchor="_Toc225838794" w:history="1">
         <w:r>
           <w:rPr>
             <w:rStyle w:val="Hiperhivatkozs"/>
@@ -6530,7 +6571,7 @@
             <w:noProof/>
             <w:webHidden/>
           </w:rPr>
-          <w:instrText xml:space="preserve"> PAGEREF _Toc225766136 \h </w:instrText>
+          <w:instrText xml:space="preserve"> PAGEREF _Toc225838794 \h </w:instrText>
         </w:r>
         <w:r>
           <w:rPr>
@@ -6550,7 +6591,7 @@
             <w:noProof/>
             <w:webHidden/>
           </w:rPr>
-          <w:t>26</w:t>
+          <w:t>29</w:t>
         </w:r>
         <w:r>
           <w:rPr>
@@ -6574,7 +6615,7 @@
           <w:lang w:eastAsia="hu-HU"/>
         </w:rPr>
       </w:pPr>
-      <w:hyperlink w:anchor="_Toc225766137" w:history="1">
+      <w:hyperlink w:anchor="_Toc225838795" w:history="1">
         <w:r>
           <w:rPr>
             <w:rStyle w:val="Hiperhivatkozs"/>
@@ -6618,7 +6659,7 @@
             <w:noProof/>
             <w:webHidden/>
           </w:rPr>
-          <w:instrText xml:space="preserve"> PAGEREF _Toc225766137 \h </w:instrText>
+          <w:instrText xml:space="preserve"> PAGEREF _Toc225838795 \h </w:instrText>
         </w:r>
         <w:r>
           <w:rPr>
@@ -6638,7 +6679,7 @@
             <w:noProof/>
             <w:webHidden/>
           </w:rPr>
-          <w:t>26</w:t>
+          <w:t>29</w:t>
         </w:r>
         <w:r>
           <w:rPr>
@@ -6662,7 +6703,7 @@
           <w:lang w:eastAsia="hu-HU"/>
         </w:rPr>
       </w:pPr>
-      <w:hyperlink w:anchor="_Toc225766138" w:history="1">
+      <w:hyperlink w:anchor="_Toc225838796" w:history="1">
         <w:r>
           <w:rPr>
             <w:rStyle w:val="Hiperhivatkozs"/>
@@ -6706,7 +6747,7 @@
             <w:noProof/>
             <w:webHidden/>
           </w:rPr>
-          <w:instrText xml:space="preserve"> PAGEREF _Toc225766138 \h </w:instrText>
+          <w:instrText xml:space="preserve"> PAGEREF _Toc225838796 \h </w:instrText>
         </w:r>
         <w:r>
           <w:rPr>
@@ -6726,7 +6767,7 @@
             <w:noProof/>
             <w:webHidden/>
           </w:rPr>
-          <w:t>26</w:t>
+          <w:t>29</w:t>
         </w:r>
         <w:r>
           <w:rPr>
@@ -6750,7 +6791,7 @@
           <w:lang w:eastAsia="hu-HU"/>
         </w:rPr>
       </w:pPr>
-      <w:hyperlink w:anchor="_Toc225766139" w:history="1">
+      <w:hyperlink w:anchor="_Toc225838797" w:history="1">
         <w:r>
           <w:rPr>
             <w:rStyle w:val="Hiperhivatkozs"/>
@@ -6795,7 +6836,7 @@
             <w:noProof/>
             <w:webHidden/>
           </w:rPr>
-          <w:instrText xml:space="preserve"> PAGEREF _Toc225766139 \h </w:instrText>
+          <w:instrText xml:space="preserve"> PAGEREF _Toc225838797 \h </w:instrText>
         </w:r>
         <w:r>
           <w:rPr>
@@ -6815,7 +6856,7 @@
             <w:noProof/>
             <w:webHidden/>
           </w:rPr>
-          <w:t>26</w:t>
+          <w:t>29</w:t>
         </w:r>
         <w:r>
           <w:rPr>
@@ -6839,7 +6880,7 @@
           <w:lang w:eastAsia="hu-HU"/>
         </w:rPr>
       </w:pPr>
-      <w:hyperlink w:anchor="_Toc225766140" w:history="1">
+      <w:hyperlink w:anchor="_Toc225838798" w:history="1">
         <w:r>
           <w:rPr>
             <w:rStyle w:val="Hiperhivatkozs"/>
@@ -6884,7 +6925,7 @@
             <w:noProof/>
             <w:webHidden/>
           </w:rPr>
-          <w:instrText xml:space="preserve"> PAGEREF _Toc225766140 \h </w:instrText>
+          <w:instrText xml:space="preserve"> PAGEREF _Toc225838798 \h </w:instrText>
         </w:r>
         <w:r>
           <w:rPr>
@@ -6904,7 +6945,7 @@
             <w:noProof/>
             <w:webHidden/>
           </w:rPr>
-          <w:t>27</w:t>
+          <w:t>30</w:t>
         </w:r>
         <w:r>
           <w:rPr>
@@ -6928,7 +6969,7 @@
           <w:lang w:eastAsia="hu-HU"/>
         </w:rPr>
       </w:pPr>
-      <w:hyperlink w:anchor="_Toc225766141" w:history="1">
+      <w:hyperlink w:anchor="_Toc225838799" w:history="1">
         <w:r>
           <w:rPr>
             <w:rStyle w:val="Hiperhivatkozs"/>
@@ -6973,7 +7014,7 @@
             <w:noProof/>
             <w:webHidden/>
           </w:rPr>
-          <w:instrText xml:space="preserve"> PAGEREF _Toc225766141 \h </w:instrText>
+          <w:instrText xml:space="preserve"> PAGEREF _Toc225838799 \h </w:instrText>
         </w:r>
         <w:r>
           <w:rPr>
@@ -6993,7 +7034,7 @@
             <w:noProof/>
             <w:webHidden/>
           </w:rPr>
-          <w:t>27</w:t>
+          <w:t>30</w:t>
         </w:r>
         <w:r>
           <w:rPr>
@@ -7017,7 +7058,7 @@
           <w:lang w:eastAsia="hu-HU"/>
         </w:rPr>
       </w:pPr>
-      <w:hyperlink w:anchor="_Toc225766142" w:history="1">
+      <w:hyperlink w:anchor="_Toc225838800" w:history="1">
         <w:r>
           <w:rPr>
             <w:rStyle w:val="Hiperhivatkozs"/>
@@ -7062,7 +7103,7 @@
             <w:noProof/>
             <w:webHidden/>
           </w:rPr>
-          <w:instrText xml:space="preserve"> PAGEREF _Toc225766142 \h </w:instrText>
+          <w:instrText xml:space="preserve"> PAGEREF _Toc225838800 \h </w:instrText>
         </w:r>
         <w:r>
           <w:rPr>
@@ -7082,7 +7123,7 @@
             <w:noProof/>
             <w:webHidden/>
           </w:rPr>
-          <w:t>27</w:t>
+          <w:t>31</w:t>
         </w:r>
         <w:r>
           <w:rPr>
@@ -7106,7 +7147,7 @@
           <w:lang w:eastAsia="hu-HU"/>
         </w:rPr>
       </w:pPr>
-      <w:hyperlink w:anchor="_Toc225766143" w:history="1">
+      <w:hyperlink w:anchor="_Toc225838801" w:history="1">
         <w:r>
           <w:rPr>
             <w:rStyle w:val="Hiperhivatkozs"/>
@@ -7150,7 +7191,7 @@
             <w:noProof/>
             <w:webHidden/>
           </w:rPr>
-          <w:instrText xml:space="preserve"> PAGEREF _Toc225766143 \h </w:instrText>
+          <w:instrText xml:space="preserve"> PAGEREF _Toc225838801 \h </w:instrText>
         </w:r>
         <w:r>
           <w:rPr>
@@ -7170,7 +7211,7 @@
             <w:noProof/>
             <w:webHidden/>
           </w:rPr>
-          <w:t>28</w:t>
+          <w:t>31</w:t>
         </w:r>
         <w:r>
           <w:rPr>
@@ -7194,7 +7235,7 @@
           <w:lang w:eastAsia="hu-HU"/>
         </w:rPr>
       </w:pPr>
-      <w:hyperlink w:anchor="_Toc225766144" w:history="1">
+      <w:hyperlink w:anchor="_Toc225838802" w:history="1">
         <w:r>
           <w:rPr>
             <w:rStyle w:val="Hiperhivatkozs"/>
@@ -7239,7 +7280,7 @@
             <w:noProof/>
             <w:webHidden/>
           </w:rPr>
-          <w:instrText xml:space="preserve"> PAGEREF _Toc225766144 \h </w:instrText>
+          <w:instrText xml:space="preserve"> PAGEREF _Toc225838802 \h </w:instrText>
         </w:r>
         <w:r>
           <w:rPr>
@@ -7259,7 +7300,7 @@
             <w:noProof/>
             <w:webHidden/>
           </w:rPr>
-          <w:t>28</w:t>
+          <w:t>31</w:t>
         </w:r>
         <w:r>
           <w:rPr>
@@ -7283,7 +7324,7 @@
           <w:lang w:eastAsia="hu-HU"/>
         </w:rPr>
       </w:pPr>
-      <w:hyperlink w:anchor="_Toc225766145" w:history="1">
+      <w:hyperlink w:anchor="_Toc225838803" w:history="1">
         <w:r>
           <w:rPr>
             <w:rStyle w:val="Hiperhivatkozs"/>
@@ -7328,7 +7369,7 @@
             <w:noProof/>
             <w:webHidden/>
           </w:rPr>
-          <w:instrText xml:space="preserve"> PAGEREF _Toc225766145 \h </w:instrText>
+          <w:instrText xml:space="preserve"> PAGEREF _Toc225838803 \h </w:instrText>
         </w:r>
         <w:r>
           <w:rPr>
@@ -7348,7 +7389,7 @@
             <w:noProof/>
             <w:webHidden/>
           </w:rPr>
-          <w:t>28</w:t>
+          <w:t>32</w:t>
         </w:r>
         <w:r>
           <w:rPr>
@@ -7372,7 +7413,7 @@
           <w:lang w:eastAsia="hu-HU"/>
         </w:rPr>
       </w:pPr>
-      <w:hyperlink w:anchor="_Toc225766146" w:history="1">
+      <w:hyperlink w:anchor="_Toc225838804" w:history="1">
         <w:r>
           <w:rPr>
             <w:rStyle w:val="Hiperhivatkozs"/>
@@ -7417,7 +7458,7 @@
             <w:noProof/>
             <w:webHidden/>
           </w:rPr>
-          <w:instrText xml:space="preserve"> PAGEREF _Toc225766146 \h </w:instrText>
+          <w:instrText xml:space="preserve"> PAGEREF _Toc225838804 \h </w:instrText>
         </w:r>
         <w:r>
           <w:rPr>
@@ -7437,7 +7478,7 @@
             <w:noProof/>
             <w:webHidden/>
           </w:rPr>
-          <w:t>28</w:t>
+          <w:t>32</w:t>
         </w:r>
         <w:r>
           <w:rPr>
@@ -7457,7 +7498,7 @@
           <w:lang w:eastAsia="hu-HU"/>
         </w:rPr>
       </w:pPr>
-      <w:hyperlink w:anchor="_Toc225766147" w:history="1">
+      <w:hyperlink w:anchor="_Toc225838805" w:history="1">
         <w:r>
           <w:rPr>
             <w:rStyle w:val="Hiperhivatkozs"/>
@@ -7501,7 +7542,7 @@
             <w:noProof/>
             <w:webHidden/>
           </w:rPr>
-          <w:instrText xml:space="preserve"> PAGEREF _Toc225766147 \h </w:instrText>
+          <w:instrText xml:space="preserve"> PAGEREF _Toc225838805 \h </w:instrText>
         </w:r>
         <w:r>
           <w:rPr>
@@ -7521,7 +7562,7 @@
             <w:noProof/>
             <w:webHidden/>
           </w:rPr>
-          <w:t>30</w:t>
+          <w:t>33</w:t>
         </w:r>
         <w:r>
           <w:rPr>
@@ -7545,7 +7586,7 @@
           <w:lang w:eastAsia="hu-HU"/>
         </w:rPr>
       </w:pPr>
-      <w:hyperlink w:anchor="_Toc225766148" w:history="1">
+      <w:hyperlink w:anchor="_Toc225838806" w:history="1">
         <w:r>
           <w:rPr>
             <w:rStyle w:val="Hiperhivatkozs"/>
@@ -7589,7 +7630,7 @@
             <w:noProof/>
             <w:webHidden/>
           </w:rPr>
-          <w:instrText xml:space="preserve"> PAGEREF _Toc225766148 \h </w:instrText>
+          <w:instrText xml:space="preserve"> PAGEREF _Toc225838806 \h </w:instrText>
         </w:r>
         <w:r>
           <w:rPr>
@@ -7609,7 +7650,7 @@
             <w:noProof/>
             <w:webHidden/>
           </w:rPr>
-          <w:t>30</w:t>
+          <w:t>33</w:t>
         </w:r>
         <w:r>
           <w:rPr>
@@ -7633,7 +7674,7 @@
           <w:lang w:eastAsia="hu-HU"/>
         </w:rPr>
       </w:pPr>
-      <w:hyperlink w:anchor="_Toc225766149" w:history="1">
+      <w:hyperlink w:anchor="_Toc225838807" w:history="1">
         <w:r>
           <w:rPr>
             <w:rStyle w:val="Hiperhivatkozs"/>
@@ -7677,7 +7718,7 @@
             <w:noProof/>
             <w:webHidden/>
           </w:rPr>
-          <w:instrText xml:space="preserve"> PAGEREF _Toc225766149 \h </w:instrText>
+          <w:instrText xml:space="preserve"> PAGEREF _Toc225838807 \h </w:instrText>
         </w:r>
         <w:r>
           <w:rPr>
@@ -7697,7 +7738,74 @@
             <w:noProof/>
             <w:webHidden/>
           </w:rPr>
-          <w:t>30</w:t>
+          <w:t>33</w:t>
+        </w:r>
+        <w:r>
+          <w:rPr>
+            <w:noProof/>
+            <w:webHidden/>
+          </w:rPr>
+          <w:fldChar w:fldCharType="end"/>
+        </w:r>
+      </w:hyperlink>
+    </w:p>
+    <w:p>
+      <w:pPr>
+        <w:pStyle w:val="TJ1"/>
+        <w:rPr>
+          <w:rFonts w:eastAsiaTheme="minorEastAsia"/>
+          <w:noProof/>
+          <w:lang w:eastAsia="hu-HU"/>
+        </w:rPr>
+      </w:pPr>
+      <w:hyperlink w:anchor="_Toc225838808" w:history="1">
+        <w:r>
+          <w:rPr>
+            <w:rStyle w:val="Hiperhivatkozs"/>
+            <w:noProof/>
+          </w:rPr>
+          <w:t>Ábra jegyzék</w:t>
+        </w:r>
+        <w:r>
+          <w:rPr>
+            <w:noProof/>
+            <w:webHidden/>
+          </w:rPr>
+          <w:tab/>
+        </w:r>
+        <w:r>
+          <w:rPr>
+            <w:noProof/>
+            <w:webHidden/>
+          </w:rPr>
+          <w:fldChar w:fldCharType="begin"/>
+        </w:r>
+        <w:r>
+          <w:rPr>
+            <w:noProof/>
+            <w:webHidden/>
+          </w:rPr>
+          <w:instrText xml:space="preserve"> PAGEREF _Toc225838808 \h </w:instrText>
+        </w:r>
+        <w:r>
+          <w:rPr>
+            <w:noProof/>
+            <w:webHidden/>
+          </w:rPr>
+        </w:r>
+        <w:r>
+          <w:rPr>
+            <w:noProof/>
+            <w:webHidden/>
+          </w:rPr>
+          <w:fldChar w:fldCharType="separate"/>
+        </w:r>
+        <w:r>
+          <w:rPr>
+            <w:noProof/>
+            <w:webHidden/>
+          </w:rPr>
+          <w:t>35</w:t>
         </w:r>
         <w:r>
           <w:rPr>
@@ -7745,7 +7853,7 @@
         </w:rPr>
       </w:pPr>
       <w:bookmarkStart w:id="0" w:name="_Toc224887700"/>
-      <w:bookmarkStart w:id="1" w:name="_Toc225766072"/>
+      <w:bookmarkStart w:id="1" w:name="_Toc225838730"/>
       <w:r>
         <w:rPr>
           <w:rFonts w:cs="Times New Roman"/>
@@ -7769,7 +7877,7 @@
         </w:rPr>
       </w:pPr>
       <w:bookmarkStart w:id="2" w:name="_Toc224887701"/>
-      <w:bookmarkStart w:id="3" w:name="_Toc225766073"/>
+      <w:bookmarkStart w:id="3" w:name="_Toc225838731"/>
       <w:r>
         <w:rPr>
           <w:rFonts w:cs="Times New Roman"/>
@@ -7858,7 +7966,7 @@
         </w:rPr>
       </w:pPr>
       <w:bookmarkStart w:id="4" w:name="_Toc224887702"/>
-      <w:bookmarkStart w:id="5" w:name="_Toc225766074"/>
+      <w:bookmarkStart w:id="5" w:name="_Toc225838732"/>
       <w:r>
         <w:rPr>
           <w:rFonts w:cs="Times New Roman"/>
@@ -7882,12 +7990,20 @@
         </w:rPr>
       </w:pPr>
       <w:bookmarkStart w:id="6" w:name="_Toc224887703"/>
-      <w:bookmarkStart w:id="7" w:name="_Toc225766075"/>
-      <w:r>
-        <w:rPr>
-          <w:rFonts w:cs="Times New Roman"/>
-        </w:rPr>
-        <w:t>Discord:</w:t>
+      <w:bookmarkStart w:id="7" w:name="_Toc225838733"/>
+      <w:proofErr w:type="spellStart"/>
+      <w:r>
+        <w:rPr>
+          <w:rFonts w:cs="Times New Roman"/>
+        </w:rPr>
+        <w:t>Discord</w:t>
+      </w:r>
+      <w:proofErr w:type="spellEnd"/>
+      <w:r>
+        <w:rPr>
+          <w:rFonts w:cs="Times New Roman"/>
+        </w:rPr>
+        <w:t>:</w:t>
       </w:r>
       <w:bookmarkEnd w:id="6"/>
       <w:bookmarkEnd w:id="7"/>
@@ -7902,7 +8018,21 @@
         <w:rPr>
           <w:rFonts w:cs="Times New Roman"/>
         </w:rPr>
-        <w:t xml:space="preserve">A Discord volt számunkra a tökéletes platform a kommunikációra. A szerver struktúrája lehetővé tette, hogy átláthatóan elszeparáljuk egymástól az adatbázist, a frontendet és a backendet, ami nagyban megkönnyítette a releváns fájlok megosztását és a fókuszált szakmai kommunikációt. </w:t>
+        <w:t xml:space="preserve">A </w:t>
+      </w:r>
+      <w:proofErr w:type="spellStart"/>
+      <w:r>
+        <w:rPr>
+          <w:rFonts w:cs="Times New Roman"/>
+        </w:rPr>
+        <w:t>Discord</w:t>
+      </w:r>
+      <w:proofErr w:type="spellEnd"/>
+      <w:r>
+        <w:rPr>
+          <w:rFonts w:cs="Times New Roman"/>
+        </w:rPr>
+        <w:t xml:space="preserve"> volt számunkra a tökéletes platform a kommunikációra. A szerver struktúrája lehetővé tette, hogy átláthatóan elszeparáljuk egymástól az adatbázist, a frontendet és a backendet, ami nagyban megkönnyítette a releváns fájlok megosztását és a fókuszált szakmai kommunikációt. </w:t>
       </w:r>
     </w:p>
     <w:p>
@@ -7959,18 +8089,26 @@
           <w:rFonts w:cs="Times New Roman"/>
         </w:rPr>
       </w:pPr>
-      <w:bookmarkStart w:id="8" w:name="_Toc225766060"/>
+      <w:bookmarkStart w:id="8" w:name="_Toc225839582"/>
       <w:r>
         <w:rPr>
           <w:rFonts w:cs="Times New Roman"/>
         </w:rPr>
         <w:t xml:space="preserve">1.ábra </w:t>
       </w:r>
-      <w:r>
-        <w:rPr>
-          <w:rFonts w:cs="Times New Roman"/>
-        </w:rPr>
-        <w:t>Discord szerver, amelyet a vizsgaremek elkészítése közben használtunk.</w:t>
+      <w:proofErr w:type="spellStart"/>
+      <w:r>
+        <w:rPr>
+          <w:rFonts w:cs="Times New Roman"/>
+        </w:rPr>
+        <w:t>Discord</w:t>
+      </w:r>
+      <w:proofErr w:type="spellEnd"/>
+      <w:r>
+        <w:rPr>
+          <w:rFonts w:cs="Times New Roman"/>
+        </w:rPr>
+        <w:t xml:space="preserve"> szerver, amelyet a vizsgaremek elkészítése közben használtunk.</w:t>
       </w:r>
       <w:bookmarkEnd w:id="8"/>
     </w:p>
@@ -7987,12 +8125,20 @@
         </w:rPr>
       </w:pPr>
       <w:bookmarkStart w:id="9" w:name="_Toc224887704"/>
-      <w:bookmarkStart w:id="10" w:name="_Toc225766076"/>
-      <w:r>
-        <w:rPr>
-          <w:rFonts w:cs="Times New Roman"/>
-        </w:rPr>
-        <w:t>Youtube:</w:t>
+      <w:bookmarkStart w:id="10" w:name="_Toc225838734"/>
+      <w:proofErr w:type="spellStart"/>
+      <w:r>
+        <w:rPr>
+          <w:rFonts w:cs="Times New Roman"/>
+        </w:rPr>
+        <w:t>Youtube</w:t>
+      </w:r>
+      <w:proofErr w:type="spellEnd"/>
+      <w:r>
+        <w:rPr>
+          <w:rFonts w:cs="Times New Roman"/>
+        </w:rPr>
+        <w:t>:</w:t>
       </w:r>
       <w:bookmarkEnd w:id="9"/>
       <w:bookmarkEnd w:id="10"/>
@@ -8007,7 +8153,21 @@
         <w:rPr>
           <w:rFonts w:cs="Times New Roman"/>
         </w:rPr>
-        <w:t>Az ismereteink bővítéséhez és a felmerülő technikai akadályok leküzdéséhez a YouTube szolgált forrásként; az ott található tutorialokat és esettanulmányokat hívtuk segítségül a fejlesztés során.</w:t>
+        <w:t xml:space="preserve">Az ismereteink bővítéséhez és a felmerülő technikai akadályok leküzdéséhez a YouTube szolgált forrásként; az ott található </w:t>
+      </w:r>
+      <w:proofErr w:type="spellStart"/>
+      <w:r>
+        <w:rPr>
+          <w:rFonts w:cs="Times New Roman"/>
+        </w:rPr>
+        <w:t>tutorialokat</w:t>
+      </w:r>
+      <w:proofErr w:type="spellEnd"/>
+      <w:r>
+        <w:rPr>
+          <w:rFonts w:cs="Times New Roman"/>
+        </w:rPr>
+        <w:t xml:space="preserve"> és esettanulmányokat hívtuk segítségül a fejlesztés során.</w:t>
       </w:r>
     </w:p>
     <w:p>
@@ -8023,7 +8183,7 @@
         </w:rPr>
       </w:pPr>
       <w:bookmarkStart w:id="11" w:name="_Toc224887705"/>
-      <w:bookmarkStart w:id="12" w:name="_Toc225766077"/>
+      <w:bookmarkStart w:id="12" w:name="_Toc225838735"/>
       <w:r>
         <w:rPr>
           <w:rFonts w:cs="Times New Roman"/>
@@ -8055,15 +8215,14 @@
       </w:pPr>
       <w:r>
         <w:rPr>
-          <w:rFonts w:cs="Times New Roman"/>
           <w:noProof/>
         </w:rPr>
         <w:lastRenderedPageBreak/>
         <w:drawing>
-          <wp:inline distT="0" distB="0" distL="0" distR="0" wp14:anchorId="36FE0370" wp14:editId="25F98A5D">
-            <wp:extent cx="4600575" cy="2633030"/>
+          <wp:inline distT="0" distB="0" distL="0" distR="0" wp14:anchorId="1C06AA50" wp14:editId="5D91F682">
+            <wp:extent cx="5019557" cy="2863970"/>
             <wp:effectExtent l="0" t="0" r="0" b="0"/>
-            <wp:docPr id="5" name="Kép 5"/>
+            <wp:docPr id="4" name="Kép 4"/>
             <wp:cNvGraphicFramePr>
               <a:graphicFrameLocks xmlns:a="http://schemas.openxmlformats.org/drawingml/2006/main" noChangeAspect="1"/>
             </wp:cNvGraphicFramePr>
@@ -8083,7 +8242,7 @@
                   <pic:spPr>
                     <a:xfrm>
                       <a:off x="0" y="0"/>
-                      <a:ext cx="4661728" cy="2668029"/>
+                      <a:ext cx="5029945" cy="2869897"/>
                     </a:xfrm>
                     <a:prstGeom prst="rect">
                       <a:avLst/>
@@ -8100,7 +8259,7 @@
       <w:pPr>
         <w:pStyle w:val="lers"/>
       </w:pPr>
-      <w:bookmarkStart w:id="13" w:name="_Toc225766061"/>
+      <w:bookmarkStart w:id="13" w:name="_Toc225839583"/>
       <w:r>
         <w:t>2.</w:t>
       </w:r>
@@ -8119,9 +8278,11 @@
       <w:r>
         <w:t xml:space="preserve">GitHub </w:t>
       </w:r>
+      <w:proofErr w:type="spellStart"/>
       <w:r>
         <w:t>repositorie</w:t>
       </w:r>
+      <w:proofErr w:type="spellEnd"/>
       <w:r>
         <w:t>.</w:t>
       </w:r>
@@ -8140,12 +8301,26 @@
         </w:rPr>
       </w:pPr>
       <w:bookmarkStart w:id="14" w:name="_Toc224887706"/>
-      <w:bookmarkStart w:id="15" w:name="_Toc225766078"/>
-      <w:r>
-        <w:rPr>
-          <w:rFonts w:cs="Times New Roman"/>
-        </w:rPr>
-        <w:t>GitHub Desktop:</w:t>
+      <w:bookmarkStart w:id="15" w:name="_Toc225838736"/>
+      <w:r>
+        <w:rPr>
+          <w:rFonts w:cs="Times New Roman"/>
+        </w:rPr>
+        <w:t xml:space="preserve">GitHub </w:t>
+      </w:r>
+      <w:proofErr w:type="spellStart"/>
+      <w:r>
+        <w:rPr>
+          <w:rFonts w:cs="Times New Roman"/>
+        </w:rPr>
+        <w:t>Desktop</w:t>
+      </w:r>
+      <w:proofErr w:type="spellEnd"/>
+      <w:r>
+        <w:rPr>
+          <w:rFonts w:cs="Times New Roman"/>
+        </w:rPr>
+        <w:t>:</w:t>
       </w:r>
       <w:bookmarkEnd w:id="14"/>
       <w:bookmarkEnd w:id="15"/>
@@ -8160,7 +8335,35 @@
         <w:rPr>
           <w:rFonts w:cs="Times New Roman"/>
         </w:rPr>
-        <w:t>A projekt verziókövetéséhez a GitHub Desktop alkalmazást használtuk. Ez a grafikus felülettel rendelkező eszköz lehetővé tette számunkra a Git funkcióinak egyszerű és átlátható kezelését.</w:t>
+        <w:t xml:space="preserve">A projekt verziókövetéséhez a GitHub </w:t>
+      </w:r>
+      <w:proofErr w:type="spellStart"/>
+      <w:r>
+        <w:rPr>
+          <w:rFonts w:cs="Times New Roman"/>
+        </w:rPr>
+        <w:t>Desktop</w:t>
+      </w:r>
+      <w:proofErr w:type="spellEnd"/>
+      <w:r>
+        <w:rPr>
+          <w:rFonts w:cs="Times New Roman"/>
+        </w:rPr>
+        <w:t xml:space="preserve"> alkalmazást használtuk. Ez a grafikus felülettel rendelkező eszköz lehetővé tette számunkra a </w:t>
+      </w:r>
+      <w:proofErr w:type="spellStart"/>
+      <w:r>
+        <w:rPr>
+          <w:rFonts w:cs="Times New Roman"/>
+        </w:rPr>
+        <w:t>Git</w:t>
+      </w:r>
+      <w:proofErr w:type="spellEnd"/>
+      <w:r>
+        <w:rPr>
+          <w:rFonts w:cs="Times New Roman"/>
+        </w:rPr>
+        <w:t xml:space="preserve"> funkcióinak egyszerű és átlátható kezelését.</w:t>
       </w:r>
     </w:p>
     <w:p>
@@ -8176,9 +8379,9 @@
           <w:noProof/>
         </w:rPr>
         <w:drawing>
-          <wp:inline distT="0" distB="0" distL="0" distR="0" wp14:anchorId="1124E047" wp14:editId="66EF3BD1">
-            <wp:extent cx="3857625" cy="2624631"/>
-            <wp:effectExtent l="0" t="0" r="0" b="4445"/>
+          <wp:inline distT="0" distB="0" distL="0" distR="0" wp14:anchorId="1124E047" wp14:editId="0E0DF305">
+            <wp:extent cx="4526373" cy="3079630"/>
+            <wp:effectExtent l="0" t="0" r="7620" b="6985"/>
             <wp:docPr id="6" name="Kép 6"/>
             <wp:cNvGraphicFramePr>
               <a:graphicFrameLocks xmlns:a="http://schemas.openxmlformats.org/drawingml/2006/main" noChangeAspect="1"/>
@@ -8199,7 +8402,7 @@
                   <pic:spPr>
                     <a:xfrm>
                       <a:off x="0" y="0"/>
-                      <a:ext cx="3905317" cy="2657079"/>
+                      <a:ext cx="4600499" cy="3130063"/>
                     </a:xfrm>
                     <a:prstGeom prst="rect">
                       <a:avLst/>
@@ -8216,7 +8419,7 @@
       <w:pPr>
         <w:pStyle w:val="lers"/>
       </w:pPr>
-      <w:bookmarkStart w:id="16" w:name="_Toc225766062"/>
+      <w:bookmarkStart w:id="16" w:name="_Toc225839584"/>
       <w:r>
         <w:t>3.</w:t>
       </w:r>
@@ -8235,10 +8438,12 @@
       <w:r>
         <w:t xml:space="preserve">GitHub </w:t>
       </w:r>
+      <w:proofErr w:type="spellStart"/>
       <w:r>
         <w:t>Desktop</w:t>
       </w:r>
       <w:bookmarkEnd w:id="16"/>
+      <w:proofErr w:type="spellEnd"/>
     </w:p>
     <w:p>
       <w:pPr>
@@ -8253,13 +8458,21 @@
         </w:rPr>
       </w:pPr>
       <w:bookmarkStart w:id="17" w:name="_Toc224887707"/>
-      <w:bookmarkStart w:id="18" w:name="_Toc225766079"/>
+      <w:bookmarkStart w:id="18" w:name="_Toc225838737"/>
+      <w:proofErr w:type="spellStart"/>
       <w:r>
         <w:rPr>
           <w:rFonts w:cs="Times New Roman"/>
         </w:rPr>
         <w:lastRenderedPageBreak/>
-        <w:t>Gemini:</w:t>
+        <w:t>Gemini</w:t>
+      </w:r>
+      <w:proofErr w:type="spellEnd"/>
+      <w:r>
+        <w:rPr>
+          <w:rFonts w:cs="Times New Roman"/>
+        </w:rPr>
+        <w:t>:</w:t>
       </w:r>
       <w:bookmarkEnd w:id="17"/>
       <w:bookmarkEnd w:id="18"/>
@@ -8274,7 +8487,21 @@
         <w:rPr>
           <w:rFonts w:cs="Times New Roman"/>
         </w:rPr>
-        <w:t>A munkafolyamatot a Gemini mesterséges intelligencia integrálásával tettük hatékonyabbá. Az AI nemcsak a specifikus programozási problémák elhárításában nyújtott támogatást, hanem az új technológiák elsajátítását és a tanulási folyamatot is jelentősen felgyorsította.</w:t>
+        <w:t xml:space="preserve">A munkafolyamatot a </w:t>
+      </w:r>
+      <w:proofErr w:type="spellStart"/>
+      <w:r>
+        <w:rPr>
+          <w:rFonts w:cs="Times New Roman"/>
+        </w:rPr>
+        <w:t>Gemini</w:t>
+      </w:r>
+      <w:proofErr w:type="spellEnd"/>
+      <w:r>
+        <w:rPr>
+          <w:rFonts w:cs="Times New Roman"/>
+        </w:rPr>
+        <w:t xml:space="preserve"> mesterséges intelligencia integrálásával tettük hatékonyabbá. Az AI nemcsak a specifikus programozási problémák elhárításában nyújtott támogatást, hanem az új technológiák elsajátítását és a tanulási folyamatot is jelentősen felgyorsította.</w:t>
       </w:r>
     </w:p>
     <w:p>
@@ -8290,12 +8517,40 @@
         </w:rPr>
       </w:pPr>
       <w:bookmarkStart w:id="19" w:name="_Toc224887708"/>
-      <w:bookmarkStart w:id="20" w:name="_Toc225766080"/>
-      <w:r>
-        <w:rPr>
-          <w:rFonts w:cs="Times New Roman"/>
-        </w:rPr>
-        <w:t>Visual Studio Code:</w:t>
+      <w:bookmarkStart w:id="20" w:name="_Toc225838738"/>
+      <w:r>
+        <w:rPr>
+          <w:rFonts w:cs="Times New Roman"/>
+        </w:rPr>
+        <w:t xml:space="preserve">Visual </w:t>
+      </w:r>
+      <w:proofErr w:type="spellStart"/>
+      <w:r>
+        <w:rPr>
+          <w:rFonts w:cs="Times New Roman"/>
+        </w:rPr>
+        <w:t>Studio</w:t>
+      </w:r>
+      <w:proofErr w:type="spellEnd"/>
+      <w:r>
+        <w:rPr>
+          <w:rFonts w:cs="Times New Roman"/>
+        </w:rPr>
+        <w:t xml:space="preserve"> </w:t>
+      </w:r>
+      <w:proofErr w:type="spellStart"/>
+      <w:r>
+        <w:rPr>
+          <w:rFonts w:cs="Times New Roman"/>
+        </w:rPr>
+        <w:t>Code</w:t>
+      </w:r>
+      <w:proofErr w:type="spellEnd"/>
+      <w:r>
+        <w:rPr>
+          <w:rFonts w:cs="Times New Roman"/>
+        </w:rPr>
+        <w:t>:</w:t>
       </w:r>
       <w:bookmarkEnd w:id="19"/>
       <w:bookmarkEnd w:id="20"/>
@@ -8310,7 +8565,35 @@
         <w:rPr>
           <w:rFonts w:cs="Times New Roman"/>
         </w:rPr>
-        <w:t>A teljes projekt – mind a frontend, mind a backend – kódjának megírásához a Visual Studio Code-ot alkalmaztuk. Ez a környezet tökéletes alapot nyújtott a különböző technológiák egyidejű és átlátható kezeléséhez.</w:t>
+        <w:t xml:space="preserve">A teljes projekt – mind a frontend, mind a backend – kódjának megírásához a Visual </w:t>
+      </w:r>
+      <w:proofErr w:type="spellStart"/>
+      <w:r>
+        <w:rPr>
+          <w:rFonts w:cs="Times New Roman"/>
+        </w:rPr>
+        <w:t>Studio</w:t>
+      </w:r>
+      <w:proofErr w:type="spellEnd"/>
+      <w:r>
+        <w:rPr>
+          <w:rFonts w:cs="Times New Roman"/>
+        </w:rPr>
+        <w:t xml:space="preserve"> </w:t>
+      </w:r>
+      <w:proofErr w:type="spellStart"/>
+      <w:r>
+        <w:rPr>
+          <w:rFonts w:cs="Times New Roman"/>
+        </w:rPr>
+        <w:t>Code</w:t>
+      </w:r>
+      <w:proofErr w:type="spellEnd"/>
+      <w:r>
+        <w:rPr>
+          <w:rFonts w:cs="Times New Roman"/>
+        </w:rPr>
+        <w:t>-ot alkalmaztuk. Ez a környezet tökéletes alapot nyújtott a különböző technológiák egyidejű és átlátható kezeléséhez.</w:t>
       </w:r>
     </w:p>
     <w:p>
@@ -8326,7 +8609,7 @@
         </w:rPr>
       </w:pPr>
       <w:bookmarkStart w:id="21" w:name="_Toc224887709"/>
-      <w:bookmarkStart w:id="22" w:name="_Toc225766081"/>
+      <w:bookmarkStart w:id="22" w:name="_Toc225838739"/>
       <w:r>
         <w:rPr>
           <w:rFonts w:cs="Times New Roman"/>
@@ -8362,12 +8645,20 @@
         </w:rPr>
       </w:pPr>
       <w:bookmarkStart w:id="23" w:name="_Toc224887710"/>
-      <w:bookmarkStart w:id="24" w:name="_Toc225766082"/>
-      <w:r>
-        <w:rPr>
-          <w:rFonts w:cs="Times New Roman"/>
-        </w:rPr>
-        <w:t>Cloudflare:</w:t>
+      <w:bookmarkStart w:id="24" w:name="_Toc225838740"/>
+      <w:proofErr w:type="spellStart"/>
+      <w:r>
+        <w:rPr>
+          <w:rFonts w:cs="Times New Roman"/>
+        </w:rPr>
+        <w:t>Cloudflare</w:t>
+      </w:r>
+      <w:proofErr w:type="spellEnd"/>
+      <w:r>
+        <w:rPr>
+          <w:rFonts w:cs="Times New Roman"/>
+        </w:rPr>
+        <w:t>:</w:t>
       </w:r>
       <w:bookmarkEnd w:id="23"/>
       <w:bookmarkEnd w:id="24"/>
@@ -8382,7 +8673,21 @@
         <w:rPr>
           <w:rFonts w:cs="Times New Roman"/>
         </w:rPr>
-        <w:t>A projekt felhőalapú adatbázisának létrehozásához és üzemeltetéséhez a Cloudflare szolgáltatását alkalmaztuk. A rendszerünk adatbázisa jelenleg is ezen a modern, felhőalapú infrastruktúrán fut, amely garantálja a folyamatos elérhetőséget, a skálázhatóságot és a gyors válaszidőket.</w:t>
+        <w:t xml:space="preserve">A projekt felhőalapú adatbázisának létrehozásához és üzemeltetéséhez a </w:t>
+      </w:r>
+      <w:proofErr w:type="spellStart"/>
+      <w:r>
+        <w:rPr>
+          <w:rFonts w:cs="Times New Roman"/>
+        </w:rPr>
+        <w:t>Cloudflare</w:t>
+      </w:r>
+      <w:proofErr w:type="spellEnd"/>
+      <w:r>
+        <w:rPr>
+          <w:rFonts w:cs="Times New Roman"/>
+        </w:rPr>
+        <w:t xml:space="preserve"> szolgáltatását alkalmaztuk. A rendszerünk adatbázisa jelenleg is ezen a modern, felhőalapú infrastruktúrán fut, amely garantálja a folyamatos elérhetőséget, a skálázhatóságot és a gyors válaszidőket.</w:t>
       </w:r>
     </w:p>
     <w:p>
@@ -8412,7 +8717,7 @@
         </w:rPr>
       </w:pPr>
       <w:bookmarkStart w:id="25" w:name="_Toc224887711"/>
-      <w:bookmarkStart w:id="26" w:name="_Toc225766083"/>
+      <w:bookmarkStart w:id="26" w:name="_Toc225838741"/>
       <w:r>
         <w:rPr>
           <w:rFonts w:cs="Times New Roman"/>
@@ -8436,7 +8741,7 @@
         </w:rPr>
       </w:pPr>
       <w:bookmarkStart w:id="27" w:name="_Toc224887712"/>
-      <w:bookmarkStart w:id="28" w:name="_Toc225766084"/>
+      <w:bookmarkStart w:id="28" w:name="_Toc225838742"/>
       <w:r>
         <w:rPr>
           <w:rFonts w:cs="Times New Roman"/>
@@ -8468,7 +8773,7 @@
         </w:rPr>
       </w:pPr>
       <w:bookmarkStart w:id="29" w:name="_Toc224887713"/>
-      <w:bookmarkStart w:id="30" w:name="_Toc225766085"/>
+      <w:bookmarkStart w:id="30" w:name="_Toc225838743"/>
       <w:r>
         <w:rPr>
           <w:rFonts w:cs="Times New Roman"/>
@@ -8500,7 +8805,7 @@
         </w:rPr>
       </w:pPr>
       <w:bookmarkStart w:id="31" w:name="_Toc224887714"/>
-      <w:bookmarkStart w:id="32" w:name="_Toc225766086"/>
+      <w:bookmarkStart w:id="32" w:name="_Toc225838744"/>
       <w:r>
         <w:rPr>
           <w:rFonts w:cs="Times New Roman"/>
@@ -8520,7 +8825,63 @@
         <w:rPr>
           <w:rFonts w:cs="Times New Roman"/>
         </w:rPr>
-        <w:t>A rendszer motorjának leprogramozását Slajkó Mátyás hajtotta végre. Munkája során a „Clean Code” (tiszta kód) paradigmát követte, így egy átlátható, jól skálázható kódbázist épített fel. A szerveroldal logikáját egy tudatosan megszervezett könyvtárstruktúrával tette rendszerezetté, ami nemcsak az alkalmazás válaszidejét optimalizálta, hanem a későbbi karbantartást és továbbfejlesztést is jelentősen megkönnyíti.</w:t>
+        <w:t xml:space="preserve">A rendszer motorjának leprogramozását </w:t>
+      </w:r>
+      <w:proofErr w:type="spellStart"/>
+      <w:r>
+        <w:rPr>
+          <w:rFonts w:cs="Times New Roman"/>
+        </w:rPr>
+        <w:t>Slajkó</w:t>
+      </w:r>
+      <w:proofErr w:type="spellEnd"/>
+      <w:r>
+        <w:rPr>
+          <w:rFonts w:cs="Times New Roman"/>
+        </w:rPr>
+        <w:t xml:space="preserve"> Mátyás hajtotta végre. Munkája során a „</w:t>
+      </w:r>
+      <w:proofErr w:type="spellStart"/>
+      <w:r>
+        <w:rPr>
+          <w:rFonts w:cs="Times New Roman"/>
+        </w:rPr>
+        <w:t>Clean</w:t>
+      </w:r>
+      <w:proofErr w:type="spellEnd"/>
+      <w:r>
+        <w:rPr>
+          <w:rFonts w:cs="Times New Roman"/>
+        </w:rPr>
+        <w:t xml:space="preserve"> </w:t>
+      </w:r>
+      <w:proofErr w:type="spellStart"/>
+      <w:r>
+        <w:rPr>
+          <w:rFonts w:cs="Times New Roman"/>
+        </w:rPr>
+        <w:t>Code</w:t>
+      </w:r>
+      <w:proofErr w:type="spellEnd"/>
+      <w:r>
+        <w:rPr>
+          <w:rFonts w:cs="Times New Roman"/>
+        </w:rPr>
+        <w:t xml:space="preserve">” (tiszta kód) paradigmát követte, így egy átlátható, jól skálázható kódbázist épített fel. A szerveroldal logikáját egy tudatosan megszervezett könyvtárstruktúrával tette rendszerezetté, ami nemcsak az alkalmazás </w:t>
+      </w:r>
+      <w:proofErr w:type="spellStart"/>
+      <w:r>
+        <w:rPr>
+          <w:rFonts w:cs="Times New Roman"/>
+        </w:rPr>
+        <w:t>válaszidejét</w:t>
+      </w:r>
+      <w:proofErr w:type="spellEnd"/>
+      <w:r>
+        <w:rPr>
+          <w:rFonts w:cs="Times New Roman"/>
+        </w:rPr>
+        <w:t xml:space="preserve"> optimalizálta, hanem a későbbi karbantartást és továbbfejlesztést is jelentősen megkönnyíti.</w:t>
       </w:r>
     </w:p>
     <w:p>
@@ -8532,7 +8893,7 @@
         </w:rPr>
       </w:pPr>
       <w:bookmarkStart w:id="33" w:name="_Toc224887715"/>
-      <w:bookmarkStart w:id="34" w:name="_Toc225766087"/>
+      <w:bookmarkStart w:id="34" w:name="_Toc225838745"/>
       <w:r>
         <w:rPr>
           <w:rFonts w:cs="Times New Roman"/>
@@ -8552,7 +8913,21 @@
         <w:rPr>
           <w:rFonts w:cs="Times New Roman"/>
         </w:rPr>
-        <w:t>A publikus weboldal és az adminisztrációs panel vizuális megjelenéséért, valamint kliensoldali programozásáért Heil Kristóf felelt. A backend fejlesztéshez igazodva ő is a jól strukturált, moduláris kódolási elveket alkalmazta. Kiemelt figyelmet fordított a projekt arculatára: egy letisztult, modern és rendkívül felhasználóbarát felületet alkotott meg, amely tökéletes ergonómiai összhangban áll a beépített funkciókkal.</w:t>
+        <w:t xml:space="preserve">A publikus weboldal és az adminisztrációs panel vizuális megjelenéséért, valamint kliensoldali programozásáért </w:t>
+      </w:r>
+      <w:proofErr w:type="spellStart"/>
+      <w:r>
+        <w:rPr>
+          <w:rFonts w:cs="Times New Roman"/>
+        </w:rPr>
+        <w:t>Heil</w:t>
+      </w:r>
+      <w:proofErr w:type="spellEnd"/>
+      <w:r>
+        <w:rPr>
+          <w:rFonts w:cs="Times New Roman"/>
+        </w:rPr>
+        <w:t xml:space="preserve"> Kristóf felelt. A backend fejlesztéshez igazodva ő is a jól strukturált, moduláris kódolási elveket alkalmazta. Kiemelt figyelmet fordított a projekt arculatára: egy letisztult, modern és rendkívül felhasználóbarát felületet alkotott meg, amely tökéletes ergonómiai összhangban áll a beépített funkciókkal.</w:t>
       </w:r>
     </w:p>
     <w:p>
@@ -8581,7 +8956,7 @@
           <w:rFonts w:cs="Times New Roman"/>
         </w:rPr>
       </w:pPr>
-      <w:bookmarkStart w:id="35" w:name="_Toc225766088"/>
+      <w:bookmarkStart w:id="35" w:name="_Toc225838746"/>
       <w:r>
         <w:rPr>
           <w:rFonts w:cs="Times New Roman"/>
@@ -8603,7 +8978,7 @@
           <w:rFonts w:cs="Times New Roman"/>
         </w:rPr>
       </w:pPr>
-      <w:bookmarkStart w:id="36" w:name="_Toc225766089"/>
+      <w:bookmarkStart w:id="36" w:name="_Toc225838747"/>
       <w:r>
         <w:rPr>
           <w:rFonts w:cs="Times New Roman"/>
@@ -8623,7 +8998,21 @@
         <w:rPr>
           <w:rFonts w:cs="Times New Roman"/>
         </w:rPr>
-        <w:t>Az alkalmazás működéséhez szükséges adatokat SQLite alapú adatbázisban tároltam.</w:t>
+        <w:t xml:space="preserve">Az alkalmazás működéséhez szükséges adatokat </w:t>
+      </w:r>
+      <w:proofErr w:type="spellStart"/>
+      <w:r>
+        <w:rPr>
+          <w:rFonts w:cs="Times New Roman"/>
+        </w:rPr>
+        <w:t>SQLite</w:t>
+      </w:r>
+      <w:proofErr w:type="spellEnd"/>
+      <w:r>
+        <w:rPr>
+          <w:rFonts w:cs="Times New Roman"/>
+        </w:rPr>
+        <w:t xml:space="preserve"> alapú adatbázisban tároltam.</w:t>
       </w:r>
     </w:p>
     <w:p>
@@ -8637,7 +9026,21 @@
         <w:rPr>
           <w:rFonts w:cs="Times New Roman"/>
         </w:rPr>
-        <w:t>Az adatbázis létrehozása és kezelése Cloudflare környezetben történt, amely lehetővé teszi a gyors és megbízható adatkezelést.</w:t>
+        <w:t xml:space="preserve">Az adatbázis létrehozása és kezelése </w:t>
+      </w:r>
+      <w:proofErr w:type="spellStart"/>
+      <w:r>
+        <w:rPr>
+          <w:rFonts w:cs="Times New Roman"/>
+        </w:rPr>
+        <w:t>Cloudflare</w:t>
+      </w:r>
+      <w:proofErr w:type="spellEnd"/>
+      <w:r>
+        <w:rPr>
+          <w:rFonts w:cs="Times New Roman"/>
+        </w:rPr>
+        <w:t xml:space="preserve"> környezetben történt, amely lehetővé teszi a gyors és megbízható adatkezelést.</w:t>
       </w:r>
     </w:p>
     <w:p>
@@ -8692,7 +9095,7 @@
           <w:rFonts w:cs="Times New Roman"/>
         </w:rPr>
       </w:pPr>
-      <w:bookmarkStart w:id="37" w:name="_Toc225766090"/>
+      <w:bookmarkStart w:id="37" w:name="_Toc225838748"/>
       <w:r>
         <w:rPr>
           <w:rFonts w:cs="Times New Roman"/>
@@ -8713,12 +9116,20 @@
           <w:rFonts w:cs="Times New Roman"/>
         </w:rPr>
       </w:pPr>
-      <w:bookmarkStart w:id="38" w:name="_Toc225766091"/>
-      <w:r>
-        <w:rPr>
-          <w:rFonts w:cs="Times New Roman"/>
-        </w:rPr>
-        <w:t>felhasznalo (felhasználó)</w:t>
+      <w:bookmarkStart w:id="38" w:name="_Toc225838749"/>
+      <w:proofErr w:type="spellStart"/>
+      <w:r>
+        <w:rPr>
+          <w:rFonts w:cs="Times New Roman"/>
+        </w:rPr>
+        <w:t>felhasznalo</w:t>
+      </w:r>
+      <w:proofErr w:type="spellEnd"/>
+      <w:r>
+        <w:rPr>
+          <w:rFonts w:cs="Times New Roman"/>
+        </w:rPr>
+        <w:t xml:space="preserve"> (felhasználó)</w:t>
       </w:r>
       <w:bookmarkEnd w:id="38"/>
     </w:p>
@@ -8749,6 +9160,7 @@
           <w:numId w:val="39"/>
         </w:numPr>
       </w:pPr>
+      <w:proofErr w:type="spellStart"/>
       <w:r>
         <w:rPr>
           <w:b/>
@@ -8756,6 +9168,7 @@
         </w:rPr>
         <w:t>felhasznalo_id</w:t>
       </w:r>
+      <w:proofErr w:type="spellEnd"/>
       <w:r>
         <w:t xml:space="preserve"> (INTEGER, elsődleges kulcs)</w:t>
       </w:r>
@@ -8777,6 +9190,7 @@
           <w:numId w:val="39"/>
         </w:numPr>
       </w:pPr>
+      <w:proofErr w:type="spellStart"/>
       <w:r>
         <w:rPr>
           <w:b/>
@@ -8784,17 +9198,12 @@
         </w:rPr>
         <w:t>nev</w:t>
       </w:r>
+      <w:proofErr w:type="spellEnd"/>
       <w:r>
         <w:t xml:space="preserve"> (TEXT, NOT NULL):</w:t>
       </w:r>
       <w:r>
-        <w:t xml:space="preserve"> </w:t>
-      </w:r>
-      <w:r>
-        <w:t>A felhasználó neve</w:t>
-      </w:r>
-      <w:r>
-        <w:t>.</w:t>
+        <w:t xml:space="preserve"> A felhasználó neve.</w:t>
       </w:r>
     </w:p>
     <w:p>
@@ -8816,13 +9225,7 @@
         <w:t xml:space="preserve"> (TEXT, NOT NULL, UNIQUE):</w:t>
       </w:r>
       <w:r>
-        <w:t xml:space="preserve"> </w:t>
-      </w:r>
-      <w:r>
-        <w:t xml:space="preserve">A felhasználó </w:t>
-      </w:r>
-      <w:r>
-        <w:t>e-mailje.</w:t>
+        <w:t xml:space="preserve"> A felhasználó e-mailje.</w:t>
       </w:r>
     </w:p>
     <w:p>
@@ -8833,6 +9236,7 @@
           <w:numId w:val="39"/>
         </w:numPr>
       </w:pPr>
+      <w:proofErr w:type="spellStart"/>
       <w:r>
         <w:rPr>
           <w:b/>
@@ -8840,14 +9244,12 @@
         </w:rPr>
         <w:t>jelszo</w:t>
       </w:r>
+      <w:proofErr w:type="spellEnd"/>
       <w:r>
         <w:t xml:space="preserve"> (TEXT, NOT NULL):</w:t>
       </w:r>
       <w:r>
-        <w:t xml:space="preserve"> </w:t>
-      </w:r>
-      <w:r>
-        <w:t>A felhasználó jelszója.</w:t>
+        <w:t xml:space="preserve"> A felhasználó jelszója.</w:t>
       </w:r>
     </w:p>
     <w:p>
@@ -8858,6 +9260,7 @@
           <w:numId w:val="39"/>
         </w:numPr>
       </w:pPr>
+      <w:proofErr w:type="spellStart"/>
       <w:r>
         <w:rPr>
           <w:b/>
@@ -8865,17 +9268,12 @@
         </w:rPr>
         <w:t>engedely</w:t>
       </w:r>
+      <w:proofErr w:type="spellEnd"/>
       <w:r>
         <w:t xml:space="preserve"> (INTEGER, NOT NULL, DEFAULT 1):</w:t>
       </w:r>
       <w:r>
-        <w:t xml:space="preserve"> </w:t>
-      </w:r>
-      <w:r>
-        <w:t>A felhasználó engedélye a weboldalon</w:t>
-      </w:r>
-      <w:r>
-        <w:t>.</w:t>
+        <w:t xml:space="preserve"> A felhasználó engedélye a weboldalon.</w:t>
       </w:r>
     </w:p>
     <w:p>
@@ -8897,10 +9295,23 @@
         <w:t xml:space="preserve"> (TEXT, NOT NULL, DEFAULT ’U’)</w:t>
       </w:r>
       <w:r>
-        <w:t xml:space="preserve">: </w:t>
-      </w:r>
-      <w:r>
-        <w:t>A felhasználó szerepe (admin, user).</w:t>
+        <w:t>: A felhasználó szerepe (</w:t>
+      </w:r>
+      <w:proofErr w:type="spellStart"/>
+      <w:r>
+        <w:t>admin</w:t>
+      </w:r>
+      <w:proofErr w:type="spellEnd"/>
+      <w:r>
+        <w:t xml:space="preserve">, </w:t>
+      </w:r>
+      <w:proofErr w:type="spellStart"/>
+      <w:r>
+        <w:t>user</w:t>
+      </w:r>
+      <w:proofErr w:type="spellEnd"/>
+      <w:r>
+        <w:t>).</w:t>
       </w:r>
     </w:p>
     <w:p>
@@ -8929,7 +9340,15 @@
         </w:numPr>
       </w:pPr>
       <w:r>
-        <w:t>Kapcsolódik az idopont táblához.</w:t>
+        <w:t xml:space="preserve">Kapcsolódik az </w:t>
+      </w:r>
+      <w:proofErr w:type="spellStart"/>
+      <w:r>
+        <w:t>idopont</w:t>
+      </w:r>
+      <w:proofErr w:type="spellEnd"/>
+      <w:r>
+        <w:t xml:space="preserve"> táblához.</w:t>
       </w:r>
     </w:p>
     <w:p>
@@ -8944,13 +9363,15 @@
           <w:rFonts w:cs="Times New Roman"/>
         </w:rPr>
       </w:pPr>
-      <w:bookmarkStart w:id="39" w:name="_Toc225766092"/>
+      <w:bookmarkStart w:id="39" w:name="_Toc225838750"/>
+      <w:proofErr w:type="spellStart"/>
       <w:r>
         <w:rPr>
           <w:rFonts w:cs="Times New Roman"/>
         </w:rPr>
         <w:t>fodrasz</w:t>
       </w:r>
+      <w:proofErr w:type="spellEnd"/>
       <w:r>
         <w:rPr>
           <w:rFonts w:cs="Times New Roman"/>
@@ -8992,6 +9413,7 @@
           <w:numId w:val="38"/>
         </w:numPr>
       </w:pPr>
+      <w:proofErr w:type="spellStart"/>
       <w:r>
         <w:rPr>
           <w:b/>
@@ -8999,6 +9421,7 @@
         </w:rPr>
         <w:t>fodrasz_id</w:t>
       </w:r>
+      <w:proofErr w:type="spellEnd"/>
       <w:r>
         <w:t xml:space="preserve"> </w:t>
       </w:r>
@@ -9014,6 +9437,7 @@
           <w:numId w:val="38"/>
         </w:numPr>
       </w:pPr>
+      <w:proofErr w:type="spellStart"/>
       <w:r>
         <w:rPr>
           <w:b/>
@@ -9022,6 +9446,7 @@
         <w:lastRenderedPageBreak/>
         <w:t>nev</w:t>
       </w:r>
+      <w:proofErr w:type="spellEnd"/>
       <w:r>
         <w:t xml:space="preserve"> </w:t>
       </w:r>
@@ -9061,7 +9486,23 @@
         </w:numPr>
       </w:pPr>
       <w:r>
-        <w:t>Kapcsolódik az idopont és a munkaido táblákhoz.</w:t>
+        <w:t xml:space="preserve">Kapcsolódik az </w:t>
+      </w:r>
+      <w:proofErr w:type="spellStart"/>
+      <w:r>
+        <w:t>idopont</w:t>
+      </w:r>
+      <w:proofErr w:type="spellEnd"/>
+      <w:r>
+        <w:t xml:space="preserve"> és a </w:t>
+      </w:r>
+      <w:proofErr w:type="spellStart"/>
+      <w:r>
+        <w:t>munkaido</w:t>
+      </w:r>
+      <w:proofErr w:type="spellEnd"/>
+      <w:r>
+        <w:t xml:space="preserve"> táblákhoz.</w:t>
       </w:r>
     </w:p>
     <w:p>
@@ -9076,13 +9517,15 @@
           <w:rFonts w:cs="Times New Roman"/>
         </w:rPr>
       </w:pPr>
-      <w:bookmarkStart w:id="40" w:name="_Toc225766093"/>
+      <w:bookmarkStart w:id="40" w:name="_Toc225838751"/>
+      <w:proofErr w:type="spellStart"/>
       <w:r>
         <w:rPr>
           <w:rFonts w:cs="Times New Roman"/>
         </w:rPr>
         <w:t>idopont</w:t>
       </w:r>
+      <w:proofErr w:type="spellEnd"/>
       <w:r>
         <w:rPr>
           <w:rFonts w:cs="Times New Roman"/>
@@ -9112,6 +9555,7 @@
           <w:numId w:val="36"/>
         </w:numPr>
       </w:pPr>
+      <w:proofErr w:type="spellStart"/>
       <w:r>
         <w:rPr>
           <w:b/>
@@ -9119,6 +9563,7 @@
         </w:rPr>
         <w:t>idopont_id</w:t>
       </w:r>
+      <w:proofErr w:type="spellEnd"/>
       <w:r>
         <w:t xml:space="preserve"> </w:t>
       </w:r>
@@ -9134,6 +9579,7 @@
           <w:numId w:val="36"/>
         </w:numPr>
       </w:pPr>
+      <w:proofErr w:type="spellStart"/>
       <w:r>
         <w:rPr>
           <w:b/>
@@ -9141,12 +9587,23 @@
         </w:rPr>
         <w:t>felhasznalo_id</w:t>
       </w:r>
+      <w:proofErr w:type="spellEnd"/>
       <w:r>
         <w:t xml:space="preserve"> (INTEGER, </w:t>
       </w:r>
       <w:r>
-        <w:t>idegen kulcs a felhasznalo.felhasznalo_id-ra</w:t>
-      </w:r>
+        <w:t xml:space="preserve">idegen kulcs a </w:t>
+      </w:r>
+      <w:proofErr w:type="spellStart"/>
+      <w:proofErr w:type="gramStart"/>
+      <w:r>
+        <w:t>felhasznalo.felhasznalo</w:t>
+      </w:r>
+      <w:proofErr w:type="gramEnd"/>
+      <w:r>
+        <w:t>_id-ra</w:t>
+      </w:r>
+      <w:proofErr w:type="spellEnd"/>
       <w:r>
         <w:t>)</w:t>
       </w:r>
@@ -9165,6 +9622,7 @@
           <w:numId w:val="36"/>
         </w:numPr>
       </w:pPr>
+      <w:proofErr w:type="spellStart"/>
       <w:r>
         <w:rPr>
           <w:b/>
@@ -9172,12 +9630,23 @@
         </w:rPr>
         <w:t>fodrasz_id</w:t>
       </w:r>
+      <w:proofErr w:type="spellEnd"/>
       <w:r>
         <w:t xml:space="preserve"> (INTEGER, </w:t>
       </w:r>
       <w:r>
-        <w:t>idegen kulcs a fodrasz.fodrasz_id-ra</w:t>
-      </w:r>
+        <w:t xml:space="preserve">idegen kulcs a </w:t>
+      </w:r>
+      <w:proofErr w:type="spellStart"/>
+      <w:proofErr w:type="gramStart"/>
+      <w:r>
+        <w:t>fodrasz.fodrasz</w:t>
+      </w:r>
+      <w:proofErr w:type="gramEnd"/>
+      <w:r>
+        <w:t>_id-ra</w:t>
+      </w:r>
+      <w:proofErr w:type="spellEnd"/>
       <w:r>
         <w:t>):</w:t>
       </w:r>
@@ -9193,6 +9662,7 @@
           <w:numId w:val="36"/>
         </w:numPr>
       </w:pPr>
+      <w:proofErr w:type="spellStart"/>
       <w:r>
         <w:rPr>
           <w:b/>
@@ -9200,12 +9670,23 @@
         </w:rPr>
         <w:t>szolgaltatas_id</w:t>
       </w:r>
+      <w:proofErr w:type="spellEnd"/>
       <w:r>
         <w:t xml:space="preserve"> (INTEGER,</w:t>
       </w:r>
       <w:r>
-        <w:t xml:space="preserve"> idegen kulcs a szolgaltatas.szolgaltatas_id-ra</w:t>
-      </w:r>
+        <w:t xml:space="preserve"> idegen kulcs a </w:t>
+      </w:r>
+      <w:proofErr w:type="spellStart"/>
+      <w:proofErr w:type="gramStart"/>
+      <w:r>
+        <w:t>szolgaltatas.szolgaltatas</w:t>
+      </w:r>
+      <w:proofErr w:type="gramEnd"/>
+      <w:r>
+        <w:t>_id-ra</w:t>
+      </w:r>
+      <w:proofErr w:type="spellEnd"/>
       <w:r>
         <w:t>):</w:t>
       </w:r>
@@ -9221,6 +9702,7 @@
           <w:numId w:val="36"/>
         </w:numPr>
       </w:pPr>
+      <w:proofErr w:type="spellStart"/>
       <w:r>
         <w:rPr>
           <w:b/>
@@ -9228,6 +9710,7 @@
         </w:rPr>
         <w:t>idopont_datuma</w:t>
       </w:r>
+      <w:proofErr w:type="spellEnd"/>
       <w:r>
         <w:t xml:space="preserve"> (TEXT, NOT NULL):</w:t>
       </w:r>
@@ -9243,6 +9726,7 @@
           <w:numId w:val="36"/>
         </w:numPr>
       </w:pPr>
+      <w:proofErr w:type="spellStart"/>
       <w:r>
         <w:rPr>
           <w:b/>
@@ -9250,6 +9734,7 @@
         </w:rPr>
         <w:t>kezdesi_ido</w:t>
       </w:r>
+      <w:proofErr w:type="spellEnd"/>
       <w:r>
         <w:t xml:space="preserve"> (TEXT, NOT NULL):</w:t>
       </w:r>
@@ -9308,7 +9793,23 @@
         </w:numPr>
       </w:pPr>
       <w:r>
-        <w:t>A felhasznalo táblához kapcsolódik a felhasznalo_id mezővel.</w:t>
+        <w:t xml:space="preserve">A </w:t>
+      </w:r>
+      <w:proofErr w:type="spellStart"/>
+      <w:r>
+        <w:t>felhasznalo</w:t>
+      </w:r>
+      <w:proofErr w:type="spellEnd"/>
+      <w:r>
+        <w:t xml:space="preserve"> táblához kapcsolódik a </w:t>
+      </w:r>
+      <w:proofErr w:type="spellStart"/>
+      <w:r>
+        <w:t>felhasznalo_id</w:t>
+      </w:r>
+      <w:proofErr w:type="spellEnd"/>
+      <w:r>
+        <w:t xml:space="preserve"> mezővel.</w:t>
       </w:r>
     </w:p>
     <w:p>
@@ -9320,7 +9821,23 @@
         </w:numPr>
       </w:pPr>
       <w:r>
-        <w:t>A fodrasz táblához kapcsolódik a fodrasz_id mezővel.</w:t>
+        <w:t xml:space="preserve">A </w:t>
+      </w:r>
+      <w:proofErr w:type="spellStart"/>
+      <w:r>
+        <w:t>fodrasz</w:t>
+      </w:r>
+      <w:proofErr w:type="spellEnd"/>
+      <w:r>
+        <w:t xml:space="preserve"> táblához kapcsolódik a </w:t>
+      </w:r>
+      <w:proofErr w:type="spellStart"/>
+      <w:r>
+        <w:t>fodrasz_id</w:t>
+      </w:r>
+      <w:proofErr w:type="spellEnd"/>
+      <w:r>
+        <w:t xml:space="preserve"> mezővel.</w:t>
       </w:r>
     </w:p>
     <w:p>
@@ -9332,7 +9849,23 @@
         </w:numPr>
       </w:pPr>
       <w:r>
-        <w:t>A szolgaltatas táblához kapcsolódik a szolgaltatas_id mezővel.</w:t>
+        <w:t xml:space="preserve">A </w:t>
+      </w:r>
+      <w:proofErr w:type="spellStart"/>
+      <w:r>
+        <w:t>szolgaltatas</w:t>
+      </w:r>
+      <w:proofErr w:type="spellEnd"/>
+      <w:r>
+        <w:t xml:space="preserve"> táblához kapcsolódik a </w:t>
+      </w:r>
+      <w:proofErr w:type="spellStart"/>
+      <w:r>
+        <w:t>szolgaltatas_id</w:t>
+      </w:r>
+      <w:proofErr w:type="spellEnd"/>
+      <w:r>
+        <w:t xml:space="preserve"> mezővel.</w:t>
       </w:r>
     </w:p>
     <w:p>
@@ -9347,13 +9880,15 @@
           <w:rFonts w:cs="Times New Roman"/>
         </w:rPr>
       </w:pPr>
-      <w:bookmarkStart w:id="41" w:name="_Toc225766094"/>
+      <w:bookmarkStart w:id="41" w:name="_Toc225838752"/>
+      <w:proofErr w:type="spellStart"/>
       <w:r>
         <w:rPr>
           <w:rFonts w:cs="Times New Roman"/>
         </w:rPr>
         <w:t>munkaido</w:t>
       </w:r>
+      <w:proofErr w:type="spellEnd"/>
       <w:r>
         <w:rPr>
           <w:rFonts w:cs="Times New Roman"/>
@@ -9383,6 +9918,7 @@
           <w:numId w:val="34"/>
         </w:numPr>
       </w:pPr>
+      <w:proofErr w:type="spellStart"/>
       <w:r>
         <w:rPr>
           <w:b/>
@@ -9390,6 +9926,7 @@
         </w:rPr>
         <w:t>munkaido_id</w:t>
       </w:r>
+      <w:proofErr w:type="spellEnd"/>
       <w:r>
         <w:t xml:space="preserve"> (INTEGER, elsődleges kulcs): Egyedi azonosító.</w:t>
       </w:r>
@@ -9402,6 +9939,7 @@
           <w:numId w:val="34"/>
         </w:numPr>
       </w:pPr>
+      <w:proofErr w:type="spellStart"/>
       <w:r>
         <w:rPr>
           <w:b/>
@@ -9409,8 +9947,22 @@
         </w:rPr>
         <w:t>fodrasz_id</w:t>
       </w:r>
-      <w:r>
-        <w:t xml:space="preserve"> (INTEGER, idegen kulcs a fodrasz.fodrasz_id-ra): </w:t>
+      <w:proofErr w:type="spellEnd"/>
+      <w:r>
+        <w:t xml:space="preserve"> (INTEGER, idegen kulcs a </w:t>
+      </w:r>
+      <w:proofErr w:type="spellStart"/>
+      <w:proofErr w:type="gramStart"/>
+      <w:r>
+        <w:t>fodrasz.fodrasz</w:t>
+      </w:r>
+      <w:proofErr w:type="gramEnd"/>
+      <w:r>
+        <w:t>_id-ra</w:t>
+      </w:r>
+      <w:proofErr w:type="spellEnd"/>
+      <w:r>
+        <w:t xml:space="preserve">): </w:t>
       </w:r>
       <w:r>
         <w:t>Fodrász azonosítója.</w:t>
@@ -9424,6 +9976,7 @@
           <w:numId w:val="34"/>
         </w:numPr>
       </w:pPr>
+      <w:proofErr w:type="spellStart"/>
       <w:r>
         <w:rPr>
           <w:b/>
@@ -9431,6 +9984,7 @@
         </w:rPr>
         <w:t>het_napja</w:t>
       </w:r>
+      <w:proofErr w:type="spellEnd"/>
       <w:r>
         <w:t xml:space="preserve"> (TEXT): A hét napjai.</w:t>
       </w:r>
@@ -9443,6 +9997,7 @@
           <w:numId w:val="34"/>
         </w:numPr>
       </w:pPr>
+      <w:proofErr w:type="spellStart"/>
       <w:r>
         <w:rPr>
           <w:b/>
@@ -9450,6 +10005,7 @@
         </w:rPr>
         <w:t>nyitas</w:t>
       </w:r>
+      <w:proofErr w:type="spellEnd"/>
       <w:r>
         <w:t xml:space="preserve"> (TEXT, NOT NULL):</w:t>
       </w:r>
@@ -9465,6 +10021,7 @@
           <w:numId w:val="34"/>
         </w:numPr>
       </w:pPr>
+      <w:proofErr w:type="spellStart"/>
       <w:r>
         <w:rPr>
           <w:b/>
@@ -9472,6 +10029,7 @@
         </w:rPr>
         <w:t>zaras</w:t>
       </w:r>
+      <w:proofErr w:type="spellEnd"/>
       <w:r>
         <w:t xml:space="preserve"> (TEXT, NOT NULL):</w:t>
       </w:r>
@@ -9487,6 +10045,7 @@
           <w:numId w:val="34"/>
         </w:numPr>
       </w:pPr>
+      <w:proofErr w:type="spellStart"/>
       <w:r>
         <w:rPr>
           <w:b/>
@@ -9494,6 +10053,7 @@
         </w:rPr>
         <w:t>ebed_kezdete</w:t>
       </w:r>
+      <w:proofErr w:type="spellEnd"/>
       <w:r>
         <w:t xml:space="preserve"> (TEXT):</w:t>
       </w:r>
@@ -9509,6 +10069,7 @@
           <w:numId w:val="34"/>
         </w:numPr>
       </w:pPr>
+      <w:proofErr w:type="spellStart"/>
       <w:r>
         <w:rPr>
           <w:b/>
@@ -9517,6 +10078,7 @@
         <w:lastRenderedPageBreak/>
         <w:t>ebed_vege</w:t>
       </w:r>
+      <w:proofErr w:type="spellEnd"/>
       <w:r>
         <w:t xml:space="preserve"> (TEXT):</w:t>
       </w:r>
@@ -9550,7 +10112,23 @@
         </w:numPr>
       </w:pPr>
       <w:r>
-        <w:t>A fodrasz táblához kapcsolódik a fodrasz_id mezővel.</w:t>
+        <w:t xml:space="preserve">A </w:t>
+      </w:r>
+      <w:proofErr w:type="spellStart"/>
+      <w:r>
+        <w:t>fodrasz</w:t>
+      </w:r>
+      <w:proofErr w:type="spellEnd"/>
+      <w:r>
+        <w:t xml:space="preserve"> táblához kapcsolódik a </w:t>
+      </w:r>
+      <w:proofErr w:type="spellStart"/>
+      <w:r>
+        <w:t>fodrasz_id</w:t>
+      </w:r>
+      <w:proofErr w:type="spellEnd"/>
+      <w:r>
+        <w:t xml:space="preserve"> mezővel.</w:t>
       </w:r>
     </w:p>
     <w:p>
@@ -9565,7 +10143,8 @@
           <w:rFonts w:cs="Times New Roman"/>
         </w:rPr>
       </w:pPr>
-      <w:bookmarkStart w:id="42" w:name="_Toc225766095"/>
+      <w:bookmarkStart w:id="42" w:name="_Toc225838753"/>
+      <w:proofErr w:type="spellStart"/>
       <w:r>
         <w:rPr>
           <w:rFonts w:cs="Times New Roman"/>
@@ -9573,6 +10152,7 @@
         <w:t>sqlite_sequence</w:t>
       </w:r>
       <w:bookmarkEnd w:id="42"/>
+      <w:proofErr w:type="spellEnd"/>
       <w:r>
         <w:rPr>
           <w:rFonts w:cs="Times New Roman"/>
@@ -9590,7 +10170,21 @@
         <w:rPr>
           <w:rFonts w:cs="Times New Roman"/>
         </w:rPr>
-        <w:t>Az SQLite által automatikusan generált rendszer tábla, amely az AUTOINCREMENT kulccsal rendelkező táblákhoz tartozó számláló aktuális értékét tárolja.</w:t>
+        <w:t xml:space="preserve">Az </w:t>
+      </w:r>
+      <w:proofErr w:type="spellStart"/>
+      <w:r>
+        <w:rPr>
+          <w:rFonts w:cs="Times New Roman"/>
+        </w:rPr>
+        <w:t>SQLite</w:t>
+      </w:r>
+      <w:proofErr w:type="spellEnd"/>
+      <w:r>
+        <w:rPr>
+          <w:rFonts w:cs="Times New Roman"/>
+        </w:rPr>
+        <w:t xml:space="preserve"> által automatikusan generált rendszer tábla, amely az AUTOINCREMENT kulccsal rendelkező táblákhoz tartozó számláló aktuális értékét tárolja.</w:t>
       </w:r>
     </w:p>
     <w:p>
@@ -9601,6 +10195,7 @@
           <w:numId w:val="4"/>
         </w:numPr>
       </w:pPr>
+      <w:proofErr w:type="spellStart"/>
       <w:r>
         <w:rPr>
           <w:b/>
@@ -9608,6 +10203,7 @@
         </w:rPr>
         <w:t>rowid</w:t>
       </w:r>
+      <w:proofErr w:type="spellEnd"/>
       <w:r>
         <w:t xml:space="preserve"> (INTEGER, elsődleges kulcs): Egyedi azonosító.</w:t>
       </w:r>
@@ -9620,6 +10216,7 @@
           <w:numId w:val="4"/>
         </w:numPr>
       </w:pPr>
+      <w:proofErr w:type="spellStart"/>
       <w:r>
         <w:rPr>
           <w:b/>
@@ -9627,6 +10224,7 @@
         </w:rPr>
         <w:t>name</w:t>
       </w:r>
+      <w:proofErr w:type="spellEnd"/>
       <w:r>
         <w:t xml:space="preserve"> (TEXT): Azon táblák neve, amelyek AUTOINCREMENT mezőt tartalmaznak.</w:t>
       </w:r>
@@ -9639,6 +10237,7 @@
           <w:numId w:val="4"/>
         </w:numPr>
       </w:pPr>
+      <w:proofErr w:type="spellStart"/>
       <w:r>
         <w:rPr>
           <w:b/>
@@ -9646,6 +10245,7 @@
         </w:rPr>
         <w:t>seq</w:t>
       </w:r>
+      <w:proofErr w:type="spellEnd"/>
       <w:r>
         <w:t xml:space="preserve"> (INTEGER): Az adott tábla AUTOINCREMENT mezőjének aktuális legnagyobb értéke.</w:t>
       </w:r>
@@ -9662,13 +10262,15 @@
           <w:rFonts w:cs="Times New Roman"/>
         </w:rPr>
       </w:pPr>
-      <w:bookmarkStart w:id="43" w:name="_Toc225766096"/>
+      <w:bookmarkStart w:id="43" w:name="_Toc225838754"/>
+      <w:proofErr w:type="spellStart"/>
       <w:r>
         <w:rPr>
           <w:rFonts w:cs="Times New Roman"/>
         </w:rPr>
         <w:t>szolgaltatas</w:t>
       </w:r>
+      <w:proofErr w:type="spellEnd"/>
       <w:r>
         <w:rPr>
           <w:rFonts w:cs="Times New Roman"/>
@@ -9698,6 +10300,7 @@
           <w:numId w:val="31"/>
         </w:numPr>
       </w:pPr>
+      <w:proofErr w:type="spellStart"/>
       <w:r>
         <w:rPr>
           <w:b/>
@@ -9705,6 +10308,7 @@
         </w:rPr>
         <w:t>szolgaltatas_id</w:t>
       </w:r>
+      <w:proofErr w:type="spellEnd"/>
       <w:r>
         <w:t xml:space="preserve"> (INTEGER, elsődleges kulcs): Egyedi azonosító.</w:t>
       </w:r>
@@ -9717,6 +10321,7 @@
           <w:numId w:val="31"/>
         </w:numPr>
       </w:pPr>
+      <w:proofErr w:type="spellStart"/>
       <w:r>
         <w:rPr>
           <w:b/>
@@ -9724,8 +10329,17 @@
         </w:rPr>
         <w:t>tipus</w:t>
       </w:r>
-      <w:r>
-        <w:t xml:space="preserve"> (TEXT, NOT NULL): A szolgáltatás tipusa.</w:t>
+      <w:proofErr w:type="spellEnd"/>
+      <w:r>
+        <w:t xml:space="preserve"> (TEXT, NOT NULL): A szolgáltatás </w:t>
+      </w:r>
+      <w:proofErr w:type="spellStart"/>
+      <w:r>
+        <w:t>tipusa</w:t>
+      </w:r>
+      <w:proofErr w:type="spellEnd"/>
+      <w:r>
+        <w:t>.</w:t>
       </w:r>
     </w:p>
     <w:p>
@@ -9736,6 +10350,7 @@
           <w:numId w:val="31"/>
         </w:numPr>
       </w:pPr>
+      <w:proofErr w:type="spellStart"/>
       <w:r>
         <w:rPr>
           <w:b/>
@@ -9743,6 +10358,7 @@
         </w:rPr>
         <w:t>ido</w:t>
       </w:r>
+      <w:proofErr w:type="spellEnd"/>
       <w:r>
         <w:t xml:space="preserve"> (INTEGER, NOT NULL): A szolgáltatás </w:t>
       </w:r>
@@ -9764,6 +10380,7 @@
           <w:numId w:val="31"/>
         </w:numPr>
       </w:pPr>
+      <w:proofErr w:type="spellStart"/>
       <w:r>
         <w:rPr>
           <w:b/>
@@ -9771,6 +10388,7 @@
         </w:rPr>
         <w:t>ar</w:t>
       </w:r>
+      <w:proofErr w:type="spellEnd"/>
       <w:r>
         <w:t xml:space="preserve"> (INTEGER, NOT NULL):</w:t>
       </w:r>
@@ -9804,7 +10422,15 @@
         </w:numPr>
       </w:pPr>
       <w:r>
-        <w:t>Kapcsolódik az idopont táblához.</w:t>
+        <w:t xml:space="preserve">Kapcsolódik az </w:t>
+      </w:r>
+      <w:proofErr w:type="spellStart"/>
+      <w:r>
+        <w:t>idopont</w:t>
+      </w:r>
+      <w:proofErr w:type="spellEnd"/>
+      <w:r>
+        <w:t xml:space="preserve"> táblához.</w:t>
       </w:r>
     </w:p>
     <w:p>
@@ -9819,7 +10445,7 @@
           <w:rFonts w:cs="Times New Roman"/>
         </w:rPr>
       </w:pPr>
-      <w:bookmarkStart w:id="44" w:name="_Toc225766097"/>
+      <w:bookmarkStart w:id="44" w:name="_Toc225838755"/>
       <w:r>
         <w:rPr>
           <w:rFonts w:cs="Times New Roman"/>
@@ -9895,7 +10521,7 @@
       <w:pPr>
         <w:pStyle w:val="lers"/>
       </w:pPr>
-      <w:bookmarkStart w:id="45" w:name="_Toc225766063"/>
+      <w:bookmarkStart w:id="45" w:name="_Toc225839585"/>
       <w:r>
         <w:t>4.</w:t>
       </w:r>
@@ -9942,7 +10568,7 @@
         </w:rPr>
       </w:pPr>
       <w:bookmarkStart w:id="46" w:name="_Toc224887725"/>
-      <w:bookmarkStart w:id="47" w:name="_Toc225766098"/>
+      <w:bookmarkStart w:id="47" w:name="_Toc225838756"/>
       <w:r>
         <w:rPr>
           <w:rFonts w:cs="Times New Roman"/>
@@ -9966,7 +10592,7 @@
         </w:rPr>
       </w:pPr>
       <w:bookmarkStart w:id="48" w:name="_Toc224887726"/>
-      <w:bookmarkStart w:id="49" w:name="_Toc225766099"/>
+      <w:bookmarkStart w:id="49" w:name="_Toc225838757"/>
       <w:r>
         <w:rPr>
           <w:rFonts w:cs="Times New Roman"/>
@@ -9986,20 +10612,76 @@
         <w:rPr>
           <w:rFonts w:cs="Times New Roman"/>
         </w:rPr>
-        <w:t>Az adatkezelést és a komplex műveletek végrehajtását, az adatbiztonságért, valamint az adatbázissal történő kommunikációért a szerveroldali (backend) egysége felel. Az alkalmazás Node.js futtatókörnyezetben és a Express.js keretrendszer felhasználásával készült. Ez biztosítja a gyors, robusztus és skálázható RESTful API végpontok kialakítását, amelyeken keresztül a kliensoldali alkalmazás (frontend) JSON formátumú adatcserét folytat a szerverrel.</w:t>
-      </w:r>
-    </w:p>
-    <w:p>
-      <w:pPr>
-        <w:rPr>
-          <w:rFonts w:cs="Times New Roman"/>
-        </w:rPr>
-      </w:pPr>
-      <w:r>
-        <w:rPr>
-          <w:rFonts w:cs="Times New Roman"/>
-        </w:rPr>
-        <w:t>A backend felépítése moduláris, és az MVC (Model-View-Controller) tervezési minta alapelveit követi. A rendszer két legfőbb strukturális pillérét az útvonalak (Routes) és a vezérlők (Controllers) alkotják.</w:t>
+        <w:t xml:space="preserve">Az adatkezelést és a komplex műveletek végrehajtását, az adatbiztonságért, valamint az adatbázissal történő kommunikációért a szerveroldali (backend) egysége felel. Az alkalmazás Node.js futtatókörnyezetben és a Express.js keretrendszer felhasználásával készült. Ez biztosítja a gyors, robusztus és skálázható </w:t>
+      </w:r>
+      <w:proofErr w:type="spellStart"/>
+      <w:r>
+        <w:rPr>
+          <w:rFonts w:cs="Times New Roman"/>
+        </w:rPr>
+        <w:t>RESTful</w:t>
+      </w:r>
+      <w:proofErr w:type="spellEnd"/>
+      <w:r>
+        <w:rPr>
+          <w:rFonts w:cs="Times New Roman"/>
+        </w:rPr>
+        <w:t xml:space="preserve"> API végpontok kialakítását, amelyeken keresztül a kliensoldali alkalmazás (frontend) JSON formátumú adatcserét folytat a szerverrel.</w:t>
+      </w:r>
+    </w:p>
+    <w:p>
+      <w:pPr>
+        <w:rPr>
+          <w:rFonts w:cs="Times New Roman"/>
+        </w:rPr>
+      </w:pPr>
+      <w:r>
+        <w:rPr>
+          <w:rFonts w:cs="Times New Roman"/>
+        </w:rPr>
+        <w:t>A backend felépítése moduláris, és az MVC (</w:t>
+      </w:r>
+      <w:proofErr w:type="spellStart"/>
+      <w:r>
+        <w:rPr>
+          <w:rFonts w:cs="Times New Roman"/>
+        </w:rPr>
+        <w:t>Model-View-Controller</w:t>
+      </w:r>
+      <w:proofErr w:type="spellEnd"/>
+      <w:r>
+        <w:rPr>
+          <w:rFonts w:cs="Times New Roman"/>
+        </w:rPr>
+        <w:t>) tervezési minta alapelveit követi. A rendszer két legfőbb strukturális pillérét az útvonalak (</w:t>
+      </w:r>
+      <w:proofErr w:type="spellStart"/>
+      <w:r>
+        <w:rPr>
+          <w:rFonts w:cs="Times New Roman"/>
+        </w:rPr>
+        <w:t>Routes</w:t>
+      </w:r>
+      <w:proofErr w:type="spellEnd"/>
+      <w:r>
+        <w:rPr>
+          <w:rFonts w:cs="Times New Roman"/>
+        </w:rPr>
+        <w:t>) és a vezérlők (</w:t>
+      </w:r>
+      <w:proofErr w:type="spellStart"/>
+      <w:r>
+        <w:rPr>
+          <w:rFonts w:cs="Times New Roman"/>
+        </w:rPr>
+        <w:t>Controllers</w:t>
+      </w:r>
+      <w:proofErr w:type="spellEnd"/>
+      <w:r>
+        <w:rPr>
+          <w:rFonts w:cs="Times New Roman"/>
+        </w:rPr>
+        <w:t>) alkotják.</w:t>
       </w:r>
     </w:p>
     <w:p>
@@ -10020,7 +10702,7 @@
         </w:rPr>
         <w:t xml:space="preserve"> </w:t>
       </w:r>
-      <w:bookmarkStart w:id="50" w:name="_Toc225766100"/>
+      <w:bookmarkStart w:id="50" w:name="_Toc225838758"/>
       <w:r>
         <w:rPr>
           <w:rFonts w:cs="Times New Roman"/>
@@ -10045,7 +10727,23 @@
         <w:t>index.js</w:t>
       </w:r>
       <w:r>
-        <w:t>: A szerveralkalmazás fő belépési pontja. Itt történik az Express keretrendszer inicializálása, a globális beállítások (middleware-ek) megadása, valamint az útvonalak (routes) becsatolása.</w:t>
+        <w:t>: A szerveralkalmazás fő belépési pontja. Itt történik az Express keretrendszer inicializálása, a globális beállítások (</w:t>
+      </w:r>
+      <w:proofErr w:type="spellStart"/>
+      <w:r>
+        <w:t>middleware</w:t>
+      </w:r>
+      <w:proofErr w:type="spellEnd"/>
+      <w:r>
+        <w:t>-ek) megadása, valamint az útvonalak (</w:t>
+      </w:r>
+      <w:proofErr w:type="spellStart"/>
+      <w:r>
+        <w:t>routes</w:t>
+      </w:r>
+      <w:proofErr w:type="spellEnd"/>
+      <w:r>
+        <w:t>) becsatolása.</w:t>
       </w:r>
     </w:p>
     <w:p>
@@ -10064,7 +10762,15 @@
         <w:t>db.js:</w:t>
       </w:r>
       <w:r>
-        <w:t xml:space="preserve"> Az adatbázis-kapcsolatért felelős modul. Ez a fájl kezeli a hitelesítést és a lekérdezések futtatását a felhő alapú Cloudflare D1 adatbázis felé.</w:t>
+        <w:t xml:space="preserve"> Az adatbázis-kapcsolatért felelős modul. Ez a fájl kezeli a hitelesítést és a lekérdezések futtatását a felhő alapú </w:t>
+      </w:r>
+      <w:proofErr w:type="spellStart"/>
+      <w:r>
+        <w:t>Cloudflare</w:t>
+      </w:r>
+      <w:proofErr w:type="spellEnd"/>
+      <w:r>
+        <w:t xml:space="preserve"> D1 adatbázis felé.</w:t>
       </w:r>
     </w:p>
     <w:p>
@@ -10075,15 +10781,32 @@
           <w:numId w:val="6"/>
         </w:numPr>
       </w:pPr>
+      <w:proofErr w:type="spellStart"/>
       <w:r>
         <w:rPr>
           <w:b/>
           <w:bCs/>
         </w:rPr>
-        <w:t>routes/ mappa:</w:t>
-      </w:r>
-      <w:r>
-        <w:t xml:space="preserve"> Az API végpontok (endpointok) definícióit tartalmazza. Az itteni fájlok (pl. ugyfelRoutes.js) fogadják a HTTP kéréseket, és tovább irányítják azokat a megfelelő vezérlőknek.</w:t>
+        <w:t>routes</w:t>
+      </w:r>
+      <w:proofErr w:type="spellEnd"/>
+      <w:r>
+        <w:rPr>
+          <w:b/>
+          <w:bCs/>
+        </w:rPr>
+        <w:t>/ mappa:</w:t>
+      </w:r>
+      <w:r>
+        <w:t xml:space="preserve"> Az API végpontok (</w:t>
+      </w:r>
+      <w:proofErr w:type="spellStart"/>
+      <w:r>
+        <w:t>endpointok</w:t>
+      </w:r>
+      <w:proofErr w:type="spellEnd"/>
+      <w:r>
+        <w:t>) definícióit tartalmazza. Az itteni fájlok (pl. ugyfelRoutes.js) fogadják a HTTP kéréseket, és tovább irányítják azokat a megfelelő vezérlőknek.</w:t>
       </w:r>
     </w:p>
     <w:p>
@@ -10094,15 +10817,32 @@
           <w:numId w:val="6"/>
         </w:numPr>
       </w:pPr>
+      <w:proofErr w:type="spellStart"/>
       <w:r>
         <w:rPr>
           <w:b/>
           <w:bCs/>
         </w:rPr>
-        <w:t>controllers/ mappa:</w:t>
-      </w:r>
-      <w:r>
-        <w:t xml:space="preserve"> A rendszer üzleti logikáját (pl. idopontController.js) megvalósító fájlok helye. Itt történik az adatok validálása, a számítások elvégzése és az adatbázis-műveletek végrehajtása.</w:t>
+        <w:t>controllers</w:t>
+      </w:r>
+      <w:proofErr w:type="spellEnd"/>
+      <w:r>
+        <w:rPr>
+          <w:b/>
+          <w:bCs/>
+        </w:rPr>
+        <w:t>/ mappa:</w:t>
+      </w:r>
+      <w:r>
+        <w:t xml:space="preserve"> A rendszer üzleti logikáját (pl. idopontController.js) megvalósító fájlok helye. Itt történik az adatok </w:t>
+      </w:r>
+      <w:proofErr w:type="spellStart"/>
+      <w:r>
+        <w:t>validálása</w:t>
+      </w:r>
+      <w:proofErr w:type="spellEnd"/>
+      <w:r>
+        <w:t>, a számítások elvégzése és az adatbázis-műveletek végrehajtása.</w:t>
       </w:r>
     </w:p>
     <w:p>
@@ -10113,12 +10853,21 @@
           <w:numId w:val="6"/>
         </w:numPr>
       </w:pPr>
+      <w:proofErr w:type="spellStart"/>
       <w:r>
         <w:rPr>
           <w:b/>
           <w:bCs/>
         </w:rPr>
-        <w:t>node_modules/ mappa:</w:t>
+        <w:t>node_modules</w:t>
+      </w:r>
+      <w:proofErr w:type="spellEnd"/>
+      <w:r>
+        <w:rPr>
+          <w:b/>
+          <w:bCs/>
+        </w:rPr>
+        <w:t>/ mappa:</w:t>
       </w:r>
       <w:r>
         <w:t xml:space="preserve"> Itt tároljuk a projekt működéséhez szükséges, automatikusan letöltött külső könyvtárakat.</w:t>
@@ -10191,7 +10940,7 @@
       <w:pPr>
         <w:pStyle w:val="lers"/>
       </w:pPr>
-      <w:bookmarkStart w:id="51" w:name="_Toc225766064"/>
+      <w:bookmarkStart w:id="51" w:name="_Toc225839586"/>
       <w:r>
         <w:t>5.</w:t>
       </w:r>
@@ -10233,7 +10982,7 @@
         </w:rPr>
         <w:t xml:space="preserve"> </w:t>
       </w:r>
-      <w:bookmarkStart w:id="52" w:name="_Toc225766101"/>
+      <w:bookmarkStart w:id="52" w:name="_Toc225838759"/>
       <w:r>
         <w:rPr>
           <w:rFonts w:cs="Times New Roman"/>
@@ -10254,7 +11003,7 @@
           <w:rFonts w:cs="Times New Roman"/>
         </w:rPr>
       </w:pPr>
-      <w:bookmarkStart w:id="53" w:name="_Toc225766102"/>
+      <w:bookmarkStart w:id="53" w:name="_Toc225838760"/>
       <w:r>
         <w:rPr>
           <w:rFonts w:cs="Times New Roman"/>
@@ -10288,7 +11037,7 @@
           <w:rFonts w:cs="Times New Roman"/>
         </w:rPr>
       </w:pPr>
-      <w:bookmarkStart w:id="54" w:name="_Toc225766103"/>
+      <w:bookmarkStart w:id="54" w:name="_Toc225838761"/>
       <w:r>
         <w:rPr>
           <w:rFonts w:cs="Times New Roman"/>
@@ -10313,7 +11062,35 @@
         <w:rPr>
           <w:rFonts w:cs="Times New Roman"/>
         </w:rPr>
-        <w:t>Engedélyezi a kereszt-eredetű kéréseket, ezáltal biztosítja, hogy a külön porton futó React frontend kommunikálhasson a backend szerverrel.</w:t>
+        <w:t xml:space="preserve">Engedélyezi a kereszt-eredetű kéréseket, ezáltal biztosítja, hogy a külön </w:t>
+      </w:r>
+      <w:proofErr w:type="spellStart"/>
+      <w:r>
+        <w:rPr>
+          <w:rFonts w:cs="Times New Roman"/>
+        </w:rPr>
+        <w:t>porton</w:t>
+      </w:r>
+      <w:proofErr w:type="spellEnd"/>
+      <w:r>
+        <w:rPr>
+          <w:rFonts w:cs="Times New Roman"/>
+        </w:rPr>
+        <w:t xml:space="preserve"> futó </w:t>
+      </w:r>
+      <w:proofErr w:type="spellStart"/>
+      <w:r>
+        <w:rPr>
+          <w:rFonts w:cs="Times New Roman"/>
+        </w:rPr>
+        <w:t>React</w:t>
+      </w:r>
+      <w:proofErr w:type="spellEnd"/>
+      <w:r>
+        <w:rPr>
+          <w:rFonts w:cs="Times New Roman"/>
+        </w:rPr>
+        <w:t xml:space="preserve"> frontend kommunikálhasson a backend szerverrel.</w:t>
       </w:r>
     </w:p>
     <w:p>
@@ -10328,7 +11105,8 @@
           <w:rFonts w:cs="Times New Roman"/>
         </w:rPr>
       </w:pPr>
-      <w:bookmarkStart w:id="55" w:name="_Toc225766104"/>
+      <w:bookmarkStart w:id="55" w:name="_Toc225838762"/>
+      <w:proofErr w:type="spellStart"/>
       <w:r>
         <w:rPr>
           <w:rFonts w:cs="Times New Roman"/>
@@ -10336,18 +11114,61 @@
         <w:t>Dotenv</w:t>
       </w:r>
       <w:bookmarkEnd w:id="55"/>
-    </w:p>
-    <w:p>
-      <w:pPr>
-        <w:rPr>
-          <w:rFonts w:cs="Times New Roman"/>
-        </w:rPr>
-      </w:pPr>
-      <w:r>
-        <w:rPr>
-          <w:rFonts w:cs="Times New Roman"/>
-        </w:rPr>
-        <w:t>Az érzékeny adatok (pl. Cloudflare adatbázis azonosítók, API tokenek) biztonságos beolvasására használjuk egy külső. env fájlból.</w:t>
+      <w:proofErr w:type="spellEnd"/>
+    </w:p>
+    <w:p>
+      <w:pPr>
+        <w:rPr>
+          <w:rFonts w:cs="Times New Roman"/>
+        </w:rPr>
+      </w:pPr>
+      <w:r>
+        <w:rPr>
+          <w:rFonts w:cs="Times New Roman"/>
+        </w:rPr>
+        <w:t xml:space="preserve">Az érzékeny adatok (pl. </w:t>
+      </w:r>
+      <w:proofErr w:type="spellStart"/>
+      <w:r>
+        <w:rPr>
+          <w:rFonts w:cs="Times New Roman"/>
+        </w:rPr>
+        <w:t>Cloudflare</w:t>
+      </w:r>
+      <w:proofErr w:type="spellEnd"/>
+      <w:r>
+        <w:rPr>
+          <w:rFonts w:cs="Times New Roman"/>
+        </w:rPr>
+        <w:t xml:space="preserve"> adatbázis azonosítók, API </w:t>
+      </w:r>
+      <w:proofErr w:type="spellStart"/>
+      <w:r>
+        <w:rPr>
+          <w:rFonts w:cs="Times New Roman"/>
+        </w:rPr>
+        <w:t>tokenek</w:t>
+      </w:r>
+      <w:proofErr w:type="spellEnd"/>
+      <w:r>
+        <w:rPr>
+          <w:rFonts w:cs="Times New Roman"/>
+        </w:rPr>
+        <w:t xml:space="preserve">) biztonságos beolvasására használjuk egy külső. </w:t>
+      </w:r>
+      <w:proofErr w:type="spellStart"/>
+      <w:r>
+        <w:rPr>
+          <w:rFonts w:cs="Times New Roman"/>
+        </w:rPr>
+        <w:t>env</w:t>
+      </w:r>
+      <w:proofErr w:type="spellEnd"/>
+      <w:r>
+        <w:rPr>
+          <w:rFonts w:cs="Times New Roman"/>
+        </w:rPr>
+        <w:t xml:space="preserve"> fájlból.</w:t>
       </w:r>
     </w:p>
     <w:p>
@@ -10362,7 +11183,8 @@
           <w:rFonts w:cs="Times New Roman"/>
         </w:rPr>
       </w:pPr>
-      <w:bookmarkStart w:id="56" w:name="_Toc225766105"/>
+      <w:bookmarkStart w:id="56" w:name="_Toc225838763"/>
+      <w:proofErr w:type="spellStart"/>
       <w:r>
         <w:rPr>
           <w:rFonts w:cs="Times New Roman"/>
@@ -10370,18 +11192,33 @@
         <w:t>Bcrypt</w:t>
       </w:r>
       <w:bookmarkEnd w:id="56"/>
-    </w:p>
-    <w:p>
-      <w:pPr>
-        <w:rPr>
-          <w:rFonts w:cs="Times New Roman"/>
-        </w:rPr>
-      </w:pPr>
-      <w:r>
-        <w:rPr>
-          <w:rFonts w:cs="Times New Roman"/>
-        </w:rPr>
-        <w:t xml:space="preserve"> A felhasználói jelszavak biztonságos, egyirányú titkosításáért (hash-eléséért) felel a regisztráció és bejelentkezés során.</w:t>
+      <w:proofErr w:type="spellEnd"/>
+    </w:p>
+    <w:p>
+      <w:pPr>
+        <w:rPr>
+          <w:rFonts w:cs="Times New Roman"/>
+        </w:rPr>
+      </w:pPr>
+      <w:r>
+        <w:rPr>
+          <w:rFonts w:cs="Times New Roman"/>
+        </w:rPr>
+        <w:t xml:space="preserve"> A felhasználói jelszavak biztonságos, egyirányú titkosításáért (</w:t>
+      </w:r>
+      <w:proofErr w:type="spellStart"/>
+      <w:r>
+        <w:rPr>
+          <w:rFonts w:cs="Times New Roman"/>
+        </w:rPr>
+        <w:t>hash-eléséért</w:t>
+      </w:r>
+      <w:proofErr w:type="spellEnd"/>
+      <w:r>
+        <w:rPr>
+          <w:rFonts w:cs="Times New Roman"/>
+        </w:rPr>
+        <w:t>) felel a regisztráció és bejelentkezés során.</w:t>
       </w:r>
     </w:p>
     <w:p>
@@ -10396,7 +11233,8 @@
           <w:rFonts w:cs="Times New Roman"/>
         </w:rPr>
       </w:pPr>
-      <w:bookmarkStart w:id="57" w:name="_Toc225766106"/>
+      <w:bookmarkStart w:id="57" w:name="_Toc225838764"/>
+      <w:proofErr w:type="spellStart"/>
       <w:r>
         <w:rPr>
           <w:rFonts w:cs="Times New Roman"/>
@@ -10405,6 +11243,7 @@
         <w:t>Routs</w:t>
       </w:r>
       <w:bookmarkEnd w:id="57"/>
+      <w:proofErr w:type="spellEnd"/>
     </w:p>
     <w:p>
       <w:pPr>
@@ -10418,7 +11257,7 @@
           <w:rFonts w:cs="Times New Roman"/>
         </w:rPr>
       </w:pPr>
-      <w:bookmarkStart w:id="58" w:name="_Toc225766107"/>
+      <w:bookmarkStart w:id="58" w:name="_Toc225838765"/>
       <w:r>
         <w:rPr>
           <w:rFonts w:cs="Times New Roman"/>
@@ -10445,7 +11284,23 @@
           <w:b/>
           <w:bCs/>
         </w:rPr>
-        <w:t>POST /register, POST /login:</w:t>
+        <w:t>POST /</w:t>
+      </w:r>
+      <w:proofErr w:type="spellStart"/>
+      <w:r>
+        <w:rPr>
+          <w:b/>
+          <w:bCs/>
+        </w:rPr>
+        <w:t>register</w:t>
+      </w:r>
+      <w:proofErr w:type="spellEnd"/>
+      <w:r>
+        <w:rPr>
+          <w:b/>
+          <w:bCs/>
+        </w:rPr>
+        <w:t>, POST /login:</w:t>
       </w:r>
       <w:r>
         <w:t xml:space="preserve"> Regisztráció és bejelentkezés.</w:t>
@@ -10467,7 +11322,15 @@
         <w:t>GET /:</w:t>
       </w:r>
       <w:r>
-        <w:t xml:space="preserve"> Az összes regisztrált felhasználó adatainak lekérése (Admin funkció).</w:t>
+        <w:t xml:space="preserve"> Az összes regisztrált felhasználó adatainak lekérése (</w:t>
+      </w:r>
+      <w:proofErr w:type="spellStart"/>
+      <w:r>
+        <w:t>Admin</w:t>
+      </w:r>
+      <w:proofErr w:type="spellEnd"/>
+      <w:r>
+        <w:t xml:space="preserve"> funkció).</w:t>
       </w:r>
     </w:p>
     <w:p>
@@ -10483,10 +11346,48 @@
           <w:b/>
           <w:bCs/>
         </w:rPr>
-        <w:t>PUT /:id:</w:t>
-      </w:r>
-      <w:r>
-        <w:t xml:space="preserve"> Meglévő felhasználó adatainak, jelszavának vagy szerepkörének módosítása.</w:t>
+        <w:t>PUT</w:t>
+      </w:r>
+      <w:r>
+        <w:rPr>
+          <w:b/>
+          <w:bCs/>
+        </w:rPr>
+        <w:t xml:space="preserve"> </w:t>
+      </w:r>
+      <w:r>
+        <w:rPr>
+          <w:b/>
+          <w:bCs/>
+        </w:rPr>
+        <w:t>/:</w:t>
+      </w:r>
+      <w:proofErr w:type="spellStart"/>
+      <w:r>
+        <w:rPr>
+          <w:b/>
+          <w:bCs/>
+        </w:rPr>
+        <w:t>id</w:t>
+      </w:r>
+      <w:proofErr w:type="spellEnd"/>
+      <w:r>
+        <w:rPr>
+          <w:b/>
+          <w:bCs/>
+        </w:rPr>
+        <w:t>:</w:t>
+      </w:r>
+      <w:r>
+        <w:t xml:space="preserve"> Meglévő felhasználó adatainak, </w:t>
+      </w:r>
+      <w:proofErr w:type="spellStart"/>
+      <w:r>
+        <w:t>jelszavának</w:t>
+      </w:r>
+      <w:proofErr w:type="spellEnd"/>
+      <w:r>
+        <w:t xml:space="preserve"> vagy szerepkörének módosítása.</w:t>
       </w:r>
     </w:p>
     <w:p>
@@ -10502,7 +11403,23 @@
           <w:b/>
           <w:bCs/>
         </w:rPr>
-        <w:t>DELETE /:id:</w:t>
+        <w:t>DELETE /:</w:t>
+      </w:r>
+      <w:proofErr w:type="spellStart"/>
+      <w:r>
+        <w:rPr>
+          <w:b/>
+          <w:bCs/>
+        </w:rPr>
+        <w:t>id</w:t>
+      </w:r>
+      <w:proofErr w:type="spellEnd"/>
+      <w:r>
+        <w:rPr>
+          <w:b/>
+          <w:bCs/>
+        </w:rPr>
+        <w:t>:</w:t>
       </w:r>
       <w:r>
         <w:t xml:space="preserve"> Felhasználói fiók törlése.</w:t>
@@ -10520,7 +11437,7 @@
           <w:rFonts w:cs="Times New Roman"/>
         </w:rPr>
       </w:pPr>
-      <w:bookmarkStart w:id="59" w:name="_Toc225766108"/>
+      <w:bookmarkStart w:id="59" w:name="_Toc225838766"/>
       <w:r>
         <w:rPr>
           <w:rFonts w:cs="Times New Roman"/>
@@ -10566,7 +11483,39 @@
           <w:b/>
           <w:bCs/>
         </w:rPr>
-        <w:t>GET /user/:id:</w:t>
+        <w:t>GET /</w:t>
+      </w:r>
+      <w:proofErr w:type="spellStart"/>
+      <w:r>
+        <w:rPr>
+          <w:b/>
+          <w:bCs/>
+        </w:rPr>
+        <w:t>user</w:t>
+      </w:r>
+      <w:proofErr w:type="spellEnd"/>
+      <w:r>
+        <w:rPr>
+          <w:b/>
+          <w:bCs/>
+        </w:rPr>
+        <w:t>/:</w:t>
+      </w:r>
+      <w:proofErr w:type="spellStart"/>
+      <w:r>
+        <w:rPr>
+          <w:b/>
+          <w:bCs/>
+        </w:rPr>
+        <w:t>id</w:t>
+      </w:r>
+      <w:proofErr w:type="spellEnd"/>
+      <w:r>
+        <w:rPr>
+          <w:b/>
+          <w:bCs/>
+        </w:rPr>
+        <w:t>:</w:t>
       </w:r>
       <w:r>
         <w:t xml:space="preserve"> Egy adott ügyfél saját foglalásainak lekérése.</w:t>
@@ -10604,7 +11553,39 @@
           <w:b/>
           <w:bCs/>
         </w:rPr>
-        <w:t>POST /cancel/:id:</w:t>
+        <w:t>POST /</w:t>
+      </w:r>
+      <w:proofErr w:type="spellStart"/>
+      <w:r>
+        <w:rPr>
+          <w:b/>
+          <w:bCs/>
+        </w:rPr>
+        <w:t>cancel</w:t>
+      </w:r>
+      <w:proofErr w:type="spellEnd"/>
+      <w:r>
+        <w:rPr>
+          <w:b/>
+          <w:bCs/>
+        </w:rPr>
+        <w:t>/:</w:t>
+      </w:r>
+      <w:proofErr w:type="spellStart"/>
+      <w:r>
+        <w:rPr>
+          <w:b/>
+          <w:bCs/>
+        </w:rPr>
+        <w:t>id</w:t>
+      </w:r>
+      <w:proofErr w:type="spellEnd"/>
+      <w:r>
+        <w:rPr>
+          <w:b/>
+          <w:bCs/>
+        </w:rPr>
+        <w:t>:</w:t>
       </w:r>
       <w:r>
         <w:t xml:space="preserve"> Időpont lemondása a felhasználó által (a 24 órás szabály ellenőrzésével).</w:t>
@@ -10623,10 +11604,34 @@
           <w:b/>
           <w:bCs/>
         </w:rPr>
-        <w:t>DELETE /:id:</w:t>
-      </w:r>
-      <w:r>
-        <w:t xml:space="preserve"> Időpont azonnali törlése (Admin funkció).</w:t>
+        <w:t>DELETE /:</w:t>
+      </w:r>
+      <w:proofErr w:type="spellStart"/>
+      <w:r>
+        <w:rPr>
+          <w:b/>
+          <w:bCs/>
+        </w:rPr>
+        <w:t>id</w:t>
+      </w:r>
+      <w:proofErr w:type="spellEnd"/>
+      <w:r>
+        <w:rPr>
+          <w:b/>
+          <w:bCs/>
+        </w:rPr>
+        <w:t>:</w:t>
+      </w:r>
+      <w:r>
+        <w:t xml:space="preserve"> Időpont azonnali törlése (</w:t>
+      </w:r>
+      <w:proofErr w:type="spellStart"/>
+      <w:r>
+        <w:t>Admin</w:t>
+      </w:r>
+      <w:proofErr w:type="spellEnd"/>
+      <w:r>
+        <w:t xml:space="preserve"> funkció).</w:t>
       </w:r>
     </w:p>
     <w:p>
@@ -10642,7 +11647,23 @@
           <w:b/>
           <w:bCs/>
         </w:rPr>
-        <w:t>DELETE /cleanup:</w:t>
+        <w:t>DELETE /</w:t>
+      </w:r>
+      <w:proofErr w:type="spellStart"/>
+      <w:r>
+        <w:rPr>
+          <w:b/>
+          <w:bCs/>
+        </w:rPr>
+        <w:t>cleanup</w:t>
+      </w:r>
+      <w:proofErr w:type="spellEnd"/>
+      <w:r>
+        <w:rPr>
+          <w:b/>
+          <w:bCs/>
+        </w:rPr>
+        <w:t>:</w:t>
       </w:r>
       <w:r>
         <w:t xml:space="preserve"> A lejárt, múltbeli időpontok automatikus adatbázis-tisztítását (karbantartását) végző végpont.</w:t>
@@ -10660,7 +11681,7 @@
           <w:rFonts w:cs="Times New Roman"/>
         </w:rPr>
       </w:pPr>
-      <w:bookmarkStart w:id="60" w:name="_Toc225766109"/>
+      <w:bookmarkStart w:id="60" w:name="_Toc225838767"/>
       <w:r>
         <w:rPr>
           <w:rFonts w:cs="Times New Roman"/>
@@ -10713,7 +11734,7 @@
           <w:rFonts w:cs="Times New Roman"/>
         </w:rPr>
       </w:pPr>
-      <w:bookmarkStart w:id="61" w:name="_Toc225766110"/>
+      <w:bookmarkStart w:id="61" w:name="_Toc225838768"/>
       <w:r>
         <w:rPr>
           <w:rFonts w:cs="Times New Roman"/>
@@ -10766,7 +11787,7 @@
           <w:rFonts w:cs="Times New Roman"/>
         </w:rPr>
       </w:pPr>
-      <w:bookmarkStart w:id="62" w:name="_Toc225766111"/>
+      <w:bookmarkStart w:id="62" w:name="_Toc225838769"/>
       <w:r>
         <w:rPr>
           <w:rFonts w:cs="Times New Roman"/>
@@ -10826,7 +11847,8 @@
         </w:rPr>
         <w:t xml:space="preserve"> </w:t>
       </w:r>
-      <w:bookmarkStart w:id="63" w:name="_Toc225766112"/>
+      <w:bookmarkStart w:id="63" w:name="_Toc225838770"/>
+      <w:proofErr w:type="spellStart"/>
       <w:r>
         <w:rPr>
           <w:rFonts w:cs="Times New Roman"/>
@@ -10834,6 +11856,7 @@
         <w:t>Controllers</w:t>
       </w:r>
       <w:bookmarkEnd w:id="63"/>
+      <w:proofErr w:type="spellEnd"/>
     </w:p>
     <w:p>
       <w:pPr>
@@ -10847,7 +11870,7 @@
           <w:rFonts w:cs="Times New Roman"/>
         </w:rPr>
       </w:pPr>
-      <w:bookmarkStart w:id="64" w:name="_Toc225766113"/>
+      <w:bookmarkStart w:id="64" w:name="_Toc225838771"/>
       <w:r>
         <w:rPr>
           <w:rFonts w:cs="Times New Roman"/>
@@ -10866,7 +11889,21 @@
         <w:rPr>
           <w:rFonts w:cs="Times New Roman"/>
         </w:rPr>
-        <w:t>A felhasználók és a hitelesítés (autentikáció) kezelését végzi.</w:t>
+        <w:t>A felhasználók és a hitelesítés (</w:t>
+      </w:r>
+      <w:proofErr w:type="spellStart"/>
+      <w:r>
+        <w:rPr>
+          <w:rFonts w:cs="Times New Roman"/>
+        </w:rPr>
+        <w:t>autentikáció</w:t>
+      </w:r>
+      <w:proofErr w:type="spellEnd"/>
+      <w:r>
+        <w:rPr>
+          <w:rFonts w:cs="Times New Roman"/>
+        </w:rPr>
+        <w:t>) kezelését végzi.</w:t>
       </w:r>
     </w:p>
     <w:p>
@@ -10885,7 +11922,23 @@
         <w:t>Regisztráció és Bejelentkezés:</w:t>
       </w:r>
       <w:r>
-        <w:t xml:space="preserve"> Fogadja a felhasználói adatokat, a bcrypt csomag segítségével titkosítja a jelszavakat, és ellenőrzi a belépési kísérleteket.</w:t>
+        <w:t xml:space="preserve"> Fogadja a felhasználói adatokat, a </w:t>
+      </w:r>
+      <w:proofErr w:type="spellStart"/>
+      <w:r>
+        <w:t>bcrypt</w:t>
+      </w:r>
+      <w:proofErr w:type="spellEnd"/>
+      <w:r>
+        <w:t xml:space="preserve"> csomag segítségével </w:t>
+      </w:r>
+      <w:proofErr w:type="spellStart"/>
+      <w:r>
+        <w:t>titkosítja</w:t>
+      </w:r>
+      <w:proofErr w:type="spellEnd"/>
+      <w:r>
+        <w:t xml:space="preserve"> a jelszavakat, és ellenőrzi a belépési kísérleteket.</w:t>
       </w:r>
     </w:p>
     <w:p>
@@ -10919,7 +11972,7 @@
           <w:rFonts w:cs="Times New Roman"/>
         </w:rPr>
       </w:pPr>
-      <w:bookmarkStart w:id="65" w:name="_Toc225766114"/>
+      <w:bookmarkStart w:id="65" w:name="_Toc225838772"/>
       <w:r>
         <w:rPr>
           <w:rFonts w:cs="Times New Roman"/>
@@ -11010,7 +12063,7 @@
           <w:rFonts w:cs="Times New Roman"/>
         </w:rPr>
       </w:pPr>
-      <w:bookmarkStart w:id="66" w:name="_Toc225766115"/>
+      <w:bookmarkStart w:id="66" w:name="_Toc225838773"/>
       <w:r>
         <w:rPr>
           <w:rFonts w:cs="Times New Roman"/>
@@ -11044,7 +12097,7 @@
           <w:rFonts w:cs="Times New Roman"/>
         </w:rPr>
       </w:pPr>
-      <w:bookmarkStart w:id="67" w:name="_Toc225766116"/>
+      <w:bookmarkStart w:id="67" w:name="_Toc225838774"/>
       <w:r>
         <w:rPr>
           <w:rFonts w:cs="Times New Roman"/>
@@ -11079,7 +12132,7 @@
           <w:rFonts w:cs="Times New Roman"/>
         </w:rPr>
       </w:pPr>
-      <w:bookmarkStart w:id="68" w:name="_Toc225766117"/>
+      <w:bookmarkStart w:id="68" w:name="_Toc225838775"/>
       <w:r>
         <w:rPr>
           <w:rFonts w:cs="Times New Roman"/>
@@ -11127,7 +12180,7 @@
           <w:rFonts w:cs="Times New Roman"/>
         </w:rPr>
       </w:pPr>
-      <w:bookmarkStart w:id="69" w:name="_Toc225766118"/>
+      <w:bookmarkStart w:id="69" w:name="_Toc225838776"/>
       <w:r>
         <w:rPr>
           <w:rFonts w:cs="Times New Roman"/>
@@ -11149,7 +12202,7 @@
           <w:rFonts w:cs="Times New Roman"/>
         </w:rPr>
       </w:pPr>
-      <w:bookmarkStart w:id="70" w:name="_Toc225766119"/>
+      <w:bookmarkStart w:id="70" w:name="_Toc225838777"/>
       <w:r>
         <w:rPr>
           <w:rFonts w:cs="Times New Roman"/>
@@ -11182,7 +12235,21 @@
         <w:rPr>
           <w:rFonts w:cs="Times New Roman"/>
         </w:rPr>
-        <w:t xml:space="preserve"> fájl nem csupán egy kódhalmaz, hanem a projektünk digitális alapköve: itt találkozik a böngésző az alkalmazásunkkal, itt dőlnek el az alapvető megjelenítési szabályok, és innen indul útjára az a komplex logika, amelyet a háttérben felépítettünk. Ez a fájl biztosítja a stabilitást és a kapcsolódási pontot a nyers kód és a látható felület között.</w:t>
+        <w:t xml:space="preserve"> fájl nem csupán egy kódhalmaz, hanem a projektünk digitális alapköve: itt találkozik a böngésző az alkalmazásunkkal, itt </w:t>
+      </w:r>
+      <w:proofErr w:type="spellStart"/>
+      <w:r>
+        <w:rPr>
+          <w:rFonts w:cs="Times New Roman"/>
+        </w:rPr>
+        <w:t>dőlnek</w:t>
+      </w:r>
+      <w:proofErr w:type="spellEnd"/>
+      <w:r>
+        <w:rPr>
+          <w:rFonts w:cs="Times New Roman"/>
+        </w:rPr>
+        <w:t xml:space="preserve"> el az alapvető megjelenítési szabályok, és innen indul útjára az a komplex logika, amelyet a háttérben felépítettünk. Ez a fájl biztosítja a stabilitást és a kapcsolódási pontot a nyers kód és a látható felület között.</w:t>
       </w:r>
     </w:p>
     <w:p>
@@ -11197,7 +12264,7 @@
           <w:rFonts w:cs="Times New Roman"/>
         </w:rPr>
       </w:pPr>
-      <w:bookmarkStart w:id="71" w:name="_Toc225766120"/>
+      <w:bookmarkStart w:id="71" w:name="_Toc225838778"/>
       <w:r>
         <w:rPr>
           <w:rFonts w:cs="Times New Roman"/>
@@ -11228,13 +12295,45 @@
         <w:t>Alapbeállítások:</w:t>
       </w:r>
       <w:r>
-        <w:t xml:space="preserve"> Itt rögzítjük a magyar nyelv használatát, a helyes karakterkijelzést és a mobilbarát </w:t>
+        <w:t xml:space="preserve"> Itt rögzítjük a magyar nyelv használatát, a helyes </w:t>
+      </w:r>
+      <w:proofErr w:type="spellStart"/>
+      <w:r>
+        <w:t>karakterkijelzést</w:t>
+      </w:r>
+      <w:proofErr w:type="spellEnd"/>
+      <w:r>
+        <w:t xml:space="preserve"> és a mobilbarát </w:t>
       </w:r>
       <w:r>
         <w:t>megjelenítést. (</w:t>
       </w:r>
       <w:r>
-        <w:t>pl.: lang=”hu”, title, charset,)</w:t>
+        <w:t xml:space="preserve">pl.: </w:t>
+      </w:r>
+      <w:proofErr w:type="spellStart"/>
+      <w:r>
+        <w:t>lang</w:t>
+      </w:r>
+      <w:proofErr w:type="spellEnd"/>
+      <w:r>
+        <w:t xml:space="preserve">=”hu”, </w:t>
+      </w:r>
+      <w:proofErr w:type="spellStart"/>
+      <w:r>
+        <w:t>title</w:t>
+      </w:r>
+      <w:proofErr w:type="spellEnd"/>
+      <w:r>
+        <w:t xml:space="preserve">, </w:t>
+      </w:r>
+      <w:proofErr w:type="spellStart"/>
+      <w:r>
+        <w:t>charset</w:t>
+      </w:r>
+      <w:proofErr w:type="spellEnd"/>
+      <w:r>
+        <w:t>,)</w:t>
       </w:r>
     </w:p>
     <w:p>
@@ -11253,7 +12352,15 @@
         <w:t>Befogadó szerkezet:</w:t>
       </w:r>
       <w:r>
-        <w:t xml:space="preserve"> Tartalmazza a root azonosítójú elemet, amely az alkalmazás teljes vizuális tartalmának technikai "gazdateste".</w:t>
+        <w:t xml:space="preserve"> Tartalmazza a </w:t>
+      </w:r>
+      <w:proofErr w:type="spellStart"/>
+      <w:r>
+        <w:t>root</w:t>
+      </w:r>
+      <w:proofErr w:type="spellEnd"/>
+      <w:r>
+        <w:t xml:space="preserve"> azonosítójú elemet, amely az alkalmazás teljes vizuális tartalmának technikai "gazdateste".</w:t>
       </w:r>
     </w:p>
     <w:p>
@@ -11272,7 +12379,15 @@
         <w:t>Indítás:</w:t>
       </w:r>
       <w:r>
-        <w:t xml:space="preserve"> Összeköti a statikus HTML oldalt a modern JavaScript logikával (main.jsx), így keltve életre a programot.</w:t>
+        <w:t xml:space="preserve"> Összeköti a statikus HTML oldalt a modern JavaScript logikával (</w:t>
+      </w:r>
+      <w:proofErr w:type="spellStart"/>
+      <w:r>
+        <w:t>main.jsx</w:t>
+      </w:r>
+      <w:proofErr w:type="spellEnd"/>
+      <w:r>
+        <w:t>), így keltve életre a programot.</w:t>
       </w:r>
     </w:p>
     <w:p>
@@ -11287,12 +12402,20 @@
           <w:rFonts w:cs="Times New Roman"/>
         </w:rPr>
       </w:pPr>
-      <w:bookmarkStart w:id="72" w:name="_Toc225766121"/>
-      <w:r>
-        <w:rPr>
-          <w:rFonts w:cs="Times New Roman"/>
-        </w:rPr>
-        <w:t>src mappa</w:t>
+      <w:bookmarkStart w:id="72" w:name="_Toc225838779"/>
+      <w:proofErr w:type="spellStart"/>
+      <w:r>
+        <w:rPr>
+          <w:rFonts w:cs="Times New Roman"/>
+        </w:rPr>
+        <w:t>src</w:t>
+      </w:r>
+      <w:proofErr w:type="spellEnd"/>
+      <w:r>
+        <w:rPr>
+          <w:rFonts w:cs="Times New Roman"/>
+        </w:rPr>
+        <w:t xml:space="preserve"> mappa</w:t>
       </w:r>
       <w:bookmarkEnd w:id="72"/>
     </w:p>
@@ -11307,8 +12430,58 @@
         <w:rPr>
           <w:rFonts w:cs="Times New Roman"/>
         </w:rPr>
-        <w:t>Az src mappában számos file található, css és jsx filok</w:t>
-      </w:r>
+        <w:t xml:space="preserve">Az </w:t>
+      </w:r>
+      <w:proofErr w:type="spellStart"/>
+      <w:r>
+        <w:rPr>
+          <w:rFonts w:cs="Times New Roman"/>
+        </w:rPr>
+        <w:t>src</w:t>
+      </w:r>
+      <w:proofErr w:type="spellEnd"/>
+      <w:r>
+        <w:rPr>
+          <w:rFonts w:cs="Times New Roman"/>
+        </w:rPr>
+        <w:t xml:space="preserve"> mappában számos file található, </w:t>
+      </w:r>
+      <w:proofErr w:type="spellStart"/>
+      <w:r>
+        <w:rPr>
+          <w:rFonts w:cs="Times New Roman"/>
+        </w:rPr>
+        <w:t>css</w:t>
+      </w:r>
+      <w:proofErr w:type="spellEnd"/>
+      <w:r>
+        <w:rPr>
+          <w:rFonts w:cs="Times New Roman"/>
+        </w:rPr>
+        <w:t xml:space="preserve"> és </w:t>
+      </w:r>
+      <w:proofErr w:type="spellStart"/>
+      <w:r>
+        <w:rPr>
+          <w:rFonts w:cs="Times New Roman"/>
+        </w:rPr>
+        <w:t>jsx</w:t>
+      </w:r>
+      <w:proofErr w:type="spellEnd"/>
+      <w:r>
+        <w:rPr>
+          <w:rFonts w:cs="Times New Roman"/>
+        </w:rPr>
+        <w:t xml:space="preserve"> </w:t>
+      </w:r>
+      <w:proofErr w:type="spellStart"/>
+      <w:r>
+        <w:rPr>
+          <w:rFonts w:cs="Times New Roman"/>
+        </w:rPr>
+        <w:t>filok</w:t>
+      </w:r>
+      <w:proofErr w:type="spellEnd"/>
     </w:p>
     <w:p>
       <w:pPr>
@@ -11364,7 +12537,7 @@
       <w:pPr>
         <w:pStyle w:val="lers"/>
       </w:pPr>
-      <w:bookmarkStart w:id="73" w:name="_Toc225766065"/>
+      <w:bookmarkStart w:id="73" w:name="_Toc225839587"/>
       <w:r>
         <w:t>6.</w:t>
       </w:r>
@@ -11378,7 +12551,21 @@
         <w:rPr>
           <w:rFonts w:cs="Times New Roman"/>
         </w:rPr>
-        <w:t>ábra src mappa.</w:t>
+        <w:t xml:space="preserve">ábra </w:t>
+      </w:r>
+      <w:proofErr w:type="spellStart"/>
+      <w:r>
+        <w:rPr>
+          <w:rFonts w:cs="Times New Roman"/>
+        </w:rPr>
+        <w:t>src</w:t>
+      </w:r>
+      <w:proofErr w:type="spellEnd"/>
+      <w:r>
+        <w:rPr>
+          <w:rFonts w:cs="Times New Roman"/>
+        </w:rPr>
+        <w:t xml:space="preserve"> mappa.</w:t>
       </w:r>
       <w:bookmarkEnd w:id="73"/>
     </w:p>
@@ -11394,7 +12581,7 @@
           <w:rFonts w:cs="Times New Roman"/>
         </w:rPr>
       </w:pPr>
-      <w:bookmarkStart w:id="74" w:name="_Toc225766122"/>
+      <w:bookmarkStart w:id="74" w:name="_Toc225838780"/>
       <w:r>
         <w:rPr>
           <w:rFonts w:cs="Times New Roman"/>
@@ -11439,7 +12626,15 @@
         <w:t>Interaktivitás</w:t>
       </w:r>
       <w:r>
-        <w:t>: Beállítja a logók feletti „világító” (glow) effektust az egér használatakor.</w:t>
+        <w:t>: Beállítja a logók feletti „világító” (</w:t>
+      </w:r>
+      <w:proofErr w:type="spellStart"/>
+      <w:r>
+        <w:t>glow</w:t>
+      </w:r>
+      <w:proofErr w:type="spellEnd"/>
+      <w:r>
+        <w:t>) effektust az egér használatakor.</w:t>
       </w:r>
     </w:p>
     <w:p>
@@ -11492,7 +12687,7 @@
           <w:rFonts w:cs="Times New Roman"/>
         </w:rPr>
       </w:pPr>
-      <w:bookmarkStart w:id="75" w:name="_Toc225766123"/>
+      <w:bookmarkStart w:id="75" w:name="_Toc225838781"/>
       <w:r>
         <w:rPr>
           <w:rFonts w:cs="Times New Roman"/>
@@ -11514,7 +12709,23 @@
           <w:b/>
           <w:bCs/>
         </w:rPr>
-        <w:t>Fejléc (Header):</w:t>
+        <w:t>Fejléc (</w:t>
+      </w:r>
+      <w:proofErr w:type="spellStart"/>
+      <w:r>
+        <w:rPr>
+          <w:b/>
+          <w:bCs/>
+        </w:rPr>
+        <w:t>Header</w:t>
+      </w:r>
+      <w:proofErr w:type="spellEnd"/>
+      <w:r>
+        <w:rPr>
+          <w:b/>
+          <w:bCs/>
+        </w:rPr>
+        <w:t>):</w:t>
       </w:r>
       <w:r>
         <w:t xml:space="preserve"> Beállít egy látványos háttérképet, amely a képernyő magasságának 35%-át foglalja el. Itt helyezi el a főcímet a bal felső sarokba, a navigációs gombokat pedig a jobb alsó sarokba.</w:t>
@@ -11533,7 +12744,23 @@
           <w:b/>
           <w:bCs/>
         </w:rPr>
-        <w:t>Lábléc (Footer):</w:t>
+        <w:t>Lábléc (</w:t>
+      </w:r>
+      <w:proofErr w:type="spellStart"/>
+      <w:r>
+        <w:rPr>
+          <w:b/>
+          <w:bCs/>
+        </w:rPr>
+        <w:t>Footer</w:t>
+      </w:r>
+      <w:proofErr w:type="spellEnd"/>
+      <w:r>
+        <w:rPr>
+          <w:b/>
+          <w:bCs/>
+        </w:rPr>
+        <w:t>):</w:t>
       </w:r>
       <w:r>
         <w:t xml:space="preserve"> Egy sötét tónusú, kontrasztos lezárást ad az oldalnak, ahol a tartalmi elemeket (pl. elérhetőségek, linkek) rugalmasan, egymás mellé rendezve jeleníti meg.</w:t>
@@ -11552,10 +12779,58 @@
           <w:b/>
           <w:bCs/>
         </w:rPr>
-        <w:t>Intelligens elrendezés (Sticky Footer):</w:t>
-      </w:r>
-      <w:r>
-        <w:t xml:space="preserve"> A .app-container és a main segítségével gondoskodik róla, hogy a lábléc akkor is az oldal alján maradjon, ha kevés a tartalom, így elkerülhető a csúnya "felcsúszó" footer.</w:t>
+        <w:t>Intelligens elrendezés (</w:t>
+      </w:r>
+      <w:proofErr w:type="spellStart"/>
+      <w:r>
+        <w:rPr>
+          <w:b/>
+          <w:bCs/>
+        </w:rPr>
+        <w:t>Sticky</w:t>
+      </w:r>
+      <w:proofErr w:type="spellEnd"/>
+      <w:r>
+        <w:rPr>
+          <w:b/>
+          <w:bCs/>
+        </w:rPr>
+        <w:t xml:space="preserve"> </w:t>
+      </w:r>
+      <w:proofErr w:type="spellStart"/>
+      <w:r>
+        <w:rPr>
+          <w:b/>
+          <w:bCs/>
+        </w:rPr>
+        <w:t>Footer</w:t>
+      </w:r>
+      <w:proofErr w:type="spellEnd"/>
+      <w:r>
+        <w:rPr>
+          <w:b/>
+          <w:bCs/>
+        </w:rPr>
+        <w:t>):</w:t>
+      </w:r>
+      <w:r>
+        <w:t xml:space="preserve"> A .app-</w:t>
+      </w:r>
+      <w:proofErr w:type="spellStart"/>
+      <w:r>
+        <w:t>container</w:t>
+      </w:r>
+      <w:proofErr w:type="spellEnd"/>
+      <w:r>
+        <w:t xml:space="preserve"> és a main segítségével gondoskodik róla, hogy a lábléc akkor is az oldal alján maradjon, ha kevés a tartalom, így elkerülhető a csúnya "felcsúszó" </w:t>
+      </w:r>
+      <w:proofErr w:type="spellStart"/>
+      <w:r>
+        <w:t>footer</w:t>
+      </w:r>
+      <w:proofErr w:type="spellEnd"/>
+      <w:r>
+        <w:t>.</w:t>
       </w:r>
     </w:p>
     <w:p>
@@ -11570,7 +12845,7 @@
           <w:rFonts w:cs="Times New Roman"/>
         </w:rPr>
       </w:pPr>
-      <w:bookmarkStart w:id="76" w:name="_Toc225766124"/>
+      <w:bookmarkStart w:id="76" w:name="_Toc225838782"/>
       <w:r>
         <w:rPr>
           <w:rFonts w:cs="Times New Roman"/>
@@ -11621,7 +12896,55 @@
           <w:b/>
           <w:bCs/>
         </w:rPr>
-        <w:t>(Dark/Light mode):</w:t>
+        <w:t>(</w:t>
+      </w:r>
+      <w:proofErr w:type="spellStart"/>
+      <w:r>
+        <w:rPr>
+          <w:b/>
+          <w:bCs/>
+        </w:rPr>
+        <w:t>Dark</w:t>
+      </w:r>
+      <w:proofErr w:type="spellEnd"/>
+      <w:r>
+        <w:rPr>
+          <w:b/>
+          <w:bCs/>
+        </w:rPr>
+        <w:t>/</w:t>
+      </w:r>
+      <w:proofErr w:type="spellStart"/>
+      <w:r>
+        <w:rPr>
+          <w:b/>
+          <w:bCs/>
+        </w:rPr>
+        <w:t>Light</w:t>
+      </w:r>
+      <w:proofErr w:type="spellEnd"/>
+      <w:r>
+        <w:rPr>
+          <w:b/>
+          <w:bCs/>
+        </w:rPr>
+        <w:t xml:space="preserve"> </w:t>
+      </w:r>
+      <w:proofErr w:type="spellStart"/>
+      <w:r>
+        <w:rPr>
+          <w:b/>
+          <w:bCs/>
+        </w:rPr>
+        <w:t>mode</w:t>
+      </w:r>
+      <w:proofErr w:type="spellEnd"/>
+      <w:r>
+        <w:rPr>
+          <w:b/>
+          <w:bCs/>
+        </w:rPr>
+        <w:t>):</w:t>
       </w:r>
       <w:r>
         <w:t xml:space="preserve"> Tartalmaz egy intelligens színkezelést, amely igazodik a felhasználó operációs rendszeréhez. Alapértelmezetten sötét témát használ, de automatikusan világosra vált, ha a látogató azt preferálja.</w:t>
@@ -11689,7 +13012,15 @@
         <w:t>Home:</w:t>
       </w:r>
       <w:r>
-        <w:t xml:space="preserve"> A nyitóoldal rugalmas (Flexbox) elrendezéséért és a képek megjelenítéséért felel.</w:t>
+        <w:t xml:space="preserve"> A nyitóoldal rugalmas (</w:t>
+      </w:r>
+      <w:proofErr w:type="spellStart"/>
+      <w:r>
+        <w:t>Flexbox</w:t>
+      </w:r>
+      <w:proofErr w:type="spellEnd"/>
+      <w:r>
+        <w:t>) elrendezéséért és a képek megjelenítéséért felel.</w:t>
       </w:r>
     </w:p>
     <w:p>
@@ -11733,12 +13064,20 @@
           <w:rFonts w:cs="Times New Roman"/>
         </w:rPr>
       </w:pPr>
-      <w:bookmarkStart w:id="77" w:name="_Toc225766125"/>
-      <w:r>
-        <w:rPr>
-          <w:rFonts w:cs="Times New Roman"/>
-        </w:rPr>
-        <w:t>Pages mappa</w:t>
+      <w:bookmarkStart w:id="77" w:name="_Toc225838783"/>
+      <w:proofErr w:type="spellStart"/>
+      <w:r>
+        <w:rPr>
+          <w:rFonts w:cs="Times New Roman"/>
+        </w:rPr>
+        <w:t>Pages</w:t>
+      </w:r>
+      <w:proofErr w:type="spellEnd"/>
+      <w:r>
+        <w:rPr>
+          <w:rFonts w:cs="Times New Roman"/>
+        </w:rPr>
+        <w:t xml:space="preserve"> mappa</w:t>
       </w:r>
       <w:bookmarkEnd w:id="77"/>
     </w:p>
@@ -11754,7 +13093,8 @@
           <w:rFonts w:cs="Times New Roman"/>
         </w:rPr>
       </w:pPr>
-      <w:bookmarkStart w:id="78" w:name="_Toc225766126"/>
+      <w:bookmarkStart w:id="78" w:name="_Toc225838784"/>
+      <w:proofErr w:type="spellStart"/>
       <w:r>
         <w:rPr>
           <w:rFonts w:cs="Times New Roman"/>
@@ -11762,6 +13102,7 @@
         <w:t>home.jsx</w:t>
       </w:r>
       <w:bookmarkEnd w:id="78"/>
+      <w:proofErr w:type="spellEnd"/>
     </w:p>
     <w:p>
       <w:pPr>
@@ -11817,7 +13158,31 @@
         <w:t xml:space="preserve">Rugalmas elrendezés: </w:t>
       </w:r>
       <w:r>
-        <w:t>A kepekegymasmellett osztály és az inline Flexbox formázás gondoskodik róla, hogy a szöveg és a kép rendezetten, egymás mellett (vagy mobilon egymás alatt) jelenjen meg.</w:t>
+        <w:t xml:space="preserve">A </w:t>
+      </w:r>
+      <w:proofErr w:type="spellStart"/>
+      <w:r>
+        <w:t>kepekegymasmellett</w:t>
+      </w:r>
+      <w:proofErr w:type="spellEnd"/>
+      <w:r>
+        <w:t xml:space="preserve"> osztály és az </w:t>
+      </w:r>
+      <w:proofErr w:type="spellStart"/>
+      <w:r>
+        <w:t>inline</w:t>
+      </w:r>
+      <w:proofErr w:type="spellEnd"/>
+      <w:r>
+        <w:t xml:space="preserve"> </w:t>
+      </w:r>
+      <w:proofErr w:type="spellStart"/>
+      <w:r>
+        <w:t>Flexbox</w:t>
+      </w:r>
+      <w:proofErr w:type="spellEnd"/>
+      <w:r>
+        <w:t xml:space="preserve"> formázás gondoskodik róla, hogy a szöveg és a kép rendezetten, egymás mellett (vagy mobilon egymás alatt) jelenjen meg.</w:t>
       </w:r>
     </w:p>
     <w:p>
@@ -11836,7 +13201,23 @@
         <w:t xml:space="preserve">Letisztult dizájn: </w:t>
       </w:r>
       <w:r>
-        <w:t>A fix szélességek (maxWidth) és a térközök (gap) használatával a tartalom szellős, jól olvasható és professzionális hatást kelt.</w:t>
+        <w:t>A fix szélességek (</w:t>
+      </w:r>
+      <w:proofErr w:type="spellStart"/>
+      <w:r>
+        <w:t>maxWidth</w:t>
+      </w:r>
+      <w:proofErr w:type="spellEnd"/>
+      <w:r>
+        <w:t>) és a térközök (</w:t>
+      </w:r>
+      <w:proofErr w:type="spellStart"/>
+      <w:r>
+        <w:t>gap</w:t>
+      </w:r>
+      <w:proofErr w:type="spellEnd"/>
+      <w:r>
+        <w:t>) használatával a tartalom szellős, jól olvasható és professzionális hatást kelt.</w:t>
       </w:r>
     </w:p>
     <w:p>
@@ -11851,7 +13232,8 @@
           <w:rFonts w:cs="Times New Roman"/>
         </w:rPr>
       </w:pPr>
-      <w:bookmarkStart w:id="79" w:name="_Toc225766127"/>
+      <w:bookmarkStart w:id="79" w:name="_Toc225838785"/>
+      <w:proofErr w:type="spellStart"/>
       <w:r>
         <w:rPr>
           <w:rFonts w:cs="Times New Roman"/>
@@ -11859,6 +13241,7 @@
         <w:t>Register.jsx</w:t>
       </w:r>
       <w:bookmarkEnd w:id="79"/>
+      <w:proofErr w:type="spellEnd"/>
     </w:p>
     <w:p>
       <w:pPr>
@@ -11876,7 +13259,23 @@
         <w:t xml:space="preserve">Adatkezelés: </w:t>
       </w:r>
       <w:r>
-        <w:t>A useState hook segítségével valós időben követi a felhasználó által megadott nevet, e-mail címet és jelszót.</w:t>
+        <w:t xml:space="preserve">A </w:t>
+      </w:r>
+      <w:proofErr w:type="spellStart"/>
+      <w:r>
+        <w:t>useState</w:t>
+      </w:r>
+      <w:proofErr w:type="spellEnd"/>
+      <w:r>
+        <w:t xml:space="preserve"> </w:t>
+      </w:r>
+      <w:proofErr w:type="spellStart"/>
+      <w:r>
+        <w:t>hook</w:t>
+      </w:r>
+      <w:proofErr w:type="spellEnd"/>
+      <w:r>
+        <w:t xml:space="preserve"> segítségével valós időben követi a felhasználó által megadott nevet, e-mail címet és jelszót.</w:t>
       </w:r>
     </w:p>
     <w:p>
@@ -11895,7 +13294,31 @@
         <w:t xml:space="preserve">API kommunikáció: </w:t>
       </w:r>
       <w:r>
-        <w:t>A regisztrációs gomb megnyomásakor egy aszinkron POST kérést indít a háttérszerver felé (/api/ugyfelek/register), továbbítva a megadott adatokat JSON formátumban.</w:t>
+        <w:t>A regisztrációs gomb megnyomásakor egy aszinkron POST kérést indít a háttérszerver felé (/</w:t>
+      </w:r>
+      <w:proofErr w:type="spellStart"/>
+      <w:r>
+        <w:t>api</w:t>
+      </w:r>
+      <w:proofErr w:type="spellEnd"/>
+      <w:r>
+        <w:t>/</w:t>
+      </w:r>
+      <w:proofErr w:type="spellStart"/>
+      <w:r>
+        <w:t>ugyfelek</w:t>
+      </w:r>
+      <w:proofErr w:type="spellEnd"/>
+      <w:r>
+        <w:t>/</w:t>
+      </w:r>
+      <w:proofErr w:type="spellStart"/>
+      <w:r>
+        <w:t>register</w:t>
+      </w:r>
+      <w:proofErr w:type="spellEnd"/>
+      <w:r>
+        <w:t>), továbbítva a megadott adatokat JSON formátumban.</w:t>
       </w:r>
     </w:p>
     <w:p>
@@ -11914,7 +13337,23 @@
         <w:t xml:space="preserve">Felhasználói visszajelzés: </w:t>
       </w:r>
       <w:r>
-        <w:t>Az RSuite könyvtár useToaster szolgáltatását használja a folyamat eredményének jelzésére:</w:t>
+        <w:t xml:space="preserve">Az </w:t>
+      </w:r>
+      <w:proofErr w:type="spellStart"/>
+      <w:r>
+        <w:t>RSuite</w:t>
+      </w:r>
+      <w:proofErr w:type="spellEnd"/>
+      <w:r>
+        <w:t xml:space="preserve"> könyvtár </w:t>
+      </w:r>
+      <w:proofErr w:type="spellStart"/>
+      <w:r>
+        <w:t>useToaster</w:t>
+      </w:r>
+      <w:proofErr w:type="spellEnd"/>
+      <w:r>
+        <w:t xml:space="preserve"> szolgáltatását használja a folyamat eredményének jelzésére:</w:t>
       </w:r>
     </w:p>
     <w:p>
@@ -12031,7 +13470,7 @@
       <w:pPr>
         <w:pStyle w:val="lers"/>
       </w:pPr>
-      <w:bookmarkStart w:id="80" w:name="_Toc225766066"/>
+      <w:bookmarkStart w:id="80" w:name="_Toc225839588"/>
       <w:r>
         <w:t>7.</w:t>
       </w:r>
@@ -12045,9 +13484,17 @@
         <w:rPr>
           <w:rFonts w:cs="Times New Roman"/>
         </w:rPr>
-        <w:t>ábra register.jsx</w:t>
+        <w:t xml:space="preserve">ábra </w:t>
+      </w:r>
+      <w:proofErr w:type="spellStart"/>
+      <w:r>
+        <w:rPr>
+          <w:rFonts w:cs="Times New Roman"/>
+        </w:rPr>
+        <w:t>register.jsx</w:t>
       </w:r>
       <w:bookmarkEnd w:id="80"/>
+      <w:proofErr w:type="spellEnd"/>
     </w:p>
     <w:p>
       <w:pPr>
@@ -12061,7 +13508,8 @@
           <w:rFonts w:cs="Times New Roman"/>
         </w:rPr>
       </w:pPr>
-      <w:bookmarkStart w:id="81" w:name="_Toc225766128"/>
+      <w:bookmarkStart w:id="81" w:name="_Toc225838786"/>
+      <w:proofErr w:type="spellStart"/>
       <w:r>
         <w:rPr>
           <w:rStyle w:val="Cmsor2Char"/>
@@ -12078,6 +13526,7 @@
         <w:t>.jsx</w:t>
       </w:r>
       <w:bookmarkEnd w:id="81"/>
+      <w:proofErr w:type="spellEnd"/>
     </w:p>
     <w:p>
       <w:pPr>
@@ -12114,7 +13563,15 @@
         <w:t xml:space="preserve">Munkamenet kezelése: </w:t>
       </w:r>
       <w:r>
-        <w:t>Sikeres belépés esetén a felhasználói adatokat a localStorage-ba menti, így az alkalmazás a böngésző bezárása után is emlékszik a bejelentkezett felhasználóra.</w:t>
+        <w:t>Sikeres belépés esetén a felhasználói adatokat a localStorage-</w:t>
+      </w:r>
+      <w:proofErr w:type="spellStart"/>
+      <w:r>
+        <w:t>ba</w:t>
+      </w:r>
+      <w:proofErr w:type="spellEnd"/>
+      <w:r>
+        <w:t xml:space="preserve"> menti, így az alkalmazás a böngésző bezárása után is emlékszik a bejelentkezett felhasználóra.</w:t>
       </w:r>
     </w:p>
     <w:p>
@@ -12133,7 +13590,23 @@
         <w:t xml:space="preserve">Dinamikus visszajelzés: </w:t>
       </w:r>
       <w:r>
-        <w:t>Az RSuite értesítési rendszerével (Toaster) azonnali visszajelzést ad a felhasználónak a belépés sikeréről vagy az esetleges hibákról.</w:t>
+        <w:t xml:space="preserve">Az </w:t>
+      </w:r>
+      <w:proofErr w:type="spellStart"/>
+      <w:r>
+        <w:t>RSuite</w:t>
+      </w:r>
+      <w:proofErr w:type="spellEnd"/>
+      <w:r>
+        <w:t xml:space="preserve"> értesítési rendszerével (</w:t>
+      </w:r>
+      <w:proofErr w:type="spellStart"/>
+      <w:r>
+        <w:t>Toaster</w:t>
+      </w:r>
+      <w:proofErr w:type="spellEnd"/>
+      <w:r>
+        <w:t>) azonnali visszajelzést ad a felhasználónak a belépés sikeréről vagy az esetleges hibákról.</w:t>
       </w:r>
     </w:p>
     <w:p>
@@ -12152,7 +13625,23 @@
         <w:t>Állapotfrissítés:</w:t>
       </w:r>
       <w:r>
-        <w:t xml:space="preserve"> Sikeres bejelentkezés után az oldal kényszerített újratöltést végez, hogy a navigációs menü (pl. a kijelentkezés gomb vagy az admin funkciók) azonnal frissüljön.</w:t>
+        <w:t xml:space="preserve"> Sikeres bejelentkezés után az oldal kényszerített </w:t>
+      </w:r>
+      <w:proofErr w:type="spellStart"/>
+      <w:r>
+        <w:t>újratöltést</w:t>
+      </w:r>
+      <w:proofErr w:type="spellEnd"/>
+      <w:r>
+        <w:t xml:space="preserve"> végez, hogy a navigációs menü (pl. a kijelentkezés gomb vagy az </w:t>
+      </w:r>
+      <w:proofErr w:type="spellStart"/>
+      <w:r>
+        <w:t>admin</w:t>
+      </w:r>
+      <w:proofErr w:type="spellEnd"/>
+      <w:r>
+        <w:t xml:space="preserve"> funkciók) azonnal frissüljön.</w:t>
       </w:r>
     </w:p>
     <w:p>
@@ -12212,7 +13701,7 @@
       <w:pPr>
         <w:pStyle w:val="lers"/>
       </w:pPr>
-      <w:bookmarkStart w:id="82" w:name="_Toc225766067"/>
+      <w:bookmarkStart w:id="82" w:name="_Toc225839589"/>
       <w:r>
         <w:t>8.</w:t>
       </w:r>
@@ -12226,9 +13715,17 @@
         <w:rPr>
           <w:rFonts w:cs="Times New Roman"/>
         </w:rPr>
-        <w:t>ábra login.jsx</w:t>
+        <w:t xml:space="preserve">ábra </w:t>
+      </w:r>
+      <w:proofErr w:type="spellStart"/>
+      <w:r>
+        <w:rPr>
+          <w:rFonts w:cs="Times New Roman"/>
+        </w:rPr>
+        <w:t>login.jsx</w:t>
       </w:r>
       <w:bookmarkEnd w:id="82"/>
+      <w:proofErr w:type="spellEnd"/>
     </w:p>
     <w:p>
       <w:pPr>
@@ -12242,7 +13739,8 @@
           <w:rFonts w:cs="Times New Roman"/>
         </w:rPr>
       </w:pPr>
-      <w:bookmarkStart w:id="83" w:name="_Toc225766129"/>
+      <w:bookmarkStart w:id="83" w:name="_Toc225838787"/>
+      <w:proofErr w:type="spellStart"/>
       <w:r>
         <w:rPr>
           <w:rFonts w:cs="Times New Roman"/>
@@ -12250,6 +13748,7 @@
         <w:t>Profile.jsx</w:t>
       </w:r>
       <w:bookmarkEnd w:id="83"/>
+      <w:proofErr w:type="spellEnd"/>
     </w:p>
     <w:p>
       <w:pPr>
@@ -12324,7 +13823,15 @@
         <w:t>Biztonságos lemondás:</w:t>
       </w:r>
       <w:r>
-        <w:t xml:space="preserve"> Megakadályozza a véletlen törlést egy megerősítő felugró ablak (Modal) használatával. A törlési folyamat végén a lista azonnal frissül, és a felhasználó visszajelzést kap a művelet sikerességéről.</w:t>
+        <w:t xml:space="preserve"> Megakadályozza a véletlen törlést egy megerősítő felugró ablak (</w:t>
+      </w:r>
+      <w:proofErr w:type="spellStart"/>
+      <w:r>
+        <w:t>Modal</w:t>
+      </w:r>
+      <w:proofErr w:type="spellEnd"/>
+      <w:r>
+        <w:t>) használatával. A törlési folyamat végén a lista azonnal frissül, és a felhasználó visszajelzést kap a művelet sikerességéről.</w:t>
       </w:r>
     </w:p>
     <w:p>
@@ -12382,7 +13889,7 @@
       <w:pPr>
         <w:pStyle w:val="lers"/>
       </w:pPr>
-      <w:bookmarkStart w:id="84" w:name="_Toc225766068"/>
+      <w:bookmarkStart w:id="84" w:name="_Toc225839590"/>
       <w:r>
         <w:t>9.</w:t>
       </w:r>
@@ -12396,9 +13903,17 @@
         <w:rPr>
           <w:rFonts w:cs="Times New Roman"/>
         </w:rPr>
-        <w:t>ábra profile.jsx</w:t>
+        <w:t xml:space="preserve">ábra </w:t>
+      </w:r>
+      <w:proofErr w:type="spellStart"/>
+      <w:r>
+        <w:rPr>
+          <w:rFonts w:cs="Times New Roman"/>
+        </w:rPr>
+        <w:t>profile.jsx</w:t>
       </w:r>
       <w:bookmarkEnd w:id="84"/>
+      <w:proofErr w:type="spellEnd"/>
     </w:p>
     <w:p>
       <w:pPr>
@@ -12412,7 +13927,8 @@
           <w:rFonts w:cs="Times New Roman"/>
         </w:rPr>
       </w:pPr>
-      <w:bookmarkStart w:id="85" w:name="_Toc225766130"/>
+      <w:bookmarkStart w:id="85" w:name="_Toc225838788"/>
+      <w:proofErr w:type="spellStart"/>
       <w:r>
         <w:rPr>
           <w:rFonts w:cs="Times New Roman"/>
@@ -12420,6 +13936,7 @@
         <w:t>Naptar.jsx</w:t>
       </w:r>
       <w:bookmarkEnd w:id="85"/>
+      <w:proofErr w:type="spellEnd"/>
     </w:p>
     <w:p>
       <w:pPr>
@@ -12454,7 +13971,15 @@
         <w:t>20 perces egységek:</w:t>
       </w:r>
       <w:r>
-        <w:t xml:space="preserve"> A rendszer nem fix órákkal, hanem 20 perces blokkokkal számol. A szolgáltatások (pl. hajvágás vs. teljes festés) hossza alapján a komponens kiszámolja, hány egymást követő szabad blokkra van szükség a foglaláshoz.</w:t>
+        <w:t xml:space="preserve"> A rendszer nem fix órákkal, hanem 20 perces blokkokkal számol. A szolgáltatások (pl. hajvágás </w:t>
+      </w:r>
+      <w:proofErr w:type="spellStart"/>
+      <w:r>
+        <w:t>vs</w:t>
+      </w:r>
+      <w:proofErr w:type="spellEnd"/>
+      <w:r>
+        <w:t>. teljes festés) hossza alapján a komponens kiszámolja, hány egymást követő szabad blokkra van szükség a foglaláshoz.</w:t>
       </w:r>
     </w:p>
     <w:p>
@@ -12473,7 +13998,15 @@
         <w:t>Dinamikus naptárkép:</w:t>
       </w:r>
       <w:r>
-        <w:t xml:space="preserve"> A naptár cellái színes pöttyökkel (Badge) jelzik a nap telítettségét:</w:t>
+        <w:t xml:space="preserve"> A naptár cellái színes pöttyökkel (</w:t>
+      </w:r>
+      <w:proofErr w:type="spellStart"/>
+      <w:r>
+        <w:t>Badge</w:t>
+      </w:r>
+      <w:proofErr w:type="spellEnd"/>
+      <w:r>
+        <w:t>) jelzik a nap telítettségét:</w:t>
       </w:r>
     </w:p>
     <w:p>
@@ -12565,7 +14098,15 @@
         <w:t>Munkaidő és ebédidő:</w:t>
       </w:r>
       <w:r>
-        <w:t xml:space="preserve"> A naptár figyelembe veszi a fodrász nyitvatartását és az előre rögzített ebédidőt, ezeket a sávokat automatikusan zárolja.</w:t>
+        <w:t xml:space="preserve"> A naptár figyelembe veszi a fodrász </w:t>
+      </w:r>
+      <w:proofErr w:type="spellStart"/>
+      <w:r>
+        <w:t>nyitvatartását</w:t>
+      </w:r>
+      <w:proofErr w:type="spellEnd"/>
+      <w:r>
+        <w:t xml:space="preserve"> és az előre rögzített ebédidőt, ezeket a sávokat automatikusan zárolja.</w:t>
       </w:r>
     </w:p>
     <w:p>
@@ -12733,7 +14274,7 @@
           <w:rFonts w:cs="Times New Roman"/>
         </w:rPr>
       </w:pPr>
-      <w:bookmarkStart w:id="86" w:name="_Toc225766069"/>
+      <w:bookmarkStart w:id="86" w:name="_Toc225839591"/>
       <w:r>
         <w:t>10.</w:t>
       </w:r>
@@ -12747,9 +14288,17 @@
         <w:rPr>
           <w:rFonts w:cs="Times New Roman"/>
         </w:rPr>
-        <w:t>ábra naptar.jsx</w:t>
+        <w:t xml:space="preserve">ábra </w:t>
+      </w:r>
+      <w:proofErr w:type="spellStart"/>
+      <w:r>
+        <w:rPr>
+          <w:rFonts w:cs="Times New Roman"/>
+        </w:rPr>
+        <w:t>naptar.jsx</w:t>
       </w:r>
       <w:bookmarkEnd w:id="86"/>
+      <w:proofErr w:type="spellEnd"/>
     </w:p>
     <w:p>
       <w:pPr>
@@ -12785,12 +14334,20 @@
           <w:rFonts w:cs="Times New Roman"/>
         </w:rPr>
       </w:pPr>
-      <w:bookmarkStart w:id="87" w:name="_Toc225766131"/>
-      <w:r>
-        <w:rPr>
-          <w:rFonts w:cs="Times New Roman"/>
-        </w:rPr>
-        <w:t>Admin felület</w:t>
+      <w:bookmarkStart w:id="87" w:name="_Toc225838789"/>
+      <w:proofErr w:type="spellStart"/>
+      <w:r>
+        <w:rPr>
+          <w:rFonts w:cs="Times New Roman"/>
+        </w:rPr>
+        <w:t>Admin</w:t>
+      </w:r>
+      <w:proofErr w:type="spellEnd"/>
+      <w:r>
+        <w:rPr>
+          <w:rFonts w:cs="Times New Roman"/>
+        </w:rPr>
+        <w:t xml:space="preserve"> felület</w:t>
       </w:r>
       <w:bookmarkEnd w:id="87"/>
     </w:p>
@@ -12843,9 +14400,17 @@
       <w:pPr>
         <w:pStyle w:val="lers"/>
       </w:pPr>
-      <w:bookmarkStart w:id="88" w:name="_Toc225766070"/>
-      <w:r>
-        <w:t>11. ábra admin felület.</w:t>
+      <w:bookmarkStart w:id="88" w:name="_Toc225839592"/>
+      <w:r>
+        <w:t xml:space="preserve">11. ábra </w:t>
+      </w:r>
+      <w:proofErr w:type="spellStart"/>
+      <w:r>
+        <w:t>admin</w:t>
+      </w:r>
+      <w:proofErr w:type="spellEnd"/>
+      <w:r>
+        <w:t xml:space="preserve"> felület.</w:t>
       </w:r>
       <w:bookmarkEnd w:id="88"/>
     </w:p>
@@ -12861,7 +14426,7 @@
           <w:rFonts w:cs="Times New Roman"/>
         </w:rPr>
       </w:pPr>
-      <w:bookmarkStart w:id="89" w:name="_Toc225766132"/>
+      <w:bookmarkStart w:id="89" w:name="_Toc225838790"/>
       <w:r>
         <w:rPr>
           <w:rFonts w:cs="Times New Roman"/>
@@ -12895,12 +14460,26 @@
           <w:rFonts w:cs="Times New Roman"/>
         </w:rPr>
       </w:pPr>
-      <w:bookmarkStart w:id="90" w:name="_Toc225766133"/>
-      <w:r>
-        <w:rPr>
-          <w:rFonts w:cs="Times New Roman"/>
-        </w:rPr>
-        <w:t>Felhasználók kezelése (users fül)</w:t>
+      <w:bookmarkStart w:id="90" w:name="_Toc225838791"/>
+      <w:r>
+        <w:rPr>
+          <w:rFonts w:cs="Times New Roman"/>
+        </w:rPr>
+        <w:t>Felhasználók kezelése (</w:t>
+      </w:r>
+      <w:proofErr w:type="spellStart"/>
+      <w:r>
+        <w:rPr>
+          <w:rFonts w:cs="Times New Roman"/>
+        </w:rPr>
+        <w:t>users</w:t>
+      </w:r>
+      <w:proofErr w:type="spellEnd"/>
+      <w:r>
+        <w:rPr>
+          <w:rFonts w:cs="Times New Roman"/>
+        </w:rPr>
+        <w:t xml:space="preserve"> fül)</w:t>
       </w:r>
       <w:bookmarkEnd w:id="90"/>
     </w:p>
@@ -12952,13 +14531,27 @@
           <w:rFonts w:cs="Times New Roman"/>
         </w:rPr>
       </w:pPr>
-      <w:bookmarkStart w:id="91" w:name="_Toc225766134"/>
+      <w:bookmarkStart w:id="91" w:name="_Toc225838792"/>
       <w:r>
         <w:rPr>
           <w:rFonts w:cs="Times New Roman"/>
         </w:rPr>
         <w:lastRenderedPageBreak/>
-        <w:t>Időpontok felügyelete (appointments fül)</w:t>
+        <w:t>Időpontok felügyelete (</w:t>
+      </w:r>
+      <w:proofErr w:type="spellStart"/>
+      <w:r>
+        <w:rPr>
+          <w:rFonts w:cs="Times New Roman"/>
+        </w:rPr>
+        <w:t>appointments</w:t>
+      </w:r>
+      <w:proofErr w:type="spellEnd"/>
+      <w:r>
+        <w:rPr>
+          <w:rFonts w:cs="Times New Roman"/>
+        </w:rPr>
+        <w:t xml:space="preserve"> fül)</w:t>
       </w:r>
       <w:bookmarkEnd w:id="91"/>
     </w:p>
@@ -13031,7 +14624,7 @@
           <w:rFonts w:cs="Times New Roman"/>
         </w:rPr>
       </w:pPr>
-      <w:bookmarkStart w:id="92" w:name="_Toc225766135"/>
+      <w:bookmarkStart w:id="92" w:name="_Toc225838793"/>
       <w:r>
         <w:rPr>
           <w:rFonts w:cs="Times New Roman"/>
@@ -13053,7 +14646,23 @@
           <w:b/>
           <w:bCs/>
         </w:rPr>
-        <w:t>Megerősítő ablakok (Modals):</w:t>
+        <w:t>Megerősítő ablakok (</w:t>
+      </w:r>
+      <w:proofErr w:type="spellStart"/>
+      <w:r>
+        <w:rPr>
+          <w:b/>
+          <w:bCs/>
+        </w:rPr>
+        <w:t>Modals</w:t>
+      </w:r>
+      <w:proofErr w:type="spellEnd"/>
+      <w:r>
+        <w:rPr>
+          <w:b/>
+          <w:bCs/>
+        </w:rPr>
+        <w:t>):</w:t>
       </w:r>
       <w:r>
         <w:t xml:space="preserve"> A kritikus műveletek (törlések) nem futnak le azonnal; egy felugró ablak kéri az adminisztrátor jóváhagyását, megelőzve az adatvesztést.</w:t>
@@ -13081,7 +14690,15 @@
         <w:t>törlésről</w:t>
       </w:r>
       <w:r>
-        <w:t xml:space="preserve"> látványos értesítést (Toast) küld a rendszer.</w:t>
+        <w:t xml:space="preserve"> látványos értesítést (</w:t>
+      </w:r>
+      <w:proofErr w:type="spellStart"/>
+      <w:r>
+        <w:t>Toast</w:t>
+      </w:r>
+      <w:proofErr w:type="spellEnd"/>
+      <w:r>
+        <w:t>) küld a rendszer.</w:t>
       </w:r>
     </w:p>
     <w:p>
@@ -13113,7 +14730,7 @@
           <w:rFonts w:cs="Times New Roman"/>
         </w:rPr>
       </w:pPr>
-      <w:bookmarkStart w:id="93" w:name="_Toc225766136"/>
+      <w:bookmarkStart w:id="93" w:name="_Toc225838794"/>
       <w:r>
         <w:rPr>
           <w:rFonts w:cs="Times New Roman"/>
@@ -13135,7 +14752,7 @@
           <w:rFonts w:cs="Times New Roman"/>
         </w:rPr>
       </w:pPr>
-      <w:bookmarkStart w:id="94" w:name="_Toc225766137"/>
+      <w:bookmarkStart w:id="94" w:name="_Toc225838795"/>
       <w:r>
         <w:rPr>
           <w:rFonts w:cs="Times New Roman"/>
@@ -13154,7 +14771,49 @@
         <w:rPr>
           <w:rFonts w:cs="Times New Roman"/>
         </w:rPr>
-        <w:t>A szoftverfejlesztési és minőségbiztosítási folyamat elengedhetetlen része a tesztelés, amely garantálja a rendszer megbízható, biztonságos és az elvárásoknak megfelelő működését. A projekt validálása során két átfogó tesztelési stratégiát alkalmaztunk: a Black box és a White box tesztelést.</w:t>
+        <w:t xml:space="preserve">A szoftverfejlesztési és minőségbiztosítási folyamat elengedhetetlen része a tesztelés, amely garantálja a rendszer megbízható, biztonságos és az elvárásoknak megfelelő működését. A projekt </w:t>
+      </w:r>
+      <w:proofErr w:type="spellStart"/>
+      <w:r>
+        <w:rPr>
+          <w:rFonts w:cs="Times New Roman"/>
+        </w:rPr>
+        <w:t>validálása</w:t>
+      </w:r>
+      <w:proofErr w:type="spellEnd"/>
+      <w:r>
+        <w:rPr>
+          <w:rFonts w:cs="Times New Roman"/>
+        </w:rPr>
+        <w:t xml:space="preserve"> során két átfogó tesztelési stratégiát alkalmaztunk: a Black </w:t>
+      </w:r>
+      <w:proofErr w:type="spellStart"/>
+      <w:r>
+        <w:rPr>
+          <w:rFonts w:cs="Times New Roman"/>
+        </w:rPr>
+        <w:t>box</w:t>
+      </w:r>
+      <w:proofErr w:type="spellEnd"/>
+      <w:r>
+        <w:rPr>
+          <w:rFonts w:cs="Times New Roman"/>
+        </w:rPr>
+        <w:t xml:space="preserve"> és a White </w:t>
+      </w:r>
+      <w:proofErr w:type="spellStart"/>
+      <w:r>
+        <w:rPr>
+          <w:rFonts w:cs="Times New Roman"/>
+        </w:rPr>
+        <w:t>box</w:t>
+      </w:r>
+      <w:proofErr w:type="spellEnd"/>
+      <w:r>
+        <w:rPr>
+          <w:rFonts w:cs="Times New Roman"/>
+        </w:rPr>
+        <w:t xml:space="preserve"> tesztelést.</w:t>
       </w:r>
     </w:p>
     <w:p>
@@ -13169,34 +14828,126 @@
           <w:b/>
           <w:bCs/>
         </w:rPr>
-        <w:t>Black box tesztelés:</w:t>
-      </w:r>
-      <w:r>
-        <w:rPr>
-          <w:rFonts w:cs="Times New Roman"/>
-        </w:rPr>
-        <w:t xml:space="preserve"> Ennek során a rendszer belső kódolásának és logikájának ismerete nélkül, a szoftvert végfelhasználói szemmel vizsgáltuk. Ide tartozott a felhasználói felület (Frontend) manuális tesztelése a böngészőben (pl. gombok működése, űrlapok kitöltése, navigáció), valamint az API végpontok működésének vizsgálata. A szerveroldali (Backend) hálózati útvonalak teszteléséhez a Postman nevű szoftvert alkalmaztuk. Ennek segítségével szimuláltuk a kliensoldali HTTP kéréseket (GET, POST, PUT, DELETE), bemeneti adatokat küldtünk a szervernek, és ellenőriztük, hogy a rendszer a megfelelő állapotkódokkal (pl. 200 OK, 201 Created) és JSON adatokkal tér-e vissza.</w:t>
-      </w:r>
-    </w:p>
-    <w:p>
-      <w:pPr>
-        <w:rPr>
-          <w:rFonts w:cs="Times New Roman"/>
-        </w:rPr>
-      </w:pPr>
+        <w:t xml:space="preserve">Black </w:t>
+      </w:r>
+      <w:proofErr w:type="spellStart"/>
       <w:r>
         <w:rPr>
           <w:rFonts w:cs="Times New Roman"/>
           <w:b/>
           <w:bCs/>
         </w:rPr>
-        <w:t>White box tesztelés:</w:t>
-      </w:r>
-      <w:r>
-        <w:rPr>
-          <w:rFonts w:cs="Times New Roman"/>
-        </w:rPr>
-        <w:t xml:space="preserve"> Ezzel a módszerrel az alkalmazás belső struktúráját, algoritmusait és adatbázis-műveleteit vizsgáltuk. A tesztelés kiterjedt a forráskód helyes lefutására, a vezérlőkben (Controllers) található logikai elágazások ellenőrzésére, a hitelesítési folyamatokra, valamint a hibakezelési mechanizmusok (pl. try-catch blokkok, adatbázis csatlakozási hibák) és az automatizált folyamatok (pl. időpontok napi karbantartása) strukturális validálására.</w:t>
+        <w:t>box</w:t>
+      </w:r>
+      <w:proofErr w:type="spellEnd"/>
+      <w:r>
+        <w:rPr>
+          <w:rFonts w:cs="Times New Roman"/>
+          <w:b/>
+          <w:bCs/>
+        </w:rPr>
+        <w:t xml:space="preserve"> tesztelés:</w:t>
+      </w:r>
+      <w:r>
+        <w:rPr>
+          <w:rFonts w:cs="Times New Roman"/>
+        </w:rPr>
+        <w:t xml:space="preserve"> Ennek során a rendszer belső kódolásának és logikájának ismerete nélkül, a szoftvert végfelhasználói szemmel vizsgáltuk. Ide tartozott a felhasználói felület (Frontend) manuális tesztelése a böngészőben (pl. gombok működése, űrlapok kitöltése, navigáció), valamint az API végpontok működésének vizsgálata. A szerveroldali (Backend) hálózati útvonalak teszteléséhez a Postman nevű szoftvert alkalmaztuk. Ennek segítségével szimuláltuk a kliensoldali HTTP kéréseket (GET, POST, PUT, DELETE), bemeneti adatokat küldtünk a szervernek, és ellenőriztük, hogy a rendszer a megfelelő állapotkódokkal (pl. 200 OK, 201 </w:t>
+      </w:r>
+      <w:proofErr w:type="spellStart"/>
+      <w:r>
+        <w:rPr>
+          <w:rFonts w:cs="Times New Roman"/>
+        </w:rPr>
+        <w:t>Created</w:t>
+      </w:r>
+      <w:proofErr w:type="spellEnd"/>
+      <w:r>
+        <w:rPr>
+          <w:rFonts w:cs="Times New Roman"/>
+        </w:rPr>
+        <w:t>) és JSON adatokkal tér-e vissza.</w:t>
+      </w:r>
+    </w:p>
+    <w:p>
+      <w:pPr>
+        <w:rPr>
+          <w:rFonts w:cs="Times New Roman"/>
+        </w:rPr>
+      </w:pPr>
+      <w:r>
+        <w:rPr>
+          <w:rFonts w:cs="Times New Roman"/>
+          <w:b/>
+          <w:bCs/>
+        </w:rPr>
+        <w:t xml:space="preserve">White </w:t>
+      </w:r>
+      <w:proofErr w:type="spellStart"/>
+      <w:r>
+        <w:rPr>
+          <w:rFonts w:cs="Times New Roman"/>
+          <w:b/>
+          <w:bCs/>
+        </w:rPr>
+        <w:t>box</w:t>
+      </w:r>
+      <w:proofErr w:type="spellEnd"/>
+      <w:r>
+        <w:rPr>
+          <w:rFonts w:cs="Times New Roman"/>
+          <w:b/>
+          <w:bCs/>
+        </w:rPr>
+        <w:t xml:space="preserve"> tesztelés:</w:t>
+      </w:r>
+      <w:r>
+        <w:rPr>
+          <w:rFonts w:cs="Times New Roman"/>
+        </w:rPr>
+        <w:t xml:space="preserve"> Ezzel a módszerrel az alkalmazás belső struktúráját, algoritmusait és adatbázis-műveleteit vizsgáltuk. A tesztelés kiterjedt a forráskód helyes lefutására, a vezérlőkben (</w:t>
+      </w:r>
+      <w:proofErr w:type="spellStart"/>
+      <w:r>
+        <w:rPr>
+          <w:rFonts w:cs="Times New Roman"/>
+        </w:rPr>
+        <w:t>Controllers</w:t>
+      </w:r>
+      <w:proofErr w:type="spellEnd"/>
+      <w:r>
+        <w:rPr>
+          <w:rFonts w:cs="Times New Roman"/>
+        </w:rPr>
+        <w:t xml:space="preserve">) található logikai elágazások ellenőrzésére, a hitelesítési folyamatokra, valamint a hibakezelési mechanizmusok (pl. </w:t>
+      </w:r>
+      <w:proofErr w:type="spellStart"/>
+      <w:r>
+        <w:rPr>
+          <w:rFonts w:cs="Times New Roman"/>
+        </w:rPr>
+        <w:t>try-catch</w:t>
+      </w:r>
+      <w:proofErr w:type="spellEnd"/>
+      <w:r>
+        <w:rPr>
+          <w:rFonts w:cs="Times New Roman"/>
+        </w:rPr>
+        <w:t xml:space="preserve"> blokkok, adatbázis csatlakozási hibák) és az automatizált folyamatok (pl. időpontok napi karbantartása) strukturális </w:t>
+      </w:r>
+      <w:proofErr w:type="spellStart"/>
+      <w:r>
+        <w:rPr>
+          <w:rFonts w:cs="Times New Roman"/>
+        </w:rPr>
+        <w:t>validálására</w:t>
+      </w:r>
+      <w:proofErr w:type="spellEnd"/>
+      <w:r>
+        <w:rPr>
+          <w:rFonts w:cs="Times New Roman"/>
+        </w:rPr>
+        <w:t>.</w:t>
       </w:r>
     </w:p>
     <w:p>
@@ -13211,12 +14962,26 @@
           <w:rFonts w:cs="Times New Roman"/>
         </w:rPr>
       </w:pPr>
-      <w:bookmarkStart w:id="95" w:name="_Toc225766138"/>
-      <w:r>
-        <w:rPr>
-          <w:rFonts w:cs="Times New Roman"/>
-        </w:rPr>
-        <w:t>White box tesztelés</w:t>
+      <w:bookmarkStart w:id="95" w:name="_Toc225838796"/>
+      <w:r>
+        <w:rPr>
+          <w:rFonts w:cs="Times New Roman"/>
+        </w:rPr>
+        <w:t xml:space="preserve">White </w:t>
+      </w:r>
+      <w:proofErr w:type="spellStart"/>
+      <w:r>
+        <w:rPr>
+          <w:rFonts w:cs="Times New Roman"/>
+        </w:rPr>
+        <w:t>box</w:t>
+      </w:r>
+      <w:proofErr w:type="spellEnd"/>
+      <w:r>
+        <w:rPr>
+          <w:rFonts w:cs="Times New Roman"/>
+        </w:rPr>
+        <w:t xml:space="preserve"> tesztelés</w:t>
       </w:r>
       <w:bookmarkEnd w:id="95"/>
     </w:p>
@@ -13232,7 +14997,7 @@
           <w:rFonts w:cs="Times New Roman"/>
         </w:rPr>
       </w:pPr>
-      <w:bookmarkStart w:id="96" w:name="_Toc225766139"/>
+      <w:bookmarkStart w:id="96" w:name="_Toc225838797"/>
       <w:r>
         <w:rPr>
           <w:rFonts w:cs="Times New Roman"/>
@@ -13269,7 +15034,15 @@
         <w:t>A teszt célja:</w:t>
       </w:r>
       <w:r>
-        <w:t xml:space="preserve"> Annak ellenőrzése, hogy a rendszer megfelelően lekezeli-e, ha a felhő adatbázissal (Cloudflare D1) való kommunikáció során érvénytelen az API kulcs.</w:t>
+        <w:t xml:space="preserve"> Annak ellenőrzése, hogy a rendszer megfelelően lekezeli-e, ha a felhő adatbázissal (</w:t>
+      </w:r>
+      <w:proofErr w:type="spellStart"/>
+      <w:r>
+        <w:t>Cloudflare</w:t>
+      </w:r>
+      <w:proofErr w:type="spellEnd"/>
+      <w:r>
+        <w:t xml:space="preserve"> D1) való kommunikáció során érvénytelen az API kulcs.</w:t>
       </w:r>
     </w:p>
     <w:p>
@@ -13289,7 +15062,20 @@
         <w:t>Tesztlépés / Bemenet:</w:t>
       </w:r>
       <w:r>
-        <w:t xml:space="preserve"> A fejlesztői környezetben a .env fájlban szándékosan megváltoztattuk a CF_API_TOKEN értékét egy érvénytelen jelszóra, majd indítottunk egy adatbázis lekérdezést.</w:t>
+        <w:t xml:space="preserve"> A fejlesztői környezetben </w:t>
+      </w:r>
+      <w:proofErr w:type="gramStart"/>
+      <w:r>
+        <w:t>a .</w:t>
+      </w:r>
+      <w:proofErr w:type="spellStart"/>
+      <w:r>
+        <w:t>env</w:t>
+      </w:r>
+      <w:proofErr w:type="spellEnd"/>
+      <w:proofErr w:type="gramEnd"/>
+      <w:r>
+        <w:t xml:space="preserve"> fájlban szándékosan megváltoztattuk a CF_API_TOKEN értékét egy érvénytelen jelszóra, majd indítottunk egy adatbázis lekérdezést.</w:t>
       </w:r>
     </w:p>
     <w:p>
@@ -13308,7 +15094,47 @@
         <w:t>Elvárt eredmény:</w:t>
       </w:r>
       <w:r>
-        <w:t xml:space="preserve"> A szerver nem omolhat össze (nem dobhat Unhandled Promise Rejection hibát). Az executeD1 függvény catch ágának kell aktiválódnia, és a konzolon egy strukturált "Cloudflare D1 API Hiba" üzenetnek kell megjelennie a konkrét hibaok megjelölésével.</w:t>
+        <w:t xml:space="preserve"> A szerver nem omolhat össze (nem dobhat </w:t>
+      </w:r>
+      <w:proofErr w:type="spellStart"/>
+      <w:r>
+        <w:t>Unhandled</w:t>
+      </w:r>
+      <w:proofErr w:type="spellEnd"/>
+      <w:r>
+        <w:t xml:space="preserve"> </w:t>
+      </w:r>
+      <w:proofErr w:type="spellStart"/>
+      <w:r>
+        <w:t>Promise</w:t>
+      </w:r>
+      <w:proofErr w:type="spellEnd"/>
+      <w:r>
+        <w:t xml:space="preserve"> </w:t>
+      </w:r>
+      <w:proofErr w:type="spellStart"/>
+      <w:r>
+        <w:t>Rejection</w:t>
+      </w:r>
+      <w:proofErr w:type="spellEnd"/>
+      <w:r>
+        <w:t xml:space="preserve"> hibát). Az executeD1 függvény </w:t>
+      </w:r>
+      <w:proofErr w:type="spellStart"/>
+      <w:r>
+        <w:t>catch</w:t>
+      </w:r>
+      <w:proofErr w:type="spellEnd"/>
+      <w:r>
+        <w:t xml:space="preserve"> ágának kell aktiválódnia, és a konzolon egy strukturált "</w:t>
+      </w:r>
+      <w:proofErr w:type="spellStart"/>
+      <w:r>
+        <w:t>Cloudflare</w:t>
+      </w:r>
+      <w:proofErr w:type="spellEnd"/>
+      <w:r>
+        <w:t xml:space="preserve"> D1 API Hiba" üzenetnek kell megjelennie a konkrét hibaok megjelölésével.</w:t>
       </w:r>
     </w:p>
     <w:p>
@@ -13342,7 +15168,7 @@
           <w:rFonts w:cs="Times New Roman"/>
         </w:rPr>
       </w:pPr>
-      <w:bookmarkStart w:id="97" w:name="_Toc225766140"/>
+      <w:bookmarkStart w:id="97" w:name="_Toc225838798"/>
       <w:r>
         <w:rPr>
           <w:rFonts w:cs="Times New Roman"/>
@@ -13353,7 +15179,49 @@
         <w:rPr>
           <w:rFonts w:cs="Times New Roman"/>
         </w:rPr>
-        <w:t>Automatikus karbantartó (Cleanup) szkript lefutatása (index.js)</w:t>
+        <w:t>Automatikus karbantartó (</w:t>
+      </w:r>
+      <w:proofErr w:type="spellStart"/>
+      <w:r>
+        <w:rPr>
+          <w:rFonts w:cs="Times New Roman"/>
+        </w:rPr>
+        <w:t>Cleanup</w:t>
+      </w:r>
+      <w:proofErr w:type="spellEnd"/>
+      <w:r>
+        <w:rPr>
+          <w:rFonts w:cs="Times New Roman"/>
+        </w:rPr>
+        <w:t xml:space="preserve">) </w:t>
+      </w:r>
+      <w:proofErr w:type="spellStart"/>
+      <w:r>
+        <w:rPr>
+          <w:rFonts w:cs="Times New Roman"/>
+        </w:rPr>
+        <w:t>szkript</w:t>
+      </w:r>
+      <w:proofErr w:type="spellEnd"/>
+      <w:r>
+        <w:rPr>
+          <w:rFonts w:cs="Times New Roman"/>
+        </w:rPr>
+        <w:t xml:space="preserve"> </w:t>
+      </w:r>
+      <w:proofErr w:type="spellStart"/>
+      <w:r>
+        <w:rPr>
+          <w:rFonts w:cs="Times New Roman"/>
+        </w:rPr>
+        <w:t>lefutatása</w:t>
+      </w:r>
+      <w:proofErr w:type="spellEnd"/>
+      <w:r>
+        <w:rPr>
+          <w:rFonts w:cs="Times New Roman"/>
+        </w:rPr>
+        <w:t xml:space="preserve"> (index.js)</w:t>
       </w:r>
       <w:bookmarkEnd w:id="97"/>
     </w:p>
@@ -13392,7 +15260,23 @@
         <w:t>Tesztlépés / Bemenet:</w:t>
       </w:r>
       <w:r>
-        <w:t xml:space="preserve"> A szerver újraindítása (npm start). A kód alapján az index.js fájl alján az idopontController.performCleanup() függvény meghívásra kerül.</w:t>
+        <w:t xml:space="preserve"> A szerver újraindítása (</w:t>
+      </w:r>
+      <w:proofErr w:type="spellStart"/>
+      <w:r>
+        <w:t>npm</w:t>
+      </w:r>
+      <w:proofErr w:type="spellEnd"/>
+      <w:r>
+        <w:t xml:space="preserve"> start). A kód alapján az index.js fájl alján az </w:t>
+      </w:r>
+      <w:proofErr w:type="spellStart"/>
+      <w:r>
+        <w:t>idopontController.performCleanup</w:t>
+      </w:r>
+      <w:proofErr w:type="spellEnd"/>
+      <w:r>
+        <w:t>() függvény meghívásra kerül.</w:t>
       </w:r>
     </w:p>
     <w:p>
@@ -13411,7 +15295,23 @@
         <w:t>Elvárt eredmény:</w:t>
       </w:r>
       <w:r>
-        <w:t xml:space="preserve"> A függvénynek (Promise) sikeresen le kell futnia anélkül, hogy megakasztaná az Express szerver elindulását (amely a PORT-on figyel). Sikeres lefutás esetén a konzolon a "Karbantartás: Régi időpontok sikeresen törölve." üzenetnek kell megjelennie.</w:t>
+        <w:t xml:space="preserve"> A függvénynek (</w:t>
+      </w:r>
+      <w:proofErr w:type="spellStart"/>
+      <w:r>
+        <w:t>Promise</w:t>
+      </w:r>
+      <w:proofErr w:type="spellEnd"/>
+      <w:r>
+        <w:t>) sikeresen le kell futnia anélkül, hogy megakasztaná az Express szerver elindulását (amely a PORT-</w:t>
+      </w:r>
+      <w:proofErr w:type="spellStart"/>
+      <w:r>
+        <w:t>on</w:t>
+      </w:r>
+      <w:proofErr w:type="spellEnd"/>
+      <w:r>
+        <w:t xml:space="preserve"> figyel). Sikeres lefutás esetén a konzolon a "Karbantartás: Régi időpontok sikeresen törölve." üzenetnek kell megjelennie.</w:t>
       </w:r>
     </w:p>
     <w:p>
@@ -13445,12 +15345,26 @@
           <w:rFonts w:cs="Times New Roman"/>
         </w:rPr>
       </w:pPr>
-      <w:bookmarkStart w:id="98" w:name="_Toc225766141"/>
-      <w:r>
-        <w:rPr>
-          <w:rFonts w:cs="Times New Roman"/>
-        </w:rPr>
-        <w:t>WBC-03: Nem létező végpontok (404 Fallback) tesztelése (index.js)</w:t>
+      <w:bookmarkStart w:id="98" w:name="_Toc225838799"/>
+      <w:r>
+        <w:rPr>
+          <w:rFonts w:cs="Times New Roman"/>
+        </w:rPr>
+        <w:t xml:space="preserve">WBC-03: Nem létező végpontok (404 </w:t>
+      </w:r>
+      <w:proofErr w:type="spellStart"/>
+      <w:r>
+        <w:rPr>
+          <w:rFonts w:cs="Times New Roman"/>
+        </w:rPr>
+        <w:t>Fallback</w:t>
+      </w:r>
+      <w:proofErr w:type="spellEnd"/>
+      <w:r>
+        <w:rPr>
+          <w:rFonts w:cs="Times New Roman"/>
+        </w:rPr>
+        <w:t>) tesztelése (index.js)</w:t>
       </w:r>
       <w:bookmarkEnd w:id="98"/>
     </w:p>
@@ -13470,7 +15384,31 @@
         <w:t>A teszt célja:</w:t>
       </w:r>
       <w:r>
-        <w:t xml:space="preserve"> Az alapértelmezett, mindent elkapó "catch-all" middleware működésének validálása.</w:t>
+        <w:t xml:space="preserve"> Az alapértelmezett, mindent elkapó "</w:t>
+      </w:r>
+      <w:proofErr w:type="spellStart"/>
+      <w:r>
+        <w:t>catch-all</w:t>
+      </w:r>
+      <w:proofErr w:type="spellEnd"/>
+      <w:r>
+        <w:t xml:space="preserve">" </w:t>
+      </w:r>
+      <w:proofErr w:type="spellStart"/>
+      <w:r>
+        <w:t>middleware</w:t>
+      </w:r>
+      <w:proofErr w:type="spellEnd"/>
+      <w:r>
+        <w:t xml:space="preserve"> működésének </w:t>
+      </w:r>
+      <w:proofErr w:type="spellStart"/>
+      <w:r>
+        <w:t>validálása</w:t>
+      </w:r>
+      <w:proofErr w:type="spellEnd"/>
+      <w:r>
+        <w:t>.</w:t>
       </w:r>
     </w:p>
     <w:p>
@@ -13489,7 +15427,23 @@
         <w:t>Tesztlépés / Bemenet:</w:t>
       </w:r>
       <w:r>
-        <w:t xml:space="preserve"> Kérés küldése egy kódszinten nem definiált API végpontra (pl. GET /api/nemletezo-oldal).</w:t>
+        <w:t xml:space="preserve"> Kérés küldése egy kódszinten nem definiált API végpontra (pl. GET /</w:t>
+      </w:r>
+      <w:proofErr w:type="spellStart"/>
+      <w:r>
+        <w:t>api</w:t>
+      </w:r>
+      <w:proofErr w:type="spellEnd"/>
+      <w:r>
+        <w:t>/</w:t>
+      </w:r>
+      <w:proofErr w:type="spellStart"/>
+      <w:r>
+        <w:t>nemletezo</w:t>
+      </w:r>
+      <w:proofErr w:type="spellEnd"/>
+      <w:r>
+        <w:t>-oldal).</w:t>
       </w:r>
     </w:p>
     <w:p>
@@ -13508,11 +15462,45 @@
         <w:t>Elvárt eredmény:</w:t>
       </w:r>
       <w:r>
-        <w:t xml:space="preserve"> Mivel egyetlen router sem illeszkedik az útvonalra, a kérésnek el kell érnie az index.js végén található 404-es middleware-t. A válasz egy 404 </w:t>
-      </w:r>
+        <w:t xml:space="preserve"> Mivel egyetlen router sem illeszkedik az útvonalra, a kérésnek el kell érnie az index.js végén található 404-es </w:t>
+      </w:r>
+      <w:proofErr w:type="spellStart"/>
+      <w:r>
+        <w:t>middleware</w:t>
+      </w:r>
+      <w:proofErr w:type="spellEnd"/>
+      <w:r>
+        <w:t xml:space="preserve">-t. A válasz egy 404 </w:t>
+      </w:r>
+      <w:proofErr w:type="spellStart"/>
       <w:r>
         <w:lastRenderedPageBreak/>
-        <w:t>Not Found HTTP státuszkód kell legyen, pontosan a következő JSON tartalommal: { "error": "Az oldal nem található (404)" }.</w:t>
+        <w:t>Not</w:t>
+      </w:r>
+      <w:proofErr w:type="spellEnd"/>
+      <w:r>
+        <w:t xml:space="preserve"> </w:t>
+      </w:r>
+      <w:proofErr w:type="spellStart"/>
+      <w:r>
+        <w:t>Found</w:t>
+      </w:r>
+      <w:proofErr w:type="spellEnd"/>
+      <w:r>
+        <w:t xml:space="preserve"> HTTP státuszkód kell legyen, pontosan a következő JSON tartalommal: </w:t>
+      </w:r>
+      <w:proofErr w:type="gramStart"/>
+      <w:r>
+        <w:t>{ "</w:t>
+      </w:r>
+      <w:proofErr w:type="spellStart"/>
+      <w:proofErr w:type="gramEnd"/>
+      <w:r>
+        <w:t>error</w:t>
+      </w:r>
+      <w:proofErr w:type="spellEnd"/>
+      <w:r>
+        <w:t>": "Az oldal nem található (404)" }.</w:t>
       </w:r>
     </w:p>
     <w:p>
@@ -13546,12 +15534,26 @@
           <w:rFonts w:cs="Times New Roman"/>
         </w:rPr>
       </w:pPr>
-      <w:bookmarkStart w:id="99" w:name="_Toc225766142"/>
-      <w:r>
-        <w:rPr>
-          <w:rFonts w:cs="Times New Roman"/>
-        </w:rPr>
-        <w:t>WBC-04: Adatbázis wrapper függvények adatformázása (db.js)</w:t>
+      <w:bookmarkStart w:id="99" w:name="_Toc225838800"/>
+      <w:r>
+        <w:rPr>
+          <w:rFonts w:cs="Times New Roman"/>
+        </w:rPr>
+        <w:t xml:space="preserve">WBC-04: Adatbázis </w:t>
+      </w:r>
+      <w:proofErr w:type="spellStart"/>
+      <w:r>
+        <w:rPr>
+          <w:rFonts w:cs="Times New Roman"/>
+        </w:rPr>
+        <w:t>wrapper</w:t>
+      </w:r>
+      <w:proofErr w:type="spellEnd"/>
+      <w:r>
+        <w:rPr>
+          <w:rFonts w:cs="Times New Roman"/>
+        </w:rPr>
+        <w:t xml:space="preserve"> függvények adatformázása (db.js)</w:t>
       </w:r>
       <w:bookmarkEnd w:id="99"/>
     </w:p>
@@ -13571,7 +15573,23 @@
         <w:t>A teszt célja:</w:t>
       </w:r>
       <w:r>
-        <w:t xml:space="preserve"> A D1 adatbázis API-jából érkező komplex JSON válasz megfelelő "kicsomagolásának" tesztelése a dbInterface.get metódusban.</w:t>
+        <w:t xml:space="preserve"> A D1 adatbázis API-</w:t>
+      </w:r>
+      <w:proofErr w:type="spellStart"/>
+      <w:r>
+        <w:t>jából</w:t>
+      </w:r>
+      <w:proofErr w:type="spellEnd"/>
+      <w:r>
+        <w:t xml:space="preserve"> érkező komplex JSON válasz megfelelő "kicsomagolásának" tesztelése a </w:t>
+      </w:r>
+      <w:proofErr w:type="spellStart"/>
+      <w:r>
+        <w:t>dbInterface.get</w:t>
+      </w:r>
+      <w:proofErr w:type="spellEnd"/>
+      <w:r>
+        <w:t xml:space="preserve"> metódusban.</w:t>
       </w:r>
     </w:p>
     <w:p>
@@ -13590,7 +15608,28 @@
         <w:t>Tesztlépés / Bemenet:</w:t>
       </w:r>
       <w:r>
-        <w:t xml:space="preserve"> Egy olyan SQL lekérdezés futtatása a dbInterface.get() metóduson keresztül, amely garantáltan egyetlen sort ad vissza (pl. egy adott id-jű ügyfél lekérése).</w:t>
+        <w:t xml:space="preserve"> Egy olyan SQL lekérdezés futtatása a </w:t>
+      </w:r>
+      <w:proofErr w:type="spellStart"/>
+      <w:proofErr w:type="gramStart"/>
+      <w:r>
+        <w:t>dbInterface.get</w:t>
+      </w:r>
+      <w:proofErr w:type="spellEnd"/>
+      <w:r>
+        <w:t>(</w:t>
+      </w:r>
+      <w:proofErr w:type="gramEnd"/>
+      <w:r>
+        <w:t xml:space="preserve">) metóduson keresztül, amely garantáltan egyetlen sort ad vissza (pl. egy adott </w:t>
+      </w:r>
+      <w:proofErr w:type="spellStart"/>
+      <w:r>
+        <w:t>id-jű</w:t>
+      </w:r>
+      <w:proofErr w:type="spellEnd"/>
+      <w:r>
+        <w:t xml:space="preserve"> ügyfél lekérése).</w:t>
       </w:r>
     </w:p>
     <w:p>
@@ -13609,7 +15648,44 @@
         <w:t>Elvárt eredmény:</w:t>
       </w:r>
       <w:r>
-        <w:t xml:space="preserve"> A metódus nem a Cloudflare által visszaadott teljes tömböt (data.result.results), hanem szigorúan csak annak első elemét (result.results[0]) adja vissza a vezérlőnek. Ha nincs találat, undefined értékkel tér vissza.</w:t>
+        <w:t xml:space="preserve"> A metódus nem a </w:t>
+      </w:r>
+      <w:proofErr w:type="spellStart"/>
+      <w:r>
+        <w:t>Cloudflare</w:t>
+      </w:r>
+      <w:proofErr w:type="spellEnd"/>
+      <w:r>
+        <w:t xml:space="preserve"> által visszaadott teljes tömböt (</w:t>
+      </w:r>
+      <w:proofErr w:type="spellStart"/>
+      <w:proofErr w:type="gramStart"/>
+      <w:r>
+        <w:t>data.result</w:t>
+      </w:r>
+      <w:proofErr w:type="gramEnd"/>
+      <w:r>
+        <w:t>.results</w:t>
+      </w:r>
+      <w:proofErr w:type="spellEnd"/>
+      <w:r>
+        <w:t>), hanem szigorúan csak annak első elemét (</w:t>
+      </w:r>
+      <w:proofErr w:type="spellStart"/>
+      <w:r>
+        <w:t>result.results</w:t>
+      </w:r>
+      <w:proofErr w:type="spellEnd"/>
+      <w:r>
+        <w:t xml:space="preserve">[0]) adja vissza a vezérlőnek. Ha nincs találat, </w:t>
+      </w:r>
+      <w:proofErr w:type="spellStart"/>
+      <w:r>
+        <w:t>undefined</w:t>
+      </w:r>
+      <w:proofErr w:type="spellEnd"/>
+      <w:r>
+        <w:t xml:space="preserve"> értékkel tér vissza.</w:t>
       </w:r>
     </w:p>
     <w:p>
@@ -13628,7 +15704,15 @@
         <w:t>Tényleges eredmény:</w:t>
       </w:r>
       <w:r>
-        <w:t xml:space="preserve"> Megfelelt. Az adatszerkezet validációja sikeres volt, a controllerek pontos adatot kapnak.</w:t>
+        <w:t xml:space="preserve"> Megfelelt. Az adatszerkezet validációja sikeres volt, a </w:t>
+      </w:r>
+      <w:proofErr w:type="spellStart"/>
+      <w:r>
+        <w:t>controllerek</w:t>
+      </w:r>
+      <w:proofErr w:type="spellEnd"/>
+      <w:r>
+        <w:t xml:space="preserve"> pontos adatot kapnak.</w:t>
       </w:r>
     </w:p>
     <w:p>
@@ -13643,12 +15727,26 @@
           <w:rFonts w:cs="Times New Roman"/>
         </w:rPr>
       </w:pPr>
-      <w:bookmarkStart w:id="100" w:name="_Toc225766143"/>
-      <w:r>
-        <w:rPr>
-          <w:rFonts w:cs="Times New Roman"/>
-        </w:rPr>
-        <w:t>Black box tesztelés</w:t>
+      <w:bookmarkStart w:id="100" w:name="_Toc225838801"/>
+      <w:r>
+        <w:rPr>
+          <w:rFonts w:cs="Times New Roman"/>
+        </w:rPr>
+        <w:t xml:space="preserve">Black </w:t>
+      </w:r>
+      <w:proofErr w:type="spellStart"/>
+      <w:r>
+        <w:rPr>
+          <w:rFonts w:cs="Times New Roman"/>
+        </w:rPr>
+        <w:t>box</w:t>
+      </w:r>
+      <w:proofErr w:type="spellEnd"/>
+      <w:r>
+        <w:rPr>
+          <w:rFonts w:cs="Times New Roman"/>
+        </w:rPr>
+        <w:t xml:space="preserve"> tesztelés</w:t>
       </w:r>
       <w:bookmarkEnd w:id="100"/>
     </w:p>
@@ -13664,7 +15762,7 @@
           <w:rFonts w:cs="Times New Roman"/>
         </w:rPr>
       </w:pPr>
-      <w:bookmarkStart w:id="101" w:name="_Toc225766144"/>
+      <w:bookmarkStart w:id="101" w:name="_Toc225838802"/>
       <w:r>
         <w:rPr>
           <w:rFonts w:cs="Times New Roman"/>
@@ -13727,7 +15825,15 @@
         <w:t>Elvárt eredmény:</w:t>
       </w:r>
       <w:r>
-        <w:t xml:space="preserve"> A szerver HTTP 200 OK státuszkóddal válaszol. A válasz törzse (Response Body) egy érvényes JSON tömb, amely pontosan tartalmazza az adatbázisban lévő szolgáltatásokat, azok árait és időtartamát.</w:t>
+        <w:t xml:space="preserve"> A szerver HTTP 200 OK státuszkóddal válaszol. A válasz törzse (</w:t>
+      </w:r>
+      <w:proofErr w:type="spellStart"/>
+      <w:r>
+        <w:t>Response</w:t>
+      </w:r>
+      <w:proofErr w:type="spellEnd"/>
+      <w:r>
+        <w:t xml:space="preserve"> Body) egy érvényes JSON tömb, amely pontosan tartalmazza az adatbázisban lévő szolgáltatásokat, azok árait és időtartamát.</w:t>
       </w:r>
     </w:p>
     <w:p>
@@ -13763,9 +15869,9 @@
         </w:rPr>
         <w:lastRenderedPageBreak/>
         <w:drawing>
-          <wp:inline distT="0" distB="0" distL="0" distR="0" wp14:anchorId="473E58C6" wp14:editId="0FC6B9B5">
-            <wp:extent cx="5759450" cy="1697990"/>
-            <wp:effectExtent l="0" t="0" r="0" b="0"/>
+          <wp:inline distT="0" distB="0" distL="0" distR="0" wp14:anchorId="473E58C6" wp14:editId="0A5A03AC">
+            <wp:extent cx="4908430" cy="1447096"/>
+            <wp:effectExtent l="0" t="0" r="6985" b="1270"/>
             <wp:docPr id="2" name="Kép 2"/>
             <wp:cNvGraphicFramePr>
               <a:graphicFrameLocks xmlns:a="http://schemas.openxmlformats.org/drawingml/2006/main" noChangeAspect="1"/>
@@ -13792,7 +15898,7 @@
                   <pic:spPr>
                     <a:xfrm>
                       <a:off x="0" y="0"/>
-                      <a:ext cx="5759450" cy="1697990"/>
+                      <a:ext cx="5002206" cy="1474743"/>
                     </a:xfrm>
                     <a:prstGeom prst="rect">
                       <a:avLst/>
@@ -13809,7 +15915,7 @@
       <w:pPr>
         <w:pStyle w:val="lers"/>
       </w:pPr>
-      <w:bookmarkStart w:id="102" w:name="_Toc225766071"/>
+      <w:bookmarkStart w:id="102" w:name="_Toc225839593"/>
       <w:r>
         <w:t>12.</w:t>
       </w:r>
@@ -13860,7 +15966,7 @@
           <w:rFonts w:cs="Times New Roman"/>
         </w:rPr>
       </w:pPr>
-      <w:bookmarkStart w:id="103" w:name="_Toc225766145"/>
+      <w:bookmarkStart w:id="103" w:name="_Toc225838803"/>
       <w:r>
         <w:rPr>
           <w:rFonts w:cs="Times New Roman"/>
@@ -13929,7 +16035,15 @@
         <w:t>Elvárt eredmény:</w:t>
       </w:r>
       <w:r>
-        <w:t xml:space="preserve"> A szerver elutasítja a belépést egy HTTP 401 (Unauthorized) hibaüzenettel. A felhasználói felületen a rendszer nem omlik össze, hanem egy barátságos hibaüzenetet jelenít meg ("Hibás email cím vagy jelszó!").</w:t>
+        <w:t xml:space="preserve"> A szerver elutasítja a belépést egy HTTP 401 (</w:t>
+      </w:r>
+      <w:proofErr w:type="spellStart"/>
+      <w:r>
+        <w:t>Unauthorized</w:t>
+      </w:r>
+      <w:proofErr w:type="spellEnd"/>
+      <w:r>
+        <w:t>) hibaüzenettel. A felhasználói felületen a rendszer nem omlik össze, hanem egy barátságos hibaüzenetet jelenít meg ("Hibás email cím vagy jelszó!").</w:t>
       </w:r>
     </w:p>
     <w:p>
@@ -13963,12 +16077,26 @@
           <w:rFonts w:cs="Times New Roman"/>
         </w:rPr>
       </w:pPr>
-      <w:bookmarkStart w:id="104" w:name="_Toc225766146"/>
-      <w:r>
-        <w:rPr>
-          <w:rFonts w:cs="Times New Roman"/>
-        </w:rPr>
-        <w:t>BBT-04: Meglévő időpont sikeres lemondása (End-to-End teszt)</w:t>
+      <w:bookmarkStart w:id="104" w:name="_Toc225838804"/>
+      <w:r>
+        <w:rPr>
+          <w:rFonts w:cs="Times New Roman"/>
+        </w:rPr>
+        <w:t>BBT-04: Meglévő időpont sikeres lemondása (End-</w:t>
+      </w:r>
+      <w:proofErr w:type="spellStart"/>
+      <w:r>
+        <w:rPr>
+          <w:rFonts w:cs="Times New Roman"/>
+        </w:rPr>
+        <w:t>to</w:t>
+      </w:r>
+      <w:proofErr w:type="spellEnd"/>
+      <w:r>
+        <w:rPr>
+          <w:rFonts w:cs="Times New Roman"/>
+        </w:rPr>
+        <w:t>-End teszt)</w:t>
       </w:r>
       <w:bookmarkEnd w:id="104"/>
     </w:p>
@@ -14026,7 +16154,39 @@
         <w:t>Elvárt eredmény:</w:t>
       </w:r>
       <w:r>
-        <w:t xml:space="preserve"> A kattintás után a rendszer kér egy megerősítést (hogy elkerülje a véletlen törlést). Jóváhagyás után a foglalás azonnal eltűnik a képernyőről, a felület frissül. A háttérben egy sikeres DELETE kérés megy végbe a /api/idopontok/cancel/:id végponton (HTTP 200 státusszal).</w:t>
+        <w:t xml:space="preserve"> A kattintás után a rendszer kér egy megerősítést (hogy elkerülje a véletlen törlést). Jóváhagyás után a foglalás azonnal eltűnik a képernyőről, a felület frissül. A háttérben egy sikeres DELETE kérés megy végbe a /</w:t>
+      </w:r>
+      <w:proofErr w:type="spellStart"/>
+      <w:r>
+        <w:t>api</w:t>
+      </w:r>
+      <w:proofErr w:type="spellEnd"/>
+      <w:r>
+        <w:t>/</w:t>
+      </w:r>
+      <w:proofErr w:type="spellStart"/>
+      <w:r>
+        <w:t>idopontok</w:t>
+      </w:r>
+      <w:proofErr w:type="spellEnd"/>
+      <w:r>
+        <w:t>/</w:t>
+      </w:r>
+      <w:proofErr w:type="spellStart"/>
+      <w:r>
+        <w:t>cancel</w:t>
+      </w:r>
+      <w:proofErr w:type="spellEnd"/>
+      <w:r>
+        <w:t>/:</w:t>
+      </w:r>
+      <w:proofErr w:type="spellStart"/>
+      <w:r>
+        <w:t>id</w:t>
+      </w:r>
+      <w:proofErr w:type="spellEnd"/>
+      <w:r>
+        <w:t xml:space="preserve"> végponton (HTTP 200 státusszal).</w:t>
       </w:r>
     </w:p>
     <w:p>
@@ -14050,16 +16210,11 @@
     </w:p>
     <w:p>
       <w:pPr>
+        <w:spacing w:after="160" w:line="259" w:lineRule="auto"/>
         <w:ind w:firstLine="0"/>
-        <w:rPr>
-          <w:rFonts w:cs="Times New Roman"/>
-        </w:rPr>
-      </w:pPr>
-      <w:r>
-        <w:rPr>
-          <w:rFonts w:cs="Times New Roman"/>
-        </w:rPr>
-        <w:lastRenderedPageBreak/>
+        <w:jc w:val="left"/>
+      </w:pPr>
+      <w:r>
         <w:br w:type="page"/>
       </w:r>
     </w:p>
@@ -14075,7 +16230,7 @@
           <w:rFonts w:cs="Times New Roman"/>
         </w:rPr>
       </w:pPr>
-      <w:bookmarkStart w:id="105" w:name="_Toc225766147"/>
+      <w:bookmarkStart w:id="105" w:name="_Toc225838805"/>
       <w:r>
         <w:rPr>
           <w:rFonts w:cs="Times New Roman"/>
@@ -14097,7 +16252,7 @@
           <w:rFonts w:cs="Times New Roman"/>
         </w:rPr>
       </w:pPr>
-      <w:bookmarkStart w:id="106" w:name="_Toc225766148"/>
+      <w:bookmarkStart w:id="106" w:name="_Toc225838806"/>
       <w:r>
         <w:rPr>
           <w:rFonts w:cs="Times New Roman"/>
@@ -14170,7 +16325,7 @@
           <w:rFonts w:cs="Times New Roman"/>
         </w:rPr>
       </w:pPr>
-      <w:bookmarkStart w:id="107" w:name="_Toc225766149"/>
+      <w:bookmarkStart w:id="107" w:name="_Toc225838807"/>
       <w:r>
         <w:rPr>
           <w:rFonts w:cs="Times New Roman"/>
@@ -14189,7 +16344,21 @@
         <w:rPr>
           <w:rFonts w:cs="Times New Roman"/>
         </w:rPr>
-        <w:t>A jelenlegi webalkalmazás egy stabil, megbízható és jól működő alapot biztosít a foglalási folyamatok kezelésére, azonban egy szoftver sosincs teljesen készen. A projekt tervezése és megvalósítása során számos olyan további funkciót és irányt azonosítottunk, amellyel a rendszer a jövőben még kényelmesebbé, felhasználóbarátabbá és professzionálisabbá tehető.</w:t>
+        <w:t xml:space="preserve">A jelenlegi webalkalmazás egy stabil, megbízható és jól működő alapot biztosít a foglalási folyamatok kezelésére, azonban egy szoftver sosincs teljesen készen. A projekt tervezése és megvalósítása során számos olyan további funkciót és irányt azonosítottunk, amellyel a rendszer a jövőben még kényelmesebbé, </w:t>
+      </w:r>
+      <w:proofErr w:type="spellStart"/>
+      <w:r>
+        <w:rPr>
+          <w:rFonts w:cs="Times New Roman"/>
+        </w:rPr>
+        <w:t>felhasználóbarátabbá</w:t>
+      </w:r>
+      <w:proofErr w:type="spellEnd"/>
+      <w:r>
+        <w:rPr>
+          <w:rFonts w:cs="Times New Roman"/>
+        </w:rPr>
+        <w:t xml:space="preserve"> és professzionálisabbá tehető.</w:t>
       </w:r>
     </w:p>
     <w:p>
@@ -14216,7 +16385,21 @@
         <w:rPr>
           <w:rFonts w:cs="Times New Roman"/>
         </w:rPr>
-        <w:t>Kereskedelmi szempontból nagy potenciál rejlik az adminisztrációs felület továbbfejlesztésében is. A jövőben érdemes lenne egy vizuális, grafikonokkal ellátott statisztikai irányítópultot (dashboard) létrehozni a vezetőség számára. Ezen a felületen a fodrászok nyomon követhetnék a legnépszerűbb szolgáltatásokat, a legforgalmasabb napszakokat, valamint a havi bevételek alakulását. A vendégkör megtartása érdekében pedig egy beépített hűségprogram is kialakítható lenne, ahol a visszatérő profilok kedvezményeket kaphatnak.</w:t>
+        <w:t>Kereskedelmi szempontból nagy potenciál rejlik az adminisztrációs felület továbbfejlesztésében is. A jövőben érdemes lenne egy vizuális, grafikonokkal ellátott statisztikai irányítópultot (</w:t>
+      </w:r>
+      <w:proofErr w:type="spellStart"/>
+      <w:r>
+        <w:rPr>
+          <w:rFonts w:cs="Times New Roman"/>
+        </w:rPr>
+        <w:t>dashboard</w:t>
+      </w:r>
+      <w:proofErr w:type="spellEnd"/>
+      <w:r>
+        <w:rPr>
+          <w:rFonts w:cs="Times New Roman"/>
+        </w:rPr>
+        <w:t>) létrehozni a vezetőség számára. Ezen a felületen a fodrászok nyomon követhetnék a legnépszerűbb szolgáltatásokat, a legforgalmasabb napszakokat, valamint a havi bevételek alakulását. A vendégkör megtartása érdekében pedig egy beépített hűségprogram is kialakítható lenne, ahol a visszatérő profilok kedvezményeket kaphatnak.</w:t>
       </w:r>
     </w:p>
     <w:p>
@@ -14240,10 +16423,12 @@
           <w:rFonts w:cs="Times New Roman"/>
         </w:rPr>
       </w:pPr>
+      <w:bookmarkStart w:id="108" w:name="_Toc225838808"/>
       <w:r>
         <w:lastRenderedPageBreak/>
         <w:t>Ábra jegyzék</w:t>
       </w:r>
+      <w:bookmarkEnd w:id="108"/>
     </w:p>
     <w:p>
       <w:pPr>
@@ -14263,7 +16448,7 @@
       <w:r>
         <w:fldChar w:fldCharType="separate"/>
       </w:r>
-      <w:hyperlink w:anchor="_Toc225766060" w:history="1">
+      <w:hyperlink w:anchor="_Toc225839582" w:history="1">
         <w:r>
           <w:rPr>
             <w:rStyle w:val="Hiperhivatkozs"/>
@@ -14291,7 +16476,7 @@
             <w:noProof/>
             <w:webHidden/>
           </w:rPr>
-          <w:instrText xml:space="preserve"> PAGEREF _Toc225766060 \h </w:instrText>
+          <w:instrText xml:space="preserve"> PAGEREF _Toc225839582 \h </w:instrText>
         </w:r>
         <w:r>
           <w:rPr>
@@ -14331,7 +16516,7 @@
           <w:lang w:eastAsia="hu-HU"/>
         </w:rPr>
       </w:pPr>
-      <w:hyperlink w:anchor="_Toc225766061" w:history="1">
+      <w:hyperlink w:anchor="_Toc225839583" w:history="1">
         <w:r>
           <w:rPr>
             <w:rStyle w:val="Hiperhivatkozs"/>
@@ -14373,7 +16558,7 @@
             <w:noProof/>
             <w:webHidden/>
           </w:rPr>
-          <w:instrText xml:space="preserve"> PAGEREF _Toc225766061 \h </w:instrText>
+          <w:instrText xml:space="preserve"> PAGEREF _Toc225839583 \h </w:instrText>
         </w:r>
         <w:r>
           <w:rPr>
@@ -14413,7 +16598,7 @@
           <w:lang w:eastAsia="hu-HU"/>
         </w:rPr>
       </w:pPr>
-      <w:hyperlink w:anchor="_Toc225766062" w:history="1">
+      <w:hyperlink w:anchor="_Toc225839584" w:history="1">
         <w:r>
           <w:rPr>
             <w:rStyle w:val="Hiperhivatkozs"/>
@@ -14455,7 +16640,7 @@
             <w:noProof/>
             <w:webHidden/>
           </w:rPr>
-          <w:instrText xml:space="preserve"> PAGEREF _Toc225766062 \h </w:instrText>
+          <w:instrText xml:space="preserve"> PAGEREF _Toc225839584 \h </w:instrText>
         </w:r>
         <w:r>
           <w:rPr>
@@ -14495,7 +16680,7 @@
           <w:lang w:eastAsia="hu-HU"/>
         </w:rPr>
       </w:pPr>
-      <w:hyperlink w:anchor="_Toc225766063" w:history="1">
+      <w:hyperlink w:anchor="_Toc225839585" w:history="1">
         <w:r>
           <w:rPr>
             <w:rStyle w:val="Hiperhivatkozs"/>
@@ -14537,7 +16722,7 @@
             <w:noProof/>
             <w:webHidden/>
           </w:rPr>
-          <w:instrText xml:space="preserve"> PAGEREF _Toc225766063 \h </w:instrText>
+          <w:instrText xml:space="preserve"> PAGEREF _Toc225839585 \h </w:instrText>
         </w:r>
         <w:r>
           <w:rPr>
@@ -14557,7 +16742,7 @@
             <w:noProof/>
             <w:webHidden/>
           </w:rPr>
-          <w:t>13</w:t>
+          <w:t>14</w:t>
         </w:r>
         <w:r>
           <w:rPr>
@@ -14577,7 +16762,7 @@
           <w:lang w:eastAsia="hu-HU"/>
         </w:rPr>
       </w:pPr>
-      <w:hyperlink w:anchor="_Toc225766064" w:history="1">
+      <w:hyperlink w:anchor="_Toc225839586" w:history="1">
         <w:r>
           <w:rPr>
             <w:rStyle w:val="Hiperhivatkozs"/>
@@ -14619,7 +16804,7 @@
             <w:noProof/>
             <w:webHidden/>
           </w:rPr>
-          <w:instrText xml:space="preserve"> PAGEREF _Toc225766064 \h </w:instrText>
+          <w:instrText xml:space="preserve"> PAGEREF _Toc225839586 \h </w:instrText>
         </w:r>
         <w:r>
           <w:rPr>
@@ -14639,7 +16824,7 @@
             <w:noProof/>
             <w:webHidden/>
           </w:rPr>
-          <w:t>15</w:t>
+          <w:t>16</w:t>
         </w:r>
         <w:r>
           <w:rPr>
@@ -14659,7 +16844,7 @@
           <w:lang w:eastAsia="hu-HU"/>
         </w:rPr>
       </w:pPr>
-      <w:hyperlink w:anchor="_Toc225766065" w:history="1">
+      <w:hyperlink w:anchor="_Toc225839587" w:history="1">
         <w:r>
           <w:rPr>
             <w:rStyle w:val="Hiperhivatkozs"/>
@@ -14694,7 +16879,7 @@
             <w:noProof/>
             <w:webHidden/>
           </w:rPr>
-          <w:instrText xml:space="preserve"> PAGEREF _Toc225766065 \h </w:instrText>
+          <w:instrText xml:space="preserve"> PAGEREF _Toc225839587 \h </w:instrText>
         </w:r>
         <w:r>
           <w:rPr>
@@ -14714,7 +16899,7 @@
             <w:noProof/>
             <w:webHidden/>
           </w:rPr>
-          <w:t>18</w:t>
+          <w:t>20</w:t>
         </w:r>
         <w:r>
           <w:rPr>
@@ -14734,7 +16919,7 @@
           <w:lang w:eastAsia="hu-HU"/>
         </w:rPr>
       </w:pPr>
-      <w:hyperlink w:anchor="_Toc225766066" w:history="1">
+      <w:hyperlink w:anchor="_Toc225839588" w:history="1">
         <w:r>
           <w:rPr>
             <w:rStyle w:val="Hiperhivatkozs"/>
@@ -14769,7 +16954,7 @@
             <w:noProof/>
             <w:webHidden/>
           </w:rPr>
-          <w:instrText xml:space="preserve"> PAGEREF _Toc225766066 \h </w:instrText>
+          <w:instrText xml:space="preserve"> PAGEREF _Toc225839588 \h </w:instrText>
         </w:r>
         <w:r>
           <w:rPr>
@@ -14789,7 +16974,7 @@
             <w:noProof/>
             <w:webHidden/>
           </w:rPr>
-          <w:t>20</w:t>
+          <w:t>23</w:t>
         </w:r>
         <w:r>
           <w:rPr>
@@ -14809,7 +16994,7 @@
           <w:lang w:eastAsia="hu-HU"/>
         </w:rPr>
       </w:pPr>
-      <w:hyperlink w:anchor="_Toc225766067" w:history="1">
+      <w:hyperlink w:anchor="_Toc225839589" w:history="1">
         <w:r>
           <w:rPr>
             <w:rStyle w:val="Hiperhivatkozs"/>
@@ -14844,7 +17029,7 @@
             <w:noProof/>
             <w:webHidden/>
           </w:rPr>
-          <w:instrText xml:space="preserve"> PAGEREF _Toc225766067 \h </w:instrText>
+          <w:instrText xml:space="preserve"> PAGEREF _Toc225839589 \h </w:instrText>
         </w:r>
         <w:r>
           <w:rPr>
@@ -14864,7 +17049,7 @@
             <w:noProof/>
             <w:webHidden/>
           </w:rPr>
-          <w:t>21</w:t>
+          <w:t>24</w:t>
         </w:r>
         <w:r>
           <w:rPr>
@@ -14884,7 +17069,7 @@
           <w:lang w:eastAsia="hu-HU"/>
         </w:rPr>
       </w:pPr>
-      <w:hyperlink w:anchor="_Toc225766068" w:history="1">
+      <w:hyperlink w:anchor="_Toc225839590" w:history="1">
         <w:r>
           <w:rPr>
             <w:rStyle w:val="Hiperhivatkozs"/>
@@ -14919,7 +17104,7 @@
             <w:noProof/>
             <w:webHidden/>
           </w:rPr>
-          <w:instrText xml:space="preserve"> PAGEREF _Toc225766068 \h </w:instrText>
+          <w:instrText xml:space="preserve"> PAGEREF _Toc225839590 \h </w:instrText>
         </w:r>
         <w:r>
           <w:rPr>
@@ -14939,7 +17124,7 @@
             <w:noProof/>
             <w:webHidden/>
           </w:rPr>
-          <w:t>21</w:t>
+          <w:t>25</w:t>
         </w:r>
         <w:r>
           <w:rPr>
@@ -14959,7 +17144,7 @@
           <w:lang w:eastAsia="hu-HU"/>
         </w:rPr>
       </w:pPr>
-      <w:hyperlink w:anchor="_Toc225766069" w:history="1">
+      <w:hyperlink w:anchor="_Toc225839591" w:history="1">
         <w:r>
           <w:rPr>
             <w:rStyle w:val="Hiperhivatkozs"/>
@@ -14994,7 +17179,7 @@
             <w:noProof/>
             <w:webHidden/>
           </w:rPr>
-          <w:instrText xml:space="preserve"> PAGEREF _Toc225766069 \h </w:instrText>
+          <w:instrText xml:space="preserve"> PAGEREF _Toc225839591 \h </w:instrText>
         </w:r>
         <w:r>
           <w:rPr>
@@ -15014,7 +17199,7 @@
             <w:noProof/>
             <w:webHidden/>
           </w:rPr>
-          <w:t>23</w:t>
+          <w:t>26</w:t>
         </w:r>
         <w:r>
           <w:rPr>
@@ -15034,7 +17219,7 @@
           <w:lang w:eastAsia="hu-HU"/>
         </w:rPr>
       </w:pPr>
-      <w:hyperlink w:anchor="_Toc225766070" w:history="1">
+      <w:hyperlink w:anchor="_Toc225839592" w:history="1">
         <w:r>
           <w:rPr>
             <w:rStyle w:val="Hiperhivatkozs"/>
@@ -15061,7 +17246,7 @@
             <w:noProof/>
             <w:webHidden/>
           </w:rPr>
-          <w:instrText xml:space="preserve"> PAGEREF _Toc225766070 \h </w:instrText>
+          <w:instrText xml:space="preserve"> PAGEREF _Toc225839592 \h </w:instrText>
         </w:r>
         <w:r>
           <w:rPr>
@@ -15081,7 +17266,7 @@
             <w:noProof/>
             <w:webHidden/>
           </w:rPr>
-          <w:t>24</w:t>
+          <w:t>27</w:t>
         </w:r>
         <w:r>
           <w:rPr>
@@ -15101,7 +17286,7 @@
           <w:lang w:eastAsia="hu-HU"/>
         </w:rPr>
       </w:pPr>
-      <w:hyperlink w:anchor="_Toc225766071" w:history="1">
+      <w:hyperlink w:anchor="_Toc225839593" w:history="1">
         <w:r>
           <w:rPr>
             <w:rStyle w:val="Hiperhivatkozs"/>
@@ -15143,7 +17328,7 @@
             <w:noProof/>
             <w:webHidden/>
           </w:rPr>
-          <w:instrText xml:space="preserve"> PAGEREF _Toc225766071 \h </w:instrText>
+          <w:instrText xml:space="preserve"> PAGEREF _Toc225839593 \h </w:instrText>
         </w:r>
         <w:r>
           <w:rPr>
@@ -15163,7 +17348,7 @@
             <w:noProof/>
             <w:webHidden/>
           </w:rPr>
-          <w:t>28</w:t>
+          <w:t>32</w:t>
         </w:r>
         <w:r>
           <w:rPr>

--- a/Dokkumentáció.docx
+++ b/Dokkumentáció.docx
@@ -803,6 +803,48 @@
     <w:p>
       <w:pPr>
         <w:spacing w:line="240" w:lineRule="auto"/>
+        <w:ind w:firstLine="840"/>
+        <w:jc w:val="right"/>
+        <w:textAlignment w:val="baseline"/>
+        <w:rPr>
+          <w:rFonts w:ascii="Segoe UI" w:eastAsia="Times New Roman" w:hAnsi="Segoe UI" w:cs="Segoe UI"/>
+          <w:sz w:val="18"/>
+          <w:szCs w:val="18"/>
+          <w:lang w:eastAsia="hu-HU"/>
+        </w:rPr>
+      </w:pPr>
+    </w:p>
+    <w:p>
+      <w:pPr>
+        <w:spacing w:line="240" w:lineRule="auto"/>
+        <w:ind w:firstLine="840"/>
+        <w:jc w:val="right"/>
+        <w:textAlignment w:val="baseline"/>
+        <w:rPr>
+          <w:rFonts w:ascii="Segoe UI" w:eastAsia="Times New Roman" w:hAnsi="Segoe UI" w:cs="Segoe UI"/>
+          <w:sz w:val="18"/>
+          <w:szCs w:val="18"/>
+          <w:lang w:eastAsia="hu-HU"/>
+        </w:rPr>
+      </w:pPr>
+    </w:p>
+    <w:p>
+      <w:pPr>
+        <w:spacing w:line="240" w:lineRule="auto"/>
+        <w:ind w:firstLine="840"/>
+        <w:jc w:val="right"/>
+        <w:textAlignment w:val="baseline"/>
+        <w:rPr>
+          <w:rFonts w:ascii="Segoe UI" w:eastAsia="Times New Roman" w:hAnsi="Segoe UI" w:cs="Segoe UI"/>
+          <w:sz w:val="18"/>
+          <w:szCs w:val="18"/>
+          <w:lang w:eastAsia="hu-HU"/>
+        </w:rPr>
+      </w:pPr>
+    </w:p>
+    <w:p>
+      <w:pPr>
+        <w:spacing w:line="240" w:lineRule="auto"/>
         <w:textAlignment w:val="baseline"/>
         <w:rPr>
           <w:rFonts w:ascii="Segoe UI" w:eastAsia="Times New Roman" w:hAnsi="Segoe UI" w:cs="Segoe UI"/>
@@ -937,7 +979,7 @@
         </w:rPr>
         <w:fldChar w:fldCharType="separate"/>
       </w:r>
-      <w:hyperlink w:anchor="_Toc225838730" w:history="1">
+      <w:hyperlink w:anchor="_Toc225843502" w:history="1">
         <w:r>
           <w:rPr>
             <w:rStyle w:val="Hiperhivatkozs"/>
@@ -981,7 +1023,7 @@
             <w:noProof/>
             <w:webHidden/>
           </w:rPr>
-          <w:instrText xml:space="preserve"> PAGEREF _Toc225838730 \h </w:instrText>
+          <w:instrText xml:space="preserve"> PAGEREF _Toc225843502 \h </w:instrText>
         </w:r>
         <w:r>
           <w:rPr>
@@ -1025,7 +1067,7 @@
           <w:lang w:eastAsia="hu-HU"/>
         </w:rPr>
       </w:pPr>
-      <w:hyperlink w:anchor="_Toc225838731" w:history="1">
+      <w:hyperlink w:anchor="_Toc225843503" w:history="1">
         <w:r>
           <w:rPr>
             <w:rStyle w:val="Hiperhivatkozs"/>
@@ -1069,7 +1111,7 @@
             <w:noProof/>
             <w:webHidden/>
           </w:rPr>
-          <w:instrText xml:space="preserve"> PAGEREF _Toc225838731 \h </w:instrText>
+          <w:instrText xml:space="preserve"> PAGEREF _Toc225843503 \h </w:instrText>
         </w:r>
         <w:r>
           <w:rPr>
@@ -1109,7 +1151,7 @@
           <w:lang w:eastAsia="hu-HU"/>
         </w:rPr>
       </w:pPr>
-      <w:hyperlink w:anchor="_Toc225838732" w:history="1">
+      <w:hyperlink w:anchor="_Toc225843504" w:history="1">
         <w:r>
           <w:rPr>
             <w:rStyle w:val="Hiperhivatkozs"/>
@@ -1153,7 +1195,7 @@
             <w:noProof/>
             <w:webHidden/>
           </w:rPr>
-          <w:instrText xml:space="preserve"> PAGEREF _Toc225838732 \h </w:instrText>
+          <w:instrText xml:space="preserve"> PAGEREF _Toc225843504 \h </w:instrText>
         </w:r>
         <w:r>
           <w:rPr>
@@ -1197,7 +1239,7 @@
           <w:lang w:eastAsia="hu-HU"/>
         </w:rPr>
       </w:pPr>
-      <w:hyperlink w:anchor="_Toc225838733" w:history="1">
+      <w:hyperlink w:anchor="_Toc225843505" w:history="1">
         <w:r>
           <w:rPr>
             <w:rStyle w:val="Hiperhivatkozs"/>
@@ -1241,7 +1283,7 @@
             <w:noProof/>
             <w:webHidden/>
           </w:rPr>
-          <w:instrText xml:space="preserve"> PAGEREF _Toc225838733 \h </w:instrText>
+          <w:instrText xml:space="preserve"> PAGEREF _Toc225843505 \h </w:instrText>
         </w:r>
         <w:r>
           <w:rPr>
@@ -1285,7 +1327,7 @@
           <w:lang w:eastAsia="hu-HU"/>
         </w:rPr>
       </w:pPr>
-      <w:hyperlink w:anchor="_Toc225838734" w:history="1">
+      <w:hyperlink w:anchor="_Toc225843506" w:history="1">
         <w:r>
           <w:rPr>
             <w:rStyle w:val="Hiperhivatkozs"/>
@@ -1329,7 +1371,7 @@
             <w:noProof/>
             <w:webHidden/>
           </w:rPr>
-          <w:instrText xml:space="preserve"> PAGEREF _Toc225838734 \h </w:instrText>
+          <w:instrText xml:space="preserve"> PAGEREF _Toc225843506 \h </w:instrText>
         </w:r>
         <w:r>
           <w:rPr>
@@ -1373,7 +1415,7 @@
           <w:lang w:eastAsia="hu-HU"/>
         </w:rPr>
       </w:pPr>
-      <w:hyperlink w:anchor="_Toc225838735" w:history="1">
+      <w:hyperlink w:anchor="_Toc225843507" w:history="1">
         <w:r>
           <w:rPr>
             <w:rStyle w:val="Hiperhivatkozs"/>
@@ -1417,7 +1459,7 @@
             <w:noProof/>
             <w:webHidden/>
           </w:rPr>
-          <w:instrText xml:space="preserve"> PAGEREF _Toc225838735 \h </w:instrText>
+          <w:instrText xml:space="preserve"> PAGEREF _Toc225843507 \h </w:instrText>
         </w:r>
         <w:r>
           <w:rPr>
@@ -1461,7 +1503,7 @@
           <w:lang w:eastAsia="hu-HU"/>
         </w:rPr>
       </w:pPr>
-      <w:hyperlink w:anchor="_Toc225838736" w:history="1">
+      <w:hyperlink w:anchor="_Toc225843508" w:history="1">
         <w:r>
           <w:rPr>
             <w:rStyle w:val="Hiperhivatkozs"/>
@@ -1505,7 +1547,7 @@
             <w:noProof/>
             <w:webHidden/>
           </w:rPr>
-          <w:instrText xml:space="preserve"> PAGEREF _Toc225838736 \h </w:instrText>
+          <w:instrText xml:space="preserve"> PAGEREF _Toc225843508 \h </w:instrText>
         </w:r>
         <w:r>
           <w:rPr>
@@ -1549,7 +1591,7 @@
           <w:lang w:eastAsia="hu-HU"/>
         </w:rPr>
       </w:pPr>
-      <w:hyperlink w:anchor="_Toc225838737" w:history="1">
+      <w:hyperlink w:anchor="_Toc225843509" w:history="1">
         <w:r>
           <w:rPr>
             <w:rStyle w:val="Hiperhivatkozs"/>
@@ -1593,7 +1635,7 @@
             <w:noProof/>
             <w:webHidden/>
           </w:rPr>
-          <w:instrText xml:space="preserve"> PAGEREF _Toc225838737 \h </w:instrText>
+          <w:instrText xml:space="preserve"> PAGEREF _Toc225843509 \h </w:instrText>
         </w:r>
         <w:r>
           <w:rPr>
@@ -1613,7 +1655,7 @@
             <w:noProof/>
             <w:webHidden/>
           </w:rPr>
-          <w:t>9</w:t>
+          <w:t>8</w:t>
         </w:r>
         <w:r>
           <w:rPr>
@@ -1637,7 +1679,7 @@
           <w:lang w:eastAsia="hu-HU"/>
         </w:rPr>
       </w:pPr>
-      <w:hyperlink w:anchor="_Toc225838738" w:history="1">
+      <w:hyperlink w:anchor="_Toc225843510" w:history="1">
         <w:r>
           <w:rPr>
             <w:rStyle w:val="Hiperhivatkozs"/>
@@ -1681,7 +1723,7 @@
             <w:noProof/>
             <w:webHidden/>
           </w:rPr>
-          <w:instrText xml:space="preserve"> PAGEREF _Toc225838738 \h </w:instrText>
+          <w:instrText xml:space="preserve"> PAGEREF _Toc225843510 \h </w:instrText>
         </w:r>
         <w:r>
           <w:rPr>
@@ -1725,7 +1767,7 @@
           <w:lang w:eastAsia="hu-HU"/>
         </w:rPr>
       </w:pPr>
-      <w:hyperlink w:anchor="_Toc225838739" w:history="1">
+      <w:hyperlink w:anchor="_Toc225843511" w:history="1">
         <w:r>
           <w:rPr>
             <w:rStyle w:val="Hiperhivatkozs"/>
@@ -1769,7 +1811,7 @@
             <w:noProof/>
             <w:webHidden/>
           </w:rPr>
-          <w:instrText xml:space="preserve"> PAGEREF _Toc225838739 \h </w:instrText>
+          <w:instrText xml:space="preserve"> PAGEREF _Toc225843511 \h </w:instrText>
         </w:r>
         <w:r>
           <w:rPr>
@@ -1813,7 +1855,7 @@
           <w:lang w:eastAsia="hu-HU"/>
         </w:rPr>
       </w:pPr>
-      <w:hyperlink w:anchor="_Toc225838740" w:history="1">
+      <w:hyperlink w:anchor="_Toc225843512" w:history="1">
         <w:r>
           <w:rPr>
             <w:rStyle w:val="Hiperhivatkozs"/>
@@ -1857,7 +1899,7 @@
             <w:noProof/>
             <w:webHidden/>
           </w:rPr>
-          <w:instrText xml:space="preserve"> PAGEREF _Toc225838740 \h </w:instrText>
+          <w:instrText xml:space="preserve"> PAGEREF _Toc225843512 \h </w:instrText>
         </w:r>
         <w:r>
           <w:rPr>
@@ -1897,7 +1939,7 @@
           <w:lang w:eastAsia="hu-HU"/>
         </w:rPr>
       </w:pPr>
-      <w:hyperlink w:anchor="_Toc225838741" w:history="1">
+      <w:hyperlink w:anchor="_Toc225843513" w:history="1">
         <w:r>
           <w:rPr>
             <w:rStyle w:val="Hiperhivatkozs"/>
@@ -1941,7 +1983,7 @@
             <w:noProof/>
             <w:webHidden/>
           </w:rPr>
-          <w:instrText xml:space="preserve"> PAGEREF _Toc225838741 \h </w:instrText>
+          <w:instrText xml:space="preserve"> PAGEREF _Toc225843513 \h </w:instrText>
         </w:r>
         <w:r>
           <w:rPr>
@@ -1985,7 +2027,7 @@
           <w:lang w:eastAsia="hu-HU"/>
         </w:rPr>
       </w:pPr>
-      <w:hyperlink w:anchor="_Toc225838742" w:history="1">
+      <w:hyperlink w:anchor="_Toc225843514" w:history="1">
         <w:r>
           <w:rPr>
             <w:rStyle w:val="Hiperhivatkozs"/>
@@ -2029,7 +2071,7 @@
             <w:noProof/>
             <w:webHidden/>
           </w:rPr>
-          <w:instrText xml:space="preserve"> PAGEREF _Toc225838742 \h </w:instrText>
+          <w:instrText xml:space="preserve"> PAGEREF _Toc225843514 \h </w:instrText>
         </w:r>
         <w:r>
           <w:rPr>
@@ -2072,7 +2114,7 @@
           <w:lang w:eastAsia="hu-HU"/>
         </w:rPr>
       </w:pPr>
-      <w:hyperlink w:anchor="_Toc225838743" w:history="1">
+      <w:hyperlink w:anchor="_Toc225843515" w:history="1">
         <w:r>
           <w:rPr>
             <w:rStyle w:val="Hiperhivatkozs"/>
@@ -2100,7 +2142,7 @@
             <w:noProof/>
             <w:webHidden/>
           </w:rPr>
-          <w:instrText xml:space="preserve"> PAGEREF _Toc225838743 \h </w:instrText>
+          <w:instrText xml:space="preserve"> PAGEREF _Toc225843515 \h </w:instrText>
         </w:r>
         <w:r>
           <w:rPr>
@@ -2143,7 +2185,7 @@
           <w:lang w:eastAsia="hu-HU"/>
         </w:rPr>
       </w:pPr>
-      <w:hyperlink w:anchor="_Toc225838744" w:history="1">
+      <w:hyperlink w:anchor="_Toc225843516" w:history="1">
         <w:r>
           <w:rPr>
             <w:rStyle w:val="Hiperhivatkozs"/>
@@ -2171,7 +2213,7 @@
             <w:noProof/>
             <w:webHidden/>
           </w:rPr>
-          <w:instrText xml:space="preserve"> PAGEREF _Toc225838744 \h </w:instrText>
+          <w:instrText xml:space="preserve"> PAGEREF _Toc225843516 \h </w:instrText>
         </w:r>
         <w:r>
           <w:rPr>
@@ -2214,7 +2256,7 @@
           <w:lang w:eastAsia="hu-HU"/>
         </w:rPr>
       </w:pPr>
-      <w:hyperlink w:anchor="_Toc225838745" w:history="1">
+      <w:hyperlink w:anchor="_Toc225843517" w:history="1">
         <w:r>
           <w:rPr>
             <w:rStyle w:val="Hiperhivatkozs"/>
@@ -2242,7 +2284,7 @@
             <w:noProof/>
             <w:webHidden/>
           </w:rPr>
-          <w:instrText xml:space="preserve"> PAGEREF _Toc225838745 \h </w:instrText>
+          <w:instrText xml:space="preserve"> PAGEREF _Toc225843517 \h </w:instrText>
         </w:r>
         <w:r>
           <w:rPr>
@@ -2282,7 +2324,7 @@
           <w:lang w:eastAsia="hu-HU"/>
         </w:rPr>
       </w:pPr>
-      <w:hyperlink w:anchor="_Toc225838746" w:history="1">
+      <w:hyperlink w:anchor="_Toc225843518" w:history="1">
         <w:r>
           <w:rPr>
             <w:rStyle w:val="Hiperhivatkozs"/>
@@ -2326,7 +2368,7 @@
             <w:noProof/>
             <w:webHidden/>
           </w:rPr>
-          <w:instrText xml:space="preserve"> PAGEREF _Toc225838746 \h </w:instrText>
+          <w:instrText xml:space="preserve"> PAGEREF _Toc225843518 \h </w:instrText>
         </w:r>
         <w:r>
           <w:rPr>
@@ -2370,7 +2412,7 @@
           <w:lang w:eastAsia="hu-HU"/>
         </w:rPr>
       </w:pPr>
-      <w:hyperlink w:anchor="_Toc225838747" w:history="1">
+      <w:hyperlink w:anchor="_Toc225843519" w:history="1">
         <w:r>
           <w:rPr>
             <w:rStyle w:val="Hiperhivatkozs"/>
@@ -2414,7 +2456,7 @@
             <w:noProof/>
             <w:webHidden/>
           </w:rPr>
-          <w:instrText xml:space="preserve"> PAGEREF _Toc225838747 \h </w:instrText>
+          <w:instrText xml:space="preserve"> PAGEREF _Toc225843519 \h </w:instrText>
         </w:r>
         <w:r>
           <w:rPr>
@@ -2458,7 +2500,7 @@
           <w:lang w:eastAsia="hu-HU"/>
         </w:rPr>
       </w:pPr>
-      <w:hyperlink w:anchor="_Toc225838748" w:history="1">
+      <w:hyperlink w:anchor="_Toc225843520" w:history="1">
         <w:r>
           <w:rPr>
             <w:rStyle w:val="Hiperhivatkozs"/>
@@ -2502,7 +2544,7 @@
             <w:noProof/>
             <w:webHidden/>
           </w:rPr>
-          <w:instrText xml:space="preserve"> PAGEREF _Toc225838748 \h </w:instrText>
+          <w:instrText xml:space="preserve"> PAGEREF _Toc225843520 \h </w:instrText>
         </w:r>
         <w:r>
           <w:rPr>
@@ -2546,7 +2588,7 @@
           <w:lang w:eastAsia="hu-HU"/>
         </w:rPr>
       </w:pPr>
-      <w:hyperlink w:anchor="_Toc225838749" w:history="1">
+      <w:hyperlink w:anchor="_Toc225843521" w:history="1">
         <w:r>
           <w:rPr>
             <w:rStyle w:val="Hiperhivatkozs"/>
@@ -2591,7 +2633,7 @@
             <w:noProof/>
             <w:webHidden/>
           </w:rPr>
-          <w:instrText xml:space="preserve"> PAGEREF _Toc225838749 \h </w:instrText>
+          <w:instrText xml:space="preserve"> PAGEREF _Toc225843521 \h </w:instrText>
         </w:r>
         <w:r>
           <w:rPr>
@@ -2635,7 +2677,7 @@
           <w:lang w:eastAsia="hu-HU"/>
         </w:rPr>
       </w:pPr>
-      <w:hyperlink w:anchor="_Toc225838750" w:history="1">
+      <w:hyperlink w:anchor="_Toc225843522" w:history="1">
         <w:r>
           <w:rPr>
             <w:rStyle w:val="Hiperhivatkozs"/>
@@ -2680,7 +2722,7 @@
             <w:noProof/>
             <w:webHidden/>
           </w:rPr>
-          <w:instrText xml:space="preserve"> PAGEREF _Toc225838750 \h </w:instrText>
+          <w:instrText xml:space="preserve"> PAGEREF _Toc225843522 \h </w:instrText>
         </w:r>
         <w:r>
           <w:rPr>
@@ -2724,7 +2766,7 @@
           <w:lang w:eastAsia="hu-HU"/>
         </w:rPr>
       </w:pPr>
-      <w:hyperlink w:anchor="_Toc225838751" w:history="1">
+      <w:hyperlink w:anchor="_Toc225843523" w:history="1">
         <w:r>
           <w:rPr>
             <w:rStyle w:val="Hiperhivatkozs"/>
@@ -2769,7 +2811,7 @@
             <w:noProof/>
             <w:webHidden/>
           </w:rPr>
-          <w:instrText xml:space="preserve"> PAGEREF _Toc225838751 \h </w:instrText>
+          <w:instrText xml:space="preserve"> PAGEREF _Toc225843523 \h </w:instrText>
         </w:r>
         <w:r>
           <w:rPr>
@@ -2813,7 +2855,7 @@
           <w:lang w:eastAsia="hu-HU"/>
         </w:rPr>
       </w:pPr>
-      <w:hyperlink w:anchor="_Toc225838752" w:history="1">
+      <w:hyperlink w:anchor="_Toc225843524" w:history="1">
         <w:r>
           <w:rPr>
             <w:rStyle w:val="Hiperhivatkozs"/>
@@ -2858,7 +2900,7 @@
             <w:noProof/>
             <w:webHidden/>
           </w:rPr>
-          <w:instrText xml:space="preserve"> PAGEREF _Toc225838752 \h </w:instrText>
+          <w:instrText xml:space="preserve"> PAGEREF _Toc225843524 \h </w:instrText>
         </w:r>
         <w:r>
           <w:rPr>
@@ -2902,7 +2944,7 @@
           <w:lang w:eastAsia="hu-HU"/>
         </w:rPr>
       </w:pPr>
-      <w:hyperlink w:anchor="_Toc225838753" w:history="1">
+      <w:hyperlink w:anchor="_Toc225843525" w:history="1">
         <w:r>
           <w:rPr>
             <w:rStyle w:val="Hiperhivatkozs"/>
@@ -2947,7 +2989,7 @@
             <w:noProof/>
             <w:webHidden/>
           </w:rPr>
-          <w:instrText xml:space="preserve"> PAGEREF _Toc225838753 \h </w:instrText>
+          <w:instrText xml:space="preserve"> PAGEREF _Toc225843525 \h </w:instrText>
         </w:r>
         <w:r>
           <w:rPr>
@@ -2967,7 +3009,7 @@
             <w:noProof/>
             <w:webHidden/>
           </w:rPr>
-          <w:t>13</w:t>
+          <w:t>12</w:t>
         </w:r>
         <w:r>
           <w:rPr>
@@ -2991,7 +3033,7 @@
           <w:lang w:eastAsia="hu-HU"/>
         </w:rPr>
       </w:pPr>
-      <w:hyperlink w:anchor="_Toc225838754" w:history="1">
+      <w:hyperlink w:anchor="_Toc225843526" w:history="1">
         <w:r>
           <w:rPr>
             <w:rStyle w:val="Hiperhivatkozs"/>
@@ -3036,7 +3078,7 @@
             <w:noProof/>
             <w:webHidden/>
           </w:rPr>
-          <w:instrText xml:space="preserve"> PAGEREF _Toc225838754 \h </w:instrText>
+          <w:instrText xml:space="preserve"> PAGEREF _Toc225843526 \h </w:instrText>
         </w:r>
         <w:r>
           <w:rPr>
@@ -3080,7 +3122,7 @@
           <w:lang w:eastAsia="hu-HU"/>
         </w:rPr>
       </w:pPr>
-      <w:hyperlink w:anchor="_Toc225838755" w:history="1">
+      <w:hyperlink w:anchor="_Toc225843527" w:history="1">
         <w:r>
           <w:rPr>
             <w:rStyle w:val="Hiperhivatkozs"/>
@@ -3124,7 +3166,7 @@
             <w:noProof/>
             <w:webHidden/>
           </w:rPr>
-          <w:instrText xml:space="preserve"> PAGEREF _Toc225838755 \h </w:instrText>
+          <w:instrText xml:space="preserve"> PAGEREF _Toc225843527 \h </w:instrText>
         </w:r>
         <w:r>
           <w:rPr>
@@ -3144,7 +3186,7 @@
             <w:noProof/>
             <w:webHidden/>
           </w:rPr>
-          <w:t>14</w:t>
+          <w:t>13</w:t>
         </w:r>
         <w:r>
           <w:rPr>
@@ -3164,7 +3206,7 @@
           <w:lang w:eastAsia="hu-HU"/>
         </w:rPr>
       </w:pPr>
-      <w:hyperlink w:anchor="_Toc225838756" w:history="1">
+      <w:hyperlink w:anchor="_Toc225843528" w:history="1">
         <w:r>
           <w:rPr>
             <w:rStyle w:val="Hiperhivatkozs"/>
@@ -3208,7 +3250,7 @@
             <w:noProof/>
             <w:webHidden/>
           </w:rPr>
-          <w:instrText xml:space="preserve"> PAGEREF _Toc225838756 \h </w:instrText>
+          <w:instrText xml:space="preserve"> PAGEREF _Toc225843528 \h </w:instrText>
         </w:r>
         <w:r>
           <w:rPr>
@@ -3228,7 +3270,7 @@
             <w:noProof/>
             <w:webHidden/>
           </w:rPr>
-          <w:t>15</w:t>
+          <w:t>14</w:t>
         </w:r>
         <w:r>
           <w:rPr>
@@ -3252,7 +3294,7 @@
           <w:lang w:eastAsia="hu-HU"/>
         </w:rPr>
       </w:pPr>
-      <w:hyperlink w:anchor="_Toc225838757" w:history="1">
+      <w:hyperlink w:anchor="_Toc225843529" w:history="1">
         <w:r>
           <w:rPr>
             <w:rStyle w:val="Hiperhivatkozs"/>
@@ -3296,7 +3338,7 @@
             <w:noProof/>
             <w:webHidden/>
           </w:rPr>
-          <w:instrText xml:space="preserve"> PAGEREF _Toc225838757 \h </w:instrText>
+          <w:instrText xml:space="preserve"> PAGEREF _Toc225843529 \h </w:instrText>
         </w:r>
         <w:r>
           <w:rPr>
@@ -3316,7 +3358,7 @@
             <w:noProof/>
             <w:webHidden/>
           </w:rPr>
-          <w:t>15</w:t>
+          <w:t>14</w:t>
         </w:r>
         <w:r>
           <w:rPr>
@@ -3340,7 +3382,7 @@
           <w:lang w:eastAsia="hu-HU"/>
         </w:rPr>
       </w:pPr>
-      <w:hyperlink w:anchor="_Toc225838758" w:history="1">
+      <w:hyperlink w:anchor="_Toc225843530" w:history="1">
         <w:r>
           <w:rPr>
             <w:rStyle w:val="Hiperhivatkozs"/>
@@ -3384,7 +3426,7 @@
             <w:noProof/>
             <w:webHidden/>
           </w:rPr>
-          <w:instrText xml:space="preserve"> PAGEREF _Toc225838758 \h </w:instrText>
+          <w:instrText xml:space="preserve"> PAGEREF _Toc225843530 \h </w:instrText>
         </w:r>
         <w:r>
           <w:rPr>
@@ -3404,7 +3446,7 @@
             <w:noProof/>
             <w:webHidden/>
           </w:rPr>
-          <w:t>15</w:t>
+          <w:t>14</w:t>
         </w:r>
         <w:r>
           <w:rPr>
@@ -3428,7 +3470,7 @@
           <w:lang w:eastAsia="hu-HU"/>
         </w:rPr>
       </w:pPr>
-      <w:hyperlink w:anchor="_Toc225838759" w:history="1">
+      <w:hyperlink w:anchor="_Toc225843531" w:history="1">
         <w:r>
           <w:rPr>
             <w:rStyle w:val="Hiperhivatkozs"/>
@@ -3472,7 +3514,7 @@
             <w:noProof/>
             <w:webHidden/>
           </w:rPr>
-          <w:instrText xml:space="preserve"> PAGEREF _Toc225838759 \h </w:instrText>
+          <w:instrText xml:space="preserve"> PAGEREF _Toc225843531 \h </w:instrText>
         </w:r>
         <w:r>
           <w:rPr>
@@ -3492,7 +3534,7 @@
             <w:noProof/>
             <w:webHidden/>
           </w:rPr>
-          <w:t>16</w:t>
+          <w:t>15</w:t>
         </w:r>
         <w:r>
           <w:rPr>
@@ -3516,7 +3558,7 @@
           <w:lang w:eastAsia="hu-HU"/>
         </w:rPr>
       </w:pPr>
-      <w:hyperlink w:anchor="_Toc225838760" w:history="1">
+      <w:hyperlink w:anchor="_Toc225843532" w:history="1">
         <w:r>
           <w:rPr>
             <w:rStyle w:val="Hiperhivatkozs"/>
@@ -3561,7 +3603,7 @@
             <w:noProof/>
             <w:webHidden/>
           </w:rPr>
-          <w:instrText xml:space="preserve"> PAGEREF _Toc225838760 \h </w:instrText>
+          <w:instrText xml:space="preserve"> PAGEREF _Toc225843532 \h </w:instrText>
         </w:r>
         <w:r>
           <w:rPr>
@@ -3581,7 +3623,7 @@
             <w:noProof/>
             <w:webHidden/>
           </w:rPr>
-          <w:t>16</w:t>
+          <w:t>15</w:t>
         </w:r>
         <w:r>
           <w:rPr>
@@ -3605,7 +3647,7 @@
           <w:lang w:eastAsia="hu-HU"/>
         </w:rPr>
       </w:pPr>
-      <w:hyperlink w:anchor="_Toc225838761" w:history="1">
+      <w:hyperlink w:anchor="_Toc225843533" w:history="1">
         <w:r>
           <w:rPr>
             <w:rStyle w:val="Hiperhivatkozs"/>
@@ -3650,7 +3692,7 @@
             <w:noProof/>
             <w:webHidden/>
           </w:rPr>
-          <w:instrText xml:space="preserve"> PAGEREF _Toc225838761 \h </w:instrText>
+          <w:instrText xml:space="preserve"> PAGEREF _Toc225843533 \h </w:instrText>
         </w:r>
         <w:r>
           <w:rPr>
@@ -3670,7 +3712,7 @@
             <w:noProof/>
             <w:webHidden/>
           </w:rPr>
-          <w:t>16</w:t>
+          <w:t>15</w:t>
         </w:r>
         <w:r>
           <w:rPr>
@@ -3694,7 +3736,7 @@
           <w:lang w:eastAsia="hu-HU"/>
         </w:rPr>
       </w:pPr>
-      <w:hyperlink w:anchor="_Toc225838762" w:history="1">
+      <w:hyperlink w:anchor="_Toc225843534" w:history="1">
         <w:r>
           <w:rPr>
             <w:rStyle w:val="Hiperhivatkozs"/>
@@ -3739,7 +3781,7 @@
             <w:noProof/>
             <w:webHidden/>
           </w:rPr>
-          <w:instrText xml:space="preserve"> PAGEREF _Toc225838762 \h </w:instrText>
+          <w:instrText xml:space="preserve"> PAGEREF _Toc225843534 \h </w:instrText>
         </w:r>
         <w:r>
           <w:rPr>
@@ -3759,7 +3801,7 @@
             <w:noProof/>
             <w:webHidden/>
           </w:rPr>
-          <w:t>16</w:t>
+          <w:t>15</w:t>
         </w:r>
         <w:r>
           <w:rPr>
@@ -3783,7 +3825,7 @@
           <w:lang w:eastAsia="hu-HU"/>
         </w:rPr>
       </w:pPr>
-      <w:hyperlink w:anchor="_Toc225838763" w:history="1">
+      <w:hyperlink w:anchor="_Toc225843535" w:history="1">
         <w:r>
           <w:rPr>
             <w:rStyle w:val="Hiperhivatkozs"/>
@@ -3828,7 +3870,7 @@
             <w:noProof/>
             <w:webHidden/>
           </w:rPr>
-          <w:instrText xml:space="preserve"> PAGEREF _Toc225838763 \h </w:instrText>
+          <w:instrText xml:space="preserve"> PAGEREF _Toc225843535 \h </w:instrText>
         </w:r>
         <w:r>
           <w:rPr>
@@ -3848,7 +3890,7 @@
             <w:noProof/>
             <w:webHidden/>
           </w:rPr>
-          <w:t>16</w:t>
+          <w:t>15</w:t>
         </w:r>
         <w:r>
           <w:rPr>
@@ -3872,7 +3914,7 @@
           <w:lang w:eastAsia="hu-HU"/>
         </w:rPr>
       </w:pPr>
-      <w:hyperlink w:anchor="_Toc225838764" w:history="1">
+      <w:hyperlink w:anchor="_Toc225843536" w:history="1">
         <w:r>
           <w:rPr>
             <w:rStyle w:val="Hiperhivatkozs"/>
@@ -3916,7 +3958,7 @@
             <w:noProof/>
             <w:webHidden/>
           </w:rPr>
-          <w:instrText xml:space="preserve"> PAGEREF _Toc225838764 \h </w:instrText>
+          <w:instrText xml:space="preserve"> PAGEREF _Toc225843536 \h </w:instrText>
         </w:r>
         <w:r>
           <w:rPr>
@@ -3936,7 +3978,7 @@
             <w:noProof/>
             <w:webHidden/>
           </w:rPr>
-          <w:t>17</w:t>
+          <w:t>15</w:t>
         </w:r>
         <w:r>
           <w:rPr>
@@ -3960,7 +4002,7 @@
           <w:lang w:eastAsia="hu-HU"/>
         </w:rPr>
       </w:pPr>
-      <w:hyperlink w:anchor="_Toc225838765" w:history="1">
+      <w:hyperlink w:anchor="_Toc225843537" w:history="1">
         <w:r>
           <w:rPr>
             <w:rStyle w:val="Hiperhivatkozs"/>
@@ -4005,7 +4047,7 @@
             <w:noProof/>
             <w:webHidden/>
           </w:rPr>
-          <w:instrText xml:space="preserve"> PAGEREF _Toc225838765 \h </w:instrText>
+          <w:instrText xml:space="preserve"> PAGEREF _Toc225843537 \h </w:instrText>
         </w:r>
         <w:r>
           <w:rPr>
@@ -4025,7 +4067,7 @@
             <w:noProof/>
             <w:webHidden/>
           </w:rPr>
-          <w:t>17</w:t>
+          <w:t>15</w:t>
         </w:r>
         <w:r>
           <w:rPr>
@@ -4049,7 +4091,7 @@
           <w:lang w:eastAsia="hu-HU"/>
         </w:rPr>
       </w:pPr>
-      <w:hyperlink w:anchor="_Toc225838766" w:history="1">
+      <w:hyperlink w:anchor="_Toc225843538" w:history="1">
         <w:r>
           <w:rPr>
             <w:rStyle w:val="Hiperhivatkozs"/>
@@ -4094,7 +4136,7 @@
             <w:noProof/>
             <w:webHidden/>
           </w:rPr>
-          <w:instrText xml:space="preserve"> PAGEREF _Toc225838766 \h </w:instrText>
+          <w:instrText xml:space="preserve"> PAGEREF _Toc225843538 \h </w:instrText>
         </w:r>
         <w:r>
           <w:rPr>
@@ -4114,7 +4156,7 @@
             <w:noProof/>
             <w:webHidden/>
           </w:rPr>
-          <w:t>17</w:t>
+          <w:t>16</w:t>
         </w:r>
         <w:r>
           <w:rPr>
@@ -4138,7 +4180,7 @@
           <w:lang w:eastAsia="hu-HU"/>
         </w:rPr>
       </w:pPr>
-      <w:hyperlink w:anchor="_Toc225838767" w:history="1">
+      <w:hyperlink w:anchor="_Toc225843539" w:history="1">
         <w:r>
           <w:rPr>
             <w:rStyle w:val="Hiperhivatkozs"/>
@@ -4183,7 +4225,7 @@
             <w:noProof/>
             <w:webHidden/>
           </w:rPr>
-          <w:instrText xml:space="preserve"> PAGEREF _Toc225838767 \h </w:instrText>
+          <w:instrText xml:space="preserve"> PAGEREF _Toc225843539 \h </w:instrText>
         </w:r>
         <w:r>
           <w:rPr>
@@ -4203,7 +4245,7 @@
             <w:noProof/>
             <w:webHidden/>
           </w:rPr>
-          <w:t>17</w:t>
+          <w:t>16</w:t>
         </w:r>
         <w:r>
           <w:rPr>
@@ -4227,7 +4269,7 @@
           <w:lang w:eastAsia="hu-HU"/>
         </w:rPr>
       </w:pPr>
-      <w:hyperlink w:anchor="_Toc225838768" w:history="1">
+      <w:hyperlink w:anchor="_Toc225843540" w:history="1">
         <w:r>
           <w:rPr>
             <w:rStyle w:val="Hiperhivatkozs"/>
@@ -4272,7 +4314,7 @@
             <w:noProof/>
             <w:webHidden/>
           </w:rPr>
-          <w:instrText xml:space="preserve"> PAGEREF _Toc225838768 \h </w:instrText>
+          <w:instrText xml:space="preserve"> PAGEREF _Toc225843540 \h </w:instrText>
         </w:r>
         <w:r>
           <w:rPr>
@@ -4292,7 +4334,7 @@
             <w:noProof/>
             <w:webHidden/>
           </w:rPr>
-          <w:t>17</w:t>
+          <w:t>16</w:t>
         </w:r>
         <w:r>
           <w:rPr>
@@ -4316,7 +4358,7 @@
           <w:lang w:eastAsia="hu-HU"/>
         </w:rPr>
       </w:pPr>
-      <w:hyperlink w:anchor="_Toc225838769" w:history="1">
+      <w:hyperlink w:anchor="_Toc225843541" w:history="1">
         <w:r>
           <w:rPr>
             <w:rStyle w:val="Hiperhivatkozs"/>
@@ -4361,7 +4403,7 @@
             <w:noProof/>
             <w:webHidden/>
           </w:rPr>
-          <w:instrText xml:space="preserve"> PAGEREF _Toc225838769 \h </w:instrText>
+          <w:instrText xml:space="preserve"> PAGEREF _Toc225843541 \h </w:instrText>
         </w:r>
         <w:r>
           <w:rPr>
@@ -4381,7 +4423,7 @@
             <w:noProof/>
             <w:webHidden/>
           </w:rPr>
-          <w:t>18</w:t>
+          <w:t>16</w:t>
         </w:r>
         <w:r>
           <w:rPr>
@@ -4405,7 +4447,7 @@
           <w:lang w:eastAsia="hu-HU"/>
         </w:rPr>
       </w:pPr>
-      <w:hyperlink w:anchor="_Toc225838770" w:history="1">
+      <w:hyperlink w:anchor="_Toc225843542" w:history="1">
         <w:r>
           <w:rPr>
             <w:rStyle w:val="Hiperhivatkozs"/>
@@ -4449,7 +4491,7 @@
             <w:noProof/>
             <w:webHidden/>
           </w:rPr>
-          <w:instrText xml:space="preserve"> PAGEREF _Toc225838770 \h </w:instrText>
+          <w:instrText xml:space="preserve"> PAGEREF _Toc225843542 \h </w:instrText>
         </w:r>
         <w:r>
           <w:rPr>
@@ -4469,7 +4511,7 @@
             <w:noProof/>
             <w:webHidden/>
           </w:rPr>
-          <w:t>18</w:t>
+          <w:t>16</w:t>
         </w:r>
         <w:r>
           <w:rPr>
@@ -4493,7 +4535,7 @@
           <w:lang w:eastAsia="hu-HU"/>
         </w:rPr>
       </w:pPr>
-      <w:hyperlink w:anchor="_Toc225838771" w:history="1">
+      <w:hyperlink w:anchor="_Toc225843543" w:history="1">
         <w:r>
           <w:rPr>
             <w:rStyle w:val="Hiperhivatkozs"/>
@@ -4538,7 +4580,7 @@
             <w:noProof/>
             <w:webHidden/>
           </w:rPr>
-          <w:instrText xml:space="preserve"> PAGEREF _Toc225838771 \h </w:instrText>
+          <w:instrText xml:space="preserve"> PAGEREF _Toc225843543 \h </w:instrText>
         </w:r>
         <w:r>
           <w:rPr>
@@ -4558,7 +4600,7 @@
             <w:noProof/>
             <w:webHidden/>
           </w:rPr>
-          <w:t>18</w:t>
+          <w:t>16</w:t>
         </w:r>
         <w:r>
           <w:rPr>
@@ -4582,7 +4624,7 @@
           <w:lang w:eastAsia="hu-HU"/>
         </w:rPr>
       </w:pPr>
-      <w:hyperlink w:anchor="_Toc225838772" w:history="1">
+      <w:hyperlink w:anchor="_Toc225843544" w:history="1">
         <w:r>
           <w:rPr>
             <w:rStyle w:val="Hiperhivatkozs"/>
@@ -4627,7 +4669,7 @@
             <w:noProof/>
             <w:webHidden/>
           </w:rPr>
-          <w:instrText xml:space="preserve"> PAGEREF _Toc225838772 \h </w:instrText>
+          <w:instrText xml:space="preserve"> PAGEREF _Toc225843544 \h </w:instrText>
         </w:r>
         <w:r>
           <w:rPr>
@@ -4647,7 +4689,7 @@
             <w:noProof/>
             <w:webHidden/>
           </w:rPr>
-          <w:t>18</w:t>
+          <w:t>17</w:t>
         </w:r>
         <w:r>
           <w:rPr>
@@ -4671,7 +4713,7 @@
           <w:lang w:eastAsia="hu-HU"/>
         </w:rPr>
       </w:pPr>
-      <w:hyperlink w:anchor="_Toc225838773" w:history="1">
+      <w:hyperlink w:anchor="_Toc225843545" w:history="1">
         <w:r>
           <w:rPr>
             <w:rStyle w:val="Hiperhivatkozs"/>
@@ -4716,7 +4758,7 @@
             <w:noProof/>
             <w:webHidden/>
           </w:rPr>
-          <w:instrText xml:space="preserve"> PAGEREF _Toc225838773 \h </w:instrText>
+          <w:instrText xml:space="preserve"> PAGEREF _Toc225843545 \h </w:instrText>
         </w:r>
         <w:r>
           <w:rPr>
@@ -4736,7 +4778,7 @@
             <w:noProof/>
             <w:webHidden/>
           </w:rPr>
-          <w:t>18</w:t>
+          <w:t>17</w:t>
         </w:r>
         <w:r>
           <w:rPr>
@@ -4760,7 +4802,7 @@
           <w:lang w:eastAsia="hu-HU"/>
         </w:rPr>
       </w:pPr>
-      <w:hyperlink w:anchor="_Toc225838774" w:history="1">
+      <w:hyperlink w:anchor="_Toc225843546" w:history="1">
         <w:r>
           <w:rPr>
             <w:rStyle w:val="Hiperhivatkozs"/>
@@ -4805,7 +4847,7 @@
             <w:noProof/>
             <w:webHidden/>
           </w:rPr>
-          <w:instrText xml:space="preserve"> PAGEREF _Toc225838774 \h </w:instrText>
+          <w:instrText xml:space="preserve"> PAGEREF _Toc225843546 \h </w:instrText>
         </w:r>
         <w:r>
           <w:rPr>
@@ -4825,7 +4867,7 @@
             <w:noProof/>
             <w:webHidden/>
           </w:rPr>
-          <w:t>19</w:t>
+          <w:t>17</w:t>
         </w:r>
         <w:r>
           <w:rPr>
@@ -4849,7 +4891,7 @@
           <w:lang w:eastAsia="hu-HU"/>
         </w:rPr>
       </w:pPr>
-      <w:hyperlink w:anchor="_Toc225838775" w:history="1">
+      <w:hyperlink w:anchor="_Toc225843547" w:history="1">
         <w:r>
           <w:rPr>
             <w:rStyle w:val="Hiperhivatkozs"/>
@@ -4894,7 +4936,7 @@
             <w:noProof/>
             <w:webHidden/>
           </w:rPr>
-          <w:instrText xml:space="preserve"> PAGEREF _Toc225838775 \h </w:instrText>
+          <w:instrText xml:space="preserve"> PAGEREF _Toc225843547 \h </w:instrText>
         </w:r>
         <w:r>
           <w:rPr>
@@ -4914,7 +4956,7 @@
             <w:noProof/>
             <w:webHidden/>
           </w:rPr>
-          <w:t>19</w:t>
+          <w:t>17</w:t>
         </w:r>
         <w:r>
           <w:rPr>
@@ -4934,7 +4976,7 @@
           <w:lang w:eastAsia="hu-HU"/>
         </w:rPr>
       </w:pPr>
-      <w:hyperlink w:anchor="_Toc225838776" w:history="1">
+      <w:hyperlink w:anchor="_Toc225843548" w:history="1">
         <w:r>
           <w:rPr>
             <w:rStyle w:val="Hiperhivatkozs"/>
@@ -4978,7 +5020,7 @@
             <w:noProof/>
             <w:webHidden/>
           </w:rPr>
-          <w:instrText xml:space="preserve"> PAGEREF _Toc225838776 \h </w:instrText>
+          <w:instrText xml:space="preserve"> PAGEREF _Toc225843548 \h </w:instrText>
         </w:r>
         <w:r>
           <w:rPr>
@@ -4998,7 +5040,7 @@
             <w:noProof/>
             <w:webHidden/>
           </w:rPr>
-          <w:t>20</w:t>
+          <w:t>18</w:t>
         </w:r>
         <w:r>
           <w:rPr>
@@ -5022,7 +5064,7 @@
           <w:lang w:eastAsia="hu-HU"/>
         </w:rPr>
       </w:pPr>
-      <w:hyperlink w:anchor="_Toc225838777" w:history="1">
+      <w:hyperlink w:anchor="_Toc225843549" w:history="1">
         <w:r>
           <w:rPr>
             <w:rStyle w:val="Hiperhivatkozs"/>
@@ -5066,7 +5108,7 @@
             <w:noProof/>
             <w:webHidden/>
           </w:rPr>
-          <w:instrText xml:space="preserve"> PAGEREF _Toc225838777 \h </w:instrText>
+          <w:instrText xml:space="preserve"> PAGEREF _Toc225843549 \h </w:instrText>
         </w:r>
         <w:r>
           <w:rPr>
@@ -5086,7 +5128,7 @@
             <w:noProof/>
             <w:webHidden/>
           </w:rPr>
-          <w:t>20</w:t>
+          <w:t>18</w:t>
         </w:r>
         <w:r>
           <w:rPr>
@@ -5110,7 +5152,7 @@
           <w:lang w:eastAsia="hu-HU"/>
         </w:rPr>
       </w:pPr>
-      <w:hyperlink w:anchor="_Toc225838778" w:history="1">
+      <w:hyperlink w:anchor="_Toc225843550" w:history="1">
         <w:r>
           <w:rPr>
             <w:rStyle w:val="Hiperhivatkozs"/>
@@ -5154,7 +5196,7 @@
             <w:noProof/>
             <w:webHidden/>
           </w:rPr>
-          <w:instrText xml:space="preserve"> PAGEREF _Toc225838778 \h </w:instrText>
+          <w:instrText xml:space="preserve"> PAGEREF _Toc225843550 \h </w:instrText>
         </w:r>
         <w:r>
           <w:rPr>
@@ -5174,7 +5216,7 @@
             <w:noProof/>
             <w:webHidden/>
           </w:rPr>
-          <w:t>20</w:t>
+          <w:t>18</w:t>
         </w:r>
         <w:r>
           <w:rPr>
@@ -5198,7 +5240,7 @@
           <w:lang w:eastAsia="hu-HU"/>
         </w:rPr>
       </w:pPr>
-      <w:hyperlink w:anchor="_Toc225838779" w:history="1">
+      <w:hyperlink w:anchor="_Toc225843551" w:history="1">
         <w:r>
           <w:rPr>
             <w:rStyle w:val="Hiperhivatkozs"/>
@@ -5242,7 +5284,7 @@
             <w:noProof/>
             <w:webHidden/>
           </w:rPr>
-          <w:instrText xml:space="preserve"> PAGEREF _Toc225838779 \h </w:instrText>
+          <w:instrText xml:space="preserve"> PAGEREF _Toc225843551 \h </w:instrText>
         </w:r>
         <w:r>
           <w:rPr>
@@ -5262,7 +5304,7 @@
             <w:noProof/>
             <w:webHidden/>
           </w:rPr>
-          <w:t>20</w:t>
+          <w:t>18</w:t>
         </w:r>
         <w:r>
           <w:rPr>
@@ -5286,7 +5328,7 @@
           <w:lang w:eastAsia="hu-HU"/>
         </w:rPr>
       </w:pPr>
-      <w:hyperlink w:anchor="_Toc225838780" w:history="1">
+      <w:hyperlink w:anchor="_Toc225843552" w:history="1">
         <w:r>
           <w:rPr>
             <w:rStyle w:val="Hiperhivatkozs"/>
@@ -5331,7 +5373,7 @@
             <w:noProof/>
             <w:webHidden/>
           </w:rPr>
-          <w:instrText xml:space="preserve"> PAGEREF _Toc225838780 \h </w:instrText>
+          <w:instrText xml:space="preserve"> PAGEREF _Toc225843552 \h </w:instrText>
         </w:r>
         <w:r>
           <w:rPr>
@@ -5351,7 +5393,7 @@
             <w:noProof/>
             <w:webHidden/>
           </w:rPr>
-          <w:t>21</w:t>
+          <w:t>18</w:t>
         </w:r>
         <w:r>
           <w:rPr>
@@ -5375,7 +5417,7 @@
           <w:lang w:eastAsia="hu-HU"/>
         </w:rPr>
       </w:pPr>
-      <w:hyperlink w:anchor="_Toc225838781" w:history="1">
+      <w:hyperlink w:anchor="_Toc225843553" w:history="1">
         <w:r>
           <w:rPr>
             <w:rStyle w:val="Hiperhivatkozs"/>
@@ -5420,7 +5462,7 @@
             <w:noProof/>
             <w:webHidden/>
           </w:rPr>
-          <w:instrText xml:space="preserve"> PAGEREF _Toc225838781 \h </w:instrText>
+          <w:instrText xml:space="preserve"> PAGEREF _Toc225843553 \h </w:instrText>
         </w:r>
         <w:r>
           <w:rPr>
@@ -5440,7 +5482,7 @@
             <w:noProof/>
             <w:webHidden/>
           </w:rPr>
-          <w:t>21</w:t>
+          <w:t>19</w:t>
         </w:r>
         <w:r>
           <w:rPr>
@@ -5464,7 +5506,7 @@
           <w:lang w:eastAsia="hu-HU"/>
         </w:rPr>
       </w:pPr>
-      <w:hyperlink w:anchor="_Toc225838782" w:history="1">
+      <w:hyperlink w:anchor="_Toc225843554" w:history="1">
         <w:r>
           <w:rPr>
             <w:rStyle w:val="Hiperhivatkozs"/>
@@ -5509,7 +5551,7 @@
             <w:noProof/>
             <w:webHidden/>
           </w:rPr>
-          <w:instrText xml:space="preserve"> PAGEREF _Toc225838782 \h </w:instrText>
+          <w:instrText xml:space="preserve"> PAGEREF _Toc225843554 \h </w:instrText>
         </w:r>
         <w:r>
           <w:rPr>
@@ -5529,7 +5571,7 @@
             <w:noProof/>
             <w:webHidden/>
           </w:rPr>
-          <w:t>21</w:t>
+          <w:t>19</w:t>
         </w:r>
         <w:r>
           <w:rPr>
@@ -5553,7 +5595,7 @@
           <w:lang w:eastAsia="hu-HU"/>
         </w:rPr>
       </w:pPr>
-      <w:hyperlink w:anchor="_Toc225838783" w:history="1">
+      <w:hyperlink w:anchor="_Toc225843555" w:history="1">
         <w:r>
           <w:rPr>
             <w:rStyle w:val="Hiperhivatkozs"/>
@@ -5597,7 +5639,7 @@
             <w:noProof/>
             <w:webHidden/>
           </w:rPr>
-          <w:instrText xml:space="preserve"> PAGEREF _Toc225838783 \h </w:instrText>
+          <w:instrText xml:space="preserve"> PAGEREF _Toc225843555 \h </w:instrText>
         </w:r>
         <w:r>
           <w:rPr>
@@ -5617,7 +5659,7 @@
             <w:noProof/>
             <w:webHidden/>
           </w:rPr>
-          <w:t>22</w:t>
+          <w:t>20</w:t>
         </w:r>
         <w:r>
           <w:rPr>
@@ -5641,7 +5683,7 @@
           <w:lang w:eastAsia="hu-HU"/>
         </w:rPr>
       </w:pPr>
-      <w:hyperlink w:anchor="_Toc225838784" w:history="1">
+      <w:hyperlink w:anchor="_Toc225843556" w:history="1">
         <w:r>
           <w:rPr>
             <w:rStyle w:val="Hiperhivatkozs"/>
@@ -5686,7 +5728,7 @@
             <w:noProof/>
             <w:webHidden/>
           </w:rPr>
-          <w:instrText xml:space="preserve"> PAGEREF _Toc225838784 \h </w:instrText>
+          <w:instrText xml:space="preserve"> PAGEREF _Toc225843556 \h </w:instrText>
         </w:r>
         <w:r>
           <w:rPr>
@@ -5706,7 +5748,7 @@
             <w:noProof/>
             <w:webHidden/>
           </w:rPr>
-          <w:t>22</w:t>
+          <w:t>20</w:t>
         </w:r>
         <w:r>
           <w:rPr>
@@ -5730,7 +5772,7 @@
           <w:lang w:eastAsia="hu-HU"/>
         </w:rPr>
       </w:pPr>
-      <w:hyperlink w:anchor="_Toc225838785" w:history="1">
+      <w:hyperlink w:anchor="_Toc225843557" w:history="1">
         <w:r>
           <w:rPr>
             <w:rStyle w:val="Hiperhivatkozs"/>
@@ -5775,7 +5817,7 @@
             <w:noProof/>
             <w:webHidden/>
           </w:rPr>
-          <w:instrText xml:space="preserve"> PAGEREF _Toc225838785 \h </w:instrText>
+          <w:instrText xml:space="preserve"> PAGEREF _Toc225843557 \h </w:instrText>
         </w:r>
         <w:r>
           <w:rPr>
@@ -5795,7 +5837,7 @@
             <w:noProof/>
             <w:webHidden/>
           </w:rPr>
-          <w:t>22</w:t>
+          <w:t>20</w:t>
         </w:r>
         <w:r>
           <w:rPr>
@@ -5819,7 +5861,7 @@
           <w:lang w:eastAsia="hu-HU"/>
         </w:rPr>
       </w:pPr>
-      <w:hyperlink w:anchor="_Toc225838786" w:history="1">
+      <w:hyperlink w:anchor="_Toc225843558" w:history="1">
         <w:r>
           <w:rPr>
             <w:rStyle w:val="Hiperhivatkozs"/>
@@ -5873,7 +5915,7 @@
             <w:noProof/>
             <w:webHidden/>
           </w:rPr>
-          <w:instrText xml:space="preserve"> PAGEREF _Toc225838786 \h </w:instrText>
+          <w:instrText xml:space="preserve"> PAGEREF _Toc225843558 \h </w:instrText>
         </w:r>
         <w:r>
           <w:rPr>
@@ -5893,7 +5935,7 @@
             <w:noProof/>
             <w:webHidden/>
           </w:rPr>
-          <w:t>23</w:t>
+          <w:t>21</w:t>
         </w:r>
         <w:r>
           <w:rPr>
@@ -5917,7 +5959,7 @@
           <w:lang w:eastAsia="hu-HU"/>
         </w:rPr>
       </w:pPr>
-      <w:hyperlink w:anchor="_Toc225838787" w:history="1">
+      <w:hyperlink w:anchor="_Toc225843559" w:history="1">
         <w:r>
           <w:rPr>
             <w:rStyle w:val="Hiperhivatkozs"/>
@@ -5962,7 +6004,7 @@
             <w:noProof/>
             <w:webHidden/>
           </w:rPr>
-          <w:instrText xml:space="preserve"> PAGEREF _Toc225838787 \h </w:instrText>
+          <w:instrText xml:space="preserve"> PAGEREF _Toc225843559 \h </w:instrText>
         </w:r>
         <w:r>
           <w:rPr>
@@ -5982,7 +6024,7 @@
             <w:noProof/>
             <w:webHidden/>
           </w:rPr>
-          <w:t>24</w:t>
+          <w:t>22</w:t>
         </w:r>
         <w:r>
           <w:rPr>
@@ -6006,7 +6048,7 @@
           <w:lang w:eastAsia="hu-HU"/>
         </w:rPr>
       </w:pPr>
-      <w:hyperlink w:anchor="_Toc225838788" w:history="1">
+      <w:hyperlink w:anchor="_Toc225843560" w:history="1">
         <w:r>
           <w:rPr>
             <w:rStyle w:val="Hiperhivatkozs"/>
@@ -6051,7 +6093,7 @@
             <w:noProof/>
             <w:webHidden/>
           </w:rPr>
-          <w:instrText xml:space="preserve"> PAGEREF _Toc225838788 \h </w:instrText>
+          <w:instrText xml:space="preserve"> PAGEREF _Toc225843560 \h </w:instrText>
         </w:r>
         <w:r>
           <w:rPr>
@@ -6071,7 +6113,7 @@
             <w:noProof/>
             <w:webHidden/>
           </w:rPr>
-          <w:t>25</w:t>
+          <w:t>23</w:t>
         </w:r>
         <w:r>
           <w:rPr>
@@ -6091,7 +6133,7 @@
           <w:lang w:eastAsia="hu-HU"/>
         </w:rPr>
       </w:pPr>
-      <w:hyperlink w:anchor="_Toc225838789" w:history="1">
+      <w:hyperlink w:anchor="_Toc225843561" w:history="1">
         <w:r>
           <w:rPr>
             <w:rStyle w:val="Hiperhivatkozs"/>
@@ -6135,7 +6177,7 @@
             <w:noProof/>
             <w:webHidden/>
           </w:rPr>
-          <w:instrText xml:space="preserve"> PAGEREF _Toc225838789 \h </w:instrText>
+          <w:instrText xml:space="preserve"> PAGEREF _Toc225843561 \h </w:instrText>
         </w:r>
         <w:r>
           <w:rPr>
@@ -6155,7 +6197,7 @@
             <w:noProof/>
             <w:webHidden/>
           </w:rPr>
-          <w:t>27</w:t>
+          <w:t>25</w:t>
         </w:r>
         <w:r>
           <w:rPr>
@@ -6179,7 +6221,7 @@
           <w:lang w:eastAsia="hu-HU"/>
         </w:rPr>
       </w:pPr>
-      <w:hyperlink w:anchor="_Toc225838790" w:history="1">
+      <w:hyperlink w:anchor="_Toc225843562" w:history="1">
         <w:r>
           <w:rPr>
             <w:rStyle w:val="Hiperhivatkozs"/>
@@ -6223,7 +6265,7 @@
             <w:noProof/>
             <w:webHidden/>
           </w:rPr>
-          <w:instrText xml:space="preserve"> PAGEREF _Toc225838790 \h </w:instrText>
+          <w:instrText xml:space="preserve"> PAGEREF _Toc225843562 \h </w:instrText>
         </w:r>
         <w:r>
           <w:rPr>
@@ -6243,7 +6285,7 @@
             <w:noProof/>
             <w:webHidden/>
           </w:rPr>
-          <w:t>27</w:t>
+          <w:t>25</w:t>
         </w:r>
         <w:r>
           <w:rPr>
@@ -6267,7 +6309,7 @@
           <w:lang w:eastAsia="hu-HU"/>
         </w:rPr>
       </w:pPr>
-      <w:hyperlink w:anchor="_Toc225838791" w:history="1">
+      <w:hyperlink w:anchor="_Toc225843563" w:history="1">
         <w:r>
           <w:rPr>
             <w:rStyle w:val="Hiperhivatkozs"/>
@@ -6311,7 +6353,7 @@
             <w:noProof/>
             <w:webHidden/>
           </w:rPr>
-          <w:instrText xml:space="preserve"> PAGEREF _Toc225838791 \h </w:instrText>
+          <w:instrText xml:space="preserve"> PAGEREF _Toc225843563 \h </w:instrText>
         </w:r>
         <w:r>
           <w:rPr>
@@ -6331,7 +6373,7 @@
             <w:noProof/>
             <w:webHidden/>
           </w:rPr>
-          <w:t>27</w:t>
+          <w:t>25</w:t>
         </w:r>
         <w:r>
           <w:rPr>
@@ -6355,7 +6397,7 @@
           <w:lang w:eastAsia="hu-HU"/>
         </w:rPr>
       </w:pPr>
-      <w:hyperlink w:anchor="_Toc225838792" w:history="1">
+      <w:hyperlink w:anchor="_Toc225843564" w:history="1">
         <w:r>
           <w:rPr>
             <w:rStyle w:val="Hiperhivatkozs"/>
@@ -6399,7 +6441,7 @@
             <w:noProof/>
             <w:webHidden/>
           </w:rPr>
-          <w:instrText xml:space="preserve"> PAGEREF _Toc225838792 \h </w:instrText>
+          <w:instrText xml:space="preserve"> PAGEREF _Toc225843564 \h </w:instrText>
         </w:r>
         <w:r>
           <w:rPr>
@@ -6419,7 +6461,7 @@
             <w:noProof/>
             <w:webHidden/>
           </w:rPr>
-          <w:t>28</w:t>
+          <w:t>25</w:t>
         </w:r>
         <w:r>
           <w:rPr>
@@ -6443,7 +6485,7 @@
           <w:lang w:eastAsia="hu-HU"/>
         </w:rPr>
       </w:pPr>
-      <w:hyperlink w:anchor="_Toc225838793" w:history="1">
+      <w:hyperlink w:anchor="_Toc225843565" w:history="1">
         <w:r>
           <w:rPr>
             <w:rStyle w:val="Hiperhivatkozs"/>
@@ -6487,7 +6529,7 @@
             <w:noProof/>
             <w:webHidden/>
           </w:rPr>
-          <w:instrText xml:space="preserve"> PAGEREF _Toc225838793 \h </w:instrText>
+          <w:instrText xml:space="preserve"> PAGEREF _Toc225843565 \h </w:instrText>
         </w:r>
         <w:r>
           <w:rPr>
@@ -6507,7 +6549,7 @@
             <w:noProof/>
             <w:webHidden/>
           </w:rPr>
-          <w:t>28</w:t>
+          <w:t>26</w:t>
         </w:r>
         <w:r>
           <w:rPr>
@@ -6527,7 +6569,7 @@
           <w:lang w:eastAsia="hu-HU"/>
         </w:rPr>
       </w:pPr>
-      <w:hyperlink w:anchor="_Toc225838794" w:history="1">
+      <w:hyperlink w:anchor="_Toc225843566" w:history="1">
         <w:r>
           <w:rPr>
             <w:rStyle w:val="Hiperhivatkozs"/>
@@ -6571,7 +6613,7 @@
             <w:noProof/>
             <w:webHidden/>
           </w:rPr>
-          <w:instrText xml:space="preserve"> PAGEREF _Toc225838794 \h </w:instrText>
+          <w:instrText xml:space="preserve"> PAGEREF _Toc225843566 \h </w:instrText>
         </w:r>
         <w:r>
           <w:rPr>
@@ -6591,7 +6633,7 @@
             <w:noProof/>
             <w:webHidden/>
           </w:rPr>
-          <w:t>29</w:t>
+          <w:t>27</w:t>
         </w:r>
         <w:r>
           <w:rPr>
@@ -6615,7 +6657,7 @@
           <w:lang w:eastAsia="hu-HU"/>
         </w:rPr>
       </w:pPr>
-      <w:hyperlink w:anchor="_Toc225838795" w:history="1">
+      <w:hyperlink w:anchor="_Toc225843567" w:history="1">
         <w:r>
           <w:rPr>
             <w:rStyle w:val="Hiperhivatkozs"/>
@@ -6659,7 +6701,7 @@
             <w:noProof/>
             <w:webHidden/>
           </w:rPr>
-          <w:instrText xml:space="preserve"> PAGEREF _Toc225838795 \h </w:instrText>
+          <w:instrText xml:space="preserve"> PAGEREF _Toc225843567 \h </w:instrText>
         </w:r>
         <w:r>
           <w:rPr>
@@ -6679,7 +6721,7 @@
             <w:noProof/>
             <w:webHidden/>
           </w:rPr>
-          <w:t>29</w:t>
+          <w:t>27</w:t>
         </w:r>
         <w:r>
           <w:rPr>
@@ -6703,7 +6745,7 @@
           <w:lang w:eastAsia="hu-HU"/>
         </w:rPr>
       </w:pPr>
-      <w:hyperlink w:anchor="_Toc225838796" w:history="1">
+      <w:hyperlink w:anchor="_Toc225843568" w:history="1">
         <w:r>
           <w:rPr>
             <w:rStyle w:val="Hiperhivatkozs"/>
@@ -6747,7 +6789,7 @@
             <w:noProof/>
             <w:webHidden/>
           </w:rPr>
-          <w:instrText xml:space="preserve"> PAGEREF _Toc225838796 \h </w:instrText>
+          <w:instrText xml:space="preserve"> PAGEREF _Toc225843568 \h </w:instrText>
         </w:r>
         <w:r>
           <w:rPr>
@@ -6767,7 +6809,7 @@
             <w:noProof/>
             <w:webHidden/>
           </w:rPr>
-          <w:t>29</w:t>
+          <w:t>27</w:t>
         </w:r>
         <w:r>
           <w:rPr>
@@ -6791,7 +6833,7 @@
           <w:lang w:eastAsia="hu-HU"/>
         </w:rPr>
       </w:pPr>
-      <w:hyperlink w:anchor="_Toc225838797" w:history="1">
+      <w:hyperlink w:anchor="_Toc225843569" w:history="1">
         <w:r>
           <w:rPr>
             <w:rStyle w:val="Hiperhivatkozs"/>
@@ -6836,7 +6878,7 @@
             <w:noProof/>
             <w:webHidden/>
           </w:rPr>
-          <w:instrText xml:space="preserve"> PAGEREF _Toc225838797 \h </w:instrText>
+          <w:instrText xml:space="preserve"> PAGEREF _Toc225843569 \h </w:instrText>
         </w:r>
         <w:r>
           <w:rPr>
@@ -6856,7 +6898,7 @@
             <w:noProof/>
             <w:webHidden/>
           </w:rPr>
-          <w:t>29</w:t>
+          <w:t>27</w:t>
         </w:r>
         <w:r>
           <w:rPr>
@@ -6880,7 +6922,7 @@
           <w:lang w:eastAsia="hu-HU"/>
         </w:rPr>
       </w:pPr>
-      <w:hyperlink w:anchor="_Toc225838798" w:history="1">
+      <w:hyperlink w:anchor="_Toc225843570" w:history="1">
         <w:r>
           <w:rPr>
             <w:rStyle w:val="Hiperhivatkozs"/>
@@ -6925,7 +6967,7 @@
             <w:noProof/>
             <w:webHidden/>
           </w:rPr>
-          <w:instrText xml:space="preserve"> PAGEREF _Toc225838798 \h </w:instrText>
+          <w:instrText xml:space="preserve"> PAGEREF _Toc225843570 \h </w:instrText>
         </w:r>
         <w:r>
           <w:rPr>
@@ -6945,7 +6987,7 @@
             <w:noProof/>
             <w:webHidden/>
           </w:rPr>
-          <w:t>30</w:t>
+          <w:t>28</w:t>
         </w:r>
         <w:r>
           <w:rPr>
@@ -6969,7 +7011,7 @@
           <w:lang w:eastAsia="hu-HU"/>
         </w:rPr>
       </w:pPr>
-      <w:hyperlink w:anchor="_Toc225838799" w:history="1">
+      <w:hyperlink w:anchor="_Toc225843571" w:history="1">
         <w:r>
           <w:rPr>
             <w:rStyle w:val="Hiperhivatkozs"/>
@@ -7014,7 +7056,7 @@
             <w:noProof/>
             <w:webHidden/>
           </w:rPr>
-          <w:instrText xml:space="preserve"> PAGEREF _Toc225838799 \h </w:instrText>
+          <w:instrText xml:space="preserve"> PAGEREF _Toc225843571 \h </w:instrText>
         </w:r>
         <w:r>
           <w:rPr>
@@ -7034,7 +7076,7 @@
             <w:noProof/>
             <w:webHidden/>
           </w:rPr>
-          <w:t>30</w:t>
+          <w:t>28</w:t>
         </w:r>
         <w:r>
           <w:rPr>
@@ -7058,7 +7100,7 @@
           <w:lang w:eastAsia="hu-HU"/>
         </w:rPr>
       </w:pPr>
-      <w:hyperlink w:anchor="_Toc225838800" w:history="1">
+      <w:hyperlink w:anchor="_Toc225843572" w:history="1">
         <w:r>
           <w:rPr>
             <w:rStyle w:val="Hiperhivatkozs"/>
@@ -7103,7 +7145,7 @@
             <w:noProof/>
             <w:webHidden/>
           </w:rPr>
-          <w:instrText xml:space="preserve"> PAGEREF _Toc225838800 \h </w:instrText>
+          <w:instrText xml:space="preserve"> PAGEREF _Toc225843572 \h </w:instrText>
         </w:r>
         <w:r>
           <w:rPr>
@@ -7123,7 +7165,7 @@
             <w:noProof/>
             <w:webHidden/>
           </w:rPr>
-          <w:t>31</w:t>
+          <w:t>28</w:t>
         </w:r>
         <w:r>
           <w:rPr>
@@ -7147,7 +7189,7 @@
           <w:lang w:eastAsia="hu-HU"/>
         </w:rPr>
       </w:pPr>
-      <w:hyperlink w:anchor="_Toc225838801" w:history="1">
+      <w:hyperlink w:anchor="_Toc225843573" w:history="1">
         <w:r>
           <w:rPr>
             <w:rStyle w:val="Hiperhivatkozs"/>
@@ -7191,7 +7233,7 @@
             <w:noProof/>
             <w:webHidden/>
           </w:rPr>
-          <w:instrText xml:space="preserve"> PAGEREF _Toc225838801 \h </w:instrText>
+          <w:instrText xml:space="preserve"> PAGEREF _Toc225843573 \h </w:instrText>
         </w:r>
         <w:r>
           <w:rPr>
@@ -7211,7 +7253,7 @@
             <w:noProof/>
             <w:webHidden/>
           </w:rPr>
-          <w:t>31</w:t>
+          <w:t>29</w:t>
         </w:r>
         <w:r>
           <w:rPr>
@@ -7235,7 +7277,7 @@
           <w:lang w:eastAsia="hu-HU"/>
         </w:rPr>
       </w:pPr>
-      <w:hyperlink w:anchor="_Toc225838802" w:history="1">
+      <w:hyperlink w:anchor="_Toc225843574" w:history="1">
         <w:r>
           <w:rPr>
             <w:rStyle w:val="Hiperhivatkozs"/>
@@ -7280,7 +7322,7 @@
             <w:noProof/>
             <w:webHidden/>
           </w:rPr>
-          <w:instrText xml:space="preserve"> PAGEREF _Toc225838802 \h </w:instrText>
+          <w:instrText xml:space="preserve"> PAGEREF _Toc225843574 \h </w:instrText>
         </w:r>
         <w:r>
           <w:rPr>
@@ -7300,7 +7342,7 @@
             <w:noProof/>
             <w:webHidden/>
           </w:rPr>
-          <w:t>31</w:t>
+          <w:t>29</w:t>
         </w:r>
         <w:r>
           <w:rPr>
@@ -7324,7 +7366,7 @@
           <w:lang w:eastAsia="hu-HU"/>
         </w:rPr>
       </w:pPr>
-      <w:hyperlink w:anchor="_Toc225838803" w:history="1">
+      <w:hyperlink w:anchor="_Toc225843575" w:history="1">
         <w:r>
           <w:rPr>
             <w:rStyle w:val="Hiperhivatkozs"/>
@@ -7369,7 +7411,7 @@
             <w:noProof/>
             <w:webHidden/>
           </w:rPr>
-          <w:instrText xml:space="preserve"> PAGEREF _Toc225838803 \h </w:instrText>
+          <w:instrText xml:space="preserve"> PAGEREF _Toc225843575 \h </w:instrText>
         </w:r>
         <w:r>
           <w:rPr>
@@ -7389,7 +7431,7 @@
             <w:noProof/>
             <w:webHidden/>
           </w:rPr>
-          <w:t>32</w:t>
+          <w:t>29</w:t>
         </w:r>
         <w:r>
           <w:rPr>
@@ -7413,7 +7455,7 @@
           <w:lang w:eastAsia="hu-HU"/>
         </w:rPr>
       </w:pPr>
-      <w:hyperlink w:anchor="_Toc225838804" w:history="1">
+      <w:hyperlink w:anchor="_Toc225843576" w:history="1">
         <w:r>
           <w:rPr>
             <w:rStyle w:val="Hiperhivatkozs"/>
@@ -7458,7 +7500,7 @@
             <w:noProof/>
             <w:webHidden/>
           </w:rPr>
-          <w:instrText xml:space="preserve"> PAGEREF _Toc225838804 \h </w:instrText>
+          <w:instrText xml:space="preserve"> PAGEREF _Toc225843576 \h </w:instrText>
         </w:r>
         <w:r>
           <w:rPr>
@@ -7478,7 +7520,7 @@
             <w:noProof/>
             <w:webHidden/>
           </w:rPr>
-          <w:t>32</w:t>
+          <w:t>30</w:t>
         </w:r>
         <w:r>
           <w:rPr>
@@ -7498,7 +7540,7 @@
           <w:lang w:eastAsia="hu-HU"/>
         </w:rPr>
       </w:pPr>
-      <w:hyperlink w:anchor="_Toc225838805" w:history="1">
+      <w:hyperlink w:anchor="_Toc225843577" w:history="1">
         <w:r>
           <w:rPr>
             <w:rStyle w:val="Hiperhivatkozs"/>
@@ -7542,7 +7584,7 @@
             <w:noProof/>
             <w:webHidden/>
           </w:rPr>
-          <w:instrText xml:space="preserve"> PAGEREF _Toc225838805 \h </w:instrText>
+          <w:instrText xml:space="preserve"> PAGEREF _Toc225843577 \h </w:instrText>
         </w:r>
         <w:r>
           <w:rPr>
@@ -7562,7 +7604,7 @@
             <w:noProof/>
             <w:webHidden/>
           </w:rPr>
-          <w:t>33</w:t>
+          <w:t>31</w:t>
         </w:r>
         <w:r>
           <w:rPr>
@@ -7586,7 +7628,7 @@
           <w:lang w:eastAsia="hu-HU"/>
         </w:rPr>
       </w:pPr>
-      <w:hyperlink w:anchor="_Toc225838806" w:history="1">
+      <w:hyperlink w:anchor="_Toc225843578" w:history="1">
         <w:r>
           <w:rPr>
             <w:rStyle w:val="Hiperhivatkozs"/>
@@ -7630,7 +7672,7 @@
             <w:noProof/>
             <w:webHidden/>
           </w:rPr>
-          <w:instrText xml:space="preserve"> PAGEREF _Toc225838806 \h </w:instrText>
+          <w:instrText xml:space="preserve"> PAGEREF _Toc225843578 \h </w:instrText>
         </w:r>
         <w:r>
           <w:rPr>
@@ -7650,7 +7692,7 @@
             <w:noProof/>
             <w:webHidden/>
           </w:rPr>
-          <w:t>33</w:t>
+          <w:t>31</w:t>
         </w:r>
         <w:r>
           <w:rPr>
@@ -7674,7 +7716,7 @@
           <w:lang w:eastAsia="hu-HU"/>
         </w:rPr>
       </w:pPr>
-      <w:hyperlink w:anchor="_Toc225838807" w:history="1">
+      <w:hyperlink w:anchor="_Toc225843579" w:history="1">
         <w:r>
           <w:rPr>
             <w:rStyle w:val="Hiperhivatkozs"/>
@@ -7718,7 +7760,7 @@
             <w:noProof/>
             <w:webHidden/>
           </w:rPr>
-          <w:instrText xml:space="preserve"> PAGEREF _Toc225838807 \h </w:instrText>
+          <w:instrText xml:space="preserve"> PAGEREF _Toc225843579 \h </w:instrText>
         </w:r>
         <w:r>
           <w:rPr>
@@ -7738,7 +7780,7 @@
             <w:noProof/>
             <w:webHidden/>
           </w:rPr>
-          <w:t>33</w:t>
+          <w:t>31</w:t>
         </w:r>
         <w:r>
           <w:rPr>
@@ -7758,7 +7800,7 @@
           <w:lang w:eastAsia="hu-HU"/>
         </w:rPr>
       </w:pPr>
-      <w:hyperlink w:anchor="_Toc225838808" w:history="1">
+      <w:hyperlink w:anchor="_Toc225843580" w:history="1">
         <w:r>
           <w:rPr>
             <w:rStyle w:val="Hiperhivatkozs"/>
@@ -7785,7 +7827,7 @@
             <w:noProof/>
             <w:webHidden/>
           </w:rPr>
-          <w:instrText xml:space="preserve"> PAGEREF _Toc225838808 \h </w:instrText>
+          <w:instrText xml:space="preserve"> PAGEREF _Toc225843580 \h </w:instrText>
         </w:r>
         <w:r>
           <w:rPr>
@@ -7805,7 +7847,7 @@
             <w:noProof/>
             <w:webHidden/>
           </w:rPr>
-          <w:t>35</w:t>
+          <w:t>33</w:t>
         </w:r>
         <w:r>
           <w:rPr>
@@ -7827,9 +7869,11 @@
         <w:sectPr>
           <w:headerReference w:type="default" r:id="rId8"/>
           <w:footerReference w:type="default" r:id="rId9"/>
+          <w:headerReference w:type="first" r:id="rId10"/>
           <w:pgSz w:w="11906" w:h="16838" w:code="9"/>
           <w:pgMar w:top="1418" w:right="1418" w:bottom="1418" w:left="1418" w:header="709" w:footer="709" w:gutter="0"/>
           <w:cols w:space="708"/>
+          <w:titlePg/>
           <w:docGrid w:linePitch="360"/>
         </w:sectPr>
       </w:pPr>
@@ -7853,7 +7897,7 @@
         </w:rPr>
       </w:pPr>
       <w:bookmarkStart w:id="0" w:name="_Toc224887700"/>
-      <w:bookmarkStart w:id="1" w:name="_Toc225838730"/>
+      <w:bookmarkStart w:id="1" w:name="_Toc225843502"/>
       <w:r>
         <w:rPr>
           <w:rFonts w:cs="Times New Roman"/>
@@ -7877,7 +7921,7 @@
         </w:rPr>
       </w:pPr>
       <w:bookmarkStart w:id="2" w:name="_Toc224887701"/>
-      <w:bookmarkStart w:id="3" w:name="_Toc225838731"/>
+      <w:bookmarkStart w:id="3" w:name="_Toc225843503"/>
       <w:r>
         <w:rPr>
           <w:rFonts w:cs="Times New Roman"/>
@@ -7966,7 +8010,7 @@
         </w:rPr>
       </w:pPr>
       <w:bookmarkStart w:id="4" w:name="_Toc224887702"/>
-      <w:bookmarkStart w:id="5" w:name="_Toc225838732"/>
+      <w:bookmarkStart w:id="5" w:name="_Toc225843504"/>
       <w:r>
         <w:rPr>
           <w:rFonts w:cs="Times New Roman"/>
@@ -7990,7 +8034,7 @@
         </w:rPr>
       </w:pPr>
       <w:bookmarkStart w:id="6" w:name="_Toc224887703"/>
-      <w:bookmarkStart w:id="7" w:name="_Toc225838733"/>
+      <w:bookmarkStart w:id="7" w:name="_Toc225843505"/>
       <w:proofErr w:type="spellStart"/>
       <w:r>
         <w:rPr>
@@ -8037,192 +8081,17 @@
     </w:p>
     <w:p>
       <w:pPr>
-        <w:rPr>
-          <w:rFonts w:cs="Times New Roman"/>
-        </w:rPr>
-      </w:pPr>
-      <w:r>
-        <w:rPr>
-          <w:noProof/>
-        </w:rPr>
+        <w:pStyle w:val="kp"/>
+        <w:rPr>
+          <w:rFonts w:cs="Times New Roman"/>
+        </w:rPr>
+      </w:pPr>
+      <w:r>
         <w:drawing>
           <wp:inline distT="0" distB="0" distL="0" distR="0" wp14:anchorId="65D5173B" wp14:editId="0B0A3888">
             <wp:extent cx="5759450" cy="2019300"/>
             <wp:effectExtent l="0" t="0" r="0" b="0"/>
             <wp:docPr id="16" name="Kép 16"/>
-            <wp:cNvGraphicFramePr>
-              <a:graphicFrameLocks xmlns:a="http://schemas.openxmlformats.org/drawingml/2006/main" noChangeAspect="1"/>
-            </wp:cNvGraphicFramePr>
-            <a:graphic xmlns:a="http://schemas.openxmlformats.org/drawingml/2006/main">
-              <a:graphicData uri="http://schemas.openxmlformats.org/drawingml/2006/picture">
-                <pic:pic xmlns:pic="http://schemas.openxmlformats.org/drawingml/2006/picture">
-                  <pic:nvPicPr>
-                    <pic:cNvPr id="1" name=""/>
-                    <pic:cNvPicPr/>
-                  </pic:nvPicPr>
-                  <pic:blipFill>
-                    <a:blip r:embed="rId10"/>
-                    <a:stretch>
-                      <a:fillRect/>
-                    </a:stretch>
-                  </pic:blipFill>
-                  <pic:spPr>
-                    <a:xfrm>
-                      <a:off x="0" y="0"/>
-                      <a:ext cx="5759450" cy="2019300"/>
-                    </a:xfrm>
-                    <a:prstGeom prst="rect">
-                      <a:avLst/>
-                    </a:prstGeom>
-                  </pic:spPr>
-                </pic:pic>
-              </a:graphicData>
-            </a:graphic>
-          </wp:inline>
-        </w:drawing>
-      </w:r>
-    </w:p>
-    <w:p>
-      <w:pPr>
-        <w:pStyle w:val="lers"/>
-        <w:rPr>
-          <w:rFonts w:cs="Times New Roman"/>
-        </w:rPr>
-      </w:pPr>
-      <w:bookmarkStart w:id="8" w:name="_Toc225839582"/>
-      <w:r>
-        <w:rPr>
-          <w:rFonts w:cs="Times New Roman"/>
-        </w:rPr>
-        <w:t xml:space="preserve">1.ábra </w:t>
-      </w:r>
-      <w:proofErr w:type="spellStart"/>
-      <w:r>
-        <w:rPr>
-          <w:rFonts w:cs="Times New Roman"/>
-        </w:rPr>
-        <w:t>Discord</w:t>
-      </w:r>
-      <w:proofErr w:type="spellEnd"/>
-      <w:r>
-        <w:rPr>
-          <w:rFonts w:cs="Times New Roman"/>
-        </w:rPr>
-        <w:t xml:space="preserve"> szerver, amelyet a vizsgaremek elkészítése közben használtunk.</w:t>
-      </w:r>
-      <w:bookmarkEnd w:id="8"/>
-    </w:p>
-    <w:p>
-      <w:pPr>
-        <w:pStyle w:val="Cmsor2"/>
-        <w:numPr>
-          <w:ilvl w:val="1"/>
-          <w:numId w:val="5"/>
-        </w:numPr>
-        <w:jc w:val="both"/>
-        <w:rPr>
-          <w:rFonts w:cs="Times New Roman"/>
-        </w:rPr>
-      </w:pPr>
-      <w:bookmarkStart w:id="9" w:name="_Toc224887704"/>
-      <w:bookmarkStart w:id="10" w:name="_Toc225838734"/>
-      <w:proofErr w:type="spellStart"/>
-      <w:r>
-        <w:rPr>
-          <w:rFonts w:cs="Times New Roman"/>
-        </w:rPr>
-        <w:t>Youtube</w:t>
-      </w:r>
-      <w:proofErr w:type="spellEnd"/>
-      <w:r>
-        <w:rPr>
-          <w:rFonts w:cs="Times New Roman"/>
-        </w:rPr>
-        <w:t>:</w:t>
-      </w:r>
-      <w:bookmarkEnd w:id="9"/>
-      <w:bookmarkEnd w:id="10"/>
-    </w:p>
-    <w:p>
-      <w:pPr>
-        <w:rPr>
-          <w:rFonts w:cs="Times New Roman"/>
-        </w:rPr>
-      </w:pPr>
-      <w:r>
-        <w:rPr>
-          <w:rFonts w:cs="Times New Roman"/>
-        </w:rPr>
-        <w:t xml:space="preserve">Az ismereteink bővítéséhez és a felmerülő technikai akadályok leküzdéséhez a YouTube szolgált forrásként; az ott található </w:t>
-      </w:r>
-      <w:proofErr w:type="spellStart"/>
-      <w:r>
-        <w:rPr>
-          <w:rFonts w:cs="Times New Roman"/>
-        </w:rPr>
-        <w:t>tutorialokat</w:t>
-      </w:r>
-      <w:proofErr w:type="spellEnd"/>
-      <w:r>
-        <w:rPr>
-          <w:rFonts w:cs="Times New Roman"/>
-        </w:rPr>
-        <w:t xml:space="preserve"> és esettanulmányokat hívtuk segítségül a fejlesztés során.</w:t>
-      </w:r>
-    </w:p>
-    <w:p>
-      <w:pPr>
-        <w:pStyle w:val="Cmsor2"/>
-        <w:numPr>
-          <w:ilvl w:val="1"/>
-          <w:numId w:val="5"/>
-        </w:numPr>
-        <w:jc w:val="both"/>
-        <w:rPr>
-          <w:rFonts w:cs="Times New Roman"/>
-        </w:rPr>
-      </w:pPr>
-      <w:bookmarkStart w:id="11" w:name="_Toc224887705"/>
-      <w:bookmarkStart w:id="12" w:name="_Toc225838735"/>
-      <w:r>
-        <w:rPr>
-          <w:rFonts w:cs="Times New Roman"/>
-        </w:rPr>
-        <w:t>GitHub:</w:t>
-      </w:r>
-      <w:bookmarkEnd w:id="11"/>
-      <w:bookmarkEnd w:id="12"/>
-    </w:p>
-    <w:p>
-      <w:pPr>
-        <w:rPr>
-          <w:rFonts w:cs="Times New Roman"/>
-        </w:rPr>
-      </w:pPr>
-      <w:r>
-        <w:rPr>
-          <w:rFonts w:cs="Times New Roman"/>
-        </w:rPr>
-        <w:t>A szoftver fejlesztése során a GitHub felületét alkalmaztuk a forráskód tárolására és a verziókövetésre.</w:t>
-      </w:r>
-    </w:p>
-    <w:p>
-      <w:pPr>
-        <w:jc w:val="center"/>
-        <w:rPr>
-          <w:rFonts w:cs="Times New Roman"/>
-        </w:rPr>
-      </w:pPr>
-      <w:r>
-        <w:rPr>
-          <w:noProof/>
-        </w:rPr>
-        <w:lastRenderedPageBreak/>
-        <w:drawing>
-          <wp:inline distT="0" distB="0" distL="0" distR="0" wp14:anchorId="1C06AA50" wp14:editId="5D91F682">
-            <wp:extent cx="5019557" cy="2863970"/>
-            <wp:effectExtent l="0" t="0" r="0" b="0"/>
-            <wp:docPr id="4" name="Kép 4"/>
             <wp:cNvGraphicFramePr>
               <a:graphicFrameLocks xmlns:a="http://schemas.openxmlformats.org/drawingml/2006/main" noChangeAspect="1"/>
             </wp:cNvGraphicFramePr>
@@ -8242,7 +8111,7 @@
                   <pic:spPr>
                     <a:xfrm>
                       <a:off x="0" y="0"/>
-                      <a:ext cx="5029945" cy="2869897"/>
+                      <a:ext cx="5759450" cy="2019300"/>
                     </a:xfrm>
                     <a:prstGeom prst="rect">
                       <a:avLst/>
@@ -8258,35 +8127,32 @@
     <w:p>
       <w:pPr>
         <w:pStyle w:val="lers"/>
-      </w:pPr>
-      <w:bookmarkStart w:id="13" w:name="_Toc225839583"/>
-      <w:r>
-        <w:t>2.</w:t>
-      </w:r>
-      <w:r>
-        <w:rPr>
-          <w:rFonts w:cs="Times New Roman"/>
-        </w:rPr>
-        <w:t xml:space="preserve"> </w:t>
-      </w:r>
-      <w:r>
-        <w:rPr>
-          <w:rFonts w:cs="Times New Roman"/>
-        </w:rPr>
-        <w:t xml:space="preserve">ábra </w:t>
-      </w:r>
-      <w:r>
-        <w:t xml:space="preserve">GitHub </w:t>
-      </w:r>
-      <w:proofErr w:type="spellStart"/>
-      <w:r>
-        <w:t>repositorie</w:t>
-      </w:r>
-      <w:proofErr w:type="spellEnd"/>
-      <w:r>
-        <w:t>.</w:t>
-      </w:r>
-      <w:bookmarkEnd w:id="13"/>
+        <w:rPr>
+          <w:rFonts w:cs="Times New Roman"/>
+        </w:rPr>
+      </w:pPr>
+      <w:bookmarkStart w:id="8" w:name="_Toc225843471"/>
+      <w:r>
+        <w:rPr>
+          <w:rFonts w:cs="Times New Roman"/>
+        </w:rPr>
+        <w:t xml:space="preserve">1.ábra </w:t>
+      </w:r>
+      <w:proofErr w:type="spellStart"/>
+      <w:r>
+        <w:rPr>
+          <w:rFonts w:cs="Times New Roman"/>
+        </w:rPr>
+        <w:t>Discord</w:t>
+      </w:r>
+      <w:proofErr w:type="spellEnd"/>
+      <w:r>
+        <w:rPr>
+          <w:rFonts w:cs="Times New Roman"/>
+        </w:rPr>
+        <w:t xml:space="preserve"> szerver, amelyet a vizsgaremek elkészítése közben használtunk.</w:t>
+      </w:r>
+      <w:bookmarkEnd w:id="8"/>
     </w:p>
     <w:p>
       <w:pPr>
@@ -8300,20 +8166,14 @@
           <w:rFonts w:cs="Times New Roman"/>
         </w:rPr>
       </w:pPr>
-      <w:bookmarkStart w:id="14" w:name="_Toc224887706"/>
-      <w:bookmarkStart w:id="15" w:name="_Toc225838736"/>
-      <w:r>
-        <w:rPr>
-          <w:rFonts w:cs="Times New Roman"/>
-        </w:rPr>
-        <w:t xml:space="preserve">GitHub </w:t>
-      </w:r>
-      <w:proofErr w:type="spellStart"/>
-      <w:r>
-        <w:rPr>
-          <w:rFonts w:cs="Times New Roman"/>
-        </w:rPr>
-        <w:t>Desktop</w:t>
+      <w:bookmarkStart w:id="9" w:name="_Toc224887704"/>
+      <w:bookmarkStart w:id="10" w:name="_Toc225843506"/>
+      <w:proofErr w:type="spellStart"/>
+      <w:r>
+        <w:rPr>
+          <w:rFonts w:cs="Times New Roman"/>
+        </w:rPr>
+        <w:t>Youtube</w:t>
       </w:r>
       <w:proofErr w:type="spellEnd"/>
       <w:r>
@@ -8322,67 +8182,86 @@
         </w:rPr>
         <w:t>:</w:t>
       </w:r>
-      <w:bookmarkEnd w:id="14"/>
-      <w:bookmarkEnd w:id="15"/>
-    </w:p>
-    <w:p>
-      <w:pPr>
-        <w:rPr>
-          <w:rFonts w:cs="Times New Roman"/>
-        </w:rPr>
-      </w:pPr>
-      <w:r>
-        <w:rPr>
-          <w:rFonts w:cs="Times New Roman"/>
-        </w:rPr>
-        <w:t xml:space="preserve">A projekt verziókövetéséhez a GitHub </w:t>
-      </w:r>
-      <w:proofErr w:type="spellStart"/>
-      <w:r>
-        <w:rPr>
-          <w:rFonts w:cs="Times New Roman"/>
-        </w:rPr>
-        <w:t>Desktop</w:t>
-      </w:r>
-      <w:proofErr w:type="spellEnd"/>
-      <w:r>
-        <w:rPr>
-          <w:rFonts w:cs="Times New Roman"/>
-        </w:rPr>
-        <w:t xml:space="preserve"> alkalmazást használtuk. Ez a grafikus felülettel rendelkező eszköz lehetővé tette számunkra a </w:t>
-      </w:r>
-      <w:proofErr w:type="spellStart"/>
-      <w:r>
-        <w:rPr>
-          <w:rFonts w:cs="Times New Roman"/>
-        </w:rPr>
-        <w:t>Git</w:t>
-      </w:r>
-      <w:proofErr w:type="spellEnd"/>
-      <w:r>
-        <w:rPr>
-          <w:rFonts w:cs="Times New Roman"/>
-        </w:rPr>
-        <w:t xml:space="preserve"> funkcióinak egyszerű és átlátható kezelését.</w:t>
-      </w:r>
-    </w:p>
-    <w:p>
-      <w:pPr>
-        <w:jc w:val="center"/>
-        <w:rPr>
-          <w:rFonts w:cs="Times New Roman"/>
-        </w:rPr>
-      </w:pPr>
-      <w:r>
-        <w:rPr>
-          <w:rFonts w:cs="Times New Roman"/>
-          <w:noProof/>
-        </w:rPr>
+      <w:bookmarkEnd w:id="9"/>
+      <w:bookmarkEnd w:id="10"/>
+    </w:p>
+    <w:p>
+      <w:pPr>
+        <w:rPr>
+          <w:rFonts w:cs="Times New Roman"/>
+        </w:rPr>
+      </w:pPr>
+      <w:r>
+        <w:rPr>
+          <w:rFonts w:cs="Times New Roman"/>
+        </w:rPr>
+        <w:t xml:space="preserve">Az ismereteink bővítéséhez és a felmerülő technikai akadályok leküzdéséhez a YouTube szolgált forrásként; az ott található </w:t>
+      </w:r>
+      <w:proofErr w:type="spellStart"/>
+      <w:r>
+        <w:rPr>
+          <w:rFonts w:cs="Times New Roman"/>
+        </w:rPr>
+        <w:t>tutorialokat</w:t>
+      </w:r>
+      <w:proofErr w:type="spellEnd"/>
+      <w:r>
+        <w:rPr>
+          <w:rFonts w:cs="Times New Roman"/>
+        </w:rPr>
+        <w:t xml:space="preserve"> és esettanulmányokat hívtuk segítségül a fejlesztés során.</w:t>
+      </w:r>
+    </w:p>
+    <w:p>
+      <w:pPr>
+        <w:pStyle w:val="Cmsor2"/>
+        <w:numPr>
+          <w:ilvl w:val="1"/>
+          <w:numId w:val="5"/>
+        </w:numPr>
+        <w:jc w:val="both"/>
+        <w:rPr>
+          <w:rFonts w:cs="Times New Roman"/>
+        </w:rPr>
+      </w:pPr>
+      <w:bookmarkStart w:id="11" w:name="_Toc224887705"/>
+      <w:bookmarkStart w:id="12" w:name="_Toc225843507"/>
+      <w:r>
+        <w:rPr>
+          <w:rFonts w:cs="Times New Roman"/>
+        </w:rPr>
+        <w:t>GitHub:</w:t>
+      </w:r>
+      <w:bookmarkEnd w:id="11"/>
+      <w:bookmarkEnd w:id="12"/>
+    </w:p>
+    <w:p>
+      <w:pPr>
+        <w:rPr>
+          <w:rFonts w:cs="Times New Roman"/>
+        </w:rPr>
+      </w:pPr>
+      <w:r>
+        <w:rPr>
+          <w:rFonts w:cs="Times New Roman"/>
+        </w:rPr>
+        <w:t>A szoftver fejlesztése során a GitHub felületét alkalmaztuk a forráskód tárolására és a verziókövetésre.</w:t>
+      </w:r>
+    </w:p>
+    <w:p>
+      <w:pPr>
+        <w:pStyle w:val="kp"/>
+        <w:rPr>
+          <w:rFonts w:cs="Times New Roman"/>
+        </w:rPr>
+      </w:pPr>
+      <w:r>
+        <w:lastRenderedPageBreak/>
         <w:drawing>
-          <wp:inline distT="0" distB="0" distL="0" distR="0" wp14:anchorId="1124E047" wp14:editId="0E0DF305">
-            <wp:extent cx="4526373" cy="3079630"/>
-            <wp:effectExtent l="0" t="0" r="7620" b="6985"/>
-            <wp:docPr id="6" name="Kép 6"/>
+          <wp:inline distT="0" distB="0" distL="0" distR="0" wp14:anchorId="1C06AA50" wp14:editId="5D91F682">
+            <wp:extent cx="5019557" cy="2863970"/>
+            <wp:effectExtent l="0" t="0" r="0" b="0"/>
+            <wp:docPr id="4" name="Kép 4"/>
             <wp:cNvGraphicFramePr>
               <a:graphicFrameLocks xmlns:a="http://schemas.openxmlformats.org/drawingml/2006/main" noChangeAspect="1"/>
             </wp:cNvGraphicFramePr>
@@ -8402,6 +8281,159 @@
                   <pic:spPr>
                     <a:xfrm>
                       <a:off x="0" y="0"/>
+                      <a:ext cx="5029945" cy="2869897"/>
+                    </a:xfrm>
+                    <a:prstGeom prst="rect">
+                      <a:avLst/>
+                    </a:prstGeom>
+                  </pic:spPr>
+                </pic:pic>
+              </a:graphicData>
+            </a:graphic>
+          </wp:inline>
+        </w:drawing>
+      </w:r>
+    </w:p>
+    <w:p>
+      <w:pPr>
+        <w:pStyle w:val="lers"/>
+      </w:pPr>
+      <w:bookmarkStart w:id="13" w:name="_Toc225843472"/>
+      <w:r>
+        <w:t>2.</w:t>
+      </w:r>
+      <w:r>
+        <w:rPr>
+          <w:rFonts w:cs="Times New Roman"/>
+        </w:rPr>
+        <w:t xml:space="preserve"> </w:t>
+      </w:r>
+      <w:r>
+        <w:rPr>
+          <w:rFonts w:cs="Times New Roman"/>
+        </w:rPr>
+        <w:t xml:space="preserve">ábra </w:t>
+      </w:r>
+      <w:r>
+        <w:t xml:space="preserve">GitHub </w:t>
+      </w:r>
+      <w:proofErr w:type="spellStart"/>
+      <w:r>
+        <w:t>repositorie</w:t>
+      </w:r>
+      <w:proofErr w:type="spellEnd"/>
+      <w:r>
+        <w:t>.</w:t>
+      </w:r>
+      <w:bookmarkEnd w:id="13"/>
+    </w:p>
+    <w:p>
+      <w:pPr>
+        <w:pStyle w:val="Cmsor2"/>
+        <w:numPr>
+          <w:ilvl w:val="1"/>
+          <w:numId w:val="5"/>
+        </w:numPr>
+        <w:jc w:val="both"/>
+        <w:rPr>
+          <w:rFonts w:cs="Times New Roman"/>
+        </w:rPr>
+      </w:pPr>
+      <w:bookmarkStart w:id="14" w:name="_Toc224887706"/>
+      <w:bookmarkStart w:id="15" w:name="_Toc225843508"/>
+      <w:r>
+        <w:rPr>
+          <w:rFonts w:cs="Times New Roman"/>
+        </w:rPr>
+        <w:t xml:space="preserve">GitHub </w:t>
+      </w:r>
+      <w:proofErr w:type="spellStart"/>
+      <w:r>
+        <w:rPr>
+          <w:rFonts w:cs="Times New Roman"/>
+        </w:rPr>
+        <w:t>Desktop</w:t>
+      </w:r>
+      <w:proofErr w:type="spellEnd"/>
+      <w:r>
+        <w:rPr>
+          <w:rFonts w:cs="Times New Roman"/>
+        </w:rPr>
+        <w:t>:</w:t>
+      </w:r>
+      <w:bookmarkEnd w:id="14"/>
+      <w:bookmarkEnd w:id="15"/>
+    </w:p>
+    <w:p>
+      <w:pPr>
+        <w:rPr>
+          <w:rFonts w:cs="Times New Roman"/>
+        </w:rPr>
+      </w:pPr>
+      <w:r>
+        <w:rPr>
+          <w:rFonts w:cs="Times New Roman"/>
+        </w:rPr>
+        <w:t xml:space="preserve">A projekt verziókövetéséhez a GitHub </w:t>
+      </w:r>
+      <w:proofErr w:type="spellStart"/>
+      <w:r>
+        <w:rPr>
+          <w:rFonts w:cs="Times New Roman"/>
+        </w:rPr>
+        <w:t>Desktop</w:t>
+      </w:r>
+      <w:proofErr w:type="spellEnd"/>
+      <w:r>
+        <w:rPr>
+          <w:rFonts w:cs="Times New Roman"/>
+        </w:rPr>
+        <w:t xml:space="preserve"> alkalmazást használtuk. Ez a grafikus felülettel rendelkező eszköz lehetővé tette számunkra a </w:t>
+      </w:r>
+      <w:proofErr w:type="spellStart"/>
+      <w:r>
+        <w:rPr>
+          <w:rFonts w:cs="Times New Roman"/>
+        </w:rPr>
+        <w:t>Git</w:t>
+      </w:r>
+      <w:proofErr w:type="spellEnd"/>
+      <w:r>
+        <w:rPr>
+          <w:rFonts w:cs="Times New Roman"/>
+        </w:rPr>
+        <w:t xml:space="preserve"> funkcióinak egyszerű és átlátható kezelését.</w:t>
+      </w:r>
+    </w:p>
+    <w:p>
+      <w:pPr>
+        <w:pStyle w:val="kp"/>
+      </w:pPr>
+      <w:r>
+        <w:drawing>
+          <wp:inline distT="0" distB="0" distL="0" distR="0" wp14:anchorId="1124E047" wp14:editId="0E0DF305">
+            <wp:extent cx="4526373" cy="3079630"/>
+            <wp:effectExtent l="0" t="0" r="7620" b="6985"/>
+            <wp:docPr id="6" name="Kép 6"/>
+            <wp:cNvGraphicFramePr>
+              <a:graphicFrameLocks xmlns:a="http://schemas.openxmlformats.org/drawingml/2006/main" noChangeAspect="1"/>
+            </wp:cNvGraphicFramePr>
+            <a:graphic xmlns:a="http://schemas.openxmlformats.org/drawingml/2006/main">
+              <a:graphicData uri="http://schemas.openxmlformats.org/drawingml/2006/picture">
+                <pic:pic xmlns:pic="http://schemas.openxmlformats.org/drawingml/2006/picture">
+                  <pic:nvPicPr>
+                    <pic:cNvPr id="1" name=""/>
+                    <pic:cNvPicPr/>
+                  </pic:nvPicPr>
+                  <pic:blipFill>
+                    <a:blip r:embed="rId13"/>
+                    <a:stretch>
+                      <a:fillRect/>
+                    </a:stretch>
+                  </pic:blipFill>
+                  <pic:spPr>
+                    <a:xfrm>
+                      <a:off x="0" y="0"/>
                       <a:ext cx="4600499" cy="3130063"/>
                     </a:xfrm>
                     <a:prstGeom prst="rect">
@@ -8419,7 +8451,7 @@
       <w:pPr>
         <w:pStyle w:val="lers"/>
       </w:pPr>
-      <w:bookmarkStart w:id="16" w:name="_Toc225839584"/>
+      <w:bookmarkStart w:id="16" w:name="_Toc225843473"/>
       <w:r>
         <w:t>3.</w:t>
       </w:r>
@@ -8458,13 +8490,12 @@
         </w:rPr>
       </w:pPr>
       <w:bookmarkStart w:id="17" w:name="_Toc224887707"/>
-      <w:bookmarkStart w:id="18" w:name="_Toc225838737"/>
-      <w:proofErr w:type="spellStart"/>
-      <w:r>
-        <w:rPr>
-          <w:rFonts w:cs="Times New Roman"/>
-        </w:rPr>
-        <w:lastRenderedPageBreak/>
+      <w:bookmarkStart w:id="18" w:name="_Toc225843509"/>
+      <w:proofErr w:type="spellStart"/>
+      <w:r>
+        <w:rPr>
+          <w:rFonts w:cs="Times New Roman"/>
+        </w:rPr>
         <w:t>Gemini</w:t>
       </w:r>
       <w:proofErr w:type="spellEnd"/>
@@ -8501,7 +8532,14 @@
         <w:rPr>
           <w:rFonts w:cs="Times New Roman"/>
         </w:rPr>
-        <w:t xml:space="preserve"> mesterséges intelligencia integrálásával tettük hatékonyabbá. Az AI nemcsak a specifikus programozási problémák elhárításában nyújtott támogatást, hanem az új technológiák elsajátítását és a tanulási folyamatot is jelentősen felgyorsította.</w:t>
+        <w:t xml:space="preserve"> mesterséges intelligencia integrálásával tettük hatékonyabbá. Az AI nemcsak a specifikus programozási problémák elhárításában nyújtott </w:t>
+      </w:r>
+      <w:r>
+        <w:rPr>
+          <w:rFonts w:cs="Times New Roman"/>
+        </w:rPr>
+        <w:lastRenderedPageBreak/>
+        <w:t>támogatást, hanem az új technológiák elsajátítását és a tanulási folyamatot is jelentősen felgyorsította.</w:t>
       </w:r>
     </w:p>
     <w:p>
@@ -8517,7 +8555,7 @@
         </w:rPr>
       </w:pPr>
       <w:bookmarkStart w:id="19" w:name="_Toc224887708"/>
-      <w:bookmarkStart w:id="20" w:name="_Toc225838738"/>
+      <w:bookmarkStart w:id="20" w:name="_Toc225843510"/>
       <w:r>
         <w:rPr>
           <w:rFonts w:cs="Times New Roman"/>
@@ -8609,7 +8647,7 @@
         </w:rPr>
       </w:pPr>
       <w:bookmarkStart w:id="21" w:name="_Toc224887709"/>
-      <w:bookmarkStart w:id="22" w:name="_Toc225838739"/>
+      <w:bookmarkStart w:id="22" w:name="_Toc225843511"/>
       <w:r>
         <w:rPr>
           <w:rFonts w:cs="Times New Roman"/>
@@ -8645,7 +8683,7 @@
         </w:rPr>
       </w:pPr>
       <w:bookmarkStart w:id="23" w:name="_Toc224887710"/>
-      <w:bookmarkStart w:id="24" w:name="_Toc225838740"/>
+      <w:bookmarkStart w:id="24" w:name="_Toc225843512"/>
       <w:proofErr w:type="spellStart"/>
       <w:r>
         <w:rPr>
@@ -8717,7 +8755,7 @@
         </w:rPr>
       </w:pPr>
       <w:bookmarkStart w:id="25" w:name="_Toc224887711"/>
-      <w:bookmarkStart w:id="26" w:name="_Toc225838741"/>
+      <w:bookmarkStart w:id="26" w:name="_Toc225843513"/>
       <w:r>
         <w:rPr>
           <w:rFonts w:cs="Times New Roman"/>
@@ -8741,7 +8779,7 @@
         </w:rPr>
       </w:pPr>
       <w:bookmarkStart w:id="27" w:name="_Toc224887712"/>
-      <w:bookmarkStart w:id="28" w:name="_Toc225838742"/>
+      <w:bookmarkStart w:id="28" w:name="_Toc225843514"/>
       <w:r>
         <w:rPr>
           <w:rFonts w:cs="Times New Roman"/>
@@ -8773,7 +8811,7 @@
         </w:rPr>
       </w:pPr>
       <w:bookmarkStart w:id="29" w:name="_Toc224887713"/>
-      <w:bookmarkStart w:id="30" w:name="_Toc225838743"/>
+      <w:bookmarkStart w:id="30" w:name="_Toc225843515"/>
       <w:r>
         <w:rPr>
           <w:rFonts w:cs="Times New Roman"/>
@@ -8805,7 +8843,7 @@
         </w:rPr>
       </w:pPr>
       <w:bookmarkStart w:id="31" w:name="_Toc224887714"/>
-      <w:bookmarkStart w:id="32" w:name="_Toc225838744"/>
+      <w:bookmarkStart w:id="32" w:name="_Toc225843516"/>
       <w:r>
         <w:rPr>
           <w:rFonts w:cs="Times New Roman"/>
@@ -8893,7 +8931,7 @@
         </w:rPr>
       </w:pPr>
       <w:bookmarkStart w:id="33" w:name="_Toc224887715"/>
-      <w:bookmarkStart w:id="34" w:name="_Toc225838745"/>
+      <w:bookmarkStart w:id="34" w:name="_Toc225843517"/>
       <w:r>
         <w:rPr>
           <w:rFonts w:cs="Times New Roman"/>
@@ -8956,7 +8994,7 @@
           <w:rFonts w:cs="Times New Roman"/>
         </w:rPr>
       </w:pPr>
-      <w:bookmarkStart w:id="35" w:name="_Toc225838746"/>
+      <w:bookmarkStart w:id="35" w:name="_Toc225843518"/>
       <w:r>
         <w:rPr>
           <w:rFonts w:cs="Times New Roman"/>
@@ -8978,7 +9016,7 @@
           <w:rFonts w:cs="Times New Roman"/>
         </w:rPr>
       </w:pPr>
-      <w:bookmarkStart w:id="36" w:name="_Toc225838747"/>
+      <w:bookmarkStart w:id="36" w:name="_Toc225843519"/>
       <w:r>
         <w:rPr>
           <w:rFonts w:cs="Times New Roman"/>
@@ -9095,7 +9133,7 @@
           <w:rFonts w:cs="Times New Roman"/>
         </w:rPr>
       </w:pPr>
-      <w:bookmarkStart w:id="37" w:name="_Toc225838748"/>
+      <w:bookmarkStart w:id="37" w:name="_Toc225843520"/>
       <w:r>
         <w:rPr>
           <w:rFonts w:cs="Times New Roman"/>
@@ -9116,7 +9154,7 @@
           <w:rFonts w:cs="Times New Roman"/>
         </w:rPr>
       </w:pPr>
-      <w:bookmarkStart w:id="38" w:name="_Toc225838749"/>
+      <w:bookmarkStart w:id="38" w:name="_Toc225843521"/>
       <w:proofErr w:type="spellStart"/>
       <w:r>
         <w:rPr>
@@ -9363,7 +9401,7 @@
           <w:rFonts w:cs="Times New Roman"/>
         </w:rPr>
       </w:pPr>
-      <w:bookmarkStart w:id="39" w:name="_Toc225838750"/>
+      <w:bookmarkStart w:id="39" w:name="_Toc225843522"/>
       <w:proofErr w:type="spellStart"/>
       <w:r>
         <w:rPr>
@@ -9443,7 +9481,6 @@
           <w:b/>
           <w:bCs/>
         </w:rPr>
-        <w:lastRenderedPageBreak/>
         <w:t>nev</w:t>
       </w:r>
       <w:proofErr w:type="spellEnd"/>
@@ -9517,12 +9554,13 @@
           <w:rFonts w:cs="Times New Roman"/>
         </w:rPr>
       </w:pPr>
-      <w:bookmarkStart w:id="40" w:name="_Toc225838751"/>
-      <w:proofErr w:type="spellStart"/>
-      <w:r>
-        <w:rPr>
-          <w:rFonts w:cs="Times New Roman"/>
-        </w:rPr>
+      <w:bookmarkStart w:id="40" w:name="_Toc225843523"/>
+      <w:proofErr w:type="spellStart"/>
+      <w:r>
+        <w:rPr>
+          <w:rFonts w:cs="Times New Roman"/>
+        </w:rPr>
+        <w:lastRenderedPageBreak/>
         <w:t>idopont</w:t>
       </w:r>
       <w:proofErr w:type="spellEnd"/>
@@ -9880,7 +9918,7 @@
           <w:rFonts w:cs="Times New Roman"/>
         </w:rPr>
       </w:pPr>
-      <w:bookmarkStart w:id="41" w:name="_Toc225838752"/>
+      <w:bookmarkStart w:id="41" w:name="_Toc225843524"/>
       <w:proofErr w:type="spellStart"/>
       <w:r>
         <w:rPr>
@@ -10075,7 +10113,6 @@
           <w:b/>
           <w:bCs/>
         </w:rPr>
-        <w:lastRenderedPageBreak/>
         <w:t>ebed_vege</w:t>
       </w:r>
       <w:proofErr w:type="spellEnd"/>
@@ -10143,7 +10180,7 @@
           <w:rFonts w:cs="Times New Roman"/>
         </w:rPr>
       </w:pPr>
-      <w:bookmarkStart w:id="42" w:name="_Toc225838753"/>
+      <w:bookmarkStart w:id="42" w:name="_Toc225843525"/>
       <w:proofErr w:type="spellStart"/>
       <w:r>
         <w:rPr>
@@ -10201,6 +10238,7 @@
           <w:b/>
           <w:bCs/>
         </w:rPr>
+        <w:lastRenderedPageBreak/>
         <w:t>rowid</w:t>
       </w:r>
       <w:proofErr w:type="spellEnd"/>
@@ -10262,7 +10300,7 @@
           <w:rFonts w:cs="Times New Roman"/>
         </w:rPr>
       </w:pPr>
-      <w:bookmarkStart w:id="43" w:name="_Toc225838754"/>
+      <w:bookmarkStart w:id="43" w:name="_Toc225843526"/>
       <w:proofErr w:type="spellStart"/>
       <w:r>
         <w:rPr>
@@ -10445,32 +10483,24 @@
           <w:rFonts w:cs="Times New Roman"/>
         </w:rPr>
       </w:pPr>
-      <w:bookmarkStart w:id="44" w:name="_Toc225838755"/>
-      <w:r>
-        <w:rPr>
-          <w:rFonts w:cs="Times New Roman"/>
-        </w:rPr>
-        <w:lastRenderedPageBreak/>
+      <w:bookmarkStart w:id="44" w:name="_Toc225843527"/>
+      <w:r>
+        <w:rPr>
+          <w:rFonts w:cs="Times New Roman"/>
+        </w:rPr>
         <w:t>Adatbázis felépítése</w:t>
       </w:r>
       <w:bookmarkEnd w:id="44"/>
     </w:p>
     <w:p>
       <w:pPr>
-        <w:jc w:val="center"/>
-        <w:rPr>
-          <w:rFonts w:cs="Times New Roman"/>
-        </w:rPr>
-      </w:pPr>
-      <w:r>
-        <w:rPr>
-          <w:rFonts w:cs="Times New Roman"/>
-          <w:noProof/>
-        </w:rPr>
+        <w:pStyle w:val="kp"/>
+      </w:pPr>
+      <w:r>
         <w:drawing>
-          <wp:inline distT="0" distB="0" distL="0" distR="0" wp14:anchorId="49A48AF0" wp14:editId="423C55B1">
-            <wp:extent cx="5534025" cy="4220990"/>
-            <wp:effectExtent l="0" t="0" r="0" b="8255"/>
+          <wp:inline distT="0" distB="0" distL="0" distR="0" wp14:anchorId="49A48AF0" wp14:editId="57497709">
+            <wp:extent cx="5054444" cy="3855198"/>
+            <wp:effectExtent l="0" t="0" r="0" b="0"/>
             <wp:docPr id="3" name="Kép 3"/>
             <wp:cNvGraphicFramePr>
               <a:graphicFrameLocks xmlns:a="http://schemas.openxmlformats.org/drawingml/2006/main" noChangeAspect="1"/>
@@ -10485,7 +10515,7 @@
                     </pic:cNvPicPr>
                   </pic:nvPicPr>
                   <pic:blipFill>
-                    <a:blip r:embed="rId13">
+                    <a:blip r:embed="rId14">
                       <a:extLst>
                         <a:ext uri="{28A0092B-C50C-407E-A947-70E740481C1C}">
                           <a14:useLocalDpi xmlns:a14="http://schemas.microsoft.com/office/drawing/2010/main" val="0"/>
@@ -10500,7 +10530,7 @@
                   <pic:spPr bwMode="auto">
                     <a:xfrm>
                       <a:off x="0" y="0"/>
-                      <a:ext cx="5537065" cy="4223309"/>
+                      <a:ext cx="5068911" cy="3866233"/>
                     </a:xfrm>
                     <a:prstGeom prst="rect">
                       <a:avLst/>
@@ -10521,7 +10551,7 @@
       <w:pPr>
         <w:pStyle w:val="lers"/>
       </w:pPr>
-      <w:bookmarkStart w:id="45" w:name="_Toc225839585"/>
+      <w:bookmarkStart w:id="45" w:name="_Toc225843474"/>
       <w:r>
         <w:t>4.</w:t>
       </w:r>
@@ -10568,7 +10598,7 @@
         </w:rPr>
       </w:pPr>
       <w:bookmarkStart w:id="46" w:name="_Toc224887725"/>
-      <w:bookmarkStart w:id="47" w:name="_Toc225838756"/>
+      <w:bookmarkStart w:id="47" w:name="_Toc225843528"/>
       <w:r>
         <w:rPr>
           <w:rFonts w:cs="Times New Roman"/>
@@ -10592,7 +10622,7 @@
         </w:rPr>
       </w:pPr>
       <w:bookmarkStart w:id="48" w:name="_Toc224887726"/>
-      <w:bookmarkStart w:id="49" w:name="_Toc225838757"/>
+      <w:bookmarkStart w:id="49" w:name="_Toc225843529"/>
       <w:r>
         <w:rPr>
           <w:rFonts w:cs="Times New Roman"/>
@@ -10702,7 +10732,7 @@
         </w:rPr>
         <w:t xml:space="preserve"> </w:t>
       </w:r>
-      <w:bookmarkStart w:id="50" w:name="_Toc225838758"/>
+      <w:bookmarkStart w:id="50" w:name="_Toc225843530"/>
       <w:r>
         <w:rPr>
           <w:rFonts w:cs="Times New Roman"/>
@@ -10875,16 +10905,9 @@
     </w:p>
     <w:p>
       <w:pPr>
-        <w:jc w:val="center"/>
-        <w:rPr>
-          <w:rFonts w:cs="Times New Roman"/>
-        </w:rPr>
-      </w:pPr>
-      <w:r>
-        <w:rPr>
-          <w:rFonts w:cs="Times New Roman"/>
-          <w:noProof/>
-        </w:rPr>
+        <w:pStyle w:val="kp"/>
+      </w:pPr>
+      <w:r>
         <w:lastRenderedPageBreak/>
         <w:drawing>
           <wp:inline distT="0" distB="0" distL="0" distR="0" wp14:anchorId="265445AE" wp14:editId="4AFEAFAF">
@@ -10904,7 +10927,7 @@
                     </pic:cNvPicPr>
                   </pic:nvPicPr>
                   <pic:blipFill>
-                    <a:blip r:embed="rId14">
+                    <a:blip r:embed="rId15">
                       <a:extLst>
                         <a:ext uri="{28A0092B-C50C-407E-A947-70E740481C1C}">
                           <a14:useLocalDpi xmlns:a14="http://schemas.microsoft.com/office/drawing/2010/main" val="0"/>
@@ -10940,7 +10963,7 @@
       <w:pPr>
         <w:pStyle w:val="lers"/>
       </w:pPr>
-      <w:bookmarkStart w:id="51" w:name="_Toc225839586"/>
+      <w:bookmarkStart w:id="51" w:name="_Toc225843475"/>
       <w:r>
         <w:t>5.</w:t>
       </w:r>
@@ -10982,7 +11005,7 @@
         </w:rPr>
         <w:t xml:space="preserve"> </w:t>
       </w:r>
-      <w:bookmarkStart w:id="52" w:name="_Toc225838759"/>
+      <w:bookmarkStart w:id="52" w:name="_Toc225843531"/>
       <w:r>
         <w:rPr>
           <w:rFonts w:cs="Times New Roman"/>
@@ -11003,7 +11026,7 @@
           <w:rFonts w:cs="Times New Roman"/>
         </w:rPr>
       </w:pPr>
-      <w:bookmarkStart w:id="53" w:name="_Toc225838760"/>
+      <w:bookmarkStart w:id="53" w:name="_Toc225843532"/>
       <w:r>
         <w:rPr>
           <w:rFonts w:cs="Times New Roman"/>
@@ -11037,7 +11060,7 @@
           <w:rFonts w:cs="Times New Roman"/>
         </w:rPr>
       </w:pPr>
-      <w:bookmarkStart w:id="54" w:name="_Toc225838761"/>
+      <w:bookmarkStart w:id="54" w:name="_Toc225843533"/>
       <w:r>
         <w:rPr>
           <w:rFonts w:cs="Times New Roman"/>
@@ -11105,7 +11128,7 @@
           <w:rFonts w:cs="Times New Roman"/>
         </w:rPr>
       </w:pPr>
-      <w:bookmarkStart w:id="55" w:name="_Toc225838762"/>
+      <w:bookmarkStart w:id="55" w:name="_Toc225843534"/>
       <w:proofErr w:type="spellStart"/>
       <w:r>
         <w:rPr>
@@ -11183,7 +11206,7 @@
           <w:rFonts w:cs="Times New Roman"/>
         </w:rPr>
       </w:pPr>
-      <w:bookmarkStart w:id="56" w:name="_Toc225838763"/>
+      <w:bookmarkStart w:id="56" w:name="_Toc225843535"/>
       <w:proofErr w:type="spellStart"/>
       <w:r>
         <w:rPr>
@@ -11233,13 +11256,12 @@
           <w:rFonts w:cs="Times New Roman"/>
         </w:rPr>
       </w:pPr>
-      <w:bookmarkStart w:id="57" w:name="_Toc225838764"/>
-      <w:proofErr w:type="spellStart"/>
-      <w:r>
-        <w:rPr>
-          <w:rFonts w:cs="Times New Roman"/>
-        </w:rPr>
-        <w:lastRenderedPageBreak/>
+      <w:bookmarkStart w:id="57" w:name="_Toc225843536"/>
+      <w:proofErr w:type="spellStart"/>
+      <w:r>
+        <w:rPr>
+          <w:rFonts w:cs="Times New Roman"/>
+        </w:rPr>
         <w:t>Routs</w:t>
       </w:r>
       <w:bookmarkEnd w:id="57"/>
@@ -11257,7 +11279,7 @@
           <w:rFonts w:cs="Times New Roman"/>
         </w:rPr>
       </w:pPr>
-      <w:bookmarkStart w:id="58" w:name="_Toc225838765"/>
+      <w:bookmarkStart w:id="58" w:name="_Toc225843537"/>
       <w:r>
         <w:rPr>
           <w:rFonts w:cs="Times New Roman"/>
@@ -11346,6 +11368,7 @@
           <w:b/>
           <w:bCs/>
         </w:rPr>
+        <w:lastRenderedPageBreak/>
         <w:t>PUT</w:t>
       </w:r>
       <w:r>
@@ -11437,7 +11460,7 @@
           <w:rFonts w:cs="Times New Roman"/>
         </w:rPr>
       </w:pPr>
-      <w:bookmarkStart w:id="59" w:name="_Toc225838766"/>
+      <w:bookmarkStart w:id="59" w:name="_Toc225843538"/>
       <w:r>
         <w:rPr>
           <w:rFonts w:cs="Times New Roman"/>
@@ -11681,7 +11704,7 @@
           <w:rFonts w:cs="Times New Roman"/>
         </w:rPr>
       </w:pPr>
-      <w:bookmarkStart w:id="60" w:name="_Toc225838767"/>
+      <w:bookmarkStart w:id="60" w:name="_Toc225843539"/>
       <w:r>
         <w:rPr>
           <w:rFonts w:cs="Times New Roman"/>
@@ -11734,7 +11757,7 @@
           <w:rFonts w:cs="Times New Roman"/>
         </w:rPr>
       </w:pPr>
-      <w:bookmarkStart w:id="61" w:name="_Toc225838768"/>
+      <w:bookmarkStart w:id="61" w:name="_Toc225843540"/>
       <w:r>
         <w:rPr>
           <w:rFonts w:cs="Times New Roman"/>
@@ -11787,12 +11810,11 @@
           <w:rFonts w:cs="Times New Roman"/>
         </w:rPr>
       </w:pPr>
-      <w:bookmarkStart w:id="62" w:name="_Toc225838769"/>
-      <w:r>
-        <w:rPr>
-          <w:rFonts w:cs="Times New Roman"/>
-        </w:rPr>
-        <w:lastRenderedPageBreak/>
+      <w:bookmarkStart w:id="62" w:name="_Toc225843541"/>
+      <w:r>
+        <w:rPr>
+          <w:rFonts w:cs="Times New Roman"/>
+        </w:rPr>
         <w:t>munkaidoRoutes.js</w:t>
       </w:r>
       <w:bookmarkEnd w:id="62"/>
@@ -11847,7 +11869,7 @@
         </w:rPr>
         <w:t xml:space="preserve"> </w:t>
       </w:r>
-      <w:bookmarkStart w:id="63" w:name="_Toc225838770"/>
+      <w:bookmarkStart w:id="63" w:name="_Toc225843542"/>
       <w:proofErr w:type="spellStart"/>
       <w:r>
         <w:rPr>
@@ -11870,7 +11892,7 @@
           <w:rFonts w:cs="Times New Roman"/>
         </w:rPr>
       </w:pPr>
-      <w:bookmarkStart w:id="64" w:name="_Toc225838771"/>
+      <w:bookmarkStart w:id="64" w:name="_Toc225843543"/>
       <w:r>
         <w:rPr>
           <w:rFonts w:cs="Times New Roman"/>
@@ -11954,6 +11976,7 @@
           <w:b/>
           <w:bCs/>
         </w:rPr>
+        <w:lastRenderedPageBreak/>
         <w:t>Adminisztráció:</w:t>
       </w:r>
       <w:r>
@@ -11972,7 +11995,7 @@
           <w:rFonts w:cs="Times New Roman"/>
         </w:rPr>
       </w:pPr>
-      <w:bookmarkStart w:id="65" w:name="_Toc225838772"/>
+      <w:bookmarkStart w:id="65" w:name="_Toc225843544"/>
       <w:r>
         <w:rPr>
           <w:rFonts w:cs="Times New Roman"/>
@@ -12063,7 +12086,7 @@
           <w:rFonts w:cs="Times New Roman"/>
         </w:rPr>
       </w:pPr>
-      <w:bookmarkStart w:id="66" w:name="_Toc225838773"/>
+      <w:bookmarkStart w:id="66" w:name="_Toc225843545"/>
       <w:r>
         <w:rPr>
           <w:rFonts w:cs="Times New Roman"/>
@@ -12097,12 +12120,11 @@
           <w:rFonts w:cs="Times New Roman"/>
         </w:rPr>
       </w:pPr>
-      <w:bookmarkStart w:id="67" w:name="_Toc225838774"/>
-      <w:r>
-        <w:rPr>
-          <w:rFonts w:cs="Times New Roman"/>
-        </w:rPr>
-        <w:lastRenderedPageBreak/>
+      <w:bookmarkStart w:id="67" w:name="_Toc225843546"/>
+      <w:r>
+        <w:rPr>
+          <w:rFonts w:cs="Times New Roman"/>
+        </w:rPr>
         <w:t>fodraszController.js</w:t>
       </w:r>
       <w:bookmarkEnd w:id="67"/>
@@ -12132,7 +12154,7 @@
           <w:rFonts w:cs="Times New Roman"/>
         </w:rPr>
       </w:pPr>
-      <w:bookmarkStart w:id="68" w:name="_Toc225838775"/>
+      <w:bookmarkStart w:id="68" w:name="_Toc225843547"/>
       <w:r>
         <w:rPr>
           <w:rFonts w:cs="Times New Roman"/>
@@ -12180,7 +12202,7 @@
           <w:rFonts w:cs="Times New Roman"/>
         </w:rPr>
       </w:pPr>
-      <w:bookmarkStart w:id="69" w:name="_Toc225838776"/>
+      <w:bookmarkStart w:id="69" w:name="_Toc225843548"/>
       <w:r>
         <w:rPr>
           <w:rFonts w:cs="Times New Roman"/>
@@ -12202,7 +12224,7 @@
           <w:rFonts w:cs="Times New Roman"/>
         </w:rPr>
       </w:pPr>
-      <w:bookmarkStart w:id="70" w:name="_Toc225838777"/>
+      <w:bookmarkStart w:id="70" w:name="_Toc225843549"/>
       <w:r>
         <w:rPr>
           <w:rFonts w:cs="Times New Roman"/>
@@ -12264,7 +12286,7 @@
           <w:rFonts w:cs="Times New Roman"/>
         </w:rPr>
       </w:pPr>
-      <w:bookmarkStart w:id="71" w:name="_Toc225838778"/>
+      <w:bookmarkStart w:id="71" w:name="_Toc225843550"/>
       <w:r>
         <w:rPr>
           <w:rFonts w:cs="Times New Roman"/>
@@ -12402,7 +12424,7 @@
           <w:rFonts w:cs="Times New Roman"/>
         </w:rPr>
       </w:pPr>
-      <w:bookmarkStart w:id="72" w:name="_Toc225838779"/>
+      <w:bookmarkStart w:id="72" w:name="_Toc225843551"/>
       <w:proofErr w:type="spellStart"/>
       <w:r>
         <w:rPr>
@@ -12485,955 +12507,14 @@
     </w:p>
     <w:p>
       <w:pPr>
-        <w:ind w:left="360"/>
-        <w:jc w:val="center"/>
-        <w:rPr>
-          <w:rFonts w:cs="Times New Roman"/>
-        </w:rPr>
-      </w:pPr>
-      <w:r>
-        <w:rPr>
-          <w:rFonts w:cs="Times New Roman"/>
-          <w:noProof/>
-        </w:rPr>
+        <w:pStyle w:val="kp"/>
+      </w:pPr>
+      <w:r>
         <w:drawing>
           <wp:inline distT="0" distB="0" distL="0" distR="0" wp14:anchorId="7A8E7844" wp14:editId="6B1821F0">
             <wp:extent cx="4810125" cy="1916096"/>
             <wp:effectExtent l="0" t="0" r="0" b="8255"/>
             <wp:docPr id="8" name="Kép 8"/>
-            <wp:cNvGraphicFramePr>
-              <a:graphicFrameLocks xmlns:a="http://schemas.openxmlformats.org/drawingml/2006/main" noChangeAspect="1"/>
-            </wp:cNvGraphicFramePr>
-            <a:graphic xmlns:a="http://schemas.openxmlformats.org/drawingml/2006/main">
-              <a:graphicData uri="http://schemas.openxmlformats.org/drawingml/2006/picture">
-                <pic:pic xmlns:pic="http://schemas.openxmlformats.org/drawingml/2006/picture">
-                  <pic:nvPicPr>
-                    <pic:cNvPr id="1" name=""/>
-                    <pic:cNvPicPr/>
-                  </pic:nvPicPr>
-                  <pic:blipFill>
-                    <a:blip r:embed="rId15"/>
-                    <a:stretch>
-                      <a:fillRect/>
-                    </a:stretch>
-                  </pic:blipFill>
-                  <pic:spPr>
-                    <a:xfrm>
-                      <a:off x="0" y="0"/>
-                      <a:ext cx="4826543" cy="1922636"/>
-                    </a:xfrm>
-                    <a:prstGeom prst="rect">
-                      <a:avLst/>
-                    </a:prstGeom>
-                  </pic:spPr>
-                </pic:pic>
-              </a:graphicData>
-            </a:graphic>
-          </wp:inline>
-        </w:drawing>
-      </w:r>
-    </w:p>
-    <w:p>
-      <w:pPr>
-        <w:pStyle w:val="lers"/>
-      </w:pPr>
-      <w:bookmarkStart w:id="73" w:name="_Toc225839587"/>
-      <w:r>
-        <w:t>6.</w:t>
-      </w:r>
-      <w:r>
-        <w:rPr>
-          <w:rFonts w:cs="Times New Roman"/>
-        </w:rPr>
-        <w:t xml:space="preserve"> </w:t>
-      </w:r>
-      <w:r>
-        <w:rPr>
-          <w:rFonts w:cs="Times New Roman"/>
-        </w:rPr>
-        <w:t xml:space="preserve">ábra </w:t>
-      </w:r>
-      <w:proofErr w:type="spellStart"/>
-      <w:r>
-        <w:rPr>
-          <w:rFonts w:cs="Times New Roman"/>
-        </w:rPr>
-        <w:t>src</w:t>
-      </w:r>
-      <w:proofErr w:type="spellEnd"/>
-      <w:r>
-        <w:rPr>
-          <w:rFonts w:cs="Times New Roman"/>
-        </w:rPr>
-        <w:t xml:space="preserve"> mappa.</w:t>
-      </w:r>
-      <w:bookmarkEnd w:id="73"/>
-    </w:p>
-    <w:p>
-      <w:pPr>
-        <w:pStyle w:val="Cmsor3"/>
-        <w:numPr>
-          <w:ilvl w:val="2"/>
-          <w:numId w:val="5"/>
-        </w:numPr>
-        <w:jc w:val="both"/>
-        <w:rPr>
-          <w:rFonts w:cs="Times New Roman"/>
-        </w:rPr>
-      </w:pPr>
-      <w:bookmarkStart w:id="74" w:name="_Toc225838780"/>
-      <w:r>
-        <w:rPr>
-          <w:rFonts w:cs="Times New Roman"/>
-        </w:rPr>
-        <w:lastRenderedPageBreak/>
-        <w:t>app.css:</w:t>
-      </w:r>
-      <w:bookmarkEnd w:id="74"/>
-    </w:p>
-    <w:p>
-      <w:pPr>
-        <w:pStyle w:val="Listaszerbekezds"/>
-        <w:numPr>
-          <w:ilvl w:val="0"/>
-          <w:numId w:val="11"/>
-        </w:numPr>
-      </w:pPr>
-      <w:r>
-        <w:rPr>
-          <w:b/>
-          <w:bCs/>
-        </w:rPr>
-        <w:t>Elrendezés</w:t>
-      </w:r>
-      <w:r>
-        <w:t>: Meghatározza a tartalom maximális szélességét (1280px) és gondoskodik a képernyő közepére igazításról.</w:t>
-      </w:r>
-    </w:p>
-    <w:p>
-      <w:pPr>
-        <w:pStyle w:val="Listaszerbekezds"/>
-        <w:numPr>
-          <w:ilvl w:val="0"/>
-          <w:numId w:val="11"/>
-        </w:numPr>
-      </w:pPr>
-      <w:r>
-        <w:rPr>
-          <w:b/>
-          <w:bCs/>
-        </w:rPr>
-        <w:t>Interaktivitás</w:t>
-      </w:r>
-      <w:r>
-        <w:t>: Beállítja a logók feletti „világító” (</w:t>
-      </w:r>
-      <w:proofErr w:type="spellStart"/>
-      <w:r>
-        <w:t>glow</w:t>
-      </w:r>
-      <w:proofErr w:type="spellEnd"/>
-      <w:r>
-        <w:t>) effektust az egér használatakor.</w:t>
-      </w:r>
-    </w:p>
-    <w:p>
-      <w:pPr>
-        <w:pStyle w:val="Listaszerbekezds"/>
-        <w:numPr>
-          <w:ilvl w:val="0"/>
-          <w:numId w:val="11"/>
-        </w:numPr>
-      </w:pPr>
-      <w:r>
-        <w:rPr>
-          <w:b/>
-          <w:bCs/>
-        </w:rPr>
-        <w:t>Animáció</w:t>
-      </w:r>
-      <w:r>
-        <w:t>: Tartalmazza a logók folyamatos forgását szabályozó logikát.</w:t>
-      </w:r>
-    </w:p>
-    <w:p>
-      <w:pPr>
-        <w:pStyle w:val="Listaszerbekezds"/>
-        <w:numPr>
-          <w:ilvl w:val="0"/>
-          <w:numId w:val="11"/>
-        </w:numPr>
-      </w:pPr>
-      <w:r>
-        <w:rPr>
-          <w:b/>
-          <w:bCs/>
-        </w:rPr>
-        <w:t>Felhasználói élmény:</w:t>
-      </w:r>
-      <w:r>
-        <w:t xml:space="preserve"> Automatikusan leállítja a mozgásokat, ha a látogató rendszerszinten tiltja az animációkat (pl. akadálymentesség miatt).</w:t>
-      </w:r>
-    </w:p>
-    <w:p>
-      <w:pPr>
-        <w:pStyle w:val="Cmsor3"/>
-        <w:numPr>
-          <w:ilvl w:val="2"/>
-          <w:numId w:val="5"/>
-        </w:numPr>
-        <w:jc w:val="both"/>
-        <w:rPr>
-          <w:rFonts w:cs="Times New Roman"/>
-        </w:rPr>
-      </w:pPr>
-      <w:bookmarkStart w:id="75" w:name="_Toc225838781"/>
-      <w:r>
-        <w:rPr>
-          <w:rFonts w:cs="Times New Roman"/>
-        </w:rPr>
-        <w:t>head-foot.css</w:t>
-      </w:r>
-      <w:bookmarkEnd w:id="75"/>
-    </w:p>
-    <w:p>
-      <w:pPr>
-        <w:pStyle w:val="Listaszerbekezds"/>
-        <w:numPr>
-          <w:ilvl w:val="0"/>
-          <w:numId w:val="12"/>
-        </w:numPr>
-      </w:pPr>
-      <w:r>
-        <w:rPr>
-          <w:b/>
-          <w:bCs/>
-        </w:rPr>
-        <w:t>Fejléc (</w:t>
-      </w:r>
-      <w:proofErr w:type="spellStart"/>
-      <w:r>
-        <w:rPr>
-          <w:b/>
-          <w:bCs/>
-        </w:rPr>
-        <w:t>Header</w:t>
-      </w:r>
-      <w:proofErr w:type="spellEnd"/>
-      <w:r>
-        <w:rPr>
-          <w:b/>
-          <w:bCs/>
-        </w:rPr>
-        <w:t>):</w:t>
-      </w:r>
-      <w:r>
-        <w:t xml:space="preserve"> Beállít egy látványos háttérképet, amely a képernyő magasságának 35%-át foglalja el. Itt helyezi el a főcímet a bal felső sarokba, a navigációs gombokat pedig a jobb alsó sarokba.</w:t>
-      </w:r>
-    </w:p>
-    <w:p>
-      <w:pPr>
-        <w:pStyle w:val="Listaszerbekezds"/>
-        <w:numPr>
-          <w:ilvl w:val="0"/>
-          <w:numId w:val="12"/>
-        </w:numPr>
-      </w:pPr>
-      <w:r>
-        <w:rPr>
-          <w:b/>
-          <w:bCs/>
-        </w:rPr>
-        <w:t>Lábléc (</w:t>
-      </w:r>
-      <w:proofErr w:type="spellStart"/>
-      <w:r>
-        <w:rPr>
-          <w:b/>
-          <w:bCs/>
-        </w:rPr>
-        <w:t>Footer</w:t>
-      </w:r>
-      <w:proofErr w:type="spellEnd"/>
-      <w:r>
-        <w:rPr>
-          <w:b/>
-          <w:bCs/>
-        </w:rPr>
-        <w:t>):</w:t>
-      </w:r>
-      <w:r>
-        <w:t xml:space="preserve"> Egy sötét tónusú, kontrasztos lezárást ad az oldalnak, ahol a tartalmi elemeket (pl. elérhetőségek, linkek) rugalmasan, egymás mellé rendezve jeleníti meg.</w:t>
-      </w:r>
-    </w:p>
-    <w:p>
-      <w:pPr>
-        <w:pStyle w:val="Listaszerbekezds"/>
-        <w:numPr>
-          <w:ilvl w:val="0"/>
-          <w:numId w:val="12"/>
-        </w:numPr>
-      </w:pPr>
-      <w:r>
-        <w:rPr>
-          <w:b/>
-          <w:bCs/>
-        </w:rPr>
-        <w:t>Intelligens elrendezés (</w:t>
-      </w:r>
-      <w:proofErr w:type="spellStart"/>
-      <w:r>
-        <w:rPr>
-          <w:b/>
-          <w:bCs/>
-        </w:rPr>
-        <w:t>Sticky</w:t>
-      </w:r>
-      <w:proofErr w:type="spellEnd"/>
-      <w:r>
-        <w:rPr>
-          <w:b/>
-          <w:bCs/>
-        </w:rPr>
-        <w:t xml:space="preserve"> </w:t>
-      </w:r>
-      <w:proofErr w:type="spellStart"/>
-      <w:r>
-        <w:rPr>
-          <w:b/>
-          <w:bCs/>
-        </w:rPr>
-        <w:t>Footer</w:t>
-      </w:r>
-      <w:proofErr w:type="spellEnd"/>
-      <w:r>
-        <w:rPr>
-          <w:b/>
-          <w:bCs/>
-        </w:rPr>
-        <w:t>):</w:t>
-      </w:r>
-      <w:r>
-        <w:t xml:space="preserve"> A .app-</w:t>
-      </w:r>
-      <w:proofErr w:type="spellStart"/>
-      <w:r>
-        <w:t>container</w:t>
-      </w:r>
-      <w:proofErr w:type="spellEnd"/>
-      <w:r>
-        <w:t xml:space="preserve"> és a main segítségével gondoskodik róla, hogy a lábléc akkor is az oldal alján maradjon, ha kevés a tartalom, így elkerülhető a csúnya "felcsúszó" </w:t>
-      </w:r>
-      <w:proofErr w:type="spellStart"/>
-      <w:r>
-        <w:t>footer</w:t>
-      </w:r>
-      <w:proofErr w:type="spellEnd"/>
-      <w:r>
-        <w:t>.</w:t>
-      </w:r>
-    </w:p>
-    <w:p>
-      <w:pPr>
-        <w:pStyle w:val="Cmsor3"/>
-        <w:numPr>
-          <w:ilvl w:val="2"/>
-          <w:numId w:val="5"/>
-        </w:numPr>
-        <w:jc w:val="both"/>
-        <w:rPr>
-          <w:rFonts w:cs="Times New Roman"/>
-        </w:rPr>
-      </w:pPr>
-      <w:bookmarkStart w:id="76" w:name="_Toc225838782"/>
-      <w:r>
-        <w:rPr>
-          <w:rFonts w:cs="Times New Roman"/>
-        </w:rPr>
-        <w:t>index.css</w:t>
-      </w:r>
-      <w:bookmarkEnd w:id="76"/>
-    </w:p>
-    <w:p>
-      <w:pPr>
-        <w:pStyle w:val="Listaszerbekezds"/>
-        <w:numPr>
-          <w:ilvl w:val="0"/>
-          <w:numId w:val="13"/>
-        </w:numPr>
-      </w:pPr>
-      <w:r>
-        <w:rPr>
-          <w:b/>
-          <w:bCs/>
-        </w:rPr>
-        <w:t>Globális alapok:</w:t>
-      </w:r>
-      <w:r>
-        <w:t xml:space="preserve"> Beállítja a betűtípusokat, a szövegméreteket és az alapértelmezett háttérszínt. Gondoskodik a modern, simított betűmegjelenítésről.</w:t>
-      </w:r>
-    </w:p>
-    <w:p>
-      <w:pPr>
-        <w:pStyle w:val="Listaszerbekezds"/>
-        <w:numPr>
-          <w:ilvl w:val="0"/>
-          <w:numId w:val="13"/>
-        </w:numPr>
-      </w:pPr>
-      <w:r>
-        <w:rPr>
-          <w:b/>
-          <w:bCs/>
-        </w:rPr>
-        <w:t>Adaptív színvilág</w:t>
-      </w:r>
-      <w:r>
-        <w:t xml:space="preserve"> </w:t>
-      </w:r>
-      <w:r>
-        <w:rPr>
-          <w:b/>
-          <w:bCs/>
-        </w:rPr>
-        <w:t>(</w:t>
-      </w:r>
-      <w:proofErr w:type="spellStart"/>
-      <w:r>
-        <w:rPr>
-          <w:b/>
-          <w:bCs/>
-        </w:rPr>
-        <w:t>Dark</w:t>
-      </w:r>
-      <w:proofErr w:type="spellEnd"/>
-      <w:r>
-        <w:rPr>
-          <w:b/>
-          <w:bCs/>
-        </w:rPr>
-        <w:t>/</w:t>
-      </w:r>
-      <w:proofErr w:type="spellStart"/>
-      <w:r>
-        <w:rPr>
-          <w:b/>
-          <w:bCs/>
-        </w:rPr>
-        <w:t>Light</w:t>
-      </w:r>
-      <w:proofErr w:type="spellEnd"/>
-      <w:r>
-        <w:rPr>
-          <w:b/>
-          <w:bCs/>
-        </w:rPr>
-        <w:t xml:space="preserve"> </w:t>
-      </w:r>
-      <w:proofErr w:type="spellStart"/>
-      <w:r>
-        <w:rPr>
-          <w:b/>
-          <w:bCs/>
-        </w:rPr>
-        <w:t>mode</w:t>
-      </w:r>
-      <w:proofErr w:type="spellEnd"/>
-      <w:r>
-        <w:rPr>
-          <w:b/>
-          <w:bCs/>
-        </w:rPr>
-        <w:t>):</w:t>
-      </w:r>
-      <w:r>
-        <w:t xml:space="preserve"> Tartalmaz egy intelligens színkezelést, amely igazodik a felhasználó operációs rendszeréhez. Alapértelmezetten sötét témát használ, de automatikusan világosra vált, ha a látogató azt preferálja.</w:t>
-      </w:r>
-    </w:p>
-    <w:p>
-      <w:pPr>
-        <w:pStyle w:val="Listaszerbekezds"/>
-        <w:numPr>
-          <w:ilvl w:val="0"/>
-          <w:numId w:val="13"/>
-        </w:numPr>
-      </w:pPr>
-      <w:r>
-        <w:rPr>
-          <w:b/>
-          <w:bCs/>
-        </w:rPr>
-        <w:t>Központi UI elemek:</w:t>
-      </w:r>
-      <w:r>
-        <w:t xml:space="preserve"> Egységes stílust ad a gomboknak és linkeknek, beleértve az interaktív állapotokat (pl.</w:t>
-      </w:r>
-      <w:r>
-        <w:t>:</w:t>
-      </w:r>
-      <w:r>
-        <w:t xml:space="preserve"> ha fölé viszed az egeret vagy rákattintasz).</w:t>
-      </w:r>
-    </w:p>
-    <w:p>
-      <w:pPr>
-        <w:pStyle w:val="Listaszerbekezds"/>
-        <w:numPr>
-          <w:ilvl w:val="0"/>
-          <w:numId w:val="13"/>
-        </w:numPr>
-        <w:rPr>
-          <w:b/>
-          <w:bCs/>
-        </w:rPr>
-      </w:pPr>
-      <w:r>
-        <w:rPr>
-          <w:b/>
-          <w:bCs/>
-        </w:rPr>
-        <w:t>Aloldalak specifikus stílusai:</w:t>
-      </w:r>
-    </w:p>
-    <w:p>
-      <w:pPr>
-        <w:pStyle w:val="Listaszerbekezds"/>
-        <w:numPr>
-          <w:ilvl w:val="1"/>
-          <w:numId w:val="13"/>
-        </w:numPr>
-      </w:pPr>
-      <w:r>
-        <w:rPr>
-          <w:b/>
-          <w:bCs/>
-        </w:rPr>
-        <w:lastRenderedPageBreak/>
-        <w:t>Home:</w:t>
-      </w:r>
-      <w:r>
-        <w:t xml:space="preserve"> A nyitóoldal rugalmas (</w:t>
-      </w:r>
-      <w:proofErr w:type="spellStart"/>
-      <w:r>
-        <w:t>Flexbox</w:t>
-      </w:r>
-      <w:proofErr w:type="spellEnd"/>
-      <w:r>
-        <w:t>) elrendezéséért és a képek megjelenítéséért felel.</w:t>
-      </w:r>
-    </w:p>
-    <w:p>
-      <w:pPr>
-        <w:pStyle w:val="Listaszerbekezds"/>
-        <w:numPr>
-          <w:ilvl w:val="1"/>
-          <w:numId w:val="13"/>
-        </w:numPr>
-      </w:pPr>
-      <w:r>
-        <w:rPr>
-          <w:b/>
-          <w:bCs/>
-        </w:rPr>
-        <w:t>Auth</w:t>
-      </w:r>
-      <w:r>
-        <w:t xml:space="preserve"> </w:t>
-      </w:r>
-      <w:r>
-        <w:rPr>
-          <w:b/>
-          <w:bCs/>
-        </w:rPr>
-        <w:t>(Bejelentkezés/Regisztráció):</w:t>
-      </w:r>
-      <w:r>
-        <w:t xml:space="preserve"> Keretet és formát ad az űrlapoknak, hogy azok mobilról és asztali gépről is kényelmesen használhatóak legyenek.</w:t>
-      </w:r>
-    </w:p>
-    <w:p>
-      <w:pPr>
-        <w:pStyle w:val="Cmsor2"/>
-        <w:numPr>
-          <w:ilvl w:val="1"/>
-          <w:numId w:val="5"/>
-        </w:numPr>
-        <w:jc w:val="both"/>
-        <w:rPr>
-          <w:rFonts w:cs="Times New Roman"/>
-        </w:rPr>
-      </w:pPr>
-      <w:bookmarkStart w:id="77" w:name="_Toc225838783"/>
-      <w:proofErr w:type="spellStart"/>
-      <w:r>
-        <w:rPr>
-          <w:rFonts w:cs="Times New Roman"/>
-        </w:rPr>
-        <w:t>Pages</w:t>
-      </w:r>
-      <w:proofErr w:type="spellEnd"/>
-      <w:r>
-        <w:rPr>
-          <w:rFonts w:cs="Times New Roman"/>
-        </w:rPr>
-        <w:t xml:space="preserve"> mappa</w:t>
-      </w:r>
-      <w:bookmarkEnd w:id="77"/>
-    </w:p>
-    <w:p>
-      <w:pPr>
-        <w:pStyle w:val="Cmsor3"/>
-        <w:numPr>
-          <w:ilvl w:val="2"/>
-          <w:numId w:val="5"/>
-        </w:numPr>
-        <w:jc w:val="both"/>
-        <w:rPr>
-          <w:rFonts w:cs="Times New Roman"/>
-        </w:rPr>
-      </w:pPr>
-      <w:bookmarkStart w:id="78" w:name="_Toc225838784"/>
-      <w:proofErr w:type="spellStart"/>
-      <w:r>
-        <w:rPr>
-          <w:rFonts w:cs="Times New Roman"/>
-        </w:rPr>
-        <w:t>home.jsx</w:t>
-      </w:r>
-      <w:bookmarkEnd w:id="78"/>
-      <w:proofErr w:type="spellEnd"/>
-    </w:p>
-    <w:p>
-      <w:pPr>
-        <w:pStyle w:val="Listaszerbekezds"/>
-        <w:numPr>
-          <w:ilvl w:val="0"/>
-          <w:numId w:val="14"/>
-        </w:numPr>
-      </w:pPr>
-      <w:r>
-        <w:rPr>
-          <w:b/>
-          <w:bCs/>
-        </w:rPr>
-        <w:t>Kettős felépítés:</w:t>
-      </w:r>
-      <w:r>
-        <w:t xml:space="preserve"> A komponens két fő információs blokkra oszlik: egy személyes bemutatkozásra (Rólam) és a szolgáltatások ismertetésére (Hajvágás).</w:t>
-      </w:r>
-    </w:p>
-    <w:p>
-      <w:pPr>
-        <w:pStyle w:val="Listaszerbekezds"/>
-        <w:numPr>
-          <w:ilvl w:val="0"/>
-          <w:numId w:val="14"/>
-        </w:numPr>
-      </w:pPr>
-      <w:r>
-        <w:rPr>
-          <w:b/>
-          <w:bCs/>
-        </w:rPr>
-        <w:t>Vizuális tartalom:</w:t>
-      </w:r>
-      <w:r>
-        <w:t xml:space="preserve"> Képekkel (fodrasz.png, hajvagas.png) teszi szemléletessé és barátságossá a szolgáltatást, segítve a bizalomépítést.</w:t>
-      </w:r>
-    </w:p>
-    <w:p>
-      <w:pPr>
-        <w:pStyle w:val="Listaszerbekezds"/>
-        <w:numPr>
-          <w:ilvl w:val="0"/>
-          <w:numId w:val="14"/>
-        </w:numPr>
-      </w:pPr>
-      <w:r>
-        <w:rPr>
-          <w:b/>
-          <w:bCs/>
-        </w:rPr>
-        <w:t xml:space="preserve">Rugalmas elrendezés: </w:t>
-      </w:r>
-      <w:r>
-        <w:t xml:space="preserve">A </w:t>
-      </w:r>
-      <w:proofErr w:type="spellStart"/>
-      <w:r>
-        <w:t>kepekegymasmellett</w:t>
-      </w:r>
-      <w:proofErr w:type="spellEnd"/>
-      <w:r>
-        <w:t xml:space="preserve"> osztály és az </w:t>
-      </w:r>
-      <w:proofErr w:type="spellStart"/>
-      <w:r>
-        <w:t>inline</w:t>
-      </w:r>
-      <w:proofErr w:type="spellEnd"/>
-      <w:r>
-        <w:t xml:space="preserve"> </w:t>
-      </w:r>
-      <w:proofErr w:type="spellStart"/>
-      <w:r>
-        <w:t>Flexbox</w:t>
-      </w:r>
-      <w:proofErr w:type="spellEnd"/>
-      <w:r>
-        <w:t xml:space="preserve"> formázás gondoskodik róla, hogy a szöveg és a kép rendezetten, egymás mellett (vagy mobilon egymás alatt) jelenjen meg.</w:t>
-      </w:r>
-    </w:p>
-    <w:p>
-      <w:pPr>
-        <w:pStyle w:val="Listaszerbekezds"/>
-        <w:numPr>
-          <w:ilvl w:val="0"/>
-          <w:numId w:val="14"/>
-        </w:numPr>
-      </w:pPr>
-      <w:r>
-        <w:rPr>
-          <w:b/>
-          <w:bCs/>
-        </w:rPr>
-        <w:t xml:space="preserve">Letisztult dizájn: </w:t>
-      </w:r>
-      <w:r>
-        <w:t>A fix szélességek (</w:t>
-      </w:r>
-      <w:proofErr w:type="spellStart"/>
-      <w:r>
-        <w:t>maxWidth</w:t>
-      </w:r>
-      <w:proofErr w:type="spellEnd"/>
-      <w:r>
-        <w:t>) és a térközök (</w:t>
-      </w:r>
-      <w:proofErr w:type="spellStart"/>
-      <w:r>
-        <w:t>gap</w:t>
-      </w:r>
-      <w:proofErr w:type="spellEnd"/>
-      <w:r>
-        <w:t>) használatával a tartalom szellős, jól olvasható és professzionális hatást kelt.</w:t>
-      </w:r>
-    </w:p>
-    <w:p>
-      <w:pPr>
-        <w:pStyle w:val="Cmsor3"/>
-        <w:numPr>
-          <w:ilvl w:val="2"/>
-          <w:numId w:val="5"/>
-        </w:numPr>
-        <w:jc w:val="both"/>
-        <w:rPr>
-          <w:rFonts w:cs="Times New Roman"/>
-        </w:rPr>
-      </w:pPr>
-      <w:bookmarkStart w:id="79" w:name="_Toc225838785"/>
-      <w:proofErr w:type="spellStart"/>
-      <w:r>
-        <w:rPr>
-          <w:rFonts w:cs="Times New Roman"/>
-        </w:rPr>
-        <w:t>Register.jsx</w:t>
-      </w:r>
-      <w:bookmarkEnd w:id="79"/>
-      <w:proofErr w:type="spellEnd"/>
-    </w:p>
-    <w:p>
-      <w:pPr>
-        <w:pStyle w:val="Listaszerbekezds"/>
-        <w:numPr>
-          <w:ilvl w:val="0"/>
-          <w:numId w:val="15"/>
-        </w:numPr>
-      </w:pPr>
-      <w:r>
-        <w:rPr>
-          <w:b/>
-          <w:bCs/>
-        </w:rPr>
-        <w:t xml:space="preserve">Adatkezelés: </w:t>
-      </w:r>
-      <w:r>
-        <w:t xml:space="preserve">A </w:t>
-      </w:r>
-      <w:proofErr w:type="spellStart"/>
-      <w:r>
-        <w:t>useState</w:t>
-      </w:r>
-      <w:proofErr w:type="spellEnd"/>
-      <w:r>
-        <w:t xml:space="preserve"> </w:t>
-      </w:r>
-      <w:proofErr w:type="spellStart"/>
-      <w:r>
-        <w:t>hook</w:t>
-      </w:r>
-      <w:proofErr w:type="spellEnd"/>
-      <w:r>
-        <w:t xml:space="preserve"> segítségével valós időben követi a felhasználó által megadott nevet, e-mail címet és jelszót.</w:t>
-      </w:r>
-    </w:p>
-    <w:p>
-      <w:pPr>
-        <w:pStyle w:val="Listaszerbekezds"/>
-        <w:numPr>
-          <w:ilvl w:val="0"/>
-          <w:numId w:val="15"/>
-        </w:numPr>
-      </w:pPr>
-      <w:r>
-        <w:rPr>
-          <w:b/>
-          <w:bCs/>
-        </w:rPr>
-        <w:t xml:space="preserve">API kommunikáció: </w:t>
-      </w:r>
-      <w:r>
-        <w:t>A regisztrációs gomb megnyomásakor egy aszinkron POST kérést indít a háttérszerver felé (/</w:t>
-      </w:r>
-      <w:proofErr w:type="spellStart"/>
-      <w:r>
-        <w:t>api</w:t>
-      </w:r>
-      <w:proofErr w:type="spellEnd"/>
-      <w:r>
-        <w:t>/</w:t>
-      </w:r>
-      <w:proofErr w:type="spellStart"/>
-      <w:r>
-        <w:t>ugyfelek</w:t>
-      </w:r>
-      <w:proofErr w:type="spellEnd"/>
-      <w:r>
-        <w:t>/</w:t>
-      </w:r>
-      <w:proofErr w:type="spellStart"/>
-      <w:r>
-        <w:t>register</w:t>
-      </w:r>
-      <w:proofErr w:type="spellEnd"/>
-      <w:r>
-        <w:t>), továbbítva a megadott adatokat JSON formátumban.</w:t>
-      </w:r>
-    </w:p>
-    <w:p>
-      <w:pPr>
-        <w:pStyle w:val="Listaszerbekezds"/>
-        <w:numPr>
-          <w:ilvl w:val="0"/>
-          <w:numId w:val="15"/>
-        </w:numPr>
-      </w:pPr>
-      <w:r>
-        <w:rPr>
-          <w:b/>
-          <w:bCs/>
-        </w:rPr>
-        <w:t xml:space="preserve">Felhasználói visszajelzés: </w:t>
-      </w:r>
-      <w:r>
-        <w:t xml:space="preserve">Az </w:t>
-      </w:r>
-      <w:proofErr w:type="spellStart"/>
-      <w:r>
-        <w:t>RSuite</w:t>
-      </w:r>
-      <w:proofErr w:type="spellEnd"/>
-      <w:r>
-        <w:t xml:space="preserve"> könyvtár </w:t>
-      </w:r>
-      <w:proofErr w:type="spellStart"/>
-      <w:r>
-        <w:t>useToaster</w:t>
-      </w:r>
-      <w:proofErr w:type="spellEnd"/>
-      <w:r>
-        <w:t xml:space="preserve"> szolgáltatását használja a folyamat eredményének jelzésére:</w:t>
-      </w:r>
-    </w:p>
-    <w:p>
-      <w:pPr>
-        <w:pStyle w:val="Listaszerbekezds"/>
-        <w:numPr>
-          <w:ilvl w:val="1"/>
-          <w:numId w:val="15"/>
-        </w:numPr>
-      </w:pPr>
-      <w:r>
-        <w:rPr>
-          <w:b/>
-          <w:bCs/>
-        </w:rPr>
-        <w:t xml:space="preserve">Siker esetén: </w:t>
-      </w:r>
-      <w:r>
-        <w:t>Pozitív üzenetet jelenít meg, majd automatikusan átirányítja a felhasználót a bejelentkezési oldalra.</w:t>
-      </w:r>
-    </w:p>
-    <w:p>
-      <w:pPr>
-        <w:pStyle w:val="Listaszerbekezds"/>
-        <w:numPr>
-          <w:ilvl w:val="1"/>
-          <w:numId w:val="15"/>
-        </w:numPr>
-      </w:pPr>
-      <w:r>
-        <w:rPr>
-          <w:b/>
-          <w:bCs/>
-        </w:rPr>
-        <w:t xml:space="preserve">Hiba esetén: </w:t>
-      </w:r>
-      <w:r>
-        <w:t>Részletes hibaüzenetet közöl (pl. már létező e-mail cím vagy szerverelérési hiba).</w:t>
-      </w:r>
-    </w:p>
-    <w:p>
-      <w:pPr>
-        <w:pStyle w:val="Listaszerbekezds"/>
-        <w:numPr>
-          <w:ilvl w:val="0"/>
-          <w:numId w:val="15"/>
-        </w:numPr>
-      </w:pPr>
-      <w:r>
-        <w:rPr>
-          <w:b/>
-          <w:bCs/>
-        </w:rPr>
-        <w:lastRenderedPageBreak/>
-        <w:t xml:space="preserve">Biztonság és validáció: </w:t>
-      </w:r>
-      <w:r>
-        <w:t>Az űrlap alapvető HTML5 validációt használ (kötelező mezők, e-mail formátum), megelőzve az üres vagy hibás adatok beküldését.</w:t>
-      </w:r>
-    </w:p>
-    <w:p>
-      <w:pPr>
-        <w:pStyle w:val="Listaszerbekezds"/>
-        <w:spacing w:line="256" w:lineRule="auto"/>
-        <w:ind w:left="360" w:firstLine="0"/>
-        <w:jc w:val="center"/>
-        <w:rPr>
-          <w:rFonts w:cs="Times New Roman"/>
-        </w:rPr>
-      </w:pPr>
-      <w:r>
-        <w:rPr>
-          <w:rFonts w:cs="Times New Roman"/>
-          <w:noProof/>
-        </w:rPr>
-        <w:drawing>
-          <wp:inline distT="0" distB="0" distL="0" distR="0" wp14:anchorId="7066416D" wp14:editId="2AD34C70">
-            <wp:extent cx="4124325" cy="2970451"/>
-            <wp:effectExtent l="0" t="0" r="0" b="1905"/>
-            <wp:docPr id="9" name="Kép 9"/>
             <wp:cNvGraphicFramePr>
               <a:graphicFrameLocks xmlns:a="http://schemas.openxmlformats.org/drawingml/2006/main" noChangeAspect="1"/>
             </wp:cNvGraphicFramePr>
@@ -13453,7 +12534,7 @@
                   <pic:spPr>
                     <a:xfrm>
                       <a:off x="0" y="0"/>
-                      <a:ext cx="4135085" cy="2978200"/>
+                      <a:ext cx="4826543" cy="1922636"/>
                     </a:xfrm>
                     <a:prstGeom prst="rect">
                       <a:avLst/>
@@ -13470,9 +12551,9 @@
       <w:pPr>
         <w:pStyle w:val="lers"/>
       </w:pPr>
-      <w:bookmarkStart w:id="80" w:name="_Toc225839588"/>
-      <w:r>
-        <w:t>7.</w:t>
+      <w:bookmarkStart w:id="73" w:name="_Toc225843476"/>
+      <w:r>
+        <w:t>6.</w:t>
       </w:r>
       <w:r>
         <w:rPr>
@@ -13491,10 +12572,16 @@
         <w:rPr>
           <w:rFonts w:cs="Times New Roman"/>
         </w:rPr>
-        <w:t>register.jsx</w:t>
-      </w:r>
-      <w:bookmarkEnd w:id="80"/>
-      <w:proofErr w:type="spellEnd"/>
+        <w:t>src</w:t>
+      </w:r>
+      <w:proofErr w:type="spellEnd"/>
+      <w:r>
+        <w:rPr>
+          <w:rFonts w:cs="Times New Roman"/>
+        </w:rPr>
+        <w:t xml:space="preserve"> mappa.</w:t>
+      </w:r>
+      <w:bookmarkEnd w:id="73"/>
     </w:p>
     <w:p>
       <w:pPr>
@@ -13508,32 +12595,21 @@
           <w:rFonts w:cs="Times New Roman"/>
         </w:rPr>
       </w:pPr>
-      <w:bookmarkStart w:id="81" w:name="_Toc225838786"/>
-      <w:proofErr w:type="spellStart"/>
-      <w:r>
-        <w:rPr>
-          <w:rStyle w:val="Cmsor2Char"/>
-          <w:rFonts w:cs="Times New Roman"/>
-          <w:b/>
-          <w:bCs/>
-        </w:rPr>
-        <w:t>Login</w:t>
-      </w:r>
-      <w:r>
-        <w:rPr>
-          <w:rFonts w:cs="Times New Roman"/>
-        </w:rPr>
-        <w:t>.jsx</w:t>
-      </w:r>
-      <w:bookmarkEnd w:id="81"/>
-      <w:proofErr w:type="spellEnd"/>
+      <w:bookmarkStart w:id="74" w:name="_Toc225843552"/>
+      <w:r>
+        <w:rPr>
+          <w:rFonts w:cs="Times New Roman"/>
+        </w:rPr>
+        <w:t>app.css:</w:t>
+      </w:r>
+      <w:bookmarkEnd w:id="74"/>
     </w:p>
     <w:p>
       <w:pPr>
         <w:pStyle w:val="Listaszerbekezds"/>
         <w:numPr>
           <w:ilvl w:val="0"/>
-          <w:numId w:val="16"/>
+          <w:numId w:val="11"/>
         </w:numPr>
       </w:pPr>
       <w:r>
@@ -13541,10 +12617,10 @@
           <w:b/>
           <w:bCs/>
         </w:rPr>
-        <w:t xml:space="preserve">Hitelesítés: </w:t>
-      </w:r>
-      <w:r>
-        <w:t>Egy aszinkron POST kérést küld a szervernek, amely ellenőrzi az e-mail cím és a jelszó párosát.</w:t>
+        <w:t>Elrendezés</w:t>
+      </w:r>
+      <w:r>
+        <w:t>: Meghatározza a tartalom maximális szélességét (1280px) és gondoskodik a képernyő közepére igazításról.</w:t>
       </w:r>
     </w:p>
     <w:p>
@@ -13552,7 +12628,7 @@
         <w:pStyle w:val="Listaszerbekezds"/>
         <w:numPr>
           <w:ilvl w:val="0"/>
-          <w:numId w:val="16"/>
+          <w:numId w:val="11"/>
         </w:numPr>
       </w:pPr>
       <w:r>
@@ -13560,18 +12636,19 @@
           <w:b/>
           <w:bCs/>
         </w:rPr>
-        <w:t xml:space="preserve">Munkamenet kezelése: </w:t>
-      </w:r>
-      <w:r>
-        <w:t>Sikeres belépés esetén a felhasználói adatokat a localStorage-</w:t>
-      </w:r>
-      <w:proofErr w:type="spellStart"/>
-      <w:r>
-        <w:t>ba</w:t>
-      </w:r>
-      <w:proofErr w:type="spellEnd"/>
-      <w:r>
-        <w:t xml:space="preserve"> menti, így az alkalmazás a böngésző bezárása után is emlékszik a bejelentkezett felhasználóra.</w:t>
+        <w:lastRenderedPageBreak/>
+        <w:t>Interaktivitás</w:t>
+      </w:r>
+      <w:r>
+        <w:t>: Beállítja a logók feletti „világító” (</w:t>
+      </w:r>
+      <w:proofErr w:type="spellStart"/>
+      <w:r>
+        <w:t>glow</w:t>
+      </w:r>
+      <w:proofErr w:type="spellEnd"/>
+      <w:r>
+        <w:t>) effektust az egér használatakor.</w:t>
       </w:r>
     </w:p>
     <w:p>
@@ -13579,7 +12656,7 @@
         <w:pStyle w:val="Listaszerbekezds"/>
         <w:numPr>
           <w:ilvl w:val="0"/>
-          <w:numId w:val="16"/>
+          <w:numId w:val="11"/>
         </w:numPr>
       </w:pPr>
       <w:r>
@@ -13587,26 +12664,10 @@
           <w:b/>
           <w:bCs/>
         </w:rPr>
-        <w:t xml:space="preserve">Dinamikus visszajelzés: </w:t>
-      </w:r>
-      <w:r>
-        <w:t xml:space="preserve">Az </w:t>
-      </w:r>
-      <w:proofErr w:type="spellStart"/>
-      <w:r>
-        <w:t>RSuite</w:t>
-      </w:r>
-      <w:proofErr w:type="spellEnd"/>
-      <w:r>
-        <w:t xml:space="preserve"> értesítési rendszerével (</w:t>
-      </w:r>
-      <w:proofErr w:type="spellStart"/>
-      <w:r>
-        <w:t>Toaster</w:t>
-      </w:r>
-      <w:proofErr w:type="spellEnd"/>
-      <w:r>
-        <w:t>) azonnali visszajelzést ad a felhasználónak a belépés sikeréről vagy az esetleges hibákról.</w:t>
+        <w:t>Animáció</w:t>
+      </w:r>
+      <w:r>
+        <w:t>: Tartalmazza a logók folyamatos forgását szabályozó logikát.</w:t>
       </w:r>
     </w:p>
     <w:p>
@@ -13614,7 +12675,7 @@
         <w:pStyle w:val="Listaszerbekezds"/>
         <w:numPr>
           <w:ilvl w:val="0"/>
-          <w:numId w:val="16"/>
+          <w:numId w:val="11"/>
         </w:numPr>
       </w:pPr>
       <w:r>
@@ -13622,49 +12683,761 @@
           <w:b/>
           <w:bCs/>
         </w:rPr>
-        <w:t>Állapotfrissítés:</w:t>
-      </w:r>
-      <w:r>
-        <w:t xml:space="preserve"> Sikeres bejelentkezés után az oldal kényszerített </w:t>
-      </w:r>
-      <w:proofErr w:type="spellStart"/>
-      <w:r>
-        <w:t>újratöltést</w:t>
-      </w:r>
-      <w:proofErr w:type="spellEnd"/>
-      <w:r>
-        <w:t xml:space="preserve"> végez, hogy a navigációs menü (pl. a kijelentkezés gomb vagy az </w:t>
-      </w:r>
-      <w:proofErr w:type="spellStart"/>
-      <w:r>
-        <w:t>admin</w:t>
-      </w:r>
-      <w:proofErr w:type="spellEnd"/>
-      <w:r>
-        <w:t xml:space="preserve"> funkciók) azonnal frissüljön.</w:t>
-      </w:r>
+        <w:t>Felhasználói élmény:</w:t>
+      </w:r>
+      <w:r>
+        <w:t xml:space="preserve"> Automatikusan leállítja a mozgásokat, ha a látogató rendszerszinten tiltja az animációkat (pl. akadálymentesség miatt).</w:t>
+      </w:r>
+    </w:p>
+    <w:p>
+      <w:pPr>
+        <w:pStyle w:val="Cmsor3"/>
+        <w:numPr>
+          <w:ilvl w:val="2"/>
+          <w:numId w:val="5"/>
+        </w:numPr>
+        <w:jc w:val="both"/>
+        <w:rPr>
+          <w:rFonts w:cs="Times New Roman"/>
+        </w:rPr>
+      </w:pPr>
+      <w:bookmarkStart w:id="75" w:name="_Toc225843553"/>
+      <w:r>
+        <w:rPr>
+          <w:rFonts w:cs="Times New Roman"/>
+        </w:rPr>
+        <w:t>head-foot.css</w:t>
+      </w:r>
+      <w:bookmarkEnd w:id="75"/>
     </w:p>
     <w:p>
       <w:pPr>
         <w:pStyle w:val="Listaszerbekezds"/>
-        <w:spacing w:line="256" w:lineRule="auto"/>
-        <w:ind w:left="360" w:firstLine="0"/>
-        <w:jc w:val="center"/>
-        <w:rPr>
-          <w:rFonts w:cs="Times New Roman"/>
-        </w:rPr>
-      </w:pPr>
-      <w:r>
-        <w:rPr>
-          <w:rFonts w:cs="Times New Roman"/>
-          <w:noProof/>
-        </w:rPr>
+        <w:numPr>
+          <w:ilvl w:val="0"/>
+          <w:numId w:val="12"/>
+        </w:numPr>
+      </w:pPr>
+      <w:r>
+        <w:rPr>
+          <w:b/>
+          <w:bCs/>
+        </w:rPr>
+        <w:t>Fejléc (</w:t>
+      </w:r>
+      <w:proofErr w:type="spellStart"/>
+      <w:r>
+        <w:rPr>
+          <w:b/>
+          <w:bCs/>
+        </w:rPr>
+        <w:t>Header</w:t>
+      </w:r>
+      <w:proofErr w:type="spellEnd"/>
+      <w:r>
+        <w:rPr>
+          <w:b/>
+          <w:bCs/>
+        </w:rPr>
+        <w:t>):</w:t>
+      </w:r>
+      <w:r>
+        <w:t xml:space="preserve"> Beállít egy látványos háttérképet, amely a képernyő magasságának 35%-át foglalja el. Itt helyezi el a főcímet a bal felső sarokba, a navigációs gombokat pedig a jobb alsó sarokba.</w:t>
+      </w:r>
+    </w:p>
+    <w:p>
+      <w:pPr>
+        <w:pStyle w:val="Listaszerbekezds"/>
+        <w:numPr>
+          <w:ilvl w:val="0"/>
+          <w:numId w:val="12"/>
+        </w:numPr>
+      </w:pPr>
+      <w:r>
+        <w:rPr>
+          <w:b/>
+          <w:bCs/>
+        </w:rPr>
+        <w:t>Lábléc (</w:t>
+      </w:r>
+      <w:proofErr w:type="spellStart"/>
+      <w:r>
+        <w:rPr>
+          <w:b/>
+          <w:bCs/>
+        </w:rPr>
+        <w:t>Footer</w:t>
+      </w:r>
+      <w:proofErr w:type="spellEnd"/>
+      <w:r>
+        <w:rPr>
+          <w:b/>
+          <w:bCs/>
+        </w:rPr>
+        <w:t>):</w:t>
+      </w:r>
+      <w:r>
+        <w:t xml:space="preserve"> Egy sötét tónusú, kontrasztos lezárást ad az oldalnak, ahol a tartalmi elemeket (pl. elérhetőségek, linkek) rugalmasan, egymás mellé rendezve jeleníti meg.</w:t>
+      </w:r>
+    </w:p>
+    <w:p>
+      <w:pPr>
+        <w:pStyle w:val="Listaszerbekezds"/>
+        <w:numPr>
+          <w:ilvl w:val="0"/>
+          <w:numId w:val="12"/>
+        </w:numPr>
+      </w:pPr>
+      <w:r>
+        <w:rPr>
+          <w:b/>
+          <w:bCs/>
+        </w:rPr>
+        <w:t>Intelligens elrendezés (</w:t>
+      </w:r>
+      <w:proofErr w:type="spellStart"/>
+      <w:r>
+        <w:rPr>
+          <w:b/>
+          <w:bCs/>
+        </w:rPr>
+        <w:t>Sticky</w:t>
+      </w:r>
+      <w:proofErr w:type="spellEnd"/>
+      <w:r>
+        <w:rPr>
+          <w:b/>
+          <w:bCs/>
+        </w:rPr>
+        <w:t xml:space="preserve"> </w:t>
+      </w:r>
+      <w:proofErr w:type="spellStart"/>
+      <w:r>
+        <w:rPr>
+          <w:b/>
+          <w:bCs/>
+        </w:rPr>
+        <w:t>Footer</w:t>
+      </w:r>
+      <w:proofErr w:type="spellEnd"/>
+      <w:r>
+        <w:rPr>
+          <w:b/>
+          <w:bCs/>
+        </w:rPr>
+        <w:t>):</w:t>
+      </w:r>
+      <w:r>
+        <w:t xml:space="preserve"> A .app-</w:t>
+      </w:r>
+      <w:proofErr w:type="spellStart"/>
+      <w:r>
+        <w:t>container</w:t>
+      </w:r>
+      <w:proofErr w:type="spellEnd"/>
+      <w:r>
+        <w:t xml:space="preserve"> és a main segítségével gondoskodik róla, hogy a lábléc akkor is az oldal alján maradjon, ha kevés a tartalom, így elkerülhető a csúnya "felcsúszó" </w:t>
+      </w:r>
+      <w:proofErr w:type="spellStart"/>
+      <w:r>
+        <w:t>footer</w:t>
+      </w:r>
+      <w:proofErr w:type="spellEnd"/>
+      <w:r>
+        <w:t>.</w:t>
+      </w:r>
+    </w:p>
+    <w:p>
+      <w:pPr>
+        <w:pStyle w:val="Cmsor3"/>
+        <w:numPr>
+          <w:ilvl w:val="2"/>
+          <w:numId w:val="5"/>
+        </w:numPr>
+        <w:jc w:val="both"/>
+        <w:rPr>
+          <w:rFonts w:cs="Times New Roman"/>
+        </w:rPr>
+      </w:pPr>
+      <w:bookmarkStart w:id="76" w:name="_Toc225843554"/>
+      <w:r>
+        <w:rPr>
+          <w:rFonts w:cs="Times New Roman"/>
+        </w:rPr>
+        <w:t>index.css</w:t>
+      </w:r>
+      <w:bookmarkEnd w:id="76"/>
+    </w:p>
+    <w:p>
+      <w:pPr>
+        <w:pStyle w:val="Listaszerbekezds"/>
+        <w:numPr>
+          <w:ilvl w:val="0"/>
+          <w:numId w:val="13"/>
+        </w:numPr>
+      </w:pPr>
+      <w:r>
+        <w:rPr>
+          <w:b/>
+          <w:bCs/>
+        </w:rPr>
+        <w:t>Globális alapok:</w:t>
+      </w:r>
+      <w:r>
+        <w:t xml:space="preserve"> Beállítja a betűtípusokat, a szövegméreteket és az alapértelmezett háttérszínt. Gondoskodik a modern, simított betűmegjelenítésről.</w:t>
+      </w:r>
+    </w:p>
+    <w:p>
+      <w:pPr>
+        <w:pStyle w:val="Listaszerbekezds"/>
+        <w:numPr>
+          <w:ilvl w:val="0"/>
+          <w:numId w:val="13"/>
+        </w:numPr>
+      </w:pPr>
+      <w:r>
+        <w:rPr>
+          <w:b/>
+          <w:bCs/>
+        </w:rPr>
+        <w:t>Adaptív színvilág</w:t>
+      </w:r>
+      <w:r>
+        <w:t xml:space="preserve"> </w:t>
+      </w:r>
+      <w:r>
+        <w:rPr>
+          <w:b/>
+          <w:bCs/>
+        </w:rPr>
+        <w:t>(</w:t>
+      </w:r>
+      <w:proofErr w:type="spellStart"/>
+      <w:r>
+        <w:rPr>
+          <w:b/>
+          <w:bCs/>
+        </w:rPr>
+        <w:t>Dark</w:t>
+      </w:r>
+      <w:proofErr w:type="spellEnd"/>
+      <w:r>
+        <w:rPr>
+          <w:b/>
+          <w:bCs/>
+        </w:rPr>
+        <w:t>/</w:t>
+      </w:r>
+      <w:proofErr w:type="spellStart"/>
+      <w:r>
+        <w:rPr>
+          <w:b/>
+          <w:bCs/>
+        </w:rPr>
+        <w:t>Light</w:t>
+      </w:r>
+      <w:proofErr w:type="spellEnd"/>
+      <w:r>
+        <w:rPr>
+          <w:b/>
+          <w:bCs/>
+        </w:rPr>
+        <w:t xml:space="preserve"> </w:t>
+      </w:r>
+      <w:proofErr w:type="spellStart"/>
+      <w:r>
+        <w:rPr>
+          <w:b/>
+          <w:bCs/>
+        </w:rPr>
+        <w:t>mode</w:t>
+      </w:r>
+      <w:proofErr w:type="spellEnd"/>
+      <w:r>
+        <w:rPr>
+          <w:b/>
+          <w:bCs/>
+        </w:rPr>
+        <w:t>):</w:t>
+      </w:r>
+      <w:r>
+        <w:t xml:space="preserve"> Tartalmaz egy intelligens színkezelést, amely igazodik a felhasználó operációs rendszeréhez. Alapértelmezetten sötét témát használ, de automatikusan világosra vált, ha a látogató azt preferálja.</w:t>
+      </w:r>
+    </w:p>
+    <w:p>
+      <w:pPr>
+        <w:pStyle w:val="Listaszerbekezds"/>
+        <w:numPr>
+          <w:ilvl w:val="0"/>
+          <w:numId w:val="13"/>
+        </w:numPr>
+      </w:pPr>
+      <w:r>
+        <w:rPr>
+          <w:b/>
+          <w:bCs/>
+        </w:rPr>
+        <w:t>Központi UI elemek:</w:t>
+      </w:r>
+      <w:r>
+        <w:t xml:space="preserve"> Egységes stílust ad a gomboknak és linkeknek, beleértve az interaktív állapotokat (pl.</w:t>
+      </w:r>
+      <w:r>
+        <w:t>:</w:t>
+      </w:r>
+      <w:r>
+        <w:t xml:space="preserve"> ha fölé viszed az egeret vagy rákattintasz).</w:t>
+      </w:r>
+    </w:p>
+    <w:p>
+      <w:pPr>
+        <w:pStyle w:val="Listaszerbekezds"/>
+        <w:numPr>
+          <w:ilvl w:val="0"/>
+          <w:numId w:val="13"/>
+        </w:numPr>
+        <w:rPr>
+          <w:b/>
+          <w:bCs/>
+        </w:rPr>
+      </w:pPr>
+      <w:r>
+        <w:rPr>
+          <w:b/>
+          <w:bCs/>
+        </w:rPr>
+        <w:t>Aloldalak specifikus stílusai:</w:t>
+      </w:r>
+    </w:p>
+    <w:p>
+      <w:pPr>
+        <w:pStyle w:val="Listaszerbekezds"/>
+        <w:numPr>
+          <w:ilvl w:val="1"/>
+          <w:numId w:val="13"/>
+        </w:numPr>
+      </w:pPr>
+      <w:r>
+        <w:rPr>
+          <w:b/>
+          <w:bCs/>
+        </w:rPr>
+        <w:t>Home:</w:t>
+      </w:r>
+      <w:r>
+        <w:t xml:space="preserve"> A nyitóoldal rugalmas (</w:t>
+      </w:r>
+      <w:proofErr w:type="spellStart"/>
+      <w:r>
+        <w:t>Flexbox</w:t>
+      </w:r>
+      <w:proofErr w:type="spellEnd"/>
+      <w:r>
+        <w:t>) elrendezéséért és a képek megjelenítéséért felel.</w:t>
+      </w:r>
+    </w:p>
+    <w:p>
+      <w:pPr>
+        <w:pStyle w:val="Listaszerbekezds"/>
+        <w:numPr>
+          <w:ilvl w:val="1"/>
+          <w:numId w:val="13"/>
+        </w:numPr>
+      </w:pPr>
+      <w:r>
+        <w:rPr>
+          <w:b/>
+          <w:bCs/>
+        </w:rPr>
+        <w:t>Auth</w:t>
+      </w:r>
+      <w:r>
+        <w:t xml:space="preserve"> </w:t>
+      </w:r>
+      <w:r>
+        <w:rPr>
+          <w:b/>
+          <w:bCs/>
+        </w:rPr>
+        <w:t>(Bejelentkezés/Regisztráció):</w:t>
+      </w:r>
+      <w:r>
+        <w:t xml:space="preserve"> Keretet és formát ad az űrlapoknak, hogy azok mobilról és asztali gépről is kényelmesen használhatóak legyenek.</w:t>
+      </w:r>
+    </w:p>
+    <w:p>
+      <w:pPr>
+        <w:pStyle w:val="Cmsor2"/>
+        <w:numPr>
+          <w:ilvl w:val="1"/>
+          <w:numId w:val="5"/>
+        </w:numPr>
+        <w:jc w:val="both"/>
+        <w:rPr>
+          <w:rFonts w:cs="Times New Roman"/>
+        </w:rPr>
+      </w:pPr>
+      <w:bookmarkStart w:id="77" w:name="_Toc225843555"/>
+      <w:proofErr w:type="spellStart"/>
+      <w:r>
+        <w:rPr>
+          <w:rFonts w:cs="Times New Roman"/>
+        </w:rPr>
+        <w:lastRenderedPageBreak/>
+        <w:t>Pages</w:t>
+      </w:r>
+      <w:proofErr w:type="spellEnd"/>
+      <w:r>
+        <w:rPr>
+          <w:rFonts w:cs="Times New Roman"/>
+        </w:rPr>
+        <w:t xml:space="preserve"> mappa</w:t>
+      </w:r>
+      <w:bookmarkEnd w:id="77"/>
+    </w:p>
+    <w:p>
+      <w:pPr>
+        <w:pStyle w:val="Cmsor3"/>
+        <w:numPr>
+          <w:ilvl w:val="2"/>
+          <w:numId w:val="5"/>
+        </w:numPr>
+        <w:jc w:val="both"/>
+        <w:rPr>
+          <w:rFonts w:cs="Times New Roman"/>
+        </w:rPr>
+      </w:pPr>
+      <w:bookmarkStart w:id="78" w:name="_Toc225843556"/>
+      <w:proofErr w:type="spellStart"/>
+      <w:r>
+        <w:rPr>
+          <w:rFonts w:cs="Times New Roman"/>
+        </w:rPr>
+        <w:t>home.jsx</w:t>
+      </w:r>
+      <w:bookmarkEnd w:id="78"/>
+      <w:proofErr w:type="spellEnd"/>
+    </w:p>
+    <w:p>
+      <w:pPr>
+        <w:pStyle w:val="Listaszerbekezds"/>
+        <w:numPr>
+          <w:ilvl w:val="0"/>
+          <w:numId w:val="14"/>
+        </w:numPr>
+      </w:pPr>
+      <w:r>
+        <w:rPr>
+          <w:b/>
+          <w:bCs/>
+        </w:rPr>
+        <w:t>Kettős felépítés:</w:t>
+      </w:r>
+      <w:r>
+        <w:t xml:space="preserve"> A komponens két fő információs blokkra oszlik: egy személyes bemutatkozásra (Rólam) és a szolgáltatások ismertetésére (Hajvágás).</w:t>
+      </w:r>
+    </w:p>
+    <w:p>
+      <w:pPr>
+        <w:pStyle w:val="Listaszerbekezds"/>
+        <w:numPr>
+          <w:ilvl w:val="0"/>
+          <w:numId w:val="14"/>
+        </w:numPr>
+      </w:pPr>
+      <w:r>
+        <w:rPr>
+          <w:b/>
+          <w:bCs/>
+        </w:rPr>
+        <w:t>Vizuális tartalom:</w:t>
+      </w:r>
+      <w:r>
+        <w:t xml:space="preserve"> Képekkel (fodrasz.png, hajvagas.png) teszi szemléletessé és barátságossá a szolgáltatást, segítve a bizalomépítést.</w:t>
+      </w:r>
+    </w:p>
+    <w:p>
+      <w:pPr>
+        <w:pStyle w:val="Listaszerbekezds"/>
+        <w:numPr>
+          <w:ilvl w:val="0"/>
+          <w:numId w:val="14"/>
+        </w:numPr>
+      </w:pPr>
+      <w:r>
+        <w:rPr>
+          <w:b/>
+          <w:bCs/>
+        </w:rPr>
+        <w:t xml:space="preserve">Rugalmas elrendezés: </w:t>
+      </w:r>
+      <w:r>
+        <w:t xml:space="preserve">A </w:t>
+      </w:r>
+      <w:proofErr w:type="spellStart"/>
+      <w:r>
+        <w:t>kepekegymasmellett</w:t>
+      </w:r>
+      <w:proofErr w:type="spellEnd"/>
+      <w:r>
+        <w:t xml:space="preserve"> osztály és az </w:t>
+      </w:r>
+      <w:proofErr w:type="spellStart"/>
+      <w:r>
+        <w:t>inline</w:t>
+      </w:r>
+      <w:proofErr w:type="spellEnd"/>
+      <w:r>
+        <w:t xml:space="preserve"> </w:t>
+      </w:r>
+      <w:proofErr w:type="spellStart"/>
+      <w:r>
+        <w:t>Flexbox</w:t>
+      </w:r>
+      <w:proofErr w:type="spellEnd"/>
+      <w:r>
+        <w:t xml:space="preserve"> formázás gondoskodik róla, hogy a szöveg és a kép rendezetten, egymás mellett (vagy mobilon egymás alatt) jelenjen meg.</w:t>
+      </w:r>
+    </w:p>
+    <w:p>
+      <w:pPr>
+        <w:pStyle w:val="Listaszerbekezds"/>
+        <w:numPr>
+          <w:ilvl w:val="0"/>
+          <w:numId w:val="14"/>
+        </w:numPr>
+      </w:pPr>
+      <w:r>
+        <w:rPr>
+          <w:b/>
+          <w:bCs/>
+        </w:rPr>
+        <w:t xml:space="preserve">Letisztult dizájn: </w:t>
+      </w:r>
+      <w:r>
+        <w:t>A fix szélességek (</w:t>
+      </w:r>
+      <w:proofErr w:type="spellStart"/>
+      <w:r>
+        <w:t>maxWidth</w:t>
+      </w:r>
+      <w:proofErr w:type="spellEnd"/>
+      <w:r>
+        <w:t>) és a térközök (</w:t>
+      </w:r>
+      <w:proofErr w:type="spellStart"/>
+      <w:r>
+        <w:t>gap</w:t>
+      </w:r>
+      <w:proofErr w:type="spellEnd"/>
+      <w:r>
+        <w:t>) használatával a tartalom szellős, jól olvasható és professzionális hatást kelt.</w:t>
+      </w:r>
+    </w:p>
+    <w:p>
+      <w:pPr>
+        <w:pStyle w:val="Cmsor3"/>
+        <w:numPr>
+          <w:ilvl w:val="2"/>
+          <w:numId w:val="5"/>
+        </w:numPr>
+        <w:jc w:val="both"/>
+        <w:rPr>
+          <w:rFonts w:cs="Times New Roman"/>
+        </w:rPr>
+      </w:pPr>
+      <w:bookmarkStart w:id="79" w:name="_Toc225843557"/>
+      <w:proofErr w:type="spellStart"/>
+      <w:r>
+        <w:rPr>
+          <w:rFonts w:cs="Times New Roman"/>
+        </w:rPr>
+        <w:t>Register.jsx</w:t>
+      </w:r>
+      <w:bookmarkEnd w:id="79"/>
+      <w:proofErr w:type="spellEnd"/>
+    </w:p>
+    <w:p>
+      <w:pPr>
+        <w:pStyle w:val="Listaszerbekezds"/>
+        <w:numPr>
+          <w:ilvl w:val="0"/>
+          <w:numId w:val="15"/>
+        </w:numPr>
+      </w:pPr>
+      <w:r>
+        <w:rPr>
+          <w:b/>
+          <w:bCs/>
+        </w:rPr>
+        <w:t xml:space="preserve">Adatkezelés: </w:t>
+      </w:r>
+      <w:r>
+        <w:t xml:space="preserve">A </w:t>
+      </w:r>
+      <w:proofErr w:type="spellStart"/>
+      <w:r>
+        <w:t>useState</w:t>
+      </w:r>
+      <w:proofErr w:type="spellEnd"/>
+      <w:r>
+        <w:t xml:space="preserve"> </w:t>
+      </w:r>
+      <w:proofErr w:type="spellStart"/>
+      <w:r>
+        <w:t>hook</w:t>
+      </w:r>
+      <w:proofErr w:type="spellEnd"/>
+      <w:r>
+        <w:t xml:space="preserve"> segítségével valós időben követi a felhasználó által megadott nevet, e-mail címet és jelszót.</w:t>
+      </w:r>
+    </w:p>
+    <w:p>
+      <w:pPr>
+        <w:pStyle w:val="Listaszerbekezds"/>
+        <w:numPr>
+          <w:ilvl w:val="0"/>
+          <w:numId w:val="15"/>
+        </w:numPr>
+      </w:pPr>
+      <w:r>
+        <w:rPr>
+          <w:b/>
+          <w:bCs/>
+        </w:rPr>
+        <w:t xml:space="preserve">API kommunikáció: </w:t>
+      </w:r>
+      <w:r>
+        <w:t>A regisztrációs gomb megnyomásakor egy aszinkron POST kérést indít a háttérszerver felé (/</w:t>
+      </w:r>
+      <w:proofErr w:type="spellStart"/>
+      <w:r>
+        <w:t>api</w:t>
+      </w:r>
+      <w:proofErr w:type="spellEnd"/>
+      <w:r>
+        <w:t>/</w:t>
+      </w:r>
+      <w:proofErr w:type="spellStart"/>
+      <w:r>
+        <w:t>ugyfelek</w:t>
+      </w:r>
+      <w:proofErr w:type="spellEnd"/>
+      <w:r>
+        <w:t>/</w:t>
+      </w:r>
+      <w:proofErr w:type="spellStart"/>
+      <w:r>
+        <w:t>register</w:t>
+      </w:r>
+      <w:proofErr w:type="spellEnd"/>
+      <w:r>
+        <w:t>), továbbítva a megadott adatokat JSON formátumban.</w:t>
+      </w:r>
+    </w:p>
+    <w:p>
+      <w:pPr>
+        <w:pStyle w:val="Listaszerbekezds"/>
+        <w:numPr>
+          <w:ilvl w:val="0"/>
+          <w:numId w:val="15"/>
+        </w:numPr>
+      </w:pPr>
+      <w:r>
+        <w:rPr>
+          <w:b/>
+          <w:bCs/>
+        </w:rPr>
+        <w:t xml:space="preserve">Felhasználói visszajelzés: </w:t>
+      </w:r>
+      <w:r>
+        <w:t xml:space="preserve">Az </w:t>
+      </w:r>
+      <w:proofErr w:type="spellStart"/>
+      <w:r>
+        <w:t>RSuite</w:t>
+      </w:r>
+      <w:proofErr w:type="spellEnd"/>
+      <w:r>
+        <w:t xml:space="preserve"> könyvtár </w:t>
+      </w:r>
+      <w:proofErr w:type="spellStart"/>
+      <w:r>
+        <w:t>useToaster</w:t>
+      </w:r>
+      <w:proofErr w:type="spellEnd"/>
+      <w:r>
+        <w:t xml:space="preserve"> szolgáltatását használja a folyamat eredményének jelzésére:</w:t>
+      </w:r>
+    </w:p>
+    <w:p>
+      <w:pPr>
+        <w:pStyle w:val="Listaszerbekezds"/>
+        <w:numPr>
+          <w:ilvl w:val="1"/>
+          <w:numId w:val="15"/>
+        </w:numPr>
+      </w:pPr>
+      <w:r>
+        <w:rPr>
+          <w:b/>
+          <w:bCs/>
+        </w:rPr>
+        <w:t xml:space="preserve">Siker esetén: </w:t>
+      </w:r>
+      <w:r>
+        <w:t>Pozitív üzenetet jelenít meg, majd automatikusan átirányítja a felhasználót a bejelentkezési oldalra.</w:t>
+      </w:r>
+    </w:p>
+    <w:p>
+      <w:pPr>
+        <w:pStyle w:val="Listaszerbekezds"/>
+        <w:numPr>
+          <w:ilvl w:val="1"/>
+          <w:numId w:val="15"/>
+        </w:numPr>
+      </w:pPr>
+      <w:r>
+        <w:rPr>
+          <w:b/>
+          <w:bCs/>
+        </w:rPr>
+        <w:t xml:space="preserve">Hiba esetén: </w:t>
+      </w:r>
+      <w:r>
+        <w:t>Részletes hibaüzenetet közöl (pl. már létező e-mail cím vagy szerverelérési hiba).</w:t>
+      </w:r>
+    </w:p>
+    <w:p>
+      <w:pPr>
+        <w:pStyle w:val="Listaszerbekezds"/>
+        <w:numPr>
+          <w:ilvl w:val="0"/>
+          <w:numId w:val="15"/>
+        </w:numPr>
+      </w:pPr>
+      <w:r>
+        <w:rPr>
+          <w:b/>
+          <w:bCs/>
+        </w:rPr>
+        <w:t xml:space="preserve">Biztonság és validáció: </w:t>
+      </w:r>
+      <w:r>
+        <w:t>Az űrlap alapvető HTML5 validációt használ (kötelező mezők, e-mail formátum), megelőzve az üres vagy hibás adatok beküldését.</w:t>
+      </w:r>
+    </w:p>
+    <w:p>
+      <w:pPr>
+        <w:pStyle w:val="kp"/>
+      </w:pPr>
+      <w:r>
         <w:lastRenderedPageBreak/>
         <w:drawing>
-          <wp:inline distT="0" distB="0" distL="0" distR="0" wp14:anchorId="52A7688C" wp14:editId="126B74CE">
-            <wp:extent cx="4248150" cy="2562511"/>
-            <wp:effectExtent l="0" t="0" r="0" b="9525"/>
-            <wp:docPr id="10" name="Kép 10"/>
+          <wp:inline distT="0" distB="0" distL="0" distR="0" wp14:anchorId="7066416D" wp14:editId="2AD34C70">
+            <wp:extent cx="4124325" cy="2970451"/>
+            <wp:effectExtent l="0" t="0" r="0" b="1905"/>
+            <wp:docPr id="9" name="Kép 9"/>
             <wp:cNvGraphicFramePr>
               <a:graphicFrameLocks xmlns:a="http://schemas.openxmlformats.org/drawingml/2006/main" noChangeAspect="1"/>
             </wp:cNvGraphicFramePr>
@@ -13684,7 +13457,7 @@
                   <pic:spPr>
                     <a:xfrm>
                       <a:off x="0" y="0"/>
-                      <a:ext cx="4257581" cy="2568200"/>
+                      <a:ext cx="4135085" cy="2978200"/>
                     </a:xfrm>
                     <a:prstGeom prst="rect">
                       <a:avLst/>
@@ -13701,9 +13474,9 @@
       <w:pPr>
         <w:pStyle w:val="lers"/>
       </w:pPr>
-      <w:bookmarkStart w:id="82" w:name="_Toc225839589"/>
-      <w:r>
-        <w:t>8.</w:t>
+      <w:bookmarkStart w:id="80" w:name="_Toc225843477"/>
+      <w:r>
+        <w:t>7.</w:t>
       </w:r>
       <w:r>
         <w:rPr>
@@ -13722,9 +13495,9 @@
         <w:rPr>
           <w:rFonts w:cs="Times New Roman"/>
         </w:rPr>
-        <w:t>login.jsx</w:t>
-      </w:r>
-      <w:bookmarkEnd w:id="82"/>
+        <w:t>register.jsx</w:t>
+      </w:r>
+      <w:bookmarkEnd w:id="80"/>
       <w:proofErr w:type="spellEnd"/>
     </w:p>
     <w:p>
@@ -13739,15 +13512,24 @@
           <w:rFonts w:cs="Times New Roman"/>
         </w:rPr>
       </w:pPr>
-      <w:bookmarkStart w:id="83" w:name="_Toc225838787"/>
-      <w:proofErr w:type="spellStart"/>
-      <w:r>
-        <w:rPr>
-          <w:rFonts w:cs="Times New Roman"/>
-        </w:rPr>
-        <w:t>Profile.jsx</w:t>
-      </w:r>
-      <w:bookmarkEnd w:id="83"/>
+      <w:bookmarkStart w:id="81" w:name="_Toc225843558"/>
+      <w:proofErr w:type="spellStart"/>
+      <w:r>
+        <w:rPr>
+          <w:rStyle w:val="Cmsor2Char"/>
+          <w:rFonts w:cs="Times New Roman"/>
+          <w:b/>
+          <w:bCs/>
+        </w:rPr>
+        <w:t>Login</w:t>
+      </w:r>
+      <w:r>
+        <w:rPr>
+          <w:rFonts w:cs="Times New Roman"/>
+        </w:rPr>
+        <w:t>.jsx</w:t>
+      </w:r>
+      <w:bookmarkEnd w:id="81"/>
       <w:proofErr w:type="spellEnd"/>
     </w:p>
     <w:p>
@@ -13755,7 +13537,7 @@
         <w:pStyle w:val="Listaszerbekezds"/>
         <w:numPr>
           <w:ilvl w:val="0"/>
-          <w:numId w:val="17"/>
+          <w:numId w:val="16"/>
         </w:numPr>
       </w:pPr>
       <w:r>
@@ -13763,10 +13545,10 @@
           <w:b/>
           <w:bCs/>
         </w:rPr>
-        <w:t>Jogosultságkezelés:</w:t>
-      </w:r>
-      <w:r>
-        <w:t xml:space="preserve"> Belépéskor ellenőrzi, hogy a felhasználó be van-e jelentkezve. Ha nem talál érvényes munkamenetet, automatikusan a bejelentkezési oldalra irányítja a látogatót.</w:t>
+        <w:t xml:space="preserve">Hitelesítés: </w:t>
+      </w:r>
+      <w:r>
+        <w:t>Egy aszinkron POST kérést küld a szervernek, amely ellenőrzi az e-mail cím és a jelszó párosát.</w:t>
       </w:r>
     </w:p>
     <w:p>
@@ -13774,7 +13556,7 @@
         <w:pStyle w:val="Listaszerbekezds"/>
         <w:numPr>
           <w:ilvl w:val="0"/>
-          <w:numId w:val="17"/>
+          <w:numId w:val="16"/>
         </w:numPr>
       </w:pPr>
       <w:r>
@@ -13782,10 +13564,18 @@
           <w:b/>
           <w:bCs/>
         </w:rPr>
-        <w:t>Időpontok megjelenítése:</w:t>
-      </w:r>
-      <w:r>
-        <w:t xml:space="preserve"> Egy átlátható táblázatba rendezve listázza a felhasználó összes aktív foglalását (dátum, időpont, szolgáltatás típusa, ár és a választott fodrász).</w:t>
+        <w:t xml:space="preserve">Munkamenet kezelése: </w:t>
+      </w:r>
+      <w:r>
+        <w:t>Sikeres belépés esetén a felhasználói adatokat a localStorage-</w:t>
+      </w:r>
+      <w:proofErr w:type="spellStart"/>
+      <w:r>
+        <w:t>ba</w:t>
+      </w:r>
+      <w:proofErr w:type="spellEnd"/>
+      <w:r>
+        <w:t xml:space="preserve"> menti, így az alkalmazás a böngésző bezárása után is emlékszik a bejelentkezett felhasználóra.</w:t>
       </w:r>
     </w:p>
     <w:p>
@@ -13793,7 +13583,7 @@
         <w:pStyle w:val="Listaszerbekezds"/>
         <w:numPr>
           <w:ilvl w:val="0"/>
-          <w:numId w:val="17"/>
+          <w:numId w:val="16"/>
         </w:numPr>
       </w:pPr>
       <w:r>
@@ -13801,10 +13591,26 @@
           <w:b/>
           <w:bCs/>
         </w:rPr>
-        <w:t>Üzleti logika (24 órás szabály):</w:t>
-      </w:r>
-      <w:r>
-        <w:t xml:space="preserve"> A rendszer automatikusan kalkulálja, hogy az adott időpont lemondható-e még. A gomb csak akkor aktív, ha a kezdésig még legalább 24 óra hátra van, ezzel segítve a szalon működésének tervezhetőségét.</w:t>
+        <w:t xml:space="preserve">Dinamikus visszajelzés: </w:t>
+      </w:r>
+      <w:r>
+        <w:t xml:space="preserve">Az </w:t>
+      </w:r>
+      <w:proofErr w:type="spellStart"/>
+      <w:r>
+        <w:t>RSuite</w:t>
+      </w:r>
+      <w:proofErr w:type="spellEnd"/>
+      <w:r>
+        <w:t xml:space="preserve"> értesítési rendszerével (</w:t>
+      </w:r>
+      <w:proofErr w:type="spellStart"/>
+      <w:r>
+        <w:t>Toaster</w:t>
+      </w:r>
+      <w:proofErr w:type="spellEnd"/>
+      <w:r>
+        <w:t>) azonnali visszajelzést ad a felhasználónak a belépés sikeréről vagy az esetleges hibákról.</w:t>
       </w:r>
     </w:p>
     <w:p>
@@ -13812,7 +13618,7 @@
         <w:pStyle w:val="Listaszerbekezds"/>
         <w:numPr>
           <w:ilvl w:val="0"/>
-          <w:numId w:val="17"/>
+          <w:numId w:val="16"/>
         </w:numPr>
       </w:pPr>
       <w:r>
@@ -13820,39 +13626,39 @@
           <w:b/>
           <w:bCs/>
         </w:rPr>
-        <w:t>Biztonságos lemondás:</w:t>
-      </w:r>
-      <w:r>
-        <w:t xml:space="preserve"> Megakadályozza a véletlen törlést egy megerősítő felugró ablak (</w:t>
-      </w:r>
-      <w:proofErr w:type="spellStart"/>
-      <w:r>
-        <w:t>Modal</w:t>
-      </w:r>
-      <w:proofErr w:type="spellEnd"/>
-      <w:r>
-        <w:t>) használatával. A törlési folyamat végén a lista azonnal frissül, és a felhasználó visszajelzést kap a művelet sikerességéről.</w:t>
-      </w:r>
-    </w:p>
-    <w:p>
-      <w:pPr>
-        <w:spacing w:line="256" w:lineRule="auto"/>
-        <w:ind w:firstLine="0"/>
-        <w:jc w:val="center"/>
-        <w:rPr>
-          <w:rFonts w:cs="Times New Roman"/>
-        </w:rPr>
-      </w:pPr>
-      <w:r>
-        <w:rPr>
-          <w:noProof/>
-        </w:rPr>
+        <w:t>Állapotfrissítés:</w:t>
+      </w:r>
+      <w:r>
+        <w:t xml:space="preserve"> Sikeres bejelentkezés után az oldal kényszerített </w:t>
+      </w:r>
+      <w:proofErr w:type="spellStart"/>
+      <w:r>
+        <w:t>újratöltést</w:t>
+      </w:r>
+      <w:proofErr w:type="spellEnd"/>
+      <w:r>
+        <w:t xml:space="preserve"> végez, hogy a navigációs menü (pl. a kijelentkezés gomb vagy az </w:t>
+      </w:r>
+      <w:proofErr w:type="spellStart"/>
+      <w:r>
+        <w:t>admin</w:t>
+      </w:r>
+      <w:proofErr w:type="spellEnd"/>
+      <w:r>
+        <w:t xml:space="preserve"> funkciók) azonnal frissüljön.</w:t>
+      </w:r>
+    </w:p>
+    <w:p>
+      <w:pPr>
+        <w:pStyle w:val="kp"/>
+      </w:pPr>
+      <w:r>
         <w:lastRenderedPageBreak/>
         <w:drawing>
-          <wp:inline distT="0" distB="0" distL="0" distR="0" wp14:anchorId="19FC3409" wp14:editId="555BEB9E">
-            <wp:extent cx="5657850" cy="1568229"/>
-            <wp:effectExtent l="0" t="0" r="0" b="0"/>
-            <wp:docPr id="11" name="Kép 11"/>
+          <wp:inline distT="0" distB="0" distL="0" distR="0" wp14:anchorId="52A7688C" wp14:editId="126B74CE">
+            <wp:extent cx="4248150" cy="2562511"/>
+            <wp:effectExtent l="0" t="0" r="0" b="9525"/>
+            <wp:docPr id="10" name="Kép 10"/>
             <wp:cNvGraphicFramePr>
               <a:graphicFrameLocks xmlns:a="http://schemas.openxmlformats.org/drawingml/2006/main" noChangeAspect="1"/>
             </wp:cNvGraphicFramePr>
@@ -13872,7 +13678,7 @@
                   <pic:spPr>
                     <a:xfrm>
                       <a:off x="0" y="0"/>
-                      <a:ext cx="5661838" cy="1569334"/>
+                      <a:ext cx="4257581" cy="2568200"/>
                     </a:xfrm>
                     <a:prstGeom prst="rect">
                       <a:avLst/>
@@ -13889,9 +13695,9 @@
       <w:pPr>
         <w:pStyle w:val="lers"/>
       </w:pPr>
-      <w:bookmarkStart w:id="84" w:name="_Toc225839590"/>
-      <w:r>
-        <w:t>9.</w:t>
+      <w:bookmarkStart w:id="82" w:name="_Toc225843478"/>
+      <w:r>
+        <w:t>8.</w:t>
       </w:r>
       <w:r>
         <w:rPr>
@@ -13910,9 +13716,9 @@
         <w:rPr>
           <w:rFonts w:cs="Times New Roman"/>
         </w:rPr>
-        <w:t>profile.jsx</w:t>
-      </w:r>
-      <w:bookmarkEnd w:id="84"/>
+        <w:t>login.jsx</w:t>
+      </w:r>
+      <w:bookmarkEnd w:id="82"/>
       <w:proofErr w:type="spellEnd"/>
     </w:p>
     <w:p>
@@ -13927,40 +13733,23 @@
           <w:rFonts w:cs="Times New Roman"/>
         </w:rPr>
       </w:pPr>
-      <w:bookmarkStart w:id="85" w:name="_Toc225838788"/>
-      <w:proofErr w:type="spellStart"/>
-      <w:r>
-        <w:rPr>
-          <w:rFonts w:cs="Times New Roman"/>
-        </w:rPr>
-        <w:t>Naptar.jsx</w:t>
-      </w:r>
-      <w:bookmarkEnd w:id="85"/>
-      <w:proofErr w:type="spellEnd"/>
-    </w:p>
-    <w:p>
-      <w:pPr>
-        <w:rPr>
-          <w:rFonts w:cs="Times New Roman"/>
-          <w:b/>
-          <w:bCs/>
-        </w:rPr>
-      </w:pPr>
-      <w:r>
-        <w:rPr>
-          <w:rFonts w:cs="Times New Roman"/>
-          <w:b/>
-          <w:bCs/>
-        </w:rPr>
-        <w:t>Intelligens időpontkezelés</w:t>
-      </w:r>
+      <w:bookmarkStart w:id="83" w:name="_Toc225843559"/>
+      <w:proofErr w:type="spellStart"/>
+      <w:r>
+        <w:rPr>
+          <w:rFonts w:cs="Times New Roman"/>
+        </w:rPr>
+        <w:t>Profile.jsx</w:t>
+      </w:r>
+      <w:bookmarkEnd w:id="83"/>
+      <w:proofErr w:type="spellEnd"/>
     </w:p>
     <w:p>
       <w:pPr>
         <w:pStyle w:val="Listaszerbekezds"/>
         <w:numPr>
           <w:ilvl w:val="0"/>
-          <w:numId w:val="18"/>
+          <w:numId w:val="17"/>
         </w:numPr>
       </w:pPr>
       <w:r>
@@ -13968,18 +13757,10 @@
           <w:b/>
           <w:bCs/>
         </w:rPr>
-        <w:t>20 perces egységek:</w:t>
-      </w:r>
-      <w:r>
-        <w:t xml:space="preserve"> A rendszer nem fix órákkal, hanem 20 perces blokkokkal számol. A szolgáltatások (pl. hajvágás </w:t>
-      </w:r>
-      <w:proofErr w:type="spellStart"/>
-      <w:r>
-        <w:t>vs</w:t>
-      </w:r>
-      <w:proofErr w:type="spellEnd"/>
-      <w:r>
-        <w:t>. teljes festés) hossza alapján a komponens kiszámolja, hány egymást követő szabad blokkra van szükség a foglaláshoz.</w:t>
+        <w:t>Jogosultságkezelés:</w:t>
+      </w:r>
+      <w:r>
+        <w:t xml:space="preserve"> Belépéskor ellenőrzi, hogy a felhasználó be van-e jelentkezve. Ha nem talál érvényes munkamenetet, automatikusan a bejelentkezési oldalra irányítja a látogatót.</w:t>
       </w:r>
     </w:p>
     <w:p>
@@ -13987,7 +13768,7 @@
         <w:pStyle w:val="Listaszerbekezds"/>
         <w:numPr>
           <w:ilvl w:val="0"/>
-          <w:numId w:val="18"/>
+          <w:numId w:val="17"/>
         </w:numPr>
       </w:pPr>
       <w:r>
@@ -13995,91 +13776,10 @@
           <w:b/>
           <w:bCs/>
         </w:rPr>
-        <w:t>Dinamikus naptárkép:</w:t>
-      </w:r>
-      <w:r>
-        <w:t xml:space="preserve"> A naptár cellái színes pöttyökkel (</w:t>
-      </w:r>
-      <w:proofErr w:type="spellStart"/>
-      <w:r>
-        <w:t>Badge</w:t>
-      </w:r>
-      <w:proofErr w:type="spellEnd"/>
-      <w:r>
-        <w:t>) jelzik a nap telítettségét:</w:t>
-      </w:r>
-    </w:p>
-    <w:p>
-      <w:pPr>
-        <w:pStyle w:val="Listaszerbekezds"/>
-        <w:numPr>
-          <w:ilvl w:val="1"/>
-          <w:numId w:val="18"/>
-        </w:numPr>
-      </w:pPr>
-      <w:r>
-        <w:rPr>
-          <w:b/>
-          <w:bCs/>
-        </w:rPr>
-        <w:t>Zöld:</w:t>
-      </w:r>
-      <w:r>
-        <w:t xml:space="preserve"> Bőven van hely.</w:t>
-      </w:r>
-    </w:p>
-    <w:p>
-      <w:pPr>
-        <w:pStyle w:val="Listaszerbekezds"/>
-        <w:numPr>
-          <w:ilvl w:val="1"/>
-          <w:numId w:val="18"/>
-        </w:numPr>
-      </w:pPr>
-      <w:r>
-        <w:rPr>
-          <w:b/>
-          <w:bCs/>
-        </w:rPr>
-        <w:t>Sárga:</w:t>
-      </w:r>
-      <w:r>
-        <w:t xml:space="preserve"> A nap több mint fele már foglalt.</w:t>
-      </w:r>
-    </w:p>
-    <w:p>
-      <w:pPr>
-        <w:pStyle w:val="Listaszerbekezds"/>
-        <w:numPr>
-          <w:ilvl w:val="1"/>
-          <w:numId w:val="18"/>
-        </w:numPr>
-      </w:pPr>
-      <w:r>
-        <w:rPr>
-          <w:b/>
-          <w:bCs/>
-        </w:rPr>
-        <w:t>Piros:</w:t>
-      </w:r>
-      <w:r>
-        <w:t xml:space="preserve"> Nincs elegendő összefüggő szabad hely a választott szolgáltatáshoz.</w:t>
-      </w:r>
-    </w:p>
-    <w:p>
-      <w:pPr>
-        <w:spacing w:line="256" w:lineRule="auto"/>
-        <w:rPr>
-          <w:rFonts w:cs="Times New Roman"/>
-        </w:rPr>
-      </w:pPr>
-      <w:r>
-        <w:rPr>
-          <w:rFonts w:cs="Times New Roman"/>
-          <w:b/>
-          <w:bCs/>
-        </w:rPr>
-        <w:t>Automatikus szűrés és validáció</w:t>
+        <w:t>Időpontok megjelenítése:</w:t>
+      </w:r>
+      <w:r>
+        <w:t xml:space="preserve"> Egy átlátható táblázatba rendezve listázza a felhasználó összes aktív foglalását (dátum, időpont, szolgáltatás típusa, ár és a választott fodrász).</w:t>
       </w:r>
     </w:p>
     <w:p>
@@ -14087,7 +13787,7 @@
         <w:pStyle w:val="Listaszerbekezds"/>
         <w:numPr>
           <w:ilvl w:val="0"/>
-          <w:numId w:val="19"/>
+          <w:numId w:val="17"/>
         </w:numPr>
       </w:pPr>
       <w:r>
@@ -14095,18 +13795,10 @@
           <w:b/>
           <w:bCs/>
         </w:rPr>
-        <w:t>Munkaidő és ebédidő:</w:t>
-      </w:r>
-      <w:r>
-        <w:t xml:space="preserve"> A naptár figyelembe veszi a fodrász </w:t>
-      </w:r>
-      <w:proofErr w:type="spellStart"/>
-      <w:r>
-        <w:t>nyitvatartását</w:t>
-      </w:r>
-      <w:proofErr w:type="spellEnd"/>
-      <w:r>
-        <w:t xml:space="preserve"> és az előre rögzített ebédidőt, ezeket a sávokat automatikusan zárolja.</w:t>
+        <w:t>Üzleti logika (24 órás szabály):</w:t>
+      </w:r>
+      <w:r>
+        <w:t xml:space="preserve"> A rendszer automatikusan kalkulálja, hogy az adott időpont lemondható-e még. A gomb csak akkor aktív, ha a kezdésig még legalább 24 óra hátra van, ezzel segítve a szalon működésének tervezhetőségét.</w:t>
       </w:r>
     </w:p>
     <w:p>
@@ -14114,7 +13806,7 @@
         <w:pStyle w:val="Listaszerbekezds"/>
         <w:numPr>
           <w:ilvl w:val="0"/>
-          <w:numId w:val="19"/>
+          <w:numId w:val="17"/>
         </w:numPr>
       </w:pPr>
       <w:r>
@@ -14122,119 +13814,33 @@
           <w:b/>
           <w:bCs/>
         </w:rPr>
-        <w:t>Ütközésfigyelés:</w:t>
-      </w:r>
-      <w:r>
-        <w:t xml:space="preserve"> A foglalás gomb csak akkor jelenik meg, ha a kiválasztott időpont és a szolgáltatás hossza nem ütközik egy már meglévő vendég foglalásával vagy az ebédidővel.</w:t>
-      </w:r>
-    </w:p>
-    <w:p>
-      <w:pPr>
-        <w:pStyle w:val="Listaszerbekezds"/>
-        <w:numPr>
-          <w:ilvl w:val="0"/>
-          <w:numId w:val="19"/>
-        </w:numPr>
-      </w:pPr>
-      <w:r>
-        <w:rPr>
-          <w:b/>
-          <w:bCs/>
-        </w:rPr>
-        <w:t>Múltbéli tiltás:</w:t>
-      </w:r>
-      <w:r>
-        <w:t xml:space="preserve"> A rendszer megakadályozza, hogy a felhasználók visszamenőlegesen vagy lezárt napokra foglaljanak.</w:t>
-      </w:r>
-    </w:p>
-    <w:p>
-      <w:pPr>
-        <w:spacing w:line="256" w:lineRule="auto"/>
-        <w:rPr>
-          <w:rFonts w:cs="Times New Roman"/>
-        </w:rPr>
-      </w:pPr>
-      <w:r>
-        <w:rPr>
-          <w:rFonts w:cs="Times New Roman"/>
-          <w:b/>
-          <w:bCs/>
-        </w:rPr>
-        <w:t>Felhasználói</w:t>
-      </w:r>
-      <w:r>
-        <w:rPr>
-          <w:rFonts w:cs="Times New Roman"/>
-        </w:rPr>
-        <w:t xml:space="preserve"> </w:t>
-      </w:r>
-      <w:r>
-        <w:rPr>
-          <w:rFonts w:cs="Times New Roman"/>
-          <w:b/>
-          <w:bCs/>
-        </w:rPr>
-        <w:t>folyamat</w:t>
-      </w:r>
-    </w:p>
-    <w:p>
-      <w:pPr>
-        <w:pStyle w:val="Listaszerbekezds"/>
-        <w:numPr>
-          <w:ilvl w:val="0"/>
-          <w:numId w:val="20"/>
-        </w:numPr>
-      </w:pPr>
-      <w:r>
-        <w:rPr>
-          <w:b/>
-          <w:bCs/>
-        </w:rPr>
-        <w:t>Adatbetöltés:</w:t>
-      </w:r>
-      <w:r>
-        <w:t xml:space="preserve"> Induláskor lekéri a szolgáltatások listáját, az árakat, a fodrászok elérhetőségét és a meglévő foglalásokat.</w:t>
-      </w:r>
-    </w:p>
-    <w:p>
-      <w:pPr>
-        <w:pStyle w:val="Listaszerbekezds"/>
-        <w:numPr>
-          <w:ilvl w:val="0"/>
-          <w:numId w:val="20"/>
-        </w:numPr>
-      </w:pPr>
-      <w:r>
-        <w:rPr>
-          <w:b/>
-          <w:bCs/>
-        </w:rPr>
-        <w:lastRenderedPageBreak/>
-        <w:t>Foglalás menete:</w:t>
-      </w:r>
-      <w:r>
-        <w:t xml:space="preserve"> Ellenőrzi a bejelentkezési státuszt, összegyűjti a szükséges azonosítókat (felhasználó, fodrász, szolgáltatás), majd egyetlen POST kéréssel véglegesíti az időpontot.</w:t>
-      </w:r>
-    </w:p>
-    <w:p>
-      <w:pPr>
-        <w:spacing w:line="256" w:lineRule="auto"/>
-        <w:ind w:left="720" w:firstLine="0"/>
-        <w:jc w:val="center"/>
-        <w:rPr>
-          <w:rFonts w:cs="Times New Roman"/>
-        </w:rPr>
-      </w:pPr>
-      <w:r>
-        <w:rPr>
-          <w:rFonts w:cs="Times New Roman"/>
-          <w:noProof/>
-        </w:rPr>
+        <w:t>Biztonságos lemondás:</w:t>
+      </w:r>
+      <w:r>
+        <w:t xml:space="preserve"> Megakadályozza a véletlen törlést egy megerősítő felugró ablak (</w:t>
+      </w:r>
+      <w:proofErr w:type="spellStart"/>
+      <w:r>
+        <w:t>Modal</w:t>
+      </w:r>
+      <w:proofErr w:type="spellEnd"/>
+      <w:r>
+        <w:t>) használatával. A törlési folyamat végén a lista azonnal frissül, és a felhasználó visszajelzést kap a művelet sikerességéről.</w:t>
+      </w:r>
+    </w:p>
+    <w:p>
+      <w:pPr>
+        <w:pStyle w:val="kp"/>
+        <w:rPr>
+          <w:rFonts w:cs="Times New Roman"/>
+        </w:rPr>
+      </w:pPr>
+      <w:r>
         <w:drawing>
-          <wp:inline distT="0" distB="0" distL="0" distR="0" wp14:anchorId="1E4964FC" wp14:editId="03619BFA">
-            <wp:extent cx="3333750" cy="3319652"/>
+          <wp:inline distT="0" distB="0" distL="0" distR="0" wp14:anchorId="19FC3409" wp14:editId="555BEB9E">
+            <wp:extent cx="5657850" cy="1568229"/>
             <wp:effectExtent l="0" t="0" r="0" b="0"/>
-            <wp:docPr id="13" name="Kép 13"/>
+            <wp:docPr id="11" name="Kép 11"/>
             <wp:cNvGraphicFramePr>
               <a:graphicFrameLocks xmlns:a="http://schemas.openxmlformats.org/drawingml/2006/main" noChangeAspect="1"/>
             </wp:cNvGraphicFramePr>
@@ -14254,7 +13860,7 @@
                   <pic:spPr>
                     <a:xfrm>
                       <a:off x="0" y="0"/>
-                      <a:ext cx="3398854" cy="3384481"/>
+                      <a:ext cx="5661838" cy="1569334"/>
                     </a:xfrm>
                     <a:prstGeom prst="rect">
                       <a:avLst/>
@@ -14270,13 +13876,10 @@
     <w:p>
       <w:pPr>
         <w:pStyle w:val="lers"/>
-        <w:rPr>
-          <w:rFonts w:cs="Times New Roman"/>
-        </w:rPr>
-      </w:pPr>
-      <w:bookmarkStart w:id="86" w:name="_Toc225839591"/>
-      <w:r>
-        <w:t>10.</w:t>
+      </w:pPr>
+      <w:bookmarkStart w:id="84" w:name="_Toc225843479"/>
+      <w:r>
+        <w:t>9.</w:t>
       </w:r>
       <w:r>
         <w:rPr>
@@ -14295,38 +13898,16 @@
         <w:rPr>
           <w:rFonts w:cs="Times New Roman"/>
         </w:rPr>
-        <w:t>naptar.jsx</w:t>
-      </w:r>
-      <w:bookmarkEnd w:id="86"/>
-      <w:proofErr w:type="spellEnd"/>
-    </w:p>
-    <w:p>
-      <w:pPr>
-        <w:ind w:firstLine="0"/>
-        <w:rPr>
-          <w:rFonts w:cs="Times New Roman"/>
-          <w:i/>
-          <w:color w:val="808080" w:themeColor="background1" w:themeShade="80"/>
-          <w:sz w:val="16"/>
-        </w:rPr>
-      </w:pPr>
-      <w:r>
-        <w:rPr>
-          <w:rFonts w:cs="Times New Roman"/>
-        </w:rPr>
-        <w:br w:type="page"/>
-      </w:r>
-    </w:p>
-    <w:p>
-      <w:pPr>
-        <w:pStyle w:val="lers"/>
-      </w:pPr>
-    </w:p>
-    <w:p>
-      <w:pPr>
-        <w:pStyle w:val="Cmsor1"/>
+        <w:t>profile.jsx</w:t>
+      </w:r>
+      <w:bookmarkEnd w:id="84"/>
+      <w:proofErr w:type="spellEnd"/>
+    </w:p>
+    <w:p>
+      <w:pPr>
+        <w:pStyle w:val="Cmsor3"/>
         <w:numPr>
-          <w:ilvl w:val="0"/>
+          <w:ilvl w:val="2"/>
           <w:numId w:val="5"/>
         </w:numPr>
         <w:jc w:val="both"/>
@@ -14334,36 +13915,306 @@
           <w:rFonts w:cs="Times New Roman"/>
         </w:rPr>
       </w:pPr>
-      <w:bookmarkStart w:id="87" w:name="_Toc225838789"/>
-      <w:proofErr w:type="spellStart"/>
-      <w:r>
-        <w:rPr>
-          <w:rFonts w:cs="Times New Roman"/>
-        </w:rPr>
-        <w:t>Admin</w:t>
-      </w:r>
-      <w:proofErr w:type="spellEnd"/>
-      <w:r>
-        <w:rPr>
-          <w:rFonts w:cs="Times New Roman"/>
-        </w:rPr>
-        <w:t xml:space="preserve"> felület</w:t>
-      </w:r>
-      <w:bookmarkEnd w:id="87"/>
-    </w:p>
-    <w:p>
-      <w:pPr>
-        <w:jc w:val="center"/>
-      </w:pPr>
-      <w:r>
-        <w:rPr>
-          <w:noProof/>
-        </w:rPr>
+      <w:bookmarkStart w:id="85" w:name="_Toc225843560"/>
+      <w:proofErr w:type="spellStart"/>
+      <w:r>
+        <w:rPr>
+          <w:rFonts w:cs="Times New Roman"/>
+        </w:rPr>
+        <w:lastRenderedPageBreak/>
+        <w:t>Naptar.jsx</w:t>
+      </w:r>
+      <w:bookmarkEnd w:id="85"/>
+      <w:proofErr w:type="spellEnd"/>
+    </w:p>
+    <w:p>
+      <w:pPr>
+        <w:rPr>
+          <w:rFonts w:cs="Times New Roman"/>
+          <w:b/>
+          <w:bCs/>
+        </w:rPr>
+      </w:pPr>
+      <w:r>
+        <w:rPr>
+          <w:rFonts w:cs="Times New Roman"/>
+          <w:b/>
+          <w:bCs/>
+        </w:rPr>
+        <w:t>Intelligens időpontkezelés</w:t>
+      </w:r>
+    </w:p>
+    <w:p>
+      <w:pPr>
+        <w:pStyle w:val="Listaszerbekezds"/>
+        <w:numPr>
+          <w:ilvl w:val="0"/>
+          <w:numId w:val="18"/>
+        </w:numPr>
+      </w:pPr>
+      <w:r>
+        <w:rPr>
+          <w:b/>
+          <w:bCs/>
+        </w:rPr>
+        <w:t>20 perces egységek:</w:t>
+      </w:r>
+      <w:r>
+        <w:t xml:space="preserve"> A rendszer nem fix órákkal, hanem 20 perces blokkokkal számol. A szolgáltatások (pl. hajvágás </w:t>
+      </w:r>
+      <w:proofErr w:type="spellStart"/>
+      <w:r>
+        <w:t>vs</w:t>
+      </w:r>
+      <w:proofErr w:type="spellEnd"/>
+      <w:r>
+        <w:t>. teljes festés) hossza alapján a komponens kiszámolja, hány egymást követő szabad blokkra van szükség a foglaláshoz.</w:t>
+      </w:r>
+    </w:p>
+    <w:p>
+      <w:pPr>
+        <w:pStyle w:val="Listaszerbekezds"/>
+        <w:numPr>
+          <w:ilvl w:val="0"/>
+          <w:numId w:val="18"/>
+        </w:numPr>
+      </w:pPr>
+      <w:r>
+        <w:rPr>
+          <w:b/>
+          <w:bCs/>
+        </w:rPr>
+        <w:t>Dinamikus naptárkép:</w:t>
+      </w:r>
+      <w:r>
+        <w:t xml:space="preserve"> A naptár cellái színes pöttyökkel (</w:t>
+      </w:r>
+      <w:proofErr w:type="spellStart"/>
+      <w:r>
+        <w:t>Badge</w:t>
+      </w:r>
+      <w:proofErr w:type="spellEnd"/>
+      <w:r>
+        <w:t>) jelzik a nap telítettségét:</w:t>
+      </w:r>
+    </w:p>
+    <w:p>
+      <w:pPr>
+        <w:pStyle w:val="Listaszerbekezds"/>
+        <w:numPr>
+          <w:ilvl w:val="1"/>
+          <w:numId w:val="18"/>
+        </w:numPr>
+      </w:pPr>
+      <w:r>
+        <w:rPr>
+          <w:b/>
+          <w:bCs/>
+        </w:rPr>
+        <w:t>Zöld:</w:t>
+      </w:r>
+      <w:r>
+        <w:t xml:space="preserve"> Bőven van hely.</w:t>
+      </w:r>
+    </w:p>
+    <w:p>
+      <w:pPr>
+        <w:pStyle w:val="Listaszerbekezds"/>
+        <w:numPr>
+          <w:ilvl w:val="1"/>
+          <w:numId w:val="18"/>
+        </w:numPr>
+      </w:pPr>
+      <w:r>
+        <w:rPr>
+          <w:b/>
+          <w:bCs/>
+        </w:rPr>
+        <w:t>Sárga:</w:t>
+      </w:r>
+      <w:r>
+        <w:t xml:space="preserve"> A nap több mint fele már foglalt.</w:t>
+      </w:r>
+    </w:p>
+    <w:p>
+      <w:pPr>
+        <w:pStyle w:val="Listaszerbekezds"/>
+        <w:numPr>
+          <w:ilvl w:val="1"/>
+          <w:numId w:val="18"/>
+        </w:numPr>
+      </w:pPr>
+      <w:r>
+        <w:rPr>
+          <w:b/>
+          <w:bCs/>
+        </w:rPr>
+        <w:t>Piros:</w:t>
+      </w:r>
+      <w:r>
+        <w:t xml:space="preserve"> Nincs elegendő összefüggő szabad hely a választott szolgáltatáshoz.</w:t>
+      </w:r>
+    </w:p>
+    <w:p>
+      <w:pPr>
+        <w:spacing w:line="256" w:lineRule="auto"/>
+        <w:rPr>
+          <w:rFonts w:cs="Times New Roman"/>
+        </w:rPr>
+      </w:pPr>
+      <w:r>
+        <w:rPr>
+          <w:rFonts w:cs="Times New Roman"/>
+          <w:b/>
+          <w:bCs/>
+        </w:rPr>
+        <w:t>Automatikus szűrés és validáció</w:t>
+      </w:r>
+    </w:p>
+    <w:p>
+      <w:pPr>
+        <w:pStyle w:val="Listaszerbekezds"/>
+        <w:numPr>
+          <w:ilvl w:val="0"/>
+          <w:numId w:val="19"/>
+        </w:numPr>
+      </w:pPr>
+      <w:r>
+        <w:rPr>
+          <w:b/>
+          <w:bCs/>
+        </w:rPr>
+        <w:t>Munkaidő és ebédidő:</w:t>
+      </w:r>
+      <w:r>
+        <w:t xml:space="preserve"> A naptár figyelembe veszi a fodrász </w:t>
+      </w:r>
+      <w:proofErr w:type="spellStart"/>
+      <w:r>
+        <w:t>nyitvatartását</w:t>
+      </w:r>
+      <w:proofErr w:type="spellEnd"/>
+      <w:r>
+        <w:t xml:space="preserve"> és az előre rögzített ebédidőt, ezeket a sávokat automatikusan zárolja.</w:t>
+      </w:r>
+    </w:p>
+    <w:p>
+      <w:pPr>
+        <w:pStyle w:val="Listaszerbekezds"/>
+        <w:numPr>
+          <w:ilvl w:val="0"/>
+          <w:numId w:val="19"/>
+        </w:numPr>
+      </w:pPr>
+      <w:r>
+        <w:rPr>
+          <w:b/>
+          <w:bCs/>
+        </w:rPr>
+        <w:t>Ütközésfigyelés:</w:t>
+      </w:r>
+      <w:r>
+        <w:t xml:space="preserve"> A foglalás gomb csak akkor jelenik meg, ha a kiválasztott időpont és a szolgáltatás hossza nem ütközik egy már meglévő vendég foglalásával vagy az ebédidővel.</w:t>
+      </w:r>
+    </w:p>
+    <w:p>
+      <w:pPr>
+        <w:pStyle w:val="Listaszerbekezds"/>
+        <w:numPr>
+          <w:ilvl w:val="0"/>
+          <w:numId w:val="19"/>
+        </w:numPr>
+      </w:pPr>
+      <w:r>
+        <w:rPr>
+          <w:b/>
+          <w:bCs/>
+        </w:rPr>
+        <w:t>Múltbéli tiltás:</w:t>
+      </w:r>
+      <w:r>
+        <w:t xml:space="preserve"> A rendszer megakadályozza, hogy a felhasználók visszamenőlegesen vagy lezárt napokra foglaljanak.</w:t>
+      </w:r>
+    </w:p>
+    <w:p>
+      <w:pPr>
+        <w:spacing w:line="256" w:lineRule="auto"/>
+        <w:rPr>
+          <w:rFonts w:cs="Times New Roman"/>
+        </w:rPr>
+      </w:pPr>
+      <w:r>
+        <w:rPr>
+          <w:rFonts w:cs="Times New Roman"/>
+          <w:b/>
+          <w:bCs/>
+        </w:rPr>
+        <w:t>Felhasználói</w:t>
+      </w:r>
+      <w:r>
+        <w:rPr>
+          <w:rFonts w:cs="Times New Roman"/>
+        </w:rPr>
+        <w:t xml:space="preserve"> </w:t>
+      </w:r>
+      <w:r>
+        <w:rPr>
+          <w:rFonts w:cs="Times New Roman"/>
+          <w:b/>
+          <w:bCs/>
+        </w:rPr>
+        <w:t>folyamat</w:t>
+      </w:r>
+    </w:p>
+    <w:p>
+      <w:pPr>
+        <w:pStyle w:val="Listaszerbekezds"/>
+        <w:numPr>
+          <w:ilvl w:val="0"/>
+          <w:numId w:val="20"/>
+        </w:numPr>
+      </w:pPr>
+      <w:r>
+        <w:rPr>
+          <w:b/>
+          <w:bCs/>
+        </w:rPr>
+        <w:t>Adatbetöltés:</w:t>
+      </w:r>
+      <w:r>
+        <w:t xml:space="preserve"> Induláskor lekéri a szolgáltatások listáját, az árakat, a fodrászok elérhetőségét és a meglévő foglalásokat.</w:t>
+      </w:r>
+    </w:p>
+    <w:p>
+      <w:pPr>
+        <w:pStyle w:val="Listaszerbekezds"/>
+        <w:numPr>
+          <w:ilvl w:val="0"/>
+          <w:numId w:val="20"/>
+        </w:numPr>
+      </w:pPr>
+      <w:r>
+        <w:rPr>
+          <w:b/>
+          <w:bCs/>
+        </w:rPr>
+        <w:t>Foglalás menete:</w:t>
+      </w:r>
+      <w:r>
+        <w:t xml:space="preserve"> Ellenőrzi a bejelentkezési státuszt, összegyűjti a szükséges azonosítókat (felhasználó, fodrász, szolgáltatás), majd egyetlen POST kéréssel véglegesíti az időpontot.</w:t>
+      </w:r>
+    </w:p>
+    <w:p>
+      <w:pPr>
+        <w:pStyle w:val="kp"/>
+      </w:pPr>
+      <w:r>
+        <w:lastRenderedPageBreak/>
         <w:drawing>
-          <wp:inline distT="0" distB="0" distL="0" distR="0" wp14:anchorId="2AEFD9E8" wp14:editId="7C211FC9">
-            <wp:extent cx="5714556" cy="2828925"/>
-            <wp:effectExtent l="0" t="0" r="635" b="0"/>
-            <wp:docPr id="7" name="Kép 7"/>
+          <wp:inline distT="0" distB="0" distL="0" distR="0" wp14:anchorId="1E4964FC" wp14:editId="03619BFA">
+            <wp:extent cx="3333750" cy="3319652"/>
+            <wp:effectExtent l="0" t="0" r="0" b="0"/>
+            <wp:docPr id="13" name="Kép 13"/>
             <wp:cNvGraphicFramePr>
               <a:graphicFrameLocks xmlns:a="http://schemas.openxmlformats.org/drawingml/2006/main" noChangeAspect="1"/>
             </wp:cNvGraphicFramePr>
@@ -14383,6 +14234,132 @@
                   <pic:spPr>
                     <a:xfrm>
                       <a:off x="0" y="0"/>
+                      <a:ext cx="3398854" cy="3384481"/>
+                    </a:xfrm>
+                    <a:prstGeom prst="rect">
+                      <a:avLst/>
+                    </a:prstGeom>
+                  </pic:spPr>
+                </pic:pic>
+              </a:graphicData>
+            </a:graphic>
+          </wp:inline>
+        </w:drawing>
+      </w:r>
+    </w:p>
+    <w:p>
+      <w:pPr>
+        <w:pStyle w:val="lers"/>
+        <w:rPr>
+          <w:rFonts w:cs="Times New Roman"/>
+        </w:rPr>
+      </w:pPr>
+      <w:bookmarkStart w:id="86" w:name="_Toc225843480"/>
+      <w:r>
+        <w:t>10.</w:t>
+      </w:r>
+      <w:r>
+        <w:rPr>
+          <w:rFonts w:cs="Times New Roman"/>
+        </w:rPr>
+        <w:t xml:space="preserve"> </w:t>
+      </w:r>
+      <w:r>
+        <w:rPr>
+          <w:rFonts w:cs="Times New Roman"/>
+        </w:rPr>
+        <w:t xml:space="preserve">ábra </w:t>
+      </w:r>
+      <w:proofErr w:type="spellStart"/>
+      <w:r>
+        <w:rPr>
+          <w:rFonts w:cs="Times New Roman"/>
+        </w:rPr>
+        <w:t>naptar.jsx</w:t>
+      </w:r>
+      <w:bookmarkEnd w:id="86"/>
+      <w:proofErr w:type="spellEnd"/>
+    </w:p>
+    <w:p>
+      <w:pPr>
+        <w:ind w:firstLine="0"/>
+        <w:rPr>
+          <w:rFonts w:cs="Times New Roman"/>
+          <w:i/>
+          <w:color w:val="808080" w:themeColor="background1" w:themeShade="80"/>
+          <w:sz w:val="16"/>
+        </w:rPr>
+      </w:pPr>
+      <w:r>
+        <w:rPr>
+          <w:rFonts w:cs="Times New Roman"/>
+        </w:rPr>
+        <w:br w:type="page"/>
+      </w:r>
+    </w:p>
+    <w:p>
+      <w:pPr>
+        <w:pStyle w:val="lers"/>
+      </w:pPr>
+    </w:p>
+    <w:p>
+      <w:pPr>
+        <w:pStyle w:val="Cmsor1"/>
+        <w:numPr>
+          <w:ilvl w:val="0"/>
+          <w:numId w:val="5"/>
+        </w:numPr>
+        <w:jc w:val="both"/>
+        <w:rPr>
+          <w:rFonts w:cs="Times New Roman"/>
+        </w:rPr>
+      </w:pPr>
+      <w:bookmarkStart w:id="87" w:name="_Toc225843561"/>
+      <w:proofErr w:type="spellStart"/>
+      <w:r>
+        <w:rPr>
+          <w:rFonts w:cs="Times New Roman"/>
+        </w:rPr>
+        <w:t>Admin</w:t>
+      </w:r>
+      <w:proofErr w:type="spellEnd"/>
+      <w:r>
+        <w:rPr>
+          <w:rFonts w:cs="Times New Roman"/>
+        </w:rPr>
+        <w:t xml:space="preserve"> felület</w:t>
+      </w:r>
+      <w:bookmarkEnd w:id="87"/>
+    </w:p>
+    <w:p>
+      <w:pPr>
+        <w:pStyle w:val="kp"/>
+      </w:pPr>
+      <w:r>
+        <w:drawing>
+          <wp:inline distT="0" distB="0" distL="0" distR="0" wp14:anchorId="2AEFD9E8" wp14:editId="7C211FC9">
+            <wp:extent cx="5714556" cy="2828925"/>
+            <wp:effectExtent l="0" t="0" r="635" b="0"/>
+            <wp:docPr id="7" name="Kép 7"/>
+            <wp:cNvGraphicFramePr>
+              <a:graphicFrameLocks xmlns:a="http://schemas.openxmlformats.org/drawingml/2006/main" noChangeAspect="1"/>
+            </wp:cNvGraphicFramePr>
+            <a:graphic xmlns:a="http://schemas.openxmlformats.org/drawingml/2006/main">
+              <a:graphicData uri="http://schemas.openxmlformats.org/drawingml/2006/picture">
+                <pic:pic xmlns:pic="http://schemas.openxmlformats.org/drawingml/2006/picture">
+                  <pic:nvPicPr>
+                    <pic:cNvPr id="1" name=""/>
+                    <pic:cNvPicPr/>
+                  </pic:nvPicPr>
+                  <pic:blipFill>
+                    <a:blip r:embed="rId21"/>
+                    <a:stretch>
+                      <a:fillRect/>
+                    </a:stretch>
+                  </pic:blipFill>
+                  <pic:spPr>
+                    <a:xfrm>
+                      <a:off x="0" y="0"/>
                       <a:ext cx="5769748" cy="2856247"/>
                     </a:xfrm>
                     <a:prstGeom prst="rect">
@@ -14400,7 +14377,7 @@
       <w:pPr>
         <w:pStyle w:val="lers"/>
       </w:pPr>
-      <w:bookmarkStart w:id="88" w:name="_Toc225839592"/>
+      <w:bookmarkStart w:id="88" w:name="_Toc225843481"/>
       <w:r>
         <w:t xml:space="preserve">11. ábra </w:t>
       </w:r>
@@ -14426,7 +14403,7 @@
           <w:rFonts w:cs="Times New Roman"/>
         </w:rPr>
       </w:pPr>
-      <w:bookmarkStart w:id="89" w:name="_Toc225838790"/>
+      <w:bookmarkStart w:id="89" w:name="_Toc225843562"/>
       <w:r>
         <w:rPr>
           <w:rFonts w:cs="Times New Roman"/>
@@ -14460,7 +14437,7 @@
           <w:rFonts w:cs="Times New Roman"/>
         </w:rPr>
       </w:pPr>
-      <w:bookmarkStart w:id="90" w:name="_Toc225838791"/>
+      <w:bookmarkStart w:id="90" w:name="_Toc225843563"/>
       <w:r>
         <w:rPr>
           <w:rFonts w:cs="Times New Roman"/>
@@ -14531,12 +14508,11 @@
           <w:rFonts w:cs="Times New Roman"/>
         </w:rPr>
       </w:pPr>
-      <w:bookmarkStart w:id="91" w:name="_Toc225838792"/>
-      <w:r>
-        <w:rPr>
-          <w:rFonts w:cs="Times New Roman"/>
-        </w:rPr>
-        <w:lastRenderedPageBreak/>
+      <w:bookmarkStart w:id="91" w:name="_Toc225843564"/>
+      <w:r>
+        <w:rPr>
+          <w:rFonts w:cs="Times New Roman"/>
+        </w:rPr>
         <w:t>Időpontok felügyelete (</w:t>
       </w:r>
       <w:proofErr w:type="spellStart"/>
@@ -14606,6 +14582,7 @@
           <w:b/>
           <w:bCs/>
         </w:rPr>
+        <w:lastRenderedPageBreak/>
         <w:t>Rendkívüli törlés:</w:t>
       </w:r>
       <w:r>
@@ -14624,7 +14601,7 @@
           <w:rFonts w:cs="Times New Roman"/>
         </w:rPr>
       </w:pPr>
-      <w:bookmarkStart w:id="92" w:name="_Toc225838793"/>
+      <w:bookmarkStart w:id="92" w:name="_Toc225843565"/>
       <w:r>
         <w:rPr>
           <w:rFonts w:cs="Times New Roman"/>
@@ -14730,7 +14707,7 @@
           <w:rFonts w:cs="Times New Roman"/>
         </w:rPr>
       </w:pPr>
-      <w:bookmarkStart w:id="93" w:name="_Toc225838794"/>
+      <w:bookmarkStart w:id="93" w:name="_Toc225843566"/>
       <w:r>
         <w:rPr>
           <w:rFonts w:cs="Times New Roman"/>
@@ -14752,7 +14729,7 @@
           <w:rFonts w:cs="Times New Roman"/>
         </w:rPr>
       </w:pPr>
-      <w:bookmarkStart w:id="94" w:name="_Toc225838795"/>
+      <w:bookmarkStart w:id="94" w:name="_Toc225843567"/>
       <w:r>
         <w:rPr>
           <w:rFonts w:cs="Times New Roman"/>
@@ -14962,7 +14939,7 @@
           <w:rFonts w:cs="Times New Roman"/>
         </w:rPr>
       </w:pPr>
-      <w:bookmarkStart w:id="95" w:name="_Toc225838796"/>
+      <w:bookmarkStart w:id="95" w:name="_Toc225843568"/>
       <w:r>
         <w:rPr>
           <w:rFonts w:cs="Times New Roman"/>
@@ -14997,7 +14974,7 @@
           <w:rFonts w:cs="Times New Roman"/>
         </w:rPr>
       </w:pPr>
-      <w:bookmarkStart w:id="96" w:name="_Toc225838797"/>
+      <w:bookmarkStart w:id="96" w:name="_Toc225843569"/>
       <w:r>
         <w:rPr>
           <w:rFonts w:cs="Times New Roman"/>
@@ -15058,7 +15035,6 @@
           <w:b/>
           <w:bCs/>
         </w:rPr>
-        <w:lastRenderedPageBreak/>
         <w:t>Tesztlépés / Bemenet:</w:t>
       </w:r>
       <w:r>
@@ -15126,7 +15102,11 @@
       </w:r>
       <w:proofErr w:type="spellEnd"/>
       <w:r>
-        <w:t xml:space="preserve"> ágának kell aktiválódnia, és a konzolon egy strukturált "</w:t>
+        <w:t xml:space="preserve"> ágának kell aktiválódnia, és a </w:t>
+      </w:r>
+      <w:r>
+        <w:lastRenderedPageBreak/>
+        <w:t>konzolon egy strukturált "</w:t>
       </w:r>
       <w:proofErr w:type="spellStart"/>
       <w:r>
@@ -15168,7 +15148,7 @@
           <w:rFonts w:cs="Times New Roman"/>
         </w:rPr>
       </w:pPr>
-      <w:bookmarkStart w:id="97" w:name="_Toc225838798"/>
+      <w:bookmarkStart w:id="97" w:name="_Toc225843570"/>
       <w:r>
         <w:rPr>
           <w:rFonts w:cs="Times New Roman"/>
@@ -15345,7 +15325,7 @@
           <w:rFonts w:cs="Times New Roman"/>
         </w:rPr>
       </w:pPr>
-      <w:bookmarkStart w:id="98" w:name="_Toc225838799"/>
+      <w:bookmarkStart w:id="98" w:name="_Toc225843571"/>
       <w:r>
         <w:rPr>
           <w:rFonts w:cs="Times New Roman"/>
@@ -15474,7 +15454,6 @@
       </w:r>
       <w:proofErr w:type="spellStart"/>
       <w:r>
-        <w:lastRenderedPageBreak/>
         <w:t>Not</w:t>
       </w:r>
       <w:proofErr w:type="spellEnd"/>
@@ -15534,7 +15513,7 @@
           <w:rFonts w:cs="Times New Roman"/>
         </w:rPr>
       </w:pPr>
-      <w:bookmarkStart w:id="99" w:name="_Toc225838800"/>
+      <w:bookmarkStart w:id="99" w:name="_Toc225843572"/>
       <w:r>
         <w:rPr>
           <w:rFonts w:cs="Times New Roman"/>
@@ -15605,6 +15584,7 @@
           <w:b/>
           <w:bCs/>
         </w:rPr>
+        <w:lastRenderedPageBreak/>
         <w:t>Tesztlépés / Bemenet:</w:t>
       </w:r>
       <w:r>
@@ -15727,7 +15707,7 @@
           <w:rFonts w:cs="Times New Roman"/>
         </w:rPr>
       </w:pPr>
-      <w:bookmarkStart w:id="100" w:name="_Toc225838801"/>
+      <w:bookmarkStart w:id="100" w:name="_Toc225843573"/>
       <w:r>
         <w:rPr>
           <w:rFonts w:cs="Times New Roman"/>
@@ -15762,7 +15742,7 @@
           <w:rFonts w:cs="Times New Roman"/>
         </w:rPr>
       </w:pPr>
-      <w:bookmarkStart w:id="101" w:name="_Toc225838802"/>
+      <w:bookmarkStart w:id="101" w:name="_Toc225843574"/>
       <w:r>
         <w:rPr>
           <w:rFonts w:cs="Times New Roman"/>
@@ -15857,17 +15837,9 @@
     </w:p>
     <w:p>
       <w:pPr>
-        <w:jc w:val="center"/>
-        <w:rPr>
-          <w:rFonts w:cs="Times New Roman"/>
-        </w:rPr>
-      </w:pPr>
-      <w:r>
-        <w:rPr>
-          <w:rFonts w:cs="Times New Roman"/>
-          <w:noProof/>
-        </w:rPr>
-        <w:lastRenderedPageBreak/>
+        <w:pStyle w:val="kp"/>
+      </w:pPr>
+      <w:r>
         <w:drawing>
           <wp:inline distT="0" distB="0" distL="0" distR="0" wp14:anchorId="473E58C6" wp14:editId="0A5A03AC">
             <wp:extent cx="4908430" cy="1447096"/>
@@ -15884,7 +15856,7 @@
                     <pic:cNvPicPr/>
                   </pic:nvPicPr>
                   <pic:blipFill>
-                    <a:blip r:embed="rId21">
+                    <a:blip r:embed="rId22">
                       <a:extLst>
                         <a:ext uri="{28A0092B-C50C-407E-A947-70E740481C1C}">
                           <a14:useLocalDpi xmlns:a14="http://schemas.microsoft.com/office/drawing/2010/main" val="0"/>
@@ -15915,7 +15887,7 @@
       <w:pPr>
         <w:pStyle w:val="lers"/>
       </w:pPr>
-      <w:bookmarkStart w:id="102" w:name="_Toc225839593"/>
+      <w:bookmarkStart w:id="102" w:name="_Toc225843482"/>
       <w:r>
         <w:t>12.</w:t>
       </w:r>
@@ -15966,7 +15938,7 @@
           <w:rFonts w:cs="Times New Roman"/>
         </w:rPr>
       </w:pPr>
-      <w:bookmarkStart w:id="103" w:name="_Toc225838803"/>
+      <w:bookmarkStart w:id="103" w:name="_Toc225843575"/>
       <w:r>
         <w:rPr>
           <w:rFonts w:cs="Times New Roman"/>
@@ -16032,6 +16004,7 @@
           <w:b/>
           <w:bCs/>
         </w:rPr>
+        <w:lastRenderedPageBreak/>
         <w:t>Elvárt eredmény:</w:t>
       </w:r>
       <w:r>
@@ -16077,7 +16050,7 @@
           <w:rFonts w:cs="Times New Roman"/>
         </w:rPr>
       </w:pPr>
-      <w:bookmarkStart w:id="104" w:name="_Toc225838804"/>
+      <w:bookmarkStart w:id="104" w:name="_Toc225843576"/>
       <w:r>
         <w:rPr>
           <w:rFonts w:cs="Times New Roman"/>
@@ -16230,7 +16203,7 @@
           <w:rFonts w:cs="Times New Roman"/>
         </w:rPr>
       </w:pPr>
-      <w:bookmarkStart w:id="105" w:name="_Toc225838805"/>
+      <w:bookmarkStart w:id="105" w:name="_Toc225843577"/>
       <w:r>
         <w:rPr>
           <w:rFonts w:cs="Times New Roman"/>
@@ -16252,7 +16225,7 @@
           <w:rFonts w:cs="Times New Roman"/>
         </w:rPr>
       </w:pPr>
-      <w:bookmarkStart w:id="106" w:name="_Toc225838806"/>
+      <w:bookmarkStart w:id="106" w:name="_Toc225843578"/>
       <w:r>
         <w:rPr>
           <w:rFonts w:cs="Times New Roman"/>
@@ -16325,7 +16298,7 @@
           <w:rFonts w:cs="Times New Roman"/>
         </w:rPr>
       </w:pPr>
-      <w:bookmarkStart w:id="107" w:name="_Toc225838807"/>
+      <w:bookmarkStart w:id="107" w:name="_Toc225843579"/>
       <w:r>
         <w:rPr>
           <w:rFonts w:cs="Times New Roman"/>
@@ -16371,8 +16344,14 @@
         <w:rPr>
           <w:rFonts w:cs="Times New Roman"/>
         </w:rPr>
+        <w:t xml:space="preserve">Az egyik leginkább kézenfekvő továbblépési lehetőség egy automatizált értesítési rendszer bevezetése lenne. Ennek segítségével a felhasználók emailben vagy akár SMS-ben kaphatnának azonnali visszaigazolást a sikeres foglalásukról, illetve egy emlékeztetőt az időpontjuk előtti napon. Ez nemcsak az ügyfélélményt növelné, de a szalon számára is hasznos </w:t>
+      </w:r>
+      <w:r>
+        <w:rPr>
+          <w:rFonts w:cs="Times New Roman"/>
+        </w:rPr>
         <w:lastRenderedPageBreak/>
-        <w:t>Az egyik leginkább kézenfekvő továbblépési lehetőség egy automatizált értesítési rendszer bevezetése lenne. Ennek segítségével a felhasználók emailben vagy akár SMS-ben kaphatnának azonnali visszaigazolást a sikeres foglalásukról, illetve egy emlékeztetőt az időpontjuk előtti napon. Ez nemcsak az ügyfélélményt növelné, de a szalon számára is hasznos lenne, hiszen jelentősen csökkenthetné a feledékenységből adódó, lemondás nélküli távolmaradásokat. Ehhez az irányhoz szorosan kapcsolódhatna egy online fizetési modul integrálása is, amellyel az ügyfelek már a foglalás pillanatában, bankkártyával kifizethetnék a szolgáltatást vagy előleget hagyhatnának.</w:t>
+        <w:t>lenne, hiszen jelentősen csökkenthetné a feledékenységből adódó, lemondás nélküli távolmaradásokat. Ehhez az irányhoz szorosan kapcsolódhatna egy online fizetési modul integrálása is, amellyel az ügyfelek már a foglalás pillanatában, bankkártyával kifizethetnék a szolgáltatást vagy előleget hagyhatnának.</w:t>
       </w:r>
     </w:p>
     <w:p>
@@ -16423,7 +16402,7 @@
           <w:rFonts w:cs="Times New Roman"/>
         </w:rPr>
       </w:pPr>
-      <w:bookmarkStart w:id="108" w:name="_Toc225838808"/>
+      <w:bookmarkStart w:id="108" w:name="_Toc225843580"/>
       <w:r>
         <w:lastRenderedPageBreak/>
         <w:t>Ábra jegyzék</w:t>
@@ -16440,15 +16419,24 @@
         </w:rPr>
       </w:pPr>
       <w:r>
+        <w:rPr>
+          <w:rFonts w:ascii="Times New Roman" w:hAnsi="Times New Roman" w:cs="Times New Roman"/>
+        </w:rPr>
         <w:fldChar w:fldCharType="begin"/>
       </w:r>
       <w:r>
+        <w:rPr>
+          <w:rFonts w:ascii="Times New Roman" w:hAnsi="Times New Roman" w:cs="Times New Roman"/>
+        </w:rPr>
         <w:instrText xml:space="preserve"> TOC \h \z \t "leírás;1" </w:instrText>
       </w:r>
       <w:r>
+        <w:rPr>
+          <w:rFonts w:ascii="Times New Roman" w:hAnsi="Times New Roman" w:cs="Times New Roman"/>
+        </w:rPr>
         <w:fldChar w:fldCharType="separate"/>
       </w:r>
-      <w:hyperlink w:anchor="_Toc225839582" w:history="1">
+      <w:hyperlink w:anchor="_Toc225843471" w:history="1">
         <w:r>
           <w:rPr>
             <w:rStyle w:val="Hiperhivatkozs"/>
@@ -16476,7 +16464,7 @@
             <w:noProof/>
             <w:webHidden/>
           </w:rPr>
-          <w:instrText xml:space="preserve"> PAGEREF _Toc225839582 \h </w:instrText>
+          <w:instrText xml:space="preserve"> PAGEREF _Toc225843471 \h </w:instrText>
         </w:r>
         <w:r>
           <w:rPr>
@@ -16516,7 +16504,7 @@
           <w:lang w:eastAsia="hu-HU"/>
         </w:rPr>
       </w:pPr>
-      <w:hyperlink w:anchor="_Toc225839583" w:history="1">
+      <w:hyperlink w:anchor="_Toc225843472" w:history="1">
         <w:r>
           <w:rPr>
             <w:rStyle w:val="Hiperhivatkozs"/>
@@ -16558,7 +16546,7 @@
             <w:noProof/>
             <w:webHidden/>
           </w:rPr>
-          <w:instrText xml:space="preserve"> PAGEREF _Toc225839583 \h </w:instrText>
+          <w:instrText xml:space="preserve"> PAGEREF _Toc225843472 \h </w:instrText>
         </w:r>
         <w:r>
           <w:rPr>
@@ -16598,7 +16586,7 @@
           <w:lang w:eastAsia="hu-HU"/>
         </w:rPr>
       </w:pPr>
-      <w:hyperlink w:anchor="_Toc225839584" w:history="1">
+      <w:hyperlink w:anchor="_Toc225843473" w:history="1">
         <w:r>
           <w:rPr>
             <w:rStyle w:val="Hiperhivatkozs"/>
@@ -16640,7 +16628,7 @@
             <w:noProof/>
             <w:webHidden/>
           </w:rPr>
-          <w:instrText xml:space="preserve"> PAGEREF _Toc225839584 \h </w:instrText>
+          <w:instrText xml:space="preserve"> PAGEREF _Toc225843473 \h </w:instrText>
         </w:r>
         <w:r>
           <w:rPr>
@@ -16680,7 +16668,7 @@
           <w:lang w:eastAsia="hu-HU"/>
         </w:rPr>
       </w:pPr>
-      <w:hyperlink w:anchor="_Toc225839585" w:history="1">
+      <w:hyperlink w:anchor="_Toc225843474" w:history="1">
         <w:r>
           <w:rPr>
             <w:rStyle w:val="Hiperhivatkozs"/>
@@ -16722,7 +16710,7 @@
             <w:noProof/>
             <w:webHidden/>
           </w:rPr>
-          <w:instrText xml:space="preserve"> PAGEREF _Toc225839585 \h </w:instrText>
+          <w:instrText xml:space="preserve"> PAGEREF _Toc225843474 \h </w:instrText>
         </w:r>
         <w:r>
           <w:rPr>
@@ -16742,7 +16730,7 @@
             <w:noProof/>
             <w:webHidden/>
           </w:rPr>
-          <w:t>14</w:t>
+          <w:t>13</w:t>
         </w:r>
         <w:r>
           <w:rPr>
@@ -16762,7 +16750,7 @@
           <w:lang w:eastAsia="hu-HU"/>
         </w:rPr>
       </w:pPr>
-      <w:hyperlink w:anchor="_Toc225839586" w:history="1">
+      <w:hyperlink w:anchor="_Toc225843475" w:history="1">
         <w:r>
           <w:rPr>
             <w:rStyle w:val="Hiperhivatkozs"/>
@@ -16804,7 +16792,7 @@
             <w:noProof/>
             <w:webHidden/>
           </w:rPr>
-          <w:instrText xml:space="preserve"> PAGEREF _Toc225839586 \h </w:instrText>
+          <w:instrText xml:space="preserve"> PAGEREF _Toc225843475 \h </w:instrText>
         </w:r>
         <w:r>
           <w:rPr>
@@ -16824,7 +16812,7 @@
             <w:noProof/>
             <w:webHidden/>
           </w:rPr>
-          <w:t>16</w:t>
+          <w:t>15</w:t>
         </w:r>
         <w:r>
           <w:rPr>
@@ -16844,7 +16832,7 @@
           <w:lang w:eastAsia="hu-HU"/>
         </w:rPr>
       </w:pPr>
-      <w:hyperlink w:anchor="_Toc225839587" w:history="1">
+      <w:hyperlink w:anchor="_Toc225843476" w:history="1">
         <w:r>
           <w:rPr>
             <w:rStyle w:val="Hiperhivatkozs"/>
@@ -16879,7 +16867,7 @@
             <w:noProof/>
             <w:webHidden/>
           </w:rPr>
-          <w:instrText xml:space="preserve"> PAGEREF _Toc225839587 \h </w:instrText>
+          <w:instrText xml:space="preserve"> PAGEREF _Toc225843476 \h </w:instrText>
         </w:r>
         <w:r>
           <w:rPr>
@@ -16899,7 +16887,7 @@
             <w:noProof/>
             <w:webHidden/>
           </w:rPr>
-          <w:t>20</w:t>
+          <w:t>18</w:t>
         </w:r>
         <w:r>
           <w:rPr>
@@ -16919,7 +16907,7 @@
           <w:lang w:eastAsia="hu-HU"/>
         </w:rPr>
       </w:pPr>
-      <w:hyperlink w:anchor="_Toc225839588" w:history="1">
+      <w:hyperlink w:anchor="_Toc225843477" w:history="1">
         <w:r>
           <w:rPr>
             <w:rStyle w:val="Hiperhivatkozs"/>
@@ -16954,7 +16942,7 @@
             <w:noProof/>
             <w:webHidden/>
           </w:rPr>
-          <w:instrText xml:space="preserve"> PAGEREF _Toc225839588 \h </w:instrText>
+          <w:instrText xml:space="preserve"> PAGEREF _Toc225843477 \h </w:instrText>
         </w:r>
         <w:r>
           <w:rPr>
@@ -16974,7 +16962,7 @@
             <w:noProof/>
             <w:webHidden/>
           </w:rPr>
-          <w:t>23</w:t>
+          <w:t>21</w:t>
         </w:r>
         <w:r>
           <w:rPr>
@@ -16994,7 +16982,7 @@
           <w:lang w:eastAsia="hu-HU"/>
         </w:rPr>
       </w:pPr>
-      <w:hyperlink w:anchor="_Toc225839589" w:history="1">
+      <w:hyperlink w:anchor="_Toc225843478" w:history="1">
         <w:r>
           <w:rPr>
             <w:rStyle w:val="Hiperhivatkozs"/>
@@ -17029,7 +17017,7 @@
             <w:noProof/>
             <w:webHidden/>
           </w:rPr>
-          <w:instrText xml:space="preserve"> PAGEREF _Toc225839589 \h </w:instrText>
+          <w:instrText xml:space="preserve"> PAGEREF _Toc225843478 \h </w:instrText>
         </w:r>
         <w:r>
           <w:rPr>
@@ -17049,7 +17037,7 @@
             <w:noProof/>
             <w:webHidden/>
           </w:rPr>
-          <w:t>24</w:t>
+          <w:t>22</w:t>
         </w:r>
         <w:r>
           <w:rPr>
@@ -17069,7 +17057,7 @@
           <w:lang w:eastAsia="hu-HU"/>
         </w:rPr>
       </w:pPr>
-      <w:hyperlink w:anchor="_Toc225839590" w:history="1">
+      <w:hyperlink w:anchor="_Toc225843479" w:history="1">
         <w:r>
           <w:rPr>
             <w:rStyle w:val="Hiperhivatkozs"/>
@@ -17104,7 +17092,7 @@
             <w:noProof/>
             <w:webHidden/>
           </w:rPr>
-          <w:instrText xml:space="preserve"> PAGEREF _Toc225839590 \h </w:instrText>
+          <w:instrText xml:space="preserve"> PAGEREF _Toc225843479 \h </w:instrText>
         </w:r>
         <w:r>
           <w:rPr>
@@ -17124,7 +17112,7 @@
             <w:noProof/>
             <w:webHidden/>
           </w:rPr>
-          <w:t>25</w:t>
+          <w:t>22</w:t>
         </w:r>
         <w:r>
           <w:rPr>
@@ -17144,7 +17132,7 @@
           <w:lang w:eastAsia="hu-HU"/>
         </w:rPr>
       </w:pPr>
-      <w:hyperlink w:anchor="_Toc225839591" w:history="1">
+      <w:hyperlink w:anchor="_Toc225843480" w:history="1">
         <w:r>
           <w:rPr>
             <w:rStyle w:val="Hiperhivatkozs"/>
@@ -17179,7 +17167,7 @@
             <w:noProof/>
             <w:webHidden/>
           </w:rPr>
-          <w:instrText xml:space="preserve"> PAGEREF _Toc225839591 \h </w:instrText>
+          <w:instrText xml:space="preserve"> PAGEREF _Toc225843480 \h </w:instrText>
         </w:r>
         <w:r>
           <w:rPr>
@@ -17199,7 +17187,7 @@
             <w:noProof/>
             <w:webHidden/>
           </w:rPr>
-          <w:t>26</w:t>
+          <w:t>24</w:t>
         </w:r>
         <w:r>
           <w:rPr>
@@ -17219,7 +17207,7 @@
           <w:lang w:eastAsia="hu-HU"/>
         </w:rPr>
       </w:pPr>
-      <w:hyperlink w:anchor="_Toc225839592" w:history="1">
+      <w:hyperlink w:anchor="_Toc225843481" w:history="1">
         <w:r>
           <w:rPr>
             <w:rStyle w:val="Hiperhivatkozs"/>
@@ -17246,7 +17234,7 @@
             <w:noProof/>
             <w:webHidden/>
           </w:rPr>
-          <w:instrText xml:space="preserve"> PAGEREF _Toc225839592 \h </w:instrText>
+          <w:instrText xml:space="preserve"> PAGEREF _Toc225843481 \h </w:instrText>
         </w:r>
         <w:r>
           <w:rPr>
@@ -17266,7 +17254,7 @@
             <w:noProof/>
             <w:webHidden/>
           </w:rPr>
-          <w:t>27</w:t>
+          <w:t>25</w:t>
         </w:r>
         <w:r>
           <w:rPr>
@@ -17286,7 +17274,7 @@
           <w:lang w:eastAsia="hu-HU"/>
         </w:rPr>
       </w:pPr>
-      <w:hyperlink w:anchor="_Toc225839593" w:history="1">
+      <w:hyperlink w:anchor="_Toc225843482" w:history="1">
         <w:r>
           <w:rPr>
             <w:rStyle w:val="Hiperhivatkozs"/>
@@ -17328,7 +17316,7 @@
             <w:noProof/>
             <w:webHidden/>
           </w:rPr>
-          <w:instrText xml:space="preserve"> PAGEREF _Toc225839593 \h </w:instrText>
+          <w:instrText xml:space="preserve"> PAGEREF _Toc225843482 \h </w:instrText>
         </w:r>
         <w:r>
           <w:rPr>
@@ -17348,7 +17336,7 @@
             <w:noProof/>
             <w:webHidden/>
           </w:rPr>
-          <w:t>32</w:t>
+          <w:t>29</w:t>
         </w:r>
         <w:r>
           <w:rPr>
@@ -17361,11 +17349,14 @@
     </w:p>
     <w:p>
       <w:r>
+        <w:rPr>
+          <w:rFonts w:cs="Times New Roman"/>
+        </w:rPr>
         <w:fldChar w:fldCharType="end"/>
       </w:r>
     </w:p>
     <w:sectPr>
-      <w:footerReference w:type="default" r:id="rId22"/>
+      <w:footerReference w:type="default" r:id="rId23"/>
       <w:pgSz w:w="11906" w:h="16838" w:code="9"/>
       <w:pgMar w:top="1418" w:right="1418" w:bottom="1418" w:left="1418" w:header="709" w:footer="709" w:gutter="0"/>
       <w:pgNumType w:start="6"/>
@@ -17490,24 +17481,27 @@
   <w:p>
     <w:pPr>
       <w:pStyle w:val="lfej"/>
-      <w:jc w:val="center"/>
+      <w:ind w:firstLine="0"/>
+    </w:pPr>
+  </w:p>
+</w:hdr>
+</file>
+
+<file path=word/header2.xml><?xml version="1.0" encoding="utf-8"?>
+<w:hdr xmlns:wpc="http://schemas.microsoft.com/office/word/2010/wordprocessingCanvas" xmlns:cx="http://schemas.microsoft.com/office/drawing/2014/chartex" xmlns:cx1="http://schemas.microsoft.com/office/drawing/2015/9/8/chartex" xmlns:cx2="http://schemas.microsoft.com/office/drawing/2015/10/21/chartex" xmlns:cx3="http://schemas.microsoft.com/office/drawing/2016/5/9/chartex" xmlns:cx4="http://schemas.microsoft.com/office/drawing/2016/5/10/chartex" xmlns:cx5="http://schemas.microsoft.com/office/drawing/2016/5/11/chartex" xmlns:cx6="http://schemas.microsoft.com/office/drawing/2016/5/12/chartex" xmlns:cx7="http://schemas.microsoft.com/office/drawing/2016/5/13/chartex" xmlns:cx8="http://schemas.microsoft.com/office/drawing/2016/5/14/chartex" xmlns:mc="http://schemas.openxmlformats.org/markup-compatibility/2006" xmlns:aink="http://schemas.microsoft.com/office/drawing/2016/ink" xmlns:am3d="http://schemas.microsoft.com/office/drawing/2017/model3d" xmlns:o="urn:schemas-microsoft-com:office:office" xmlns:r="http://schemas.openxmlformats.org/officeDocument/2006/relationships" xmlns:m="http://schemas.openxmlformats.org/officeDocument/2006/math" xmlns:v="urn:schemas-microsoft-com:vml" xmlns:wp14="http://schemas.microsoft.com/office/word/2010/wordprocessingDrawing" xmlns:wp="http://schemas.openxmlformats.org/drawingml/2006/wordprocessingDrawing" xmlns:w10="urn:schemas-microsoft-com:office:word" xmlns:w="http://schemas.openxmlformats.org/wordprocessingml/2006/main" xmlns:w14="http://schemas.microsoft.com/office/word/2010/wordml" xmlns:w15="http://schemas.microsoft.com/office/word/2012/wordml" xmlns:w16cex="http://schemas.microsoft.com/office/word/2018/wordml/cex" xmlns:w16cid="http://schemas.microsoft.com/office/word/2016/wordml/cid" xmlns:w16="http://schemas.microsoft.com/office/word/2018/wordml" xmlns:w16sdtdh="http://schemas.microsoft.com/office/word/2020/wordml/sdtdatahash" xmlns:w16se="http://schemas.microsoft.com/office/word/2015/wordml/symex" xmlns:wpg="http://schemas.microsoft.com/office/word/2010/wordprocessingGroup" xmlns:wpi="http://schemas.microsoft.com/office/word/2010/wordprocessingInk" xmlns:wne="http://schemas.microsoft.com/office/word/2006/wordml" xmlns:wps="http://schemas.microsoft.com/office/word/2010/wordprocessingShape" mc:Ignorable="w14 w15 w16se w16cid w16 w16cex w16sdtdh wp14">
+  <w:p>
+    <w:pPr>
+      <w:pStyle w:val="lfej"/>
+      <w:ind w:firstLine="0"/>
     </w:pPr>
     <w:r>
       <w:rPr>
         <w:noProof/>
       </w:rPr>
       <w:drawing>
-        <wp:anchor distT="0" distB="0" distL="114300" distR="114300" simplePos="0" relativeHeight="251658240" behindDoc="0" locked="0" layoutInCell="1" allowOverlap="1" wp14:anchorId="1F5E6F37" wp14:editId="197EF304">
-          <wp:simplePos x="0" y="0"/>
-          <wp:positionH relativeFrom="margin">
-            <wp:align>right</wp:align>
-          </wp:positionH>
-          <wp:positionV relativeFrom="paragraph">
-            <wp:posOffset>-381635</wp:posOffset>
-          </wp:positionV>
-          <wp:extent cx="5760000" cy="1566000"/>
-          <wp:effectExtent l="0" t="0" r="0" b="0"/>
-          <wp:wrapSquare wrapText="bothSides"/>
+        <wp:inline distT="0" distB="0" distL="0" distR="0" wp14:anchorId="7316ADEF" wp14:editId="70CC0875">
+          <wp:extent cx="5592445" cy="1520190"/>
+          <wp:effectExtent l="0" t="0" r="8255" b="3810"/>
           <wp:docPr id="14" name="Kép 14" descr="C:\Users\grizakakos\AppData\Local\Microsoft\Windows\INetCache\Content.MSO\14626EDD.tmp"/>
           <wp:cNvGraphicFramePr>
             <a:graphicFrameLocks xmlns:a="http://schemas.openxmlformats.org/drawingml/2006/main" noChangeAspect="1"/>
@@ -17537,7 +17531,7 @@
                 <pic:spPr bwMode="auto">
                   <a:xfrm>
                     <a:off x="0" y="0"/>
-                    <a:ext cx="5760000" cy="1566000"/>
+                    <a:ext cx="5592445" cy="1520190"/>
                   </a:xfrm>
                   <a:prstGeom prst="rect">
                     <a:avLst/>
@@ -17550,13 +17544,7 @@
               </pic:pic>
             </a:graphicData>
           </a:graphic>
-          <wp14:sizeRelH relativeFrom="margin">
-            <wp14:pctWidth>0</wp14:pctWidth>
-          </wp14:sizeRelH>
-          <wp14:sizeRelV relativeFrom="margin">
-            <wp14:pctHeight>0</wp14:pctHeight>
-          </wp14:sizeRelV>
-        </wp:anchor>
+        </wp:inline>
       </w:drawing>
     </w:r>
   </w:p>
@@ -22730,6 +22718,19 @@
       <w:sz w:val="16"/>
     </w:rPr>
   </w:style>
+  <w:style w:type="paragraph" w:customStyle="1" w:styleId="kp">
+    <w:name w:val="kép"/>
+    <w:qFormat/>
+    <w:rsid w:val="00E71632"/>
+    <w:pPr>
+      <w:jc w:val="center"/>
+    </w:pPr>
+    <w:rPr>
+      <w:rFonts w:ascii="Times New Roman" w:hAnsi="Times New Roman"/>
+      <w:noProof/>
+      <w:sz w:val="24"/>
+    </w:rPr>
+  </w:style>
 </w:styles>
 </file>
 
